--- a/templates/study_report_template.docx
+++ b/templates/study_report_template.docx
@@ -1,6 +1,6 @@
 
 <file path=word/document.xml><?xml version="1.0" encoding="utf-8"?>
-<w:document xmlns:wpc="http://schemas.microsoft.com/office/word/2010/wordprocessingCanvas" xmlns:cx="http://schemas.microsoft.com/office/drawing/2014/chartex" xmlns:cx1="http://schemas.microsoft.com/office/drawing/2015/9/8/chartex" xmlns:cx2="http://schemas.microsoft.com/office/drawing/2015/10/21/chartex" xmlns:cx3="http://schemas.microsoft.com/office/drawing/2016/5/9/chartex" xmlns:cx4="http://schemas.microsoft.com/office/drawing/2016/5/10/chartex" xmlns:cx5="http://schemas.microsoft.com/office/drawing/2016/5/11/chartex" xmlns:cx6="http://schemas.microsoft.com/office/drawing/2016/5/12/chartex" xmlns:cx7="http://schemas.microsoft.com/office/drawing/2016/5/13/chartex" xmlns:cx8="http://schemas.microsoft.com/office/drawing/2016/5/14/chartex" xmlns:mc="http://schemas.openxmlformats.org/markup-compatibility/2006" xmlns:aink="http://schemas.microsoft.com/office/drawing/2016/ink" xmlns:am3d="http://schemas.microsoft.com/office/drawing/2017/model3d" xmlns:o="urn:schemas-microsoft-com:office:office" xmlns:oel="http://schemas.microsoft.com/office/2019/extlst" xmlns:r="http://schemas.openxmlformats.org/officeDocument/2006/relationships" xmlns:m="http://schemas.openxmlformats.org/officeDocument/2006/math" xmlns:v="urn:schemas-microsoft-com:vml" xmlns:wp14="http://schemas.microsoft.com/office/word/2010/wordprocessingDrawing" xmlns:wp="http://schemas.openxmlformats.org/drawingml/2006/wordprocessingDrawing" xmlns:w10="urn:schemas-microsoft-com:office:word" xmlns:w="http://schemas.openxmlformats.org/wordprocessingml/2006/main" xmlns:w14="http://schemas.microsoft.com/office/word/2010/wordml" xmlns:w15="http://schemas.microsoft.com/office/word/2012/wordml" xmlns:w16cex="http://schemas.microsoft.com/office/word/2018/wordml/cex" xmlns:w16cid="http://schemas.microsoft.com/office/word/2016/wordml/cid" xmlns:w16="http://schemas.microsoft.com/office/word/2018/wordml" xmlns:w16du="http://schemas.microsoft.com/office/word/2023/wordml/word16du" xmlns:w16sdtdh="http://schemas.microsoft.com/office/word/2020/wordml/sdtdatahash" xmlns:w16sdtfl="http://schemas.microsoft.com/office/word/2024/wordml/sdtformatlock" xmlns:w16se="http://schemas.microsoft.com/office/word/2015/wordml/symex" xmlns:wpg="http://schemas.microsoft.com/office/word/2010/wordprocessingGroup" xmlns:wpi="http://schemas.microsoft.com/office/word/2010/wordprocessingInk" xmlns:wne="http://schemas.microsoft.com/office/word/2006/wordml" xmlns:wps="http://schemas.microsoft.com/office/word/2010/wordprocessingShape" xmlns:a="http://schemas.openxmlformats.org/drawingml/2006/main" xmlns:pic="http://schemas.openxmlformats.org/drawingml/2006/picture" xmlns:a14="http://schemas.microsoft.com/office/drawing/2010/main" xmlns:a16="http://schemas.microsoft.com/office/drawing/2014/main" mc:Ignorable="w14 w15 w16se w16cid w16 w16cex w16sdtdh w16sdtfl w16du wp14">
+<w:document xmlns:wpc="http://schemas.microsoft.com/office/word/2010/wordprocessingCanvas" xmlns:cx="http://schemas.microsoft.com/office/drawing/2014/chartex" xmlns:cx1="http://schemas.microsoft.com/office/drawing/2015/9/8/chartex" xmlns:cx2="http://schemas.microsoft.com/office/drawing/2015/10/21/chartex" xmlns:cx3="http://schemas.microsoft.com/office/drawing/2016/5/9/chartex" xmlns:cx4="http://schemas.microsoft.com/office/drawing/2016/5/10/chartex" xmlns:cx5="http://schemas.microsoft.com/office/drawing/2016/5/11/chartex" xmlns:cx6="http://schemas.microsoft.com/office/drawing/2016/5/12/chartex" xmlns:cx7="http://schemas.microsoft.com/office/drawing/2016/5/13/chartex" xmlns:cx8="http://schemas.microsoft.com/office/drawing/2016/5/14/chartex" xmlns:mc="http://schemas.openxmlformats.org/markup-compatibility/2006" xmlns:aink="http://schemas.microsoft.com/office/drawing/2016/ink" xmlns:am3d="http://schemas.microsoft.com/office/drawing/2017/model3d" xmlns:o="urn:schemas-microsoft-com:office:office" xmlns:oel="http://schemas.microsoft.com/office/2019/extlst" xmlns:r="http://schemas.openxmlformats.org/officeDocument/2006/relationships" xmlns:m="http://schemas.openxmlformats.org/officeDocument/2006/math" xmlns:v="urn:schemas-microsoft-com:vml" xmlns:wp14="http://schemas.microsoft.com/office/word/2010/wordprocessingDrawing" xmlns:wp="http://schemas.openxmlformats.org/drawingml/2006/wordprocessingDrawing" xmlns:w10="urn:schemas-microsoft-com:office:word" xmlns:w="http://schemas.openxmlformats.org/wordprocessingml/2006/main" xmlns:w14="http://schemas.microsoft.com/office/word/2010/wordml" xmlns:w15="http://schemas.microsoft.com/office/word/2012/wordml" xmlns:w16cei="http://schemas.microsoft.com/office/word/2026/wordml/cei" xmlns:w16cex="http://schemas.microsoft.com/office/word/2018/wordml/cex" xmlns:w16cid="http://schemas.microsoft.com/office/word/2016/wordml/cid" xmlns:w16="http://schemas.microsoft.com/office/word/2018/wordml" xmlns:w16du="http://schemas.microsoft.com/office/word/2023/wordml/word16du" xmlns:w16sdtdh="http://schemas.microsoft.com/office/word/2020/wordml/sdtdatahash" xmlns:w16sdtfl="http://schemas.microsoft.com/office/word/2024/wordml/sdtformatlock" xmlns:w16se="http://schemas.microsoft.com/office/word/2015/wordml/symex" xmlns:wpg="http://schemas.microsoft.com/office/word/2010/wordprocessingGroup" xmlns:wpi="http://schemas.microsoft.com/office/word/2010/wordprocessingInk" xmlns:wne="http://schemas.microsoft.com/office/word/2006/wordml" xmlns:wps="http://schemas.microsoft.com/office/word/2010/wordprocessingShape" mc:Ignorable="w14 w15 w16se w16cid w16 w16cex w16sdtdh w16sdtfl w16du wp14">
   <w:body>
     <w:p>
       <w:r>
@@ -386,8 +386,8 @@
             </w:drawing>
           </mc:Choice>
           <mc:Fallback>
-            <w:pict w14:anchorId="33CC8EBC">
-              <v:rect id="Title 2" style="position:absolute;margin-left:0;margin-top:252.7pt;width:374pt;height:1in;z-index:251663360;visibility:visible;mso-wrap-style:square;mso-width-percent:0;mso-height-percent:0;mso-wrap-distance-left:9pt;mso-wrap-distance-top:0;mso-wrap-distance-right:9pt;mso-wrap-distance-bottom:0;mso-position-horizontal:center;mso-position-horizontal-relative:margin;mso-position-vertical:absolute;mso-position-vertical-relative:text;mso-width-percent:0;mso-height-percent:0;mso-width-relative:margin;mso-height-relative:margin;v-text-anchor:bottom" alt="P12TB5bA#y1" o:spid="_x0000_s1026" filled="f" w14:anchorId="71D69C41" o:gfxdata="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">
+            <w:pict>
+              <v:rect w14:anchorId="71D69C41" id="Title 2" o:spid="_x0000_s1026" alt="P12TB5bA#y1" style="position:absolute;margin-left:0;margin-top:252.7pt;width:374pt;height:1in;z-index:251663360;visibility:visible;mso-wrap-style:square;mso-width-percent:0;mso-height-percent:0;mso-wrap-distance-left:9pt;mso-wrap-distance-top:0;mso-wrap-distance-right:9pt;mso-wrap-distance-bottom:0;mso-position-horizontal:center;mso-position-horizontal-relative:margin;mso-position-vertical:absolute;mso-position-vertical-relative:text;mso-width-percent:0;mso-height-percent:0;mso-width-relative:margin;mso-height-relative:margin;v-text-anchor:bottom" o:gfxdata="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" filled="f">
                 <v:stroke opacity="0" joinstyle="round"/>
                 <v:path arrowok="t"/>
                 <o:lock v:ext="edit" grouping="t"/>
@@ -561,8 +561,8 @@
             </w:drawing>
           </mc:Choice>
           <mc:Fallback>
-            <w:pict w14:anchorId="72927450">
-              <v:rect id="_x0000_s1027" style="position:absolute;margin-left:0;margin-top:114.05pt;width:319pt;height:111.75pt;z-index:251662336;visibility:visible;mso-wrap-style:square;mso-width-percent:0;mso-height-percent:0;mso-wrap-distance-left:9pt;mso-wrap-distance-top:0;mso-wrap-distance-right:9pt;mso-wrap-distance-bottom:0;mso-position-horizontal:center;mso-position-horizontal-relative:margin;mso-position-vertical:absolute;mso-position-vertical-relative:text;mso-width-percent:0;mso-height-percent:0;mso-width-relative:margin;mso-height-relative:margin;v-text-anchor:bottom" alt="P12TB4bA#y1" filled="f" w14:anchorId="08ADAE2A" o:gfxdata="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">
+            <w:pict>
+              <v:rect w14:anchorId="08ADAE2A" id="_x0000_s1027" alt="P12TB4bA#y1" style="position:absolute;margin-left:0;margin-top:114.05pt;width:319pt;height:111.75pt;z-index:251662336;visibility:visible;mso-wrap-style:square;mso-width-percent:0;mso-height-percent:0;mso-wrap-distance-left:9pt;mso-wrap-distance-top:0;mso-wrap-distance-right:9pt;mso-wrap-distance-bottom:0;mso-position-horizontal:center;mso-position-horizontal-relative:margin;mso-position-vertical:absolute;mso-position-vertical-relative:text;mso-width-percent:0;mso-height-percent:0;mso-width-relative:margin;mso-height-relative:margin;v-text-anchor:bottom" o:gfxdata="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" filled="f">
                 <v:stroke opacity="0" joinstyle="round"/>
                 <v:path arrowok="t"/>
                 <o:lock v:ext="edit" grouping="t"/>
@@ -704,18 +704,6 @@
                                 <w:lang w:val="en-US"/>
                               </w:rPr>
                               <w:br/>
-                            </w:r>
-                            <w:r>
-                              <w:rPr>
-                                <w:rFonts w:eastAsia="+mj-ea" w:cs="+mj-cs"/>
-                                <w:b/>
-                                <w:bCs/>
-                                <w:color w:val="6E2330"/>
-                                <w:kern w:val="24"/>
-                                <w:sz w:val="56"/>
-                                <w:szCs w:val="152"/>
-                                <w:lang w:val="en-US"/>
-                              </w:rPr>
                               <w:t>Study ID</w:t>
                             </w:r>
                           </w:p>
@@ -737,8 +725,8 @@
             </w:drawing>
           </mc:Choice>
           <mc:Fallback>
-            <w:pict w14:anchorId="7CC0AAF5">
-              <v:rect id="Title 1" style="position:absolute;margin-left:53.7pt;margin-top:8.35pt;width:411pt;height:70.8pt;z-index:251661312;visibility:visible;mso-wrap-style:square;mso-width-percent:0;mso-height-percent:0;mso-wrap-distance-left:9pt;mso-wrap-distance-top:0;mso-wrap-distance-right:9pt;mso-wrap-distance-bottom:0;mso-position-horizontal:absolute;mso-position-horizontal-relative:margin;mso-position-vertical:absolute;mso-position-vertical-relative:text;mso-width-percent:0;mso-height-percent:0;mso-width-relative:margin;mso-height-relative:margin;v-text-anchor:bottom" alt="P12TB3bA#y1" o:spid="_x0000_s1028" filled="f" w14:anchorId="1C551BF7" o:gfxdata="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">
+            <w:pict>
+              <v:rect w14:anchorId="1C551BF7" id="Title 1" o:spid="_x0000_s1028" alt="P12TB3bA#y1" style="position:absolute;margin-left:53.7pt;margin-top:8.35pt;width:411pt;height:70.8pt;z-index:251661312;visibility:visible;mso-wrap-style:square;mso-width-percent:0;mso-height-percent:0;mso-wrap-distance-left:9pt;mso-wrap-distance-top:0;mso-wrap-distance-right:9pt;mso-wrap-distance-bottom:0;mso-position-horizontal:absolute;mso-position-horizontal-relative:margin;mso-position-vertical:absolute;mso-position-vertical-relative:text;mso-width-percent:0;mso-height-percent:0;mso-width-relative:margin;mso-height-relative:margin;v-text-anchor:bottom" o:gfxdata="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" filled="f">
                 <v:stroke opacity="0" joinstyle="round"/>
                 <v:path arrowok="t"/>
                 <o:lock v:ext="edit" grouping="t"/>
@@ -784,18 +772,6 @@
                           <w:lang w:val="en-US"/>
                         </w:rPr>
                         <w:br/>
-                      </w:r>
-                      <w:r>
-                        <w:rPr>
-                          <w:rFonts w:eastAsia="+mj-ea" w:cs="+mj-cs"/>
-                          <w:b/>
-                          <w:bCs/>
-                          <w:color w:val="6E2330"/>
-                          <w:kern w:val="24"/>
-                          <w:sz w:val="56"/>
-                          <w:szCs w:val="152"/>
-                          <w:lang w:val="en-US"/>
-                        </w:rPr>
                         <w:t>Study ID</w:t>
                       </w:r>
                     </w:p>
@@ -859,12 +835,13 @@
             </w:pPr>
             <w:r>
               <w:rPr>
-                <w:rFonts w:eastAsia="Courier New" w:asciiTheme="minorHAnsi" w:hAnsiTheme="minorHAnsi" w:cstheme="minorHAnsi"/>
+                <w:rFonts w:asciiTheme="minorHAnsi" w:eastAsia="Courier New" w:hAnsiTheme="minorHAnsi" w:cstheme="minorHAnsi"/>
                 <w:b/>
                 <w:color w:val="FEFFFF" w:themeColor="background2"/>
                 <w:sz w:val="24"/>
                 <w:lang w:val="en-GB"/>
               </w:rPr>
+              <w:lastRenderedPageBreak/>
               <w:t>Study title</w:t>
             </w:r>
           </w:p>
@@ -877,7 +854,7 @@
             <w:pPr>
               <w:spacing w:before="0" w:after="160" w:line="279" w:lineRule="auto"/>
               <w:rPr>
-                <w:rFonts w:eastAsia="Aptos" w:cs="Times New Roman" w:asciiTheme="minorHAnsi" w:hAnsiTheme="minorHAnsi"/>
+                <w:rFonts w:asciiTheme="minorHAnsi" w:eastAsia="Aptos" w:hAnsiTheme="minorHAnsi" w:cs="Times New Roman"/>
                 <w:i/>
                 <w:iCs/>
                 <w:color w:val="6E2330" w:themeColor="accent2"/>
@@ -888,38 +865,14 @@
             </w:pPr>
             <w:r>
               <w:rPr>
-                <w:rFonts w:eastAsia="Calibri" w:asciiTheme="minorHAnsi" w:hAnsiTheme="minorHAnsi" w:cstheme="minorHAnsi"/>
+                <w:rFonts w:asciiTheme="minorHAnsi" w:eastAsia="Calibri" w:hAnsiTheme="minorHAnsi" w:cstheme="minorHAnsi"/>
                 <w:i/>
                 <w:iCs/>
                 <w:color w:val="6E2330" w:themeColor="accent2"/>
                 <w:sz w:val="22"/>
                 <w:szCs w:val="22"/>
               </w:rPr>
-              <w:t xml:space="preserve">Informative title including a commonly </w:t>
-            </w:r>
-            <w:proofErr w:type="gramStart"/>
-            <w:r>
-              <w:rPr>
-                <w:rFonts w:eastAsia="Calibri" w:asciiTheme="minorHAnsi" w:hAnsiTheme="minorHAnsi" w:cstheme="minorHAnsi"/>
-                <w:i/>
-                <w:iCs/>
-                <w:color w:val="6E2330" w:themeColor="accent2"/>
-                <w:sz w:val="22"/>
-                <w:szCs w:val="22"/>
-              </w:rPr>
-              <w:t>used  term</w:t>
-            </w:r>
-            <w:proofErr w:type="gramEnd"/>
-            <w:r>
-              <w:rPr>
-                <w:rFonts w:eastAsia="Calibri" w:asciiTheme="minorHAnsi" w:hAnsiTheme="minorHAnsi" w:cstheme="minorHAnsi"/>
-                <w:i/>
-                <w:iCs/>
-                <w:color w:val="6E2330" w:themeColor="accent2"/>
-                <w:sz w:val="22"/>
-                <w:szCs w:val="22"/>
-              </w:rPr>
-              <w:t>,</w:t>
+              <w:t>Informative title including a commonly used  term,</w:t>
             </w:r>
             <w:r>
               <w:rPr>
@@ -934,25 +887,14 @@
             </w:r>
             <w:r>
               <w:rPr>
-                <w:rFonts w:eastAsia="Calibri" w:asciiTheme="minorHAnsi" w:hAnsiTheme="minorHAnsi" w:cstheme="minorHAnsi"/>
+                <w:rFonts w:asciiTheme="minorHAnsi" w:eastAsia="Calibri" w:hAnsiTheme="minorHAnsi" w:cstheme="minorHAnsi"/>
                 <w:i/>
                 <w:iCs/>
                 <w:color w:val="6E2330" w:themeColor="accent2"/>
                 <w:sz w:val="22"/>
                 <w:szCs w:val="22"/>
               </w:rPr>
-              <w:t>indicating the study design and the medicinal product, substance or drug class concerned</w:t>
-            </w:r>
-            <w:r>
-              <w:rPr>
-                <w:rFonts w:eastAsia="Calibri" w:asciiTheme="minorHAnsi" w:hAnsiTheme="minorHAnsi" w:cstheme="minorHAnsi"/>
-                <w:i/>
-                <w:iCs/>
-                <w:color w:val="6E2330" w:themeColor="accent2"/>
-                <w:sz w:val="22"/>
-                <w:szCs w:val="22"/>
-              </w:rPr>
-              <w:t>.</w:t>
+              <w:t>indicating the study design and the medicinal product, substance or drug class concerned.</w:t>
             </w:r>
           </w:p>
         </w:tc>
@@ -979,7 +921,7 @@
             </w:pPr>
             <w:r>
               <w:rPr>
-                <w:rFonts w:eastAsia="Courier New" w:asciiTheme="minorHAnsi" w:hAnsiTheme="minorHAnsi" w:cstheme="minorHAnsi"/>
+                <w:rFonts w:asciiTheme="minorHAnsi" w:eastAsia="Courier New" w:hAnsiTheme="minorHAnsi" w:cstheme="minorHAnsi"/>
                 <w:b/>
                 <w:color w:val="FEFFFF" w:themeColor="background2"/>
                 <w:sz w:val="24"/>
@@ -997,7 +939,7 @@
             <w:pPr>
               <w:spacing w:before="0" w:after="160" w:line="279" w:lineRule="auto"/>
               <w:rPr>
-                <w:rFonts w:eastAsia="Aptos" w:cs="Times New Roman" w:asciiTheme="minorHAnsi" w:hAnsiTheme="minorHAnsi"/>
+                <w:rFonts w:asciiTheme="minorHAnsi" w:eastAsia="Aptos" w:hAnsiTheme="minorHAnsi" w:cs="Times New Roman"/>
                 <w:i/>
                 <w:iCs/>
                 <w:color w:val="6E2330" w:themeColor="accent2"/>
@@ -1008,7 +950,7 @@
             </w:pPr>
             <w:r>
               <w:rPr>
-                <w:rFonts w:eastAsia="Aptos" w:cs="Times New Roman" w:asciiTheme="minorHAnsi" w:hAnsiTheme="minorHAnsi"/>
+                <w:rFonts w:asciiTheme="minorHAnsi" w:eastAsia="Aptos" w:hAnsiTheme="minorHAnsi" w:cs="Times New Roman"/>
                 <w:i/>
                 <w:iCs/>
                 <w:color w:val="6E2330" w:themeColor="accent2"/>
@@ -1043,7 +985,7 @@
             </w:pPr>
             <w:r>
               <w:rPr>
-                <w:rFonts w:eastAsia="Courier New" w:asciiTheme="minorHAnsi" w:hAnsiTheme="minorHAnsi" w:cstheme="minorHAnsi"/>
+                <w:rFonts w:asciiTheme="minorHAnsi" w:eastAsia="Courier New" w:hAnsiTheme="minorHAnsi" w:cstheme="minorHAnsi"/>
                 <w:b/>
                 <w:color w:val="FEFFFF" w:themeColor="background2"/>
                 <w:sz w:val="24"/>
@@ -1061,7 +1003,7 @@
             <w:pPr>
               <w:spacing w:before="0" w:after="160" w:line="279" w:lineRule="auto"/>
               <w:rPr>
-                <w:rFonts w:eastAsia="Aptos" w:cs="Times New Roman" w:asciiTheme="minorHAnsi" w:hAnsiTheme="minorHAnsi"/>
+                <w:rFonts w:asciiTheme="minorHAnsi" w:eastAsia="Aptos" w:hAnsiTheme="minorHAnsi" w:cs="Times New Roman"/>
                 <w:i/>
                 <w:iCs/>
                 <w:color w:val="6E2330" w:themeColor="accent2"/>
@@ -1072,7 +1014,7 @@
             </w:pPr>
             <w:r>
               <w:rPr>
-                <w:rFonts w:eastAsia="Aptos" w:cs="Times New Roman" w:asciiTheme="minorHAnsi" w:hAnsiTheme="minorHAnsi"/>
+                <w:rFonts w:asciiTheme="minorHAnsi" w:eastAsia="Aptos" w:hAnsiTheme="minorHAnsi" w:cs="Times New Roman"/>
                 <w:i/>
                 <w:iCs/>
                 <w:color w:val="6E2330" w:themeColor="accent2"/>
@@ -1107,7 +1049,7 @@
             </w:pPr>
             <w:r>
               <w:rPr>
-                <w:rFonts w:eastAsia="Courier New" w:asciiTheme="minorHAnsi" w:hAnsiTheme="minorHAnsi" w:cstheme="minorHAnsi"/>
+                <w:rFonts w:asciiTheme="minorHAnsi" w:eastAsia="Courier New" w:hAnsiTheme="minorHAnsi" w:cstheme="minorHAnsi"/>
                 <w:b/>
                 <w:color w:val="FEFFFF" w:themeColor="background2"/>
                 <w:sz w:val="24"/>
@@ -1125,7 +1067,7 @@
             <w:pPr>
               <w:spacing w:before="0" w:after="160" w:line="279" w:lineRule="auto"/>
               <w:rPr>
-                <w:rFonts w:eastAsia="Aptos" w:cs="Times New Roman" w:asciiTheme="minorHAnsi" w:hAnsiTheme="minorHAnsi"/>
+                <w:rFonts w:asciiTheme="minorHAnsi" w:eastAsia="Aptos" w:hAnsiTheme="minorHAnsi" w:cs="Times New Roman"/>
                 <w:i/>
                 <w:iCs/>
                 <w:color w:val="6E2330" w:themeColor="accent2"/>
@@ -1136,7 +1078,7 @@
             </w:pPr>
             <w:r>
               <w:rPr>
-                <w:rFonts w:eastAsia="Aptos" w:cs="Times New Roman" w:asciiTheme="minorHAnsi" w:hAnsiTheme="minorHAnsi"/>
+                <w:rFonts w:asciiTheme="minorHAnsi" w:eastAsia="Aptos" w:hAnsiTheme="minorHAnsi" w:cs="Times New Roman"/>
                 <w:i/>
                 <w:iCs/>
                 <w:color w:val="6E2330" w:themeColor="accent2"/>
@@ -1171,7 +1113,7 @@
             </w:pPr>
             <w:r>
               <w:rPr>
-                <w:rFonts w:eastAsia="Courier New" w:asciiTheme="minorHAnsi" w:hAnsiTheme="minorHAnsi" w:cstheme="minorHAnsi"/>
+                <w:rFonts w:asciiTheme="minorHAnsi" w:eastAsia="Courier New" w:hAnsiTheme="minorHAnsi" w:cstheme="minorHAnsi"/>
                 <w:b/>
                 <w:color w:val="FEFFFF" w:themeColor="background2"/>
                 <w:sz w:val="24"/>
@@ -1189,7 +1131,7 @@
             <w:pPr>
               <w:spacing w:before="0" w:after="160" w:line="279" w:lineRule="auto"/>
               <w:rPr>
-                <w:rFonts w:eastAsia="Aptos" w:cs="Times New Roman" w:asciiTheme="minorHAnsi" w:hAnsiTheme="minorHAnsi"/>
+                <w:rFonts w:asciiTheme="minorHAnsi" w:eastAsia="Aptos" w:hAnsiTheme="minorHAnsi" w:cs="Times New Roman"/>
                 <w:i/>
                 <w:iCs/>
                 <w:color w:val="6E2330" w:themeColor="accent2"/>
@@ -1200,7 +1142,7 @@
             </w:pPr>
             <w:r>
               <w:rPr>
-                <w:rFonts w:eastAsia="Aptos" w:cs="Times New Roman" w:asciiTheme="minorHAnsi" w:hAnsiTheme="minorHAnsi"/>
+                <w:rFonts w:asciiTheme="minorHAnsi" w:eastAsia="Aptos" w:hAnsiTheme="minorHAnsi" w:cs="Times New Roman"/>
                 <w:i/>
                 <w:iCs/>
                 <w:color w:val="6E2330" w:themeColor="accent2"/>
@@ -1208,12 +1150,52 @@
                 <w:szCs w:val="22"/>
                 <w:lang w:val="en-US"/>
               </w:rPr>
-              <w:t>List of pharmacotherapeutic group(</w:t>
-            </w:r>
-            <w:proofErr w:type="gramStart"/>
-            <w:r>
-              <w:rPr>
-                <w:rFonts w:eastAsia="Aptos" w:cs="Times New Roman" w:asciiTheme="minorHAnsi" w:hAnsiTheme="minorHAnsi"/>
+              <w:t>List of pharmacotherapeutic group(s)) and active substance(s) subject to the study</w:t>
+            </w:r>
+          </w:p>
+        </w:tc>
+      </w:tr>
+      <w:tr>
+        <w:tc>
+          <w:tcPr>
+            <w:tcW w:w="3114" w:type="dxa"/>
+            <w:shd w:val="clear" w:color="auto" w:fill="6E2330" w:themeFill="accent2"/>
+          </w:tcPr>
+          <w:p>
+            <w:pPr>
+              <w:pStyle w:val="TableParagraph"/>
+              <w:autoSpaceDE w:val="0"/>
+              <w:autoSpaceDN w:val="0"/>
+              <w:spacing w:before="63"/>
+              <w:ind w:left="107"/>
+              <w:rPr>
+                <w:rFonts w:eastAsia="Aptos" w:cs="Times New Roman"/>
+                <w:color w:val="FEFFFF" w:themeColor="background2"/>
+                <w:sz w:val="24"/>
+                <w:szCs w:val="24"/>
+              </w:rPr>
+            </w:pPr>
+            <w:r>
+              <w:rPr>
+                <w:rFonts w:asciiTheme="minorHAnsi" w:eastAsia="Courier New" w:hAnsiTheme="minorHAnsi" w:cstheme="minorHAnsi"/>
+                <w:b/>
+                <w:color w:val="FEFFFF" w:themeColor="background2"/>
+                <w:sz w:val="24"/>
+                <w:lang w:val="en-GB"/>
+              </w:rPr>
+              <w:t>Medicinal product</w:t>
+            </w:r>
+          </w:p>
+        </w:tc>
+        <w:tc>
+          <w:tcPr>
+            <w:tcW w:w="6514" w:type="dxa"/>
+          </w:tcPr>
+          <w:p>
+            <w:pPr>
+              <w:spacing w:before="0" w:after="160" w:line="279" w:lineRule="auto"/>
+              <w:rPr>
+                <w:rFonts w:asciiTheme="minorHAnsi" w:eastAsia="Aptos" w:hAnsiTheme="minorHAnsi" w:cs="Times New Roman"/>
                 <w:i/>
                 <w:iCs/>
                 <w:color w:val="6E2330" w:themeColor="accent2"/>
@@ -1221,12 +1203,10 @@
                 <w:szCs w:val="22"/>
                 <w:lang w:val="en-US"/>
               </w:rPr>
-              <w:t>s))</w:t>
-            </w:r>
-            <w:proofErr w:type="gramEnd"/>
-            <w:r>
-              <w:rPr>
-                <w:rFonts w:eastAsia="Aptos" w:cs="Times New Roman" w:asciiTheme="minorHAnsi" w:hAnsiTheme="minorHAnsi"/>
+            </w:pPr>
+            <w:r>
+              <w:rPr>
+                <w:rFonts w:asciiTheme="minorHAnsi" w:eastAsia="Aptos" w:hAnsiTheme="minorHAnsi" w:cs="Times New Roman"/>
                 <w:i/>
                 <w:iCs/>
                 <w:color w:val="6E2330" w:themeColor="accent2"/>
@@ -1234,12 +1214,52 @@
                 <w:szCs w:val="22"/>
                 <w:lang w:val="en-US"/>
               </w:rPr>
-              <w:t xml:space="preserve"> and active substance(s) </w:t>
-            </w:r>
-            <w:proofErr w:type="gramStart"/>
-            <w:r>
-              <w:rPr>
-                <w:rFonts w:eastAsia="Aptos" w:cs="Times New Roman" w:asciiTheme="minorHAnsi" w:hAnsiTheme="minorHAnsi"/>
+              <w:t>List of centrally authorised medicinal product(s) and/or, if possible, of nationally authorised products subject to the study</w:t>
+            </w:r>
+          </w:p>
+        </w:tc>
+      </w:tr>
+      <w:tr>
+        <w:tc>
+          <w:tcPr>
+            <w:tcW w:w="3114" w:type="dxa"/>
+            <w:shd w:val="clear" w:color="auto" w:fill="6E2330" w:themeFill="accent2"/>
+          </w:tcPr>
+          <w:p>
+            <w:pPr>
+              <w:pStyle w:val="TableParagraph"/>
+              <w:autoSpaceDE w:val="0"/>
+              <w:autoSpaceDN w:val="0"/>
+              <w:spacing w:before="63"/>
+              <w:ind w:left="107"/>
+              <w:rPr>
+                <w:rFonts w:eastAsia="Aptos" w:cs="Times New Roman"/>
+                <w:color w:val="FEFFFF" w:themeColor="background2"/>
+                <w:sz w:val="24"/>
+                <w:szCs w:val="24"/>
+              </w:rPr>
+            </w:pPr>
+            <w:r>
+              <w:rPr>
+                <w:rFonts w:asciiTheme="minorHAnsi" w:eastAsia="Courier New" w:hAnsiTheme="minorHAnsi" w:cstheme="minorHAnsi"/>
+                <w:b/>
+                <w:color w:val="FEFFFF" w:themeColor="background2"/>
+                <w:sz w:val="24"/>
+                <w:lang w:val="en-GB"/>
+              </w:rPr>
+              <w:t>Research question and objectives</w:t>
+            </w:r>
+          </w:p>
+        </w:tc>
+        <w:tc>
+          <w:tcPr>
+            <w:tcW w:w="6514" w:type="dxa"/>
+          </w:tcPr>
+          <w:p>
+            <w:pPr>
+              <w:spacing w:before="0" w:after="160" w:line="279" w:lineRule="auto"/>
+              <w:rPr>
+                <w:rFonts w:asciiTheme="minorHAnsi" w:eastAsia="Aptos" w:hAnsiTheme="minorHAnsi" w:cs="Times New Roman"/>
                 <w:i/>
                 <w:iCs/>
                 <w:color w:val="6E2330" w:themeColor="accent2"/>
@@ -1247,12 +1267,10 @@
                 <w:szCs w:val="22"/>
                 <w:lang w:val="en-US"/>
               </w:rPr>
-              <w:t>subject</w:t>
-            </w:r>
-            <w:proofErr w:type="gramEnd"/>
-            <w:r>
-              <w:rPr>
-                <w:rFonts w:eastAsia="Aptos" w:cs="Times New Roman" w:asciiTheme="minorHAnsi" w:hAnsiTheme="minorHAnsi"/>
+            </w:pPr>
+            <w:r>
+              <w:rPr>
+                <w:rFonts w:asciiTheme="minorHAnsi" w:eastAsia="Aptos" w:hAnsiTheme="minorHAnsi" w:cs="Times New Roman"/>
                 <w:i/>
                 <w:iCs/>
                 <w:color w:val="6E2330" w:themeColor="accent2"/>
@@ -1260,7 +1278,7 @@
                 <w:szCs w:val="22"/>
                 <w:lang w:val="en-US"/>
               </w:rPr>
-              <w:t xml:space="preserve"> to the study</w:t>
+              <w:t>Summary of the research question and main objectives</w:t>
             </w:r>
           </w:p>
         </w:tc>
@@ -1287,13 +1305,13 @@
             </w:pPr>
             <w:r>
               <w:rPr>
-                <w:rFonts w:eastAsia="Courier New" w:asciiTheme="minorHAnsi" w:hAnsiTheme="minorHAnsi" w:cstheme="minorHAnsi"/>
+                <w:rFonts w:asciiTheme="minorHAnsi" w:eastAsia="Courier New" w:hAnsiTheme="minorHAnsi" w:cstheme="minorHAnsi"/>
                 <w:b/>
                 <w:color w:val="FEFFFF" w:themeColor="background2"/>
                 <w:sz w:val="24"/>
                 <w:lang w:val="en-GB"/>
               </w:rPr>
-              <w:t>Medicinal product</w:t>
+              <w:t>Countries of study</w:t>
             </w:r>
           </w:p>
         </w:tc>
@@ -1305,7 +1323,7 @@
             <w:pPr>
               <w:spacing w:before="0" w:after="160" w:line="279" w:lineRule="auto"/>
               <w:rPr>
-                <w:rFonts w:eastAsia="Aptos" w:cs="Times New Roman" w:asciiTheme="minorHAnsi" w:hAnsiTheme="minorHAnsi"/>
+                <w:rFonts w:asciiTheme="minorHAnsi" w:eastAsia="Aptos" w:hAnsiTheme="minorHAnsi" w:cs="Times New Roman"/>
                 <w:i/>
                 <w:iCs/>
                 <w:color w:val="6E2330" w:themeColor="accent2"/>
@@ -1316,7 +1334,7 @@
             </w:pPr>
             <w:r>
               <w:rPr>
-                <w:rFonts w:eastAsia="Aptos" w:cs="Times New Roman" w:asciiTheme="minorHAnsi" w:hAnsiTheme="minorHAnsi"/>
+                <w:rFonts w:asciiTheme="minorHAnsi" w:eastAsia="Aptos" w:hAnsiTheme="minorHAnsi" w:cs="Times New Roman"/>
                 <w:i/>
                 <w:iCs/>
                 <w:color w:val="6E2330" w:themeColor="accent2"/>
@@ -1324,12 +1342,52 @@
                 <w:szCs w:val="22"/>
                 <w:lang w:val="en-US"/>
               </w:rPr>
-              <w:t xml:space="preserve">List of centrally </w:t>
-            </w:r>
-            <w:proofErr w:type="spellStart"/>
-            <w:r>
-              <w:rPr>
-                <w:rFonts w:eastAsia="Aptos" w:cs="Times New Roman" w:asciiTheme="minorHAnsi" w:hAnsiTheme="minorHAnsi"/>
+              <w:t>List of countries where the study is to be conducted; if countries have not been identified yet, or if the list is not complete, this should be stated</w:t>
+            </w:r>
+          </w:p>
+        </w:tc>
+      </w:tr>
+      <w:tr>
+        <w:tc>
+          <w:tcPr>
+            <w:tcW w:w="3114" w:type="dxa"/>
+            <w:shd w:val="clear" w:color="auto" w:fill="6E2330" w:themeFill="accent2"/>
+          </w:tcPr>
+          <w:p>
+            <w:pPr>
+              <w:pStyle w:val="TableParagraph"/>
+              <w:autoSpaceDE w:val="0"/>
+              <w:autoSpaceDN w:val="0"/>
+              <w:spacing w:before="63"/>
+              <w:ind w:left="107"/>
+              <w:rPr>
+                <w:rFonts w:eastAsia="Aptos" w:cs="Times New Roman"/>
+                <w:color w:val="FEFFFF" w:themeColor="background2"/>
+                <w:sz w:val="24"/>
+                <w:szCs w:val="24"/>
+              </w:rPr>
+            </w:pPr>
+            <w:r>
+              <w:rPr>
+                <w:rFonts w:asciiTheme="minorHAnsi" w:eastAsia="Courier New" w:hAnsiTheme="minorHAnsi" w:cstheme="minorHAnsi"/>
+                <w:b/>
+                <w:color w:val="FEFFFF" w:themeColor="background2"/>
+                <w:sz w:val="24"/>
+                <w:lang w:val="en-GB"/>
+              </w:rPr>
+              <w:t>Authors</w:t>
+            </w:r>
+          </w:p>
+        </w:tc>
+        <w:tc>
+          <w:tcPr>
+            <w:tcW w:w="6514" w:type="dxa"/>
+          </w:tcPr>
+          <w:p>
+            <w:pPr>
+              <w:spacing w:before="0" w:after="160" w:line="279" w:lineRule="auto"/>
+              <w:rPr>
+                <w:rFonts w:asciiTheme="minorHAnsi" w:eastAsia="Aptos" w:hAnsiTheme="minorHAnsi" w:cs="Times New Roman"/>
                 <w:i/>
                 <w:iCs/>
                 <w:color w:val="6E2330" w:themeColor="accent2"/>
@@ -1337,256 +1395,10 @@
                 <w:szCs w:val="22"/>
                 <w:lang w:val="en-US"/>
               </w:rPr>
-              <w:t>authorised</w:t>
-            </w:r>
-            <w:proofErr w:type="spellEnd"/>
-            <w:r>
-              <w:rPr>
-                <w:rFonts w:eastAsia="Aptos" w:cs="Times New Roman" w:asciiTheme="minorHAnsi" w:hAnsiTheme="minorHAnsi"/>
-                <w:i/>
-                <w:iCs/>
-                <w:color w:val="6E2330" w:themeColor="accent2"/>
-                <w:sz w:val="22"/>
-                <w:szCs w:val="22"/>
-                <w:lang w:val="en-US"/>
-              </w:rPr>
-              <w:t xml:space="preserve"> medicinal </w:t>
-            </w:r>
-            <w:proofErr w:type="gramStart"/>
-            <w:r>
-              <w:rPr>
-                <w:rFonts w:eastAsia="Aptos" w:cs="Times New Roman" w:asciiTheme="minorHAnsi" w:hAnsiTheme="minorHAnsi"/>
-                <w:i/>
-                <w:iCs/>
-                <w:color w:val="6E2330" w:themeColor="accent2"/>
-                <w:sz w:val="22"/>
-                <w:szCs w:val="22"/>
-                <w:lang w:val="en-US"/>
-              </w:rPr>
-              <w:t>product</w:t>
-            </w:r>
-            <w:proofErr w:type="gramEnd"/>
-            <w:r>
-              <w:rPr>
-                <w:rFonts w:eastAsia="Aptos" w:cs="Times New Roman" w:asciiTheme="minorHAnsi" w:hAnsiTheme="minorHAnsi"/>
-                <w:i/>
-                <w:iCs/>
-                <w:color w:val="6E2330" w:themeColor="accent2"/>
-                <w:sz w:val="22"/>
-                <w:szCs w:val="22"/>
-                <w:lang w:val="en-US"/>
-              </w:rPr>
-              <w:t xml:space="preserve">(s) and/or, if possible, of nationally </w:t>
-            </w:r>
-            <w:proofErr w:type="spellStart"/>
-            <w:r>
-              <w:rPr>
-                <w:rFonts w:eastAsia="Aptos" w:cs="Times New Roman" w:asciiTheme="minorHAnsi" w:hAnsiTheme="minorHAnsi"/>
-                <w:i/>
-                <w:iCs/>
-                <w:color w:val="6E2330" w:themeColor="accent2"/>
-                <w:sz w:val="22"/>
-                <w:szCs w:val="22"/>
-                <w:lang w:val="en-US"/>
-              </w:rPr>
-              <w:t>authorised</w:t>
-            </w:r>
-            <w:proofErr w:type="spellEnd"/>
-            <w:r>
-              <w:rPr>
-                <w:rFonts w:eastAsia="Aptos" w:cs="Times New Roman" w:asciiTheme="minorHAnsi" w:hAnsiTheme="minorHAnsi"/>
-                <w:i/>
-                <w:iCs/>
-                <w:color w:val="6E2330" w:themeColor="accent2"/>
-                <w:sz w:val="22"/>
-                <w:szCs w:val="22"/>
-                <w:lang w:val="en-US"/>
-              </w:rPr>
-              <w:t xml:space="preserve"> products subject to the study</w:t>
-            </w:r>
-          </w:p>
-        </w:tc>
-      </w:tr>
-      <w:tr>
-        <w:tc>
-          <w:tcPr>
-            <w:tcW w:w="3114" w:type="dxa"/>
-            <w:shd w:val="clear" w:color="auto" w:fill="6E2330" w:themeFill="accent2"/>
-          </w:tcPr>
-          <w:p>
-            <w:pPr>
-              <w:pStyle w:val="TableParagraph"/>
-              <w:autoSpaceDE w:val="0"/>
-              <w:autoSpaceDN w:val="0"/>
-              <w:spacing w:before="63"/>
-              <w:ind w:left="107"/>
-              <w:rPr>
-                <w:rFonts w:eastAsia="Aptos" w:cs="Times New Roman"/>
-                <w:color w:val="FEFFFF" w:themeColor="background2"/>
-                <w:sz w:val="24"/>
-                <w:szCs w:val="24"/>
-              </w:rPr>
-            </w:pPr>
-            <w:r>
-              <w:rPr>
-                <w:rFonts w:eastAsia="Courier New" w:asciiTheme="minorHAnsi" w:hAnsiTheme="minorHAnsi" w:cstheme="minorHAnsi"/>
-                <w:b/>
-                <w:color w:val="FEFFFF" w:themeColor="background2"/>
-                <w:sz w:val="24"/>
-                <w:lang w:val="en-GB"/>
-              </w:rPr>
-              <w:t>Research question and objectives</w:t>
-            </w:r>
-          </w:p>
-        </w:tc>
-        <w:tc>
-          <w:tcPr>
-            <w:tcW w:w="6514" w:type="dxa"/>
-          </w:tcPr>
-          <w:p>
-            <w:pPr>
-              <w:spacing w:before="0" w:after="160" w:line="279" w:lineRule="auto"/>
-              <w:rPr>
-                <w:rFonts w:eastAsia="Aptos" w:cs="Times New Roman" w:asciiTheme="minorHAnsi" w:hAnsiTheme="minorHAnsi"/>
-                <w:i/>
-                <w:iCs/>
-                <w:color w:val="6E2330" w:themeColor="accent2"/>
-                <w:sz w:val="22"/>
-                <w:szCs w:val="22"/>
-                <w:lang w:val="en-US"/>
-              </w:rPr>
-            </w:pPr>
-            <w:r>
-              <w:rPr>
-                <w:rFonts w:eastAsia="Aptos" w:cs="Times New Roman" w:asciiTheme="minorHAnsi" w:hAnsiTheme="minorHAnsi"/>
-                <w:i/>
-                <w:iCs/>
-                <w:color w:val="6E2330" w:themeColor="accent2"/>
-                <w:sz w:val="22"/>
-                <w:szCs w:val="22"/>
-                <w:lang w:val="en-US"/>
-              </w:rPr>
-              <w:t>Summary of the research question and main objectives</w:t>
-            </w:r>
-          </w:p>
-        </w:tc>
-      </w:tr>
-      <w:tr>
-        <w:tc>
-          <w:tcPr>
-            <w:tcW w:w="3114" w:type="dxa"/>
-            <w:shd w:val="clear" w:color="auto" w:fill="6E2330" w:themeFill="accent2"/>
-          </w:tcPr>
-          <w:p>
-            <w:pPr>
-              <w:pStyle w:val="TableParagraph"/>
-              <w:autoSpaceDE w:val="0"/>
-              <w:autoSpaceDN w:val="0"/>
-              <w:spacing w:before="63"/>
-              <w:ind w:left="107"/>
-              <w:rPr>
-                <w:rFonts w:eastAsia="Aptos" w:cs="Times New Roman"/>
-                <w:color w:val="FEFFFF" w:themeColor="background2"/>
-                <w:sz w:val="24"/>
-                <w:szCs w:val="24"/>
-              </w:rPr>
-            </w:pPr>
-            <w:r>
-              <w:rPr>
-                <w:rFonts w:eastAsia="Courier New" w:asciiTheme="minorHAnsi" w:hAnsiTheme="minorHAnsi" w:cstheme="minorHAnsi"/>
-                <w:b/>
-                <w:color w:val="FEFFFF" w:themeColor="background2"/>
-                <w:sz w:val="24"/>
-                <w:lang w:val="en-GB"/>
-              </w:rPr>
-              <w:t>Countries of study</w:t>
-            </w:r>
-          </w:p>
-        </w:tc>
-        <w:tc>
-          <w:tcPr>
-            <w:tcW w:w="6514" w:type="dxa"/>
-          </w:tcPr>
-          <w:p>
-            <w:pPr>
-              <w:spacing w:before="0" w:after="160" w:line="279" w:lineRule="auto"/>
-              <w:rPr>
-                <w:rFonts w:eastAsia="Aptos" w:cs="Times New Roman" w:asciiTheme="minorHAnsi" w:hAnsiTheme="minorHAnsi"/>
-                <w:i/>
-                <w:iCs/>
-                <w:color w:val="6E2330" w:themeColor="accent2"/>
-                <w:sz w:val="22"/>
-                <w:szCs w:val="22"/>
-                <w:lang w:val="en-US"/>
-              </w:rPr>
-            </w:pPr>
-            <w:r>
-              <w:rPr>
-                <w:rFonts w:eastAsia="Aptos" w:cs="Times New Roman" w:asciiTheme="minorHAnsi" w:hAnsiTheme="minorHAnsi"/>
-                <w:i/>
-                <w:iCs/>
-                <w:color w:val="6E2330" w:themeColor="accent2"/>
-                <w:sz w:val="22"/>
-                <w:szCs w:val="22"/>
-                <w:lang w:val="en-US"/>
-              </w:rPr>
-              <w:t>List of countries where the study is to be conducted; if countries have not been identified yet, or if the list is not complete, this should be stated</w:t>
-            </w:r>
-          </w:p>
-        </w:tc>
-      </w:tr>
-      <w:tr>
-        <w:tc>
-          <w:tcPr>
-            <w:tcW w:w="3114" w:type="dxa"/>
-            <w:shd w:val="clear" w:color="auto" w:fill="6E2330" w:themeFill="accent2"/>
-          </w:tcPr>
-          <w:p>
-            <w:pPr>
-              <w:pStyle w:val="TableParagraph"/>
-              <w:autoSpaceDE w:val="0"/>
-              <w:autoSpaceDN w:val="0"/>
-              <w:spacing w:before="63"/>
-              <w:ind w:left="107"/>
-              <w:rPr>
-                <w:rFonts w:eastAsia="Aptos" w:cs="Times New Roman"/>
-                <w:color w:val="FEFFFF" w:themeColor="background2"/>
-                <w:sz w:val="24"/>
-                <w:szCs w:val="24"/>
-              </w:rPr>
-            </w:pPr>
-            <w:r>
-              <w:rPr>
-                <w:rFonts w:eastAsia="Courier New" w:asciiTheme="minorHAnsi" w:hAnsiTheme="minorHAnsi" w:cstheme="minorHAnsi"/>
-                <w:b/>
-                <w:color w:val="FEFFFF" w:themeColor="background2"/>
-                <w:sz w:val="24"/>
-                <w:lang w:val="en-GB"/>
-              </w:rPr>
-              <w:t>Authors</w:t>
-            </w:r>
-          </w:p>
-        </w:tc>
-        <w:tc>
-          <w:tcPr>
-            <w:tcW w:w="6514" w:type="dxa"/>
-          </w:tcPr>
-          <w:p>
-            <w:pPr>
-              <w:spacing w:before="0" w:after="160" w:line="279" w:lineRule="auto"/>
-              <w:rPr>
-                <w:rFonts w:eastAsia="Aptos" w:cs="Times New Roman" w:asciiTheme="minorHAnsi" w:hAnsiTheme="minorHAnsi"/>
-                <w:i/>
-                <w:iCs/>
-                <w:color w:val="6E2330" w:themeColor="accent2"/>
-                <w:sz w:val="22"/>
-                <w:szCs w:val="22"/>
-                <w:lang w:val="en-US"/>
-              </w:rPr>
-            </w:pPr>
-            <w:r>
-              <w:rPr>
-                <w:rFonts w:eastAsia="Aptos" w:cs="Times New Roman" w:asciiTheme="minorHAnsi" w:hAnsiTheme="minorHAnsi"/>
+            </w:pPr>
+            <w:r>
+              <w:rPr>
+                <w:rFonts w:asciiTheme="minorHAnsi" w:eastAsia="Aptos" w:hAnsiTheme="minorHAnsi" w:cs="Times New Roman"/>
                 <w:i/>
                 <w:iCs/>
                 <w:color w:val="6E2330" w:themeColor="accent2"/>
@@ -1721,14 +1533,12 @@
                 <w:lang w:val="en-US"/>
               </w:rPr>
             </w:pPr>
-            <w:proofErr w:type="spellStart"/>
             <w:r>
               <w:rPr>
                 <w:lang w:val="en-US"/>
               </w:rPr>
               <w:t>Organisation</w:t>
             </w:r>
-            <w:proofErr w:type="spellEnd"/>
           </w:p>
         </w:tc>
       </w:tr>
@@ -1879,7 +1689,6 @@
                 <w:lang w:val="en-US"/>
               </w:rPr>
             </w:pPr>
-            <w:proofErr w:type="spellStart"/>
             <w:r>
               <w:rPr>
                 <w:b/>
@@ -1888,7 +1697,6 @@
               </w:rPr>
               <w:t>Organisation</w:t>
             </w:r>
-            <w:proofErr w:type="spellEnd"/>
           </w:p>
         </w:tc>
       </w:tr>
@@ -2031,6 +1839,7 @@
               <w:rPr>
                 <w:lang w:val="en-US"/>
               </w:rPr>
+              <w:lastRenderedPageBreak/>
               <w:t>Country</w:t>
             </w:r>
           </w:p>
@@ -3971,6 +3780,7 @@
               <w:cnfStyle w:val="000000000000" w:firstRow="0" w:lastRow="0" w:firstColumn="0" w:lastColumn="0" w:oddVBand="0" w:evenVBand="0" w:oddHBand="0" w:evenHBand="0" w:firstRowFirstColumn="0" w:firstRowLastColumn="0" w:lastRowFirstColumn="0" w:lastRowLastColumn="0"/>
             </w:pPr>
             <w:r>
+              <w:lastRenderedPageBreak/>
               <w:t>&lt;Text&gt;</w:t>
             </w:r>
           </w:p>
@@ -3987,6 +3797,7 @@
               <w:pStyle w:val="TableParagraph"/>
             </w:pPr>
             <w:r>
+              <w:lastRenderedPageBreak/>
               <w:t>Exposure</w:t>
             </w:r>
           </w:p>
@@ -5355,17 +5166,1068 @@
         <w:pStyle w:val="Heading2"/>
       </w:pPr>
       <w:r>
-        <w:t>Follow-up</w:t>
+        <w:t>Study population with in- and exclusion criteria</w:t>
+      </w:r>
+      <w:r>
+        <w:br w:type="page"/>
       </w:r>
     </w:p>
     <w:p>
       <w:pPr>
+        <w:sectPr>
+          <w:pgSz w:w="11906" w:h="16838" w:code="9"/>
+          <w:pgMar w:top="1134" w:right="1134" w:bottom="1134" w:left="1134" w:header="567" w:footer="567" w:gutter="0"/>
+          <w:cols w:space="708"/>
+          <w:titlePg/>
+          <w:docGrid w:linePitch="360"/>
+        </w:sectPr>
+      </w:pPr>
+    </w:p>
+    <w:p>
+      <w:pPr>
+        <w:pStyle w:val="TableParagraph"/>
+      </w:pPr>
+      <w:r>
+        <w:lastRenderedPageBreak/>
+        <w:t>Table 5. Operational definitions of inclusion criteria</w:t>
+      </w:r>
+    </w:p>
+    <w:tbl>
+      <w:tblPr>
+        <w:tblStyle w:val="ListTable4-Accent2"/>
+        <w:tblW w:w="0" w:type="auto"/>
+        <w:tblLook w:val="04A0" w:firstRow="1" w:lastRow="0" w:firstColumn="1" w:lastColumn="0" w:noHBand="0" w:noVBand="1"/>
+      </w:tblPr>
+      <w:tblGrid>
+        <w:gridCol w:w="858"/>
+        <w:gridCol w:w="698"/>
+        <w:gridCol w:w="974"/>
+        <w:gridCol w:w="1035"/>
+        <w:gridCol w:w="751"/>
+        <w:gridCol w:w="586"/>
+        <w:gridCol w:w="874"/>
+        <w:gridCol w:w="1019"/>
+        <w:gridCol w:w="1936"/>
+        <w:gridCol w:w="897"/>
+      </w:tblGrid>
+      <w:tr>
+        <w:trPr>
+          <w:cnfStyle w:val="100000000000" w:firstRow="1" w:lastRow="0" w:firstColumn="0" w:lastColumn="0" w:oddVBand="0" w:evenVBand="0" w:oddHBand="0" w:evenHBand="0" w:firstRowFirstColumn="0" w:firstRowLastColumn="0" w:lastRowFirstColumn="0" w:lastRowLastColumn="0"/>
+        </w:trPr>
+        <w:tc>
+          <w:tcPr>
+            <w:cnfStyle w:val="001000000000" w:firstRow="0" w:lastRow="0" w:firstColumn="1" w:lastColumn="0" w:oddVBand="0" w:evenVBand="0" w:oddHBand="0" w:evenHBand="0" w:firstRowFirstColumn="0" w:firstRowLastColumn="0" w:lastRowFirstColumn="0" w:lastRowLastColumn="0"/>
+            <w:tcW w:w="1336" w:type="dxa"/>
+          </w:tcPr>
+          <w:p>
+            <w:r>
+              <w:t>Criterion</w:t>
+            </w:r>
+          </w:p>
+        </w:tc>
+        <w:tc>
+          <w:tcPr>
+            <w:tcW w:w="1306" w:type="dxa"/>
+          </w:tcPr>
+          <w:p>
+            <w:pPr>
+              <w:cnfStyle w:val="100000000000" w:firstRow="1" w:lastRow="0" w:firstColumn="0" w:lastColumn="0" w:oddVBand="0" w:evenVBand="0" w:oddHBand="0" w:evenHBand="0" w:firstRowFirstColumn="0" w:firstRowLastColumn="0" w:lastRowFirstColumn="0" w:lastRowLastColumn="0"/>
+            </w:pPr>
+            <w:r>
+              <w:t>Details</w:t>
+            </w:r>
+          </w:p>
+        </w:tc>
+        <w:tc>
+          <w:tcPr>
+            <w:tcW w:w="1357" w:type="dxa"/>
+          </w:tcPr>
+          <w:p>
+            <w:pPr>
+              <w:cnfStyle w:val="100000000000" w:firstRow="1" w:lastRow="0" w:firstColumn="0" w:lastColumn="0" w:oddVBand="0" w:evenVBand="0" w:oddHBand="0" w:evenHBand="0" w:firstRowFirstColumn="0" w:firstRowLastColumn="0" w:lastRowFirstColumn="0" w:lastRowLastColumn="0"/>
+            </w:pPr>
+            <w:r>
+              <w:t>Order of application</w:t>
+            </w:r>
+          </w:p>
+        </w:tc>
+        <w:tc>
+          <w:tcPr>
+            <w:tcW w:w="1368" w:type="dxa"/>
+          </w:tcPr>
+          <w:p>
+            <w:pPr>
+              <w:cnfStyle w:val="100000000000" w:firstRow="1" w:lastRow="0" w:firstColumn="0" w:lastColumn="0" w:oddVBand="0" w:evenVBand="0" w:oddHBand="0" w:evenHBand="0" w:firstRowFirstColumn="0" w:firstRowLastColumn="0" w:lastRowFirstColumn="0" w:lastRowLastColumn="0"/>
+            </w:pPr>
+            <w:r>
+              <w:t>Assessment window</w:t>
+            </w:r>
+          </w:p>
+        </w:tc>
+        <w:tc>
+          <w:tcPr>
+            <w:tcW w:w="1316" w:type="dxa"/>
+          </w:tcPr>
+          <w:p>
+            <w:pPr>
+              <w:cnfStyle w:val="100000000000" w:firstRow="1" w:lastRow="0" w:firstColumn="0" w:lastColumn="0" w:oddVBand="0" w:evenVBand="0" w:oddHBand="0" w:evenHBand="0" w:firstRowFirstColumn="0" w:firstRowLastColumn="0" w:lastRowFirstColumn="0" w:lastRowLastColumn="0"/>
+            </w:pPr>
+            <w:r>
+              <w:t>Care settings</w:t>
+            </w:r>
+          </w:p>
+        </w:tc>
+        <w:tc>
+          <w:tcPr>
+            <w:tcW w:w="1286" w:type="dxa"/>
+          </w:tcPr>
+          <w:p>
+            <w:pPr>
+              <w:cnfStyle w:val="100000000000" w:firstRow="1" w:lastRow="0" w:firstColumn="0" w:lastColumn="0" w:oddVBand="0" w:evenVBand="0" w:oddHBand="0" w:evenHBand="0" w:firstRowFirstColumn="0" w:firstRowLastColumn="0" w:lastRowFirstColumn="0" w:lastRowLastColumn="0"/>
+            </w:pPr>
+            <w:r>
+              <w:t>Code type</w:t>
+            </w:r>
+          </w:p>
+        </w:tc>
+        <w:tc>
+          <w:tcPr>
+            <w:tcW w:w="1339" w:type="dxa"/>
+          </w:tcPr>
+          <w:p>
+            <w:pPr>
+              <w:cnfStyle w:val="100000000000" w:firstRow="1" w:lastRow="0" w:firstColumn="0" w:lastColumn="0" w:oddVBand="0" w:evenVBand="0" w:oddHBand="0" w:evenHBand="0" w:firstRowFirstColumn="0" w:firstRowLastColumn="0" w:lastRowFirstColumn="0" w:lastRowLastColumn="0"/>
+            </w:pPr>
+            <w:r>
+              <w:t>Diagnosis position</w:t>
+            </w:r>
+          </w:p>
+        </w:tc>
+        <w:tc>
+          <w:tcPr>
+            <w:tcW w:w="1366" w:type="dxa"/>
+          </w:tcPr>
+          <w:p>
+            <w:pPr>
+              <w:cnfStyle w:val="100000000000" w:firstRow="1" w:lastRow="0" w:firstColumn="0" w:lastColumn="0" w:oddVBand="0" w:evenVBand="0" w:oddHBand="0" w:evenHBand="0" w:firstRowFirstColumn="0" w:firstRowLastColumn="0" w:lastRowFirstColumn="0" w:lastRowLastColumn="0"/>
+            </w:pPr>
+            <w:r>
+              <w:t>Applied to study populations</w:t>
+            </w:r>
+          </w:p>
+        </w:tc>
+        <w:tc>
+          <w:tcPr>
+            <w:tcW w:w="2543" w:type="dxa"/>
+          </w:tcPr>
+          <w:p>
+            <w:pPr>
+              <w:cnfStyle w:val="100000000000" w:firstRow="1" w:lastRow="0" w:firstColumn="0" w:lastColumn="0" w:oddVBand="0" w:evenVBand="0" w:oddHBand="0" w:evenHBand="0" w:firstRowFirstColumn="0" w:firstRowLastColumn="0" w:lastRowFirstColumn="0" w:lastRowLastColumn="0"/>
+            </w:pPr>
+            <w:r>
+              <w:t>Measurement characteristics/validation</w:t>
+            </w:r>
+          </w:p>
+        </w:tc>
+        <w:tc>
+          <w:tcPr>
+            <w:tcW w:w="1343" w:type="dxa"/>
+          </w:tcPr>
+          <w:p>
+            <w:pPr>
+              <w:cnfStyle w:val="100000000000" w:firstRow="1" w:lastRow="0" w:firstColumn="0" w:lastColumn="0" w:oddVBand="0" w:evenVBand="0" w:oddHBand="0" w:evenHBand="0" w:firstRowFirstColumn="0" w:firstRowLastColumn="0" w:lastRowFirstColumn="0" w:lastRowLastColumn="0"/>
+            </w:pPr>
+            <w:r>
+              <w:t>Source for algorithm</w:t>
+            </w:r>
+          </w:p>
+        </w:tc>
+      </w:tr>
+      <w:tr>
+        <w:trPr>
+          <w:cnfStyle w:val="000000100000" w:firstRow="0" w:lastRow="0" w:firstColumn="0" w:lastColumn="0" w:oddVBand="0" w:evenVBand="0" w:oddHBand="1" w:evenHBand="0" w:firstRowFirstColumn="0" w:firstRowLastColumn="0" w:lastRowFirstColumn="0" w:lastRowLastColumn="0"/>
+        </w:trPr>
+        <w:tc>
+          <w:tcPr>
+            <w:cnfStyle w:val="001000000000" w:firstRow="0" w:lastRow="0" w:firstColumn="1" w:lastColumn="0" w:oddVBand="0" w:evenVBand="0" w:oddHBand="0" w:evenHBand="0" w:firstRowFirstColumn="0" w:firstRowLastColumn="0" w:lastRowFirstColumn="0" w:lastRowLastColumn="0"/>
+            <w:tcW w:w="1336" w:type="dxa"/>
+          </w:tcPr>
+          <w:p/>
+        </w:tc>
+        <w:tc>
+          <w:tcPr>
+            <w:tcW w:w="1306" w:type="dxa"/>
+          </w:tcPr>
+          <w:p>
+            <w:pPr>
+              <w:cnfStyle w:val="000000100000" w:firstRow="0" w:lastRow="0" w:firstColumn="0" w:lastColumn="0" w:oddVBand="0" w:evenVBand="0" w:oddHBand="1" w:evenHBand="0" w:firstRowFirstColumn="0" w:firstRowLastColumn="0" w:lastRowFirstColumn="0" w:lastRowLastColumn="0"/>
+            </w:pPr>
+          </w:p>
+        </w:tc>
+        <w:tc>
+          <w:tcPr>
+            <w:tcW w:w="1357" w:type="dxa"/>
+          </w:tcPr>
+          <w:p>
+            <w:pPr>
+              <w:cnfStyle w:val="000000100000" w:firstRow="0" w:lastRow="0" w:firstColumn="0" w:lastColumn="0" w:oddVBand="0" w:evenVBand="0" w:oddHBand="1" w:evenHBand="0" w:firstRowFirstColumn="0" w:firstRowLastColumn="0" w:lastRowFirstColumn="0" w:lastRowLastColumn="0"/>
+            </w:pPr>
+          </w:p>
+        </w:tc>
+        <w:tc>
+          <w:tcPr>
+            <w:tcW w:w="1368" w:type="dxa"/>
+          </w:tcPr>
+          <w:p>
+            <w:pPr>
+              <w:cnfStyle w:val="000000100000" w:firstRow="0" w:lastRow="0" w:firstColumn="0" w:lastColumn="0" w:oddVBand="0" w:evenVBand="0" w:oddHBand="1" w:evenHBand="0" w:firstRowFirstColumn="0" w:firstRowLastColumn="0" w:lastRowFirstColumn="0" w:lastRowLastColumn="0"/>
+            </w:pPr>
+          </w:p>
+        </w:tc>
+        <w:tc>
+          <w:tcPr>
+            <w:tcW w:w="1316" w:type="dxa"/>
+          </w:tcPr>
+          <w:p>
+            <w:pPr>
+              <w:cnfStyle w:val="000000100000" w:firstRow="0" w:lastRow="0" w:firstColumn="0" w:lastColumn="0" w:oddVBand="0" w:evenVBand="0" w:oddHBand="1" w:evenHBand="0" w:firstRowFirstColumn="0" w:firstRowLastColumn="0" w:lastRowFirstColumn="0" w:lastRowLastColumn="0"/>
+            </w:pPr>
+          </w:p>
+        </w:tc>
+        <w:tc>
+          <w:tcPr>
+            <w:tcW w:w="1286" w:type="dxa"/>
+          </w:tcPr>
+          <w:p>
+            <w:pPr>
+              <w:cnfStyle w:val="000000100000" w:firstRow="0" w:lastRow="0" w:firstColumn="0" w:lastColumn="0" w:oddVBand="0" w:evenVBand="0" w:oddHBand="1" w:evenHBand="0" w:firstRowFirstColumn="0" w:firstRowLastColumn="0" w:lastRowFirstColumn="0" w:lastRowLastColumn="0"/>
+            </w:pPr>
+          </w:p>
+        </w:tc>
+        <w:tc>
+          <w:tcPr>
+            <w:tcW w:w="1339" w:type="dxa"/>
+          </w:tcPr>
+          <w:p>
+            <w:pPr>
+              <w:cnfStyle w:val="000000100000" w:firstRow="0" w:lastRow="0" w:firstColumn="0" w:lastColumn="0" w:oddVBand="0" w:evenVBand="0" w:oddHBand="1" w:evenHBand="0" w:firstRowFirstColumn="0" w:firstRowLastColumn="0" w:lastRowFirstColumn="0" w:lastRowLastColumn="0"/>
+            </w:pPr>
+          </w:p>
+        </w:tc>
+        <w:tc>
+          <w:tcPr>
+            <w:tcW w:w="1366" w:type="dxa"/>
+          </w:tcPr>
+          <w:p>
+            <w:pPr>
+              <w:cnfStyle w:val="000000100000" w:firstRow="0" w:lastRow="0" w:firstColumn="0" w:lastColumn="0" w:oddVBand="0" w:evenVBand="0" w:oddHBand="1" w:evenHBand="0" w:firstRowFirstColumn="0" w:firstRowLastColumn="0" w:lastRowFirstColumn="0" w:lastRowLastColumn="0"/>
+            </w:pPr>
+          </w:p>
+        </w:tc>
+        <w:tc>
+          <w:tcPr>
+            <w:tcW w:w="2543" w:type="dxa"/>
+          </w:tcPr>
+          <w:p>
+            <w:pPr>
+              <w:cnfStyle w:val="000000100000" w:firstRow="0" w:lastRow="0" w:firstColumn="0" w:lastColumn="0" w:oddVBand="0" w:evenVBand="0" w:oddHBand="1" w:evenHBand="0" w:firstRowFirstColumn="0" w:firstRowLastColumn="0" w:lastRowFirstColumn="0" w:lastRowLastColumn="0"/>
+            </w:pPr>
+          </w:p>
+        </w:tc>
+        <w:tc>
+          <w:tcPr>
+            <w:tcW w:w="1343" w:type="dxa"/>
+          </w:tcPr>
+          <w:p>
+            <w:pPr>
+              <w:cnfStyle w:val="000000100000" w:firstRow="0" w:lastRow="0" w:firstColumn="0" w:lastColumn="0" w:oddVBand="0" w:evenVBand="0" w:oddHBand="1" w:evenHBand="0" w:firstRowFirstColumn="0" w:firstRowLastColumn="0" w:lastRowFirstColumn="0" w:lastRowLastColumn="0"/>
+            </w:pPr>
+          </w:p>
+        </w:tc>
+      </w:tr>
+      <w:tr>
+        <w:tc>
+          <w:tcPr>
+            <w:cnfStyle w:val="001000000000" w:firstRow="0" w:lastRow="0" w:firstColumn="1" w:lastColumn="0" w:oddVBand="0" w:evenVBand="0" w:oddHBand="0" w:evenHBand="0" w:firstRowFirstColumn="0" w:firstRowLastColumn="0" w:lastRowFirstColumn="0" w:lastRowLastColumn="0"/>
+            <w:tcW w:w="1336" w:type="dxa"/>
+          </w:tcPr>
+          <w:p/>
+        </w:tc>
+        <w:tc>
+          <w:tcPr>
+            <w:tcW w:w="1306" w:type="dxa"/>
+          </w:tcPr>
+          <w:p>
+            <w:pPr>
+              <w:cnfStyle w:val="000000000000" w:firstRow="0" w:lastRow="0" w:firstColumn="0" w:lastColumn="0" w:oddVBand="0" w:evenVBand="0" w:oddHBand="0" w:evenHBand="0" w:firstRowFirstColumn="0" w:firstRowLastColumn="0" w:lastRowFirstColumn="0" w:lastRowLastColumn="0"/>
+            </w:pPr>
+          </w:p>
+        </w:tc>
+        <w:tc>
+          <w:tcPr>
+            <w:tcW w:w="1357" w:type="dxa"/>
+          </w:tcPr>
+          <w:p>
+            <w:pPr>
+              <w:cnfStyle w:val="000000000000" w:firstRow="0" w:lastRow="0" w:firstColumn="0" w:lastColumn="0" w:oddVBand="0" w:evenVBand="0" w:oddHBand="0" w:evenHBand="0" w:firstRowFirstColumn="0" w:firstRowLastColumn="0" w:lastRowFirstColumn="0" w:lastRowLastColumn="0"/>
+            </w:pPr>
+          </w:p>
+        </w:tc>
+        <w:tc>
+          <w:tcPr>
+            <w:tcW w:w="1368" w:type="dxa"/>
+          </w:tcPr>
+          <w:p>
+            <w:pPr>
+              <w:cnfStyle w:val="000000000000" w:firstRow="0" w:lastRow="0" w:firstColumn="0" w:lastColumn="0" w:oddVBand="0" w:evenVBand="0" w:oddHBand="0" w:evenHBand="0" w:firstRowFirstColumn="0" w:firstRowLastColumn="0" w:lastRowFirstColumn="0" w:lastRowLastColumn="0"/>
+            </w:pPr>
+          </w:p>
+        </w:tc>
+        <w:tc>
+          <w:tcPr>
+            <w:tcW w:w="1316" w:type="dxa"/>
+          </w:tcPr>
+          <w:p>
+            <w:pPr>
+              <w:cnfStyle w:val="000000000000" w:firstRow="0" w:lastRow="0" w:firstColumn="0" w:lastColumn="0" w:oddVBand="0" w:evenVBand="0" w:oddHBand="0" w:evenHBand="0" w:firstRowFirstColumn="0" w:firstRowLastColumn="0" w:lastRowFirstColumn="0" w:lastRowLastColumn="0"/>
+            </w:pPr>
+          </w:p>
+        </w:tc>
+        <w:tc>
+          <w:tcPr>
+            <w:tcW w:w="1286" w:type="dxa"/>
+          </w:tcPr>
+          <w:p>
+            <w:pPr>
+              <w:cnfStyle w:val="000000000000" w:firstRow="0" w:lastRow="0" w:firstColumn="0" w:lastColumn="0" w:oddVBand="0" w:evenVBand="0" w:oddHBand="0" w:evenHBand="0" w:firstRowFirstColumn="0" w:firstRowLastColumn="0" w:lastRowFirstColumn="0" w:lastRowLastColumn="0"/>
+            </w:pPr>
+          </w:p>
+        </w:tc>
+        <w:tc>
+          <w:tcPr>
+            <w:tcW w:w="1339" w:type="dxa"/>
+          </w:tcPr>
+          <w:p>
+            <w:pPr>
+              <w:cnfStyle w:val="000000000000" w:firstRow="0" w:lastRow="0" w:firstColumn="0" w:lastColumn="0" w:oddVBand="0" w:evenVBand="0" w:oddHBand="0" w:evenHBand="0" w:firstRowFirstColumn="0" w:firstRowLastColumn="0" w:lastRowFirstColumn="0" w:lastRowLastColumn="0"/>
+            </w:pPr>
+          </w:p>
+        </w:tc>
+        <w:tc>
+          <w:tcPr>
+            <w:tcW w:w="1366" w:type="dxa"/>
+          </w:tcPr>
+          <w:p>
+            <w:pPr>
+              <w:cnfStyle w:val="000000000000" w:firstRow="0" w:lastRow="0" w:firstColumn="0" w:lastColumn="0" w:oddVBand="0" w:evenVBand="0" w:oddHBand="0" w:evenHBand="0" w:firstRowFirstColumn="0" w:firstRowLastColumn="0" w:lastRowFirstColumn="0" w:lastRowLastColumn="0"/>
+            </w:pPr>
+          </w:p>
+        </w:tc>
+        <w:tc>
+          <w:tcPr>
+            <w:tcW w:w="2543" w:type="dxa"/>
+          </w:tcPr>
+          <w:p>
+            <w:pPr>
+              <w:cnfStyle w:val="000000000000" w:firstRow="0" w:lastRow="0" w:firstColumn="0" w:lastColumn="0" w:oddVBand="0" w:evenVBand="0" w:oddHBand="0" w:evenHBand="0" w:firstRowFirstColumn="0" w:firstRowLastColumn="0" w:lastRowFirstColumn="0" w:lastRowLastColumn="0"/>
+            </w:pPr>
+          </w:p>
+        </w:tc>
+        <w:tc>
+          <w:tcPr>
+            <w:tcW w:w="1343" w:type="dxa"/>
+          </w:tcPr>
+          <w:p>
+            <w:pPr>
+              <w:cnfStyle w:val="000000000000" w:firstRow="0" w:lastRow="0" w:firstColumn="0" w:lastColumn="0" w:oddVBand="0" w:evenVBand="0" w:oddHBand="0" w:evenHBand="0" w:firstRowFirstColumn="0" w:firstRowLastColumn="0" w:lastRowFirstColumn="0" w:lastRowLastColumn="0"/>
+            </w:pPr>
+          </w:p>
+        </w:tc>
+      </w:tr>
+      <w:tr>
+        <w:trPr>
+          <w:cnfStyle w:val="000000100000" w:firstRow="0" w:lastRow="0" w:firstColumn="0" w:lastColumn="0" w:oddVBand="0" w:evenVBand="0" w:oddHBand="1" w:evenHBand="0" w:firstRowFirstColumn="0" w:firstRowLastColumn="0" w:lastRowFirstColumn="0" w:lastRowLastColumn="0"/>
+        </w:trPr>
+        <w:tc>
+          <w:tcPr>
+            <w:cnfStyle w:val="001000000000" w:firstRow="0" w:lastRow="0" w:firstColumn="1" w:lastColumn="0" w:oddVBand="0" w:evenVBand="0" w:oddHBand="0" w:evenHBand="0" w:firstRowFirstColumn="0" w:firstRowLastColumn="0" w:lastRowFirstColumn="0" w:lastRowLastColumn="0"/>
+            <w:tcW w:w="1336" w:type="dxa"/>
+          </w:tcPr>
+          <w:p/>
+        </w:tc>
+        <w:tc>
+          <w:tcPr>
+            <w:tcW w:w="1306" w:type="dxa"/>
+          </w:tcPr>
+          <w:p>
+            <w:pPr>
+              <w:cnfStyle w:val="000000100000" w:firstRow="0" w:lastRow="0" w:firstColumn="0" w:lastColumn="0" w:oddVBand="0" w:evenVBand="0" w:oddHBand="1" w:evenHBand="0" w:firstRowFirstColumn="0" w:firstRowLastColumn="0" w:lastRowFirstColumn="0" w:lastRowLastColumn="0"/>
+            </w:pPr>
+          </w:p>
+        </w:tc>
+        <w:tc>
+          <w:tcPr>
+            <w:tcW w:w="1357" w:type="dxa"/>
+          </w:tcPr>
+          <w:p>
+            <w:pPr>
+              <w:cnfStyle w:val="000000100000" w:firstRow="0" w:lastRow="0" w:firstColumn="0" w:lastColumn="0" w:oddVBand="0" w:evenVBand="0" w:oddHBand="1" w:evenHBand="0" w:firstRowFirstColumn="0" w:firstRowLastColumn="0" w:lastRowFirstColumn="0" w:lastRowLastColumn="0"/>
+            </w:pPr>
+          </w:p>
+        </w:tc>
+        <w:tc>
+          <w:tcPr>
+            <w:tcW w:w="1368" w:type="dxa"/>
+          </w:tcPr>
+          <w:p>
+            <w:pPr>
+              <w:cnfStyle w:val="000000100000" w:firstRow="0" w:lastRow="0" w:firstColumn="0" w:lastColumn="0" w:oddVBand="0" w:evenVBand="0" w:oddHBand="1" w:evenHBand="0" w:firstRowFirstColumn="0" w:firstRowLastColumn="0" w:lastRowFirstColumn="0" w:lastRowLastColumn="0"/>
+            </w:pPr>
+          </w:p>
+        </w:tc>
+        <w:tc>
+          <w:tcPr>
+            <w:tcW w:w="1316" w:type="dxa"/>
+          </w:tcPr>
+          <w:p>
+            <w:pPr>
+              <w:cnfStyle w:val="000000100000" w:firstRow="0" w:lastRow="0" w:firstColumn="0" w:lastColumn="0" w:oddVBand="0" w:evenVBand="0" w:oddHBand="1" w:evenHBand="0" w:firstRowFirstColumn="0" w:firstRowLastColumn="0" w:lastRowFirstColumn="0" w:lastRowLastColumn="0"/>
+            </w:pPr>
+          </w:p>
+        </w:tc>
+        <w:tc>
+          <w:tcPr>
+            <w:tcW w:w="1286" w:type="dxa"/>
+          </w:tcPr>
+          <w:p>
+            <w:pPr>
+              <w:cnfStyle w:val="000000100000" w:firstRow="0" w:lastRow="0" w:firstColumn="0" w:lastColumn="0" w:oddVBand="0" w:evenVBand="0" w:oddHBand="1" w:evenHBand="0" w:firstRowFirstColumn="0" w:firstRowLastColumn="0" w:lastRowFirstColumn="0" w:lastRowLastColumn="0"/>
+            </w:pPr>
+          </w:p>
+        </w:tc>
+        <w:tc>
+          <w:tcPr>
+            <w:tcW w:w="1339" w:type="dxa"/>
+          </w:tcPr>
+          <w:p>
+            <w:pPr>
+              <w:cnfStyle w:val="000000100000" w:firstRow="0" w:lastRow="0" w:firstColumn="0" w:lastColumn="0" w:oddVBand="0" w:evenVBand="0" w:oddHBand="1" w:evenHBand="0" w:firstRowFirstColumn="0" w:firstRowLastColumn="0" w:lastRowFirstColumn="0" w:lastRowLastColumn="0"/>
+            </w:pPr>
+          </w:p>
+        </w:tc>
+        <w:tc>
+          <w:tcPr>
+            <w:tcW w:w="1366" w:type="dxa"/>
+          </w:tcPr>
+          <w:p>
+            <w:pPr>
+              <w:cnfStyle w:val="000000100000" w:firstRow="0" w:lastRow="0" w:firstColumn="0" w:lastColumn="0" w:oddVBand="0" w:evenVBand="0" w:oddHBand="1" w:evenHBand="0" w:firstRowFirstColumn="0" w:firstRowLastColumn="0" w:lastRowFirstColumn="0" w:lastRowLastColumn="0"/>
+            </w:pPr>
+          </w:p>
+        </w:tc>
+        <w:tc>
+          <w:tcPr>
+            <w:tcW w:w="2543" w:type="dxa"/>
+          </w:tcPr>
+          <w:p>
+            <w:pPr>
+              <w:cnfStyle w:val="000000100000" w:firstRow="0" w:lastRow="0" w:firstColumn="0" w:lastColumn="0" w:oddVBand="0" w:evenVBand="0" w:oddHBand="1" w:evenHBand="0" w:firstRowFirstColumn="0" w:firstRowLastColumn="0" w:lastRowFirstColumn="0" w:lastRowLastColumn="0"/>
+            </w:pPr>
+          </w:p>
+        </w:tc>
+        <w:tc>
+          <w:tcPr>
+            <w:tcW w:w="1343" w:type="dxa"/>
+          </w:tcPr>
+          <w:p>
+            <w:pPr>
+              <w:cnfStyle w:val="000000100000" w:firstRow="0" w:lastRow="0" w:firstColumn="0" w:lastColumn="0" w:oddVBand="0" w:evenVBand="0" w:oddHBand="1" w:evenHBand="0" w:firstRowFirstColumn="0" w:firstRowLastColumn="0" w:lastRowFirstColumn="0" w:lastRowLastColumn="0"/>
+            </w:pPr>
+          </w:p>
+        </w:tc>
+      </w:tr>
+    </w:tbl>
+    <w:p>
+      <w:pPr>
+        <w:spacing w:before="120" w:after="120" w:line="240" w:lineRule="auto"/>
+        <w:rPr>
+          <w:rFonts w:eastAsia="Calibri" w:cstheme="minorHAnsi"/>
+          <w:i/>
+          <w:iCs/>
+          <w:color w:val="6E2330" w:themeColor="accent2"/>
+          <w:sz w:val="22"/>
+          <w:szCs w:val="20"/>
+          <w:u w:val="single"/>
+        </w:rPr>
+      </w:pPr>
+      <w:r>
+        <w:rPr>
+          <w:rFonts w:eastAsia="Calibri" w:cstheme="minorHAnsi"/>
+          <w:i/>
+          <w:iCs/>
+          <w:color w:val="6E2330" w:themeColor="accent2"/>
+          <w:sz w:val="22"/>
+          <w:szCs w:val="20"/>
+          <w:u w:val="single"/>
+        </w:rPr>
+        <w:t xml:space="preserve">Description of the different items from the in- and exclusion criteria table can be found below: </w:t>
+      </w:r>
+    </w:p>
+    <w:p>
+      <w:pPr>
+        <w:pStyle w:val="ListParagraph"/>
+        <w:numPr>
+          <w:ilvl w:val="0"/>
+          <w:numId w:val="37"/>
+        </w:numPr>
+        <w:spacing w:before="120" w:after="120" w:line="276" w:lineRule="auto"/>
+        <w:ind w:left="425" w:hanging="357"/>
+        <w:contextualSpacing w:val="0"/>
+        <w:jc w:val="both"/>
+        <w:rPr>
+          <w:rFonts w:asciiTheme="minorHAnsi" w:eastAsia="Calibri" w:hAnsiTheme="minorHAnsi" w:cstheme="minorHAnsi"/>
+          <w:i/>
+          <w:iCs/>
+          <w:color w:val="6E2330" w:themeColor="accent2"/>
+          <w:sz w:val="22"/>
+          <w:szCs w:val="22"/>
+        </w:rPr>
+      </w:pPr>
+      <w:r>
+        <w:rPr>
+          <w:rFonts w:eastAsia="Calibri" w:cstheme="minorHAnsi"/>
+          <w:b/>
+          <w:bCs/>
+          <w:i/>
+          <w:iCs/>
+          <w:color w:val="6E2330" w:themeColor="accent2"/>
+        </w:rPr>
+        <w:t>Criterion</w:t>
+      </w:r>
+      <w:r>
+        <w:rPr>
+          <w:rFonts w:eastAsia="Calibri" w:cstheme="minorHAnsi"/>
+          <w:i/>
+          <w:iCs/>
+          <w:color w:val="6E2330" w:themeColor="accent2"/>
+        </w:rPr>
+        <w:t xml:space="preserve">: A brief text entry naming the in- and/or </w:t>
+      </w:r>
+      <w:r>
+        <w:rPr>
+          <w:rFonts w:asciiTheme="minorHAnsi" w:eastAsia="Calibri" w:hAnsiTheme="minorHAnsi" w:cstheme="minorHAnsi"/>
+          <w:i/>
+          <w:iCs/>
+          <w:color w:val="6E2330" w:themeColor="accent2"/>
+          <w:sz w:val="22"/>
+          <w:szCs w:val="22"/>
+        </w:rPr>
+        <w:t>exclusion criterion (e.g. age, sex, atrial fibrillation).</w:t>
+      </w:r>
+    </w:p>
+    <w:p>
+      <w:pPr>
+        <w:pStyle w:val="ListParagraph"/>
+        <w:numPr>
+          <w:ilvl w:val="0"/>
+          <w:numId w:val="37"/>
+        </w:numPr>
+        <w:spacing w:before="120" w:after="120" w:line="276" w:lineRule="auto"/>
+        <w:ind w:left="425" w:hanging="357"/>
+        <w:contextualSpacing w:val="0"/>
+        <w:jc w:val="both"/>
+        <w:rPr>
+          <w:rFonts w:asciiTheme="minorHAnsi" w:eastAsia="Calibri" w:hAnsiTheme="minorHAnsi" w:cstheme="minorHAnsi"/>
+          <w:i/>
+          <w:iCs/>
+          <w:color w:val="6E2330" w:themeColor="accent2"/>
+          <w:sz w:val="22"/>
+          <w:szCs w:val="22"/>
+        </w:rPr>
+      </w:pPr>
+      <w:r>
+        <w:rPr>
+          <w:rFonts w:asciiTheme="minorHAnsi" w:eastAsia="Calibri" w:hAnsiTheme="minorHAnsi" w:cstheme="minorHAnsi"/>
+          <w:b/>
+          <w:bCs/>
+          <w:i/>
+          <w:iCs/>
+          <w:color w:val="6E2330" w:themeColor="accent2"/>
+          <w:sz w:val="22"/>
+          <w:szCs w:val="22"/>
+        </w:rPr>
+        <w:t>Details</w:t>
+      </w:r>
+      <w:r>
+        <w:rPr>
+          <w:rFonts w:asciiTheme="minorHAnsi" w:eastAsia="Calibri" w:hAnsiTheme="minorHAnsi" w:cstheme="minorHAnsi"/>
+          <w:i/>
+          <w:iCs/>
+          <w:color w:val="6E2330" w:themeColor="accent2"/>
+          <w:sz w:val="22"/>
+          <w:szCs w:val="22"/>
+        </w:rPr>
+        <w:t>: An optional brief text description to provide more information about the in- and/or exclusion criterion (e.g. age in years defined by (time 0 – year of birth)/365, baseline enrolment measured by Part A, B, D and no HMO insurance coverage with 30-day gaps allowed), 2 codes required.</w:t>
+      </w:r>
+    </w:p>
+    <w:p>
+      <w:pPr>
+        <w:pStyle w:val="ListParagraph"/>
+        <w:numPr>
+          <w:ilvl w:val="0"/>
+          <w:numId w:val="37"/>
+        </w:numPr>
+        <w:spacing w:before="120" w:after="120" w:line="276" w:lineRule="auto"/>
+        <w:ind w:left="425" w:hanging="357"/>
+        <w:contextualSpacing w:val="0"/>
+        <w:jc w:val="both"/>
+        <w:rPr>
+          <w:rFonts w:asciiTheme="minorHAnsi" w:eastAsia="Calibri" w:hAnsiTheme="minorHAnsi" w:cstheme="minorHAnsi"/>
+          <w:i/>
+          <w:iCs/>
+          <w:color w:val="6E2330" w:themeColor="accent2"/>
+          <w:sz w:val="22"/>
+          <w:szCs w:val="22"/>
+        </w:rPr>
+      </w:pPr>
+      <w:r>
+        <w:rPr>
+          <w:rFonts w:asciiTheme="minorHAnsi" w:eastAsia="Calibri" w:hAnsiTheme="minorHAnsi" w:cstheme="minorHAnsi"/>
+          <w:b/>
+          <w:bCs/>
+          <w:i/>
+          <w:iCs/>
+          <w:color w:val="6E2330" w:themeColor="accent2"/>
+          <w:sz w:val="22"/>
+          <w:szCs w:val="22"/>
+        </w:rPr>
+        <w:t>Order of application</w:t>
+      </w:r>
+      <w:r>
+        <w:rPr>
+          <w:rFonts w:asciiTheme="minorHAnsi" w:eastAsia="Calibri" w:hAnsiTheme="minorHAnsi" w:cstheme="minorHAnsi"/>
+          <w:i/>
+          <w:iCs/>
+          <w:color w:val="6E2330" w:themeColor="accent2"/>
+          <w:sz w:val="22"/>
+          <w:szCs w:val="22"/>
+        </w:rPr>
+        <w:t>: Specify whether the in and exclusion criterion is applied before or after selection of the study entry date. For example, enter “before” if you plan to apply the criterion, identify all possible study entry dates, and then choose one or more. Enter “after” if you select the first possible study entry date and then apply the in- and/or exclusion criterion. If the patient does not meet the criterion, then the patient drops out. These decisions can impact which samples of person-time are included in the study.</w:t>
+      </w:r>
+    </w:p>
+    <w:p>
+      <w:pPr>
+        <w:pStyle w:val="ListParagraph"/>
+        <w:numPr>
+          <w:ilvl w:val="0"/>
+          <w:numId w:val="37"/>
+        </w:numPr>
+        <w:spacing w:before="120" w:after="120" w:line="276" w:lineRule="auto"/>
+        <w:ind w:left="425" w:hanging="357"/>
+        <w:contextualSpacing w:val="0"/>
+        <w:jc w:val="both"/>
+        <w:rPr>
+          <w:rFonts w:asciiTheme="minorHAnsi" w:eastAsia="Calibri" w:hAnsiTheme="minorHAnsi" w:cstheme="minorHAnsi"/>
+          <w:i/>
+          <w:iCs/>
+          <w:color w:val="6E2330" w:themeColor="accent2"/>
+          <w:sz w:val="22"/>
+          <w:szCs w:val="22"/>
+        </w:rPr>
+      </w:pPr>
+      <w:r>
+        <w:rPr>
+          <w:rFonts w:asciiTheme="minorHAnsi" w:eastAsia="Calibri" w:hAnsiTheme="minorHAnsi" w:cstheme="minorHAnsi"/>
+          <w:b/>
+          <w:bCs/>
+          <w:i/>
+          <w:iCs/>
+          <w:color w:val="6E2330" w:themeColor="accent2"/>
+          <w:sz w:val="22"/>
+          <w:szCs w:val="22"/>
+        </w:rPr>
+        <w:t>Assessment window</w:t>
+      </w:r>
+      <w:r>
+        <w:rPr>
+          <w:rFonts w:asciiTheme="minorHAnsi" w:eastAsia="Calibri" w:hAnsiTheme="minorHAnsi" w:cstheme="minorHAnsi"/>
+          <w:i/>
+          <w:iCs/>
+          <w:color w:val="6E2330" w:themeColor="accent2"/>
+          <w:sz w:val="22"/>
+          <w:szCs w:val="22"/>
+        </w:rPr>
+        <w:t>: Use bracketed numbers representing time intervals anchored on a primary anchor (usually time 0) to specify the window over which to evaluate patient data relevant for the in- and/or exclusion criterion. For example, [-180, 0] would reflect an assessment window of 180 days prior to and including time 0, where the brackets indicate that the window is inclusive of the endpoints.</w:t>
+      </w:r>
+    </w:p>
+    <w:p>
+      <w:pPr>
+        <w:pStyle w:val="ListParagraph"/>
+        <w:numPr>
+          <w:ilvl w:val="0"/>
+          <w:numId w:val="37"/>
+        </w:numPr>
+        <w:spacing w:before="120" w:after="120" w:line="276" w:lineRule="auto"/>
+        <w:ind w:left="425" w:hanging="357"/>
+        <w:contextualSpacing w:val="0"/>
+        <w:jc w:val="both"/>
+        <w:rPr>
+          <w:rFonts w:asciiTheme="minorHAnsi" w:eastAsia="Calibri" w:hAnsiTheme="minorHAnsi" w:cstheme="minorHAnsi"/>
+          <w:i/>
+          <w:iCs/>
+          <w:color w:val="6E2330" w:themeColor="accent2"/>
+          <w:sz w:val="22"/>
+          <w:szCs w:val="22"/>
+        </w:rPr>
+      </w:pPr>
+      <w:r>
+        <w:rPr>
+          <w:rFonts w:asciiTheme="minorHAnsi" w:eastAsia="Calibri" w:hAnsiTheme="minorHAnsi" w:cstheme="minorHAnsi"/>
+          <w:b/>
+          <w:bCs/>
+          <w:i/>
+          <w:iCs/>
+          <w:color w:val="6E2330" w:themeColor="accent2"/>
+          <w:sz w:val="22"/>
+          <w:szCs w:val="22"/>
+        </w:rPr>
+        <w:t>Care setting</w:t>
+      </w:r>
+      <w:r>
+        <w:rPr>
+          <w:rFonts w:asciiTheme="minorHAnsi" w:eastAsia="Calibri" w:hAnsiTheme="minorHAnsi" w:cstheme="minorHAnsi"/>
+          <w:i/>
+          <w:iCs/>
+          <w:color w:val="6E2330" w:themeColor="accent2"/>
+          <w:sz w:val="22"/>
+          <w:szCs w:val="22"/>
+        </w:rPr>
+        <w:t>: Specify the care setting(s) that are used in the algorithm to define the in- and/or exclusion criterion. For example, IP = inpatient, ED = emergency department, etc.</w:t>
+      </w:r>
+    </w:p>
+    <w:p>
+      <w:pPr>
+        <w:pStyle w:val="ListParagraph"/>
+        <w:numPr>
+          <w:ilvl w:val="0"/>
+          <w:numId w:val="37"/>
+        </w:numPr>
+        <w:spacing w:before="120" w:after="120" w:line="276" w:lineRule="auto"/>
+        <w:ind w:left="425" w:hanging="357"/>
+        <w:contextualSpacing w:val="0"/>
+        <w:jc w:val="both"/>
+        <w:rPr>
+          <w:rFonts w:asciiTheme="minorHAnsi" w:eastAsia="Calibri" w:hAnsiTheme="minorHAnsi" w:cstheme="minorHAnsi"/>
+          <w:i/>
+          <w:iCs/>
+          <w:color w:val="6E2330" w:themeColor="accent2"/>
+          <w:sz w:val="22"/>
+          <w:szCs w:val="22"/>
+        </w:rPr>
+      </w:pPr>
+      <w:r>
+        <w:rPr>
+          <w:rFonts w:asciiTheme="minorHAnsi" w:eastAsia="Calibri" w:hAnsiTheme="minorHAnsi" w:cstheme="minorHAnsi"/>
+          <w:b/>
+          <w:bCs/>
+          <w:i/>
+          <w:iCs/>
+          <w:color w:val="6E2330" w:themeColor="accent2"/>
+          <w:sz w:val="22"/>
+          <w:szCs w:val="22"/>
+        </w:rPr>
+        <w:t>Code type</w:t>
+      </w:r>
+      <w:r>
+        <w:rPr>
+          <w:rFonts w:asciiTheme="minorHAnsi" w:eastAsia="Calibri" w:hAnsiTheme="minorHAnsi" w:cstheme="minorHAnsi"/>
+          <w:i/>
+          <w:iCs/>
+          <w:color w:val="6E2330" w:themeColor="accent2"/>
+          <w:sz w:val="22"/>
+          <w:szCs w:val="22"/>
+        </w:rPr>
+        <w:t xml:space="preserve">: Specify the type(s) of clinical codes that are used to define the in- and/or exclusion criterion. </w:t>
+      </w:r>
+    </w:p>
+    <w:p>
+      <w:pPr>
+        <w:pStyle w:val="ListParagraph"/>
+        <w:numPr>
+          <w:ilvl w:val="0"/>
+          <w:numId w:val="37"/>
+        </w:numPr>
+        <w:spacing w:before="120" w:after="120" w:line="276" w:lineRule="auto"/>
+        <w:ind w:left="425" w:hanging="357"/>
+        <w:contextualSpacing w:val="0"/>
+        <w:jc w:val="both"/>
+        <w:rPr>
+          <w:rFonts w:asciiTheme="minorHAnsi" w:eastAsia="Calibri" w:hAnsiTheme="minorHAnsi" w:cstheme="minorHAnsi"/>
+          <w:i/>
+          <w:iCs/>
+          <w:color w:val="6E2330" w:themeColor="accent2"/>
+          <w:sz w:val="22"/>
+          <w:szCs w:val="22"/>
+        </w:rPr>
+      </w:pPr>
+      <w:r>
+        <w:rPr>
+          <w:rFonts w:asciiTheme="minorHAnsi" w:eastAsia="Calibri" w:hAnsiTheme="minorHAnsi" w:cstheme="minorHAnsi"/>
+          <w:b/>
+          <w:bCs/>
+          <w:i/>
+          <w:iCs/>
+          <w:color w:val="6E2330" w:themeColor="accent2"/>
+          <w:sz w:val="22"/>
+          <w:szCs w:val="22"/>
+        </w:rPr>
+        <w:t>Diagnosis position</w:t>
+      </w:r>
+      <w:r>
+        <w:rPr>
+          <w:rFonts w:asciiTheme="minorHAnsi" w:eastAsia="Calibri" w:hAnsiTheme="minorHAnsi" w:cstheme="minorHAnsi"/>
+          <w:i/>
+          <w:iCs/>
+          <w:color w:val="6E2330" w:themeColor="accent2"/>
+          <w:sz w:val="22"/>
+          <w:szCs w:val="22"/>
+        </w:rPr>
+        <w:t>: If the algorithm to define the in- and/or exclusion criterion used inpatient codes, specify whether the algorithm restricts to primary diagnosis codes (indicating that the code is the primary reason for the encounter) or allows codes in secondary or any position (e.g. primary, secondary, any, n/a).</w:t>
+      </w:r>
+    </w:p>
+    <w:p>
+      <w:pPr>
+        <w:pStyle w:val="ListParagraph"/>
+        <w:numPr>
+          <w:ilvl w:val="0"/>
+          <w:numId w:val="37"/>
+        </w:numPr>
+        <w:spacing w:before="120" w:after="120" w:line="276" w:lineRule="auto"/>
+        <w:ind w:left="425" w:hanging="357"/>
+        <w:contextualSpacing w:val="0"/>
+        <w:jc w:val="both"/>
+        <w:rPr>
+          <w:rFonts w:asciiTheme="minorHAnsi" w:eastAsia="Calibri" w:hAnsiTheme="minorHAnsi" w:cstheme="minorHAnsi"/>
+          <w:i/>
+          <w:iCs/>
+          <w:color w:val="6E2330" w:themeColor="accent2"/>
+          <w:sz w:val="22"/>
+          <w:szCs w:val="22"/>
+        </w:rPr>
+      </w:pPr>
+      <w:r>
+        <w:rPr>
+          <w:rFonts w:asciiTheme="minorHAnsi" w:eastAsia="Calibri" w:hAnsiTheme="minorHAnsi" w:cstheme="minorHAnsi"/>
+          <w:b/>
+          <w:bCs/>
+          <w:i/>
+          <w:iCs/>
+          <w:color w:val="6E2330" w:themeColor="accent2"/>
+          <w:sz w:val="22"/>
+          <w:szCs w:val="22"/>
+        </w:rPr>
+        <w:t>Applied to study populations</w:t>
+      </w:r>
+      <w:r>
+        <w:rPr>
+          <w:rFonts w:asciiTheme="minorHAnsi" w:eastAsia="Calibri" w:hAnsiTheme="minorHAnsi" w:cstheme="minorHAnsi"/>
+          <w:i/>
+          <w:iCs/>
+          <w:color w:val="6E2330" w:themeColor="accent2"/>
+          <w:sz w:val="22"/>
+          <w:szCs w:val="22"/>
+        </w:rPr>
+        <w:t xml:space="preserve">: Indicate which study populations the in- and/or exclusion criterion should be applied to (study population names are specified in </w:t>
+      </w:r>
+      <w:r>
+        <w:rPr>
+          <w:rFonts w:asciiTheme="minorHAnsi" w:eastAsia="Calibri" w:hAnsiTheme="minorHAnsi" w:cstheme="minorHAnsi"/>
+          <w:i/>
+          <w:iCs/>
+          <w:color w:val="6E2330" w:themeColor="accent2"/>
+          <w:sz w:val="22"/>
+          <w:szCs w:val="22"/>
+        </w:rPr>
+        <w:fldChar w:fldCharType="begin"/>
+      </w:r>
+      <w:r>
+        <w:rPr>
+          <w:rFonts w:asciiTheme="minorHAnsi" w:eastAsia="Calibri" w:hAnsiTheme="minorHAnsi" w:cstheme="minorHAnsi"/>
+          <w:i/>
+          <w:iCs/>
+          <w:color w:val="6E2330" w:themeColor="accent2"/>
+          <w:sz w:val="22"/>
+          <w:szCs w:val="22"/>
+        </w:rPr>
+        <w:instrText xml:space="preserve"> REF _Ref148450842 \h  \* MERGEFORMAT </w:instrText>
+      </w:r>
+      <w:r>
+        <w:rPr>
+          <w:rFonts w:asciiTheme="minorHAnsi" w:eastAsia="Calibri" w:hAnsiTheme="minorHAnsi" w:cstheme="minorHAnsi"/>
+          <w:i/>
+          <w:iCs/>
+          <w:color w:val="6E2330" w:themeColor="accent2"/>
+          <w:sz w:val="22"/>
+          <w:szCs w:val="22"/>
+        </w:rPr>
+      </w:r>
+      <w:r>
+        <w:rPr>
+          <w:rFonts w:asciiTheme="minorHAnsi" w:eastAsia="Calibri" w:hAnsiTheme="minorHAnsi" w:cstheme="minorHAnsi"/>
+          <w:i/>
+          <w:iCs/>
+          <w:color w:val="6E2330" w:themeColor="accent2"/>
+          <w:sz w:val="22"/>
+          <w:szCs w:val="22"/>
+        </w:rPr>
+        <w:fldChar w:fldCharType="separate"/>
+      </w:r>
+      <w:r>
+        <w:rPr>
+          <w:rFonts w:asciiTheme="minorHAnsi" w:eastAsia="Calibri" w:hAnsiTheme="minorHAnsi" w:cstheme="minorHAnsi"/>
+          <w:i/>
+          <w:iCs/>
+          <w:color w:val="6E2330" w:themeColor="accent2"/>
+          <w:sz w:val="22"/>
+          <w:szCs w:val="22"/>
+        </w:rPr>
+        <w:t>Table 4</w:t>
+      </w:r>
+      <w:r>
+        <w:rPr>
+          <w:rFonts w:asciiTheme="minorHAnsi" w:eastAsia="Calibri" w:hAnsiTheme="minorHAnsi" w:cstheme="minorHAnsi"/>
+          <w:i/>
+          <w:iCs/>
+          <w:color w:val="6E2330" w:themeColor="accent2"/>
+          <w:sz w:val="22"/>
+          <w:szCs w:val="22"/>
+        </w:rPr>
+        <w:fldChar w:fldCharType="end"/>
+      </w:r>
+      <w:r>
+        <w:rPr>
+          <w:rFonts w:asciiTheme="minorHAnsi" w:eastAsia="Calibri" w:hAnsiTheme="minorHAnsi" w:cstheme="minorHAnsi"/>
+          <w:i/>
+          <w:iCs/>
+          <w:color w:val="6E2330" w:themeColor="accent2"/>
+          <w:sz w:val="22"/>
+          <w:szCs w:val="22"/>
+        </w:rPr>
+        <w:t>).</w:t>
+      </w:r>
+    </w:p>
+    <w:p>
+      <w:pPr>
+        <w:pStyle w:val="ListParagraph"/>
+        <w:numPr>
+          <w:ilvl w:val="0"/>
+          <w:numId w:val="37"/>
+        </w:numPr>
+        <w:spacing w:before="120" w:after="120" w:line="276" w:lineRule="auto"/>
+        <w:ind w:left="425" w:hanging="357"/>
+        <w:contextualSpacing w:val="0"/>
+        <w:jc w:val="both"/>
+        <w:rPr>
+          <w:rFonts w:asciiTheme="minorHAnsi" w:eastAsia="Calibri" w:hAnsiTheme="minorHAnsi" w:cstheme="minorHAnsi"/>
+          <w:i/>
+          <w:iCs/>
+          <w:color w:val="6E2330" w:themeColor="accent2"/>
+          <w:sz w:val="22"/>
+          <w:szCs w:val="22"/>
+        </w:rPr>
+      </w:pPr>
+      <w:r>
+        <w:rPr>
+          <w:rFonts w:asciiTheme="minorHAnsi" w:eastAsia="Calibri" w:hAnsiTheme="minorHAnsi" w:cstheme="minorHAnsi"/>
+          <w:b/>
+          <w:bCs/>
+          <w:i/>
+          <w:iCs/>
+          <w:color w:val="6E2330" w:themeColor="accent2"/>
+          <w:sz w:val="22"/>
+          <w:szCs w:val="22"/>
+        </w:rPr>
+        <w:lastRenderedPageBreak/>
+        <w:t>Measurement characteristics/validation</w:t>
+      </w:r>
+      <w:r>
+        <w:rPr>
+          <w:rFonts w:asciiTheme="minorHAnsi" w:eastAsia="Calibri" w:hAnsiTheme="minorHAnsi" w:cstheme="minorHAnsi"/>
+          <w:i/>
+          <w:iCs/>
+          <w:color w:val="6E2330" w:themeColor="accent2"/>
+          <w:sz w:val="22"/>
+          <w:szCs w:val="22"/>
+        </w:rPr>
+        <w:t>: If there are measurement characteristics for the outcome algorithm (e.g. PPV, sensitivity, specificity) from publications, or from outcome validation within the study population (e.g., medical record review), provide this information.</w:t>
+      </w:r>
+    </w:p>
+    <w:p>
+      <w:pPr>
+        <w:pStyle w:val="ListParagraph"/>
+        <w:numPr>
+          <w:ilvl w:val="0"/>
+          <w:numId w:val="37"/>
+        </w:numPr>
+        <w:spacing w:before="120" w:after="120" w:line="276" w:lineRule="auto"/>
+        <w:ind w:left="425" w:hanging="357"/>
+        <w:contextualSpacing w:val="0"/>
+        <w:jc w:val="both"/>
+        <w:rPr>
+          <w:rFonts w:eastAsia="Calibri" w:cstheme="minorHAnsi"/>
+          <w:i/>
+          <w:iCs/>
+          <w:color w:val="6E2330" w:themeColor="accent2"/>
+        </w:rPr>
+      </w:pPr>
+      <w:r>
+        <w:rPr>
+          <w:rFonts w:asciiTheme="minorHAnsi" w:eastAsia="Calibri" w:hAnsiTheme="minorHAnsi" w:cstheme="minorHAnsi"/>
+          <w:b/>
+          <w:bCs/>
+          <w:i/>
+          <w:iCs/>
+          <w:color w:val="6E2330" w:themeColor="accent2"/>
+          <w:sz w:val="22"/>
+          <w:szCs w:val="22"/>
+        </w:rPr>
+        <w:t>Source of algorithm</w:t>
+      </w:r>
+      <w:r>
+        <w:rPr>
+          <w:rFonts w:asciiTheme="minorHAnsi" w:eastAsia="Calibri" w:hAnsiTheme="minorHAnsi" w:cstheme="minorHAnsi"/>
+          <w:i/>
+          <w:iCs/>
+          <w:color w:val="6E2330" w:themeColor="accent2"/>
+          <w:sz w:val="22"/>
+          <w:szCs w:val="22"/>
+        </w:rPr>
+        <w:t>: Specify</w:t>
+      </w:r>
+      <w:r>
+        <w:rPr>
+          <w:rFonts w:eastAsia="Calibri" w:cstheme="minorHAnsi"/>
+          <w:i/>
+          <w:iCs/>
+          <w:color w:val="6E2330" w:themeColor="accent2"/>
+        </w:rPr>
+        <w:t xml:space="preserve"> the source of algorithms to define the in- and/or exclusion criterion. </w:t>
+      </w:r>
+    </w:p>
+    <w:p/>
+    <w:p>
+      <w:pPr>
+        <w:pStyle w:val="Heading2"/>
+      </w:pPr>
+      <w:r>
+        <w:t>Follow-up</w:t>
+      </w:r>
+    </w:p>
+    <w:p>
+      <w:pPr>
         <w:spacing w:before="0" w:after="240" w:line="240" w:lineRule="auto"/>
         <w:jc w:val="both"/>
       </w:pPr>
-      <w:r>
-        <w:br w:type="page"/>
-      </w:r>
     </w:p>
     <w:p>
       <w:pPr>
@@ -5375,7 +6237,7 @@
           <w:footerReference w:type="default" r:id="rId14"/>
           <w:headerReference w:type="first" r:id="rId15"/>
           <w:footerReference w:type="first" r:id="rId16"/>
-          <w:pgSz w:w="11906" w:h="16838" w:orient="portrait" w:code="9"/>
+          <w:pgSz w:w="11906" w:h="16838" w:code="9"/>
           <w:pgMar w:top="1134" w:right="1134" w:bottom="1134" w:left="1134" w:header="567" w:footer="567" w:gutter="0"/>
           <w:cols w:space="708"/>
           <w:titlePg/>
@@ -5388,6 +6250,7 @@
         <w:pStyle w:val="TableParagraph"/>
       </w:pPr>
       <w:r>
+        <w:lastRenderedPageBreak/>
         <w:t>Table 4. Operational definition of time 0 (index date) and other primary time anchors</w:t>
       </w:r>
     </w:p>
@@ -5479,13 +6342,8 @@
               <w:pStyle w:val="TableParagraph"/>
               <w:cnfStyle w:val="100000000000" w:firstRow="1" w:lastRow="0" w:firstColumn="0" w:lastColumn="0" w:oddVBand="0" w:evenVBand="0" w:oddHBand="0" w:evenHBand="0" w:firstRowFirstColumn="0" w:firstRowLastColumn="0" w:lastRowFirstColumn="0" w:lastRowLastColumn="0"/>
             </w:pPr>
-            <w:proofErr w:type="spellStart"/>
-            <w:r>
-              <w:t>Washhout</w:t>
-            </w:r>
-            <w:proofErr w:type="spellEnd"/>
-            <w:r>
-              <w:t xml:space="preserve"> window</w:t>
+            <w:r>
+              <w:t>Washhout window</w:t>
             </w:r>
           </w:p>
         </w:tc>
@@ -6022,7 +6880,7 @@
         <w:contextualSpacing w:val="0"/>
         <w:jc w:val="both"/>
         <w:rPr>
-          <w:rFonts w:eastAsia="Calibri" w:asciiTheme="minorHAnsi" w:hAnsiTheme="minorHAnsi" w:cstheme="minorHAnsi"/>
+          <w:rFonts w:asciiTheme="minorHAnsi" w:eastAsia="Calibri" w:hAnsiTheme="minorHAnsi" w:cstheme="minorHAnsi"/>
           <w:i/>
           <w:iCs/>
           <w:color w:val="6E2330" w:themeColor="accent2"/>
@@ -6032,7 +6890,7 @@
       </w:pPr>
       <w:r>
         <w:rPr>
-          <w:rFonts w:eastAsia="Calibri" w:asciiTheme="minorHAnsi" w:hAnsiTheme="minorHAnsi" w:cstheme="minorHAnsi"/>
+          <w:rFonts w:asciiTheme="minorHAnsi" w:eastAsia="Calibri" w:hAnsiTheme="minorHAnsi" w:cstheme="minorHAnsi"/>
           <w:b/>
           <w:bCs/>
           <w:i/>
@@ -6045,7 +6903,7 @@
       </w:r>
       <w:r>
         <w:rPr>
-          <w:rFonts w:eastAsia="Calibri" w:asciiTheme="minorHAnsi" w:hAnsiTheme="minorHAnsi" w:cstheme="minorHAnsi"/>
+          <w:rFonts w:asciiTheme="minorHAnsi" w:eastAsia="Calibri" w:hAnsiTheme="minorHAnsi" w:cstheme="minorHAnsi"/>
           <w:i/>
           <w:iCs/>
           <w:color w:val="6E2330" w:themeColor="accent2"/>
@@ -6067,7 +6925,7 @@
         <w:contextualSpacing w:val="0"/>
         <w:jc w:val="both"/>
         <w:rPr>
-          <w:rFonts w:eastAsia="Calibri" w:asciiTheme="minorHAnsi" w:hAnsiTheme="minorHAnsi" w:cstheme="minorHAnsi"/>
+          <w:rFonts w:asciiTheme="minorHAnsi" w:eastAsia="Calibri" w:hAnsiTheme="minorHAnsi" w:cstheme="minorHAnsi"/>
           <w:i/>
           <w:iCs/>
           <w:color w:val="6E2330" w:themeColor="accent2"/>
@@ -6077,7 +6935,7 @@
       </w:pPr>
       <w:r>
         <w:rPr>
-          <w:rFonts w:eastAsia="Calibri" w:asciiTheme="minorHAnsi" w:hAnsiTheme="minorHAnsi" w:cstheme="minorHAnsi"/>
+          <w:rFonts w:asciiTheme="minorHAnsi" w:eastAsia="Calibri" w:hAnsiTheme="minorHAnsi" w:cstheme="minorHAnsi"/>
           <w:b/>
           <w:bCs/>
           <w:i/>
@@ -6090,7 +6948,7 @@
       </w:r>
       <w:r>
         <w:rPr>
-          <w:rFonts w:eastAsia="Calibri" w:asciiTheme="minorHAnsi" w:hAnsiTheme="minorHAnsi" w:cstheme="minorHAnsi"/>
+          <w:rFonts w:asciiTheme="minorHAnsi" w:eastAsia="Calibri" w:hAnsiTheme="minorHAnsi" w:cstheme="minorHAnsi"/>
           <w:i/>
           <w:iCs/>
           <w:color w:val="6E2330" w:themeColor="accent2"/>
@@ -6112,7 +6970,7 @@
         <w:contextualSpacing w:val="0"/>
         <w:jc w:val="both"/>
         <w:rPr>
-          <w:rFonts w:eastAsia="Calibri" w:asciiTheme="minorHAnsi" w:hAnsiTheme="minorHAnsi" w:cstheme="minorHAnsi"/>
+          <w:rFonts w:asciiTheme="minorHAnsi" w:eastAsia="Calibri" w:hAnsiTheme="minorHAnsi" w:cstheme="minorHAnsi"/>
           <w:i/>
           <w:iCs/>
           <w:color w:val="6E2330" w:themeColor="accent2"/>
@@ -6122,7 +6980,7 @@
       </w:pPr>
       <w:r>
         <w:rPr>
-          <w:rFonts w:eastAsia="Calibri" w:asciiTheme="minorHAnsi" w:hAnsiTheme="minorHAnsi" w:cstheme="minorHAnsi"/>
+          <w:rFonts w:asciiTheme="minorHAnsi" w:eastAsia="Calibri" w:hAnsiTheme="minorHAnsi" w:cstheme="minorHAnsi"/>
           <w:b/>
           <w:bCs/>
           <w:i/>
@@ -6135,7 +6993,7 @@
       </w:r>
       <w:r>
         <w:rPr>
-          <w:rFonts w:eastAsia="Calibri" w:asciiTheme="minorHAnsi" w:hAnsiTheme="minorHAnsi" w:cstheme="minorHAnsi"/>
+          <w:rFonts w:asciiTheme="minorHAnsi" w:eastAsia="Calibri" w:hAnsiTheme="minorHAnsi" w:cstheme="minorHAnsi"/>
           <w:i/>
           <w:iCs/>
           <w:color w:val="6E2330" w:themeColor="accent2"/>
@@ -6157,7 +7015,7 @@
         <w:contextualSpacing w:val="0"/>
         <w:jc w:val="both"/>
         <w:rPr>
-          <w:rFonts w:eastAsia="Calibri" w:asciiTheme="minorHAnsi" w:hAnsiTheme="minorHAnsi" w:cstheme="minorHAnsi"/>
+          <w:rFonts w:asciiTheme="minorHAnsi" w:eastAsia="Calibri" w:hAnsiTheme="minorHAnsi" w:cstheme="minorHAnsi"/>
           <w:i/>
           <w:iCs/>
           <w:color w:val="6E2330" w:themeColor="accent2"/>
@@ -6167,7 +7025,7 @@
       </w:pPr>
       <w:r>
         <w:rPr>
-          <w:rFonts w:eastAsia="Calibri" w:asciiTheme="minorHAnsi" w:hAnsiTheme="minorHAnsi" w:cstheme="minorHAnsi"/>
+          <w:rFonts w:asciiTheme="minorHAnsi" w:eastAsia="Calibri" w:hAnsiTheme="minorHAnsi" w:cstheme="minorHAnsi"/>
           <w:b/>
           <w:bCs/>
           <w:i/>
@@ -6180,7 +7038,7 @@
       </w:r>
       <w:r>
         <w:rPr>
-          <w:rFonts w:eastAsia="Calibri" w:asciiTheme="minorHAnsi" w:hAnsiTheme="minorHAnsi" w:cstheme="minorHAnsi"/>
+          <w:rFonts w:asciiTheme="minorHAnsi" w:eastAsia="Calibri" w:hAnsiTheme="minorHAnsi" w:cstheme="minorHAnsi"/>
           <w:i/>
           <w:iCs/>
           <w:color w:val="6E2330" w:themeColor="accent2"/>
@@ -6202,7 +7060,7 @@
         <w:contextualSpacing w:val="0"/>
         <w:jc w:val="both"/>
         <w:rPr>
-          <w:rFonts w:eastAsia="Calibri" w:asciiTheme="minorHAnsi" w:hAnsiTheme="minorHAnsi" w:cstheme="minorHAnsi"/>
+          <w:rFonts w:asciiTheme="minorHAnsi" w:eastAsia="Calibri" w:hAnsiTheme="minorHAnsi" w:cstheme="minorHAnsi"/>
           <w:i/>
           <w:iCs/>
           <w:color w:val="6E2330" w:themeColor="accent2"/>
@@ -6212,7 +7070,7 @@
       </w:pPr>
       <w:r>
         <w:rPr>
-          <w:rFonts w:eastAsia="Calibri" w:asciiTheme="minorHAnsi" w:hAnsiTheme="minorHAnsi" w:cstheme="minorHAnsi"/>
+          <w:rFonts w:asciiTheme="minorHAnsi" w:eastAsia="Calibri" w:hAnsiTheme="minorHAnsi" w:cstheme="minorHAnsi"/>
           <w:b/>
           <w:bCs/>
           <w:i/>
@@ -6225,7 +7083,7 @@
       </w:r>
       <w:r>
         <w:rPr>
-          <w:rFonts w:eastAsia="Calibri" w:asciiTheme="minorHAnsi" w:hAnsiTheme="minorHAnsi" w:cstheme="minorHAnsi"/>
+          <w:rFonts w:asciiTheme="minorHAnsi" w:eastAsia="Calibri" w:hAnsiTheme="minorHAnsi" w:cstheme="minorHAnsi"/>
           <w:i/>
           <w:iCs/>
           <w:color w:val="6E2330" w:themeColor="accent2"/>
@@ -6247,7 +7105,7 @@
         <w:contextualSpacing w:val="0"/>
         <w:jc w:val="both"/>
         <w:rPr>
-          <w:rFonts w:eastAsia="Calibri" w:asciiTheme="minorHAnsi" w:hAnsiTheme="minorHAnsi" w:cstheme="minorHAnsi"/>
+          <w:rFonts w:asciiTheme="minorHAnsi" w:eastAsia="Calibri" w:hAnsiTheme="minorHAnsi" w:cstheme="minorHAnsi"/>
           <w:i/>
           <w:iCs/>
           <w:color w:val="6E2330" w:themeColor="accent2"/>
@@ -6257,7 +7115,7 @@
       </w:pPr>
       <w:r>
         <w:rPr>
-          <w:rFonts w:eastAsia="Calibri" w:asciiTheme="minorHAnsi" w:hAnsiTheme="minorHAnsi" w:cstheme="minorHAnsi"/>
+          <w:rFonts w:asciiTheme="minorHAnsi" w:eastAsia="Calibri" w:hAnsiTheme="minorHAnsi" w:cstheme="minorHAnsi"/>
           <w:b/>
           <w:bCs/>
           <w:i/>
@@ -6270,38 +7128,14 @@
       </w:r>
       <w:r>
         <w:rPr>
-          <w:rFonts w:eastAsia="Calibri" w:asciiTheme="minorHAnsi" w:hAnsiTheme="minorHAnsi" w:cstheme="minorHAnsi"/>
+          <w:rFonts w:asciiTheme="minorHAnsi" w:eastAsia="Calibri" w:hAnsiTheme="minorHAnsi" w:cstheme="minorHAnsi"/>
           <w:i/>
           <w:iCs/>
           <w:color w:val="6E2330" w:themeColor="accent2"/>
           <w:sz w:val="22"/>
           <w:szCs w:val="22"/>
         </w:rPr>
-        <w:t xml:space="preserve">: Specify the care setting(s) that are used in the algorithm to define the time 0 (or </w:t>
-      </w:r>
-      <w:proofErr w:type="gramStart"/>
-      <w:r>
-        <w:rPr>
-          <w:rFonts w:eastAsia="Calibri" w:asciiTheme="minorHAnsi" w:hAnsiTheme="minorHAnsi" w:cstheme="minorHAnsi"/>
-          <w:i/>
-          <w:iCs/>
-          <w:color w:val="6E2330" w:themeColor="accent2"/>
-          <w:sz w:val="22"/>
-          <w:szCs w:val="22"/>
-        </w:rPr>
-        <w:t>other</w:t>
-      </w:r>
-      <w:proofErr w:type="gramEnd"/>
-      <w:r>
-        <w:rPr>
-          <w:rFonts w:eastAsia="Calibri" w:asciiTheme="minorHAnsi" w:hAnsiTheme="minorHAnsi" w:cstheme="minorHAnsi"/>
-          <w:i/>
-          <w:iCs/>
-          <w:color w:val="6E2330" w:themeColor="accent2"/>
-          <w:sz w:val="22"/>
-          <w:szCs w:val="22"/>
-        </w:rPr>
-        <w:t xml:space="preserve"> primary anchor) criterion. For example, IP = inpatient, ED = emergency department, etc.</w:t>
+        <w:t>: Specify the care setting(s) that are used in the algorithm to define the time 0 (or other primary anchor) criterion. For example, IP = inpatient, ED = emergency department, etc.</w:t>
       </w:r>
     </w:p>
     <w:p>
@@ -6316,7 +7150,7 @@
         <w:contextualSpacing w:val="0"/>
         <w:jc w:val="both"/>
         <w:rPr>
-          <w:rFonts w:eastAsia="Calibri" w:asciiTheme="minorHAnsi" w:hAnsiTheme="minorHAnsi" w:cstheme="minorHAnsi"/>
+          <w:rFonts w:asciiTheme="minorHAnsi" w:eastAsia="Calibri" w:hAnsiTheme="minorHAnsi" w:cstheme="minorHAnsi"/>
           <w:i/>
           <w:iCs/>
           <w:color w:val="6E2330" w:themeColor="accent2"/>
@@ -6326,7 +7160,7 @@
       </w:pPr>
       <w:r>
         <w:rPr>
-          <w:rFonts w:eastAsia="Calibri" w:asciiTheme="minorHAnsi" w:hAnsiTheme="minorHAnsi" w:cstheme="minorHAnsi"/>
+          <w:rFonts w:asciiTheme="minorHAnsi" w:eastAsia="Calibri" w:hAnsiTheme="minorHAnsi" w:cstheme="minorHAnsi"/>
           <w:b/>
           <w:bCs/>
           <w:i/>
@@ -6339,38 +7173,14 @@
       </w:r>
       <w:r>
         <w:rPr>
-          <w:rFonts w:eastAsia="Calibri" w:asciiTheme="minorHAnsi" w:hAnsiTheme="minorHAnsi" w:cstheme="minorHAnsi"/>
+          <w:rFonts w:asciiTheme="minorHAnsi" w:eastAsia="Calibri" w:hAnsiTheme="minorHAnsi" w:cstheme="minorHAnsi"/>
           <w:i/>
           <w:iCs/>
           <w:color w:val="6E2330" w:themeColor="accent2"/>
           <w:sz w:val="22"/>
           <w:szCs w:val="22"/>
         </w:rPr>
-        <w:t xml:space="preserve">: Specify the type(s) of clinical codes that are used to define the time 0 (or </w:t>
-      </w:r>
-      <w:proofErr w:type="gramStart"/>
-      <w:r>
-        <w:rPr>
-          <w:rFonts w:eastAsia="Calibri" w:asciiTheme="minorHAnsi" w:hAnsiTheme="minorHAnsi" w:cstheme="minorHAnsi"/>
-          <w:i/>
-          <w:iCs/>
-          <w:color w:val="6E2330" w:themeColor="accent2"/>
-          <w:sz w:val="22"/>
-          <w:szCs w:val="22"/>
-        </w:rPr>
-        <w:t>other</w:t>
-      </w:r>
-      <w:proofErr w:type="gramEnd"/>
-      <w:r>
-        <w:rPr>
-          <w:rFonts w:eastAsia="Calibri" w:asciiTheme="minorHAnsi" w:hAnsiTheme="minorHAnsi" w:cstheme="minorHAnsi"/>
-          <w:i/>
-          <w:iCs/>
-          <w:color w:val="6E2330" w:themeColor="accent2"/>
-          <w:sz w:val="22"/>
-          <w:szCs w:val="22"/>
-        </w:rPr>
-        <w:t xml:space="preserve"> primary anchor) criterion. </w:t>
+        <w:t xml:space="preserve">: Specify the type(s) of clinical codes that are used to define the time 0 (or other primary anchor) criterion. </w:t>
       </w:r>
     </w:p>
     <w:p>
@@ -6385,7 +7195,7 @@
         <w:contextualSpacing w:val="0"/>
         <w:jc w:val="both"/>
         <w:rPr>
-          <w:rFonts w:eastAsia="Calibri" w:asciiTheme="minorHAnsi" w:hAnsiTheme="minorHAnsi" w:cstheme="minorHAnsi"/>
+          <w:rFonts w:asciiTheme="minorHAnsi" w:eastAsia="Calibri" w:hAnsiTheme="minorHAnsi" w:cstheme="minorHAnsi"/>
           <w:i/>
           <w:iCs/>
           <w:color w:val="6E2330" w:themeColor="accent2"/>
@@ -6395,7 +7205,7 @@
       </w:pPr>
       <w:r>
         <w:rPr>
-          <w:rFonts w:eastAsia="Calibri" w:asciiTheme="minorHAnsi" w:hAnsiTheme="minorHAnsi" w:cstheme="minorHAnsi"/>
+          <w:rFonts w:asciiTheme="minorHAnsi" w:eastAsia="Calibri" w:hAnsiTheme="minorHAnsi" w:cstheme="minorHAnsi"/>
           <w:b/>
           <w:bCs/>
           <w:i/>
@@ -6408,7 +7218,7 @@
       </w:r>
       <w:r>
         <w:rPr>
-          <w:rFonts w:eastAsia="Calibri" w:asciiTheme="minorHAnsi" w:hAnsiTheme="minorHAnsi" w:cstheme="minorHAnsi"/>
+          <w:rFonts w:asciiTheme="minorHAnsi" w:eastAsia="Calibri" w:hAnsiTheme="minorHAnsi" w:cstheme="minorHAnsi"/>
           <w:i/>
           <w:iCs/>
           <w:color w:val="6E2330" w:themeColor="accent2"/>
@@ -6430,7 +7240,7 @@
         <w:contextualSpacing w:val="0"/>
         <w:jc w:val="both"/>
         <w:rPr>
-          <w:rFonts w:eastAsia="Calibri" w:asciiTheme="minorHAnsi" w:hAnsiTheme="minorHAnsi" w:cstheme="minorHAnsi"/>
+          <w:rFonts w:asciiTheme="minorHAnsi" w:eastAsia="Calibri" w:hAnsiTheme="minorHAnsi" w:cstheme="minorHAnsi"/>
           <w:i/>
           <w:iCs/>
           <w:color w:val="6E2330" w:themeColor="accent2"/>
@@ -6440,7 +7250,7 @@
       </w:pPr>
       <w:r>
         <w:rPr>
-          <w:rFonts w:eastAsia="Calibri" w:asciiTheme="minorHAnsi" w:hAnsiTheme="minorHAnsi" w:cstheme="minorHAnsi"/>
+          <w:rFonts w:asciiTheme="minorHAnsi" w:eastAsia="Calibri" w:hAnsiTheme="minorHAnsi" w:cstheme="minorHAnsi"/>
           <w:b/>
           <w:bCs/>
           <w:i/>
@@ -6449,11 +7259,12 @@
           <w:sz w:val="22"/>
           <w:szCs w:val="22"/>
         </w:rPr>
+        <w:lastRenderedPageBreak/>
         <w:t>Incident with respect to</w:t>
       </w:r>
       <w:r>
         <w:rPr>
-          <w:rFonts w:eastAsia="Calibri" w:asciiTheme="minorHAnsi" w:hAnsiTheme="minorHAnsi" w:cstheme="minorHAnsi"/>
+          <w:rFonts w:asciiTheme="minorHAnsi" w:eastAsia="Calibri" w:hAnsiTheme="minorHAnsi" w:cstheme="minorHAnsi"/>
           <w:i/>
           <w:iCs/>
           <w:color w:val="6E2330" w:themeColor="accent2"/>
@@ -6475,7 +7286,7 @@
         <w:contextualSpacing w:val="0"/>
         <w:jc w:val="both"/>
         <w:rPr>
-          <w:rFonts w:eastAsia="Calibri" w:asciiTheme="minorHAnsi" w:hAnsiTheme="minorHAnsi" w:cstheme="minorHAnsi"/>
+          <w:rFonts w:asciiTheme="minorHAnsi" w:eastAsia="Calibri" w:hAnsiTheme="minorHAnsi" w:cstheme="minorHAnsi"/>
           <w:i/>
           <w:iCs/>
           <w:color w:val="6E2330" w:themeColor="accent2"/>
@@ -6485,7 +7296,7 @@
       </w:pPr>
       <w:r>
         <w:rPr>
-          <w:rFonts w:eastAsia="Calibri" w:asciiTheme="minorHAnsi" w:hAnsiTheme="minorHAnsi" w:cstheme="minorHAnsi"/>
+          <w:rFonts w:asciiTheme="minorHAnsi" w:eastAsia="Calibri" w:hAnsiTheme="minorHAnsi" w:cstheme="minorHAnsi"/>
           <w:b/>
           <w:bCs/>
           <w:i/>
@@ -6498,7 +7309,7 @@
       </w:r>
       <w:r>
         <w:rPr>
-          <w:rFonts w:eastAsia="Calibri" w:asciiTheme="minorHAnsi" w:hAnsiTheme="minorHAnsi" w:cstheme="minorHAnsi"/>
+          <w:rFonts w:asciiTheme="minorHAnsi" w:eastAsia="Calibri" w:hAnsiTheme="minorHAnsi" w:cstheme="minorHAnsi"/>
           <w:i/>
           <w:iCs/>
           <w:color w:val="6E2330" w:themeColor="accent2"/>
@@ -6520,7 +7331,7 @@
         <w:contextualSpacing w:val="0"/>
         <w:jc w:val="both"/>
         <w:rPr>
-          <w:rFonts w:eastAsia="Calibri" w:asciiTheme="minorHAnsi" w:hAnsiTheme="minorHAnsi" w:cstheme="minorHAnsi"/>
+          <w:rFonts w:asciiTheme="minorHAnsi" w:eastAsia="Calibri" w:hAnsiTheme="minorHAnsi" w:cstheme="minorHAnsi"/>
           <w:i/>
           <w:iCs/>
           <w:color w:val="6E2330" w:themeColor="accent2"/>
@@ -6530,7 +7341,7 @@
       </w:pPr>
       <w:r>
         <w:rPr>
-          <w:rFonts w:eastAsia="Calibri" w:asciiTheme="minorHAnsi" w:hAnsiTheme="minorHAnsi" w:cstheme="minorHAnsi"/>
+          <w:rFonts w:asciiTheme="minorHAnsi" w:eastAsia="Calibri" w:hAnsiTheme="minorHAnsi" w:cstheme="minorHAnsi"/>
           <w:b/>
           <w:bCs/>
           <w:i/>
@@ -6543,7 +7354,7 @@
       </w:r>
       <w:r>
         <w:rPr>
-          <w:rFonts w:eastAsia="Calibri" w:asciiTheme="minorHAnsi" w:hAnsiTheme="minorHAnsi" w:cstheme="minorHAnsi"/>
+          <w:rFonts w:asciiTheme="minorHAnsi" w:eastAsia="Calibri" w:hAnsiTheme="minorHAnsi" w:cstheme="minorHAnsi"/>
           <w:i/>
           <w:iCs/>
           <w:color w:val="6E2330" w:themeColor="accent2"/>
@@ -6561,15 +7372,7 @@
     </w:p>
     <w:p>
       <w:r>
-        <w:t xml:space="preserve">The table below further describes the operational definitions </w:t>
-      </w:r>
-      <w:proofErr w:type="gramStart"/>
-      <w:r>
-        <w:t>with regard to</w:t>
-      </w:r>
-      <w:proofErr w:type="gramEnd"/>
-      <w:r>
-        <w:t xml:space="preserve"> the follow-up start and the follow-up end. </w:t>
+        <w:t xml:space="preserve">The table below further describes the operational definitions with regard to the follow-up start and the follow-up end. </w:t>
       </w:r>
     </w:p>
     <w:tbl>
@@ -6594,7 +7397,7 @@
             <w:tcBorders>
               <w:top w:val="nil"/>
               <w:bottom w:val="nil"/>
-              <w:right w:val="single" w:color="auto" w:sz="4" w:space="0"/>
+              <w:right w:val="single" w:sz="4" w:space="0" w:color="auto"/>
             </w:tcBorders>
             <w:shd w:val="clear" w:color="auto" w:fill="3B1C1C" w:themeFill="accent1"/>
             <w:hideMark/>
@@ -6623,10 +7426,10 @@
           <w:tcPr>
             <w:tcW w:w="735" w:type="pct"/>
             <w:tcBorders>
-              <w:top w:val="single" w:color="auto" w:sz="4" w:space="0"/>
-              <w:left w:val="single" w:color="auto" w:sz="4" w:space="0"/>
-              <w:bottom w:val="single" w:color="auto" w:sz="4" w:space="0"/>
-              <w:right w:val="single" w:color="auto" w:sz="4" w:space="0"/>
+              <w:top w:val="single" w:sz="4" w:space="0" w:color="auto"/>
+              <w:left w:val="single" w:sz="4" w:space="0" w:color="auto"/>
+              <w:bottom w:val="single" w:sz="4" w:space="0" w:color="auto"/>
+              <w:right w:val="single" w:sz="4" w:space="0" w:color="auto"/>
             </w:tcBorders>
             <w:noWrap/>
             <w:vAlign w:val="center"/>
@@ -6759,7 +7562,7 @@
             <w:tcBorders>
               <w:top w:val="nil"/>
               <w:left w:val="nil"/>
-              <w:bottom w:val="single" w:color="auto" w:sz="4" w:space="0"/>
+              <w:bottom w:val="single" w:sz="4" w:space="0" w:color="auto"/>
               <w:right w:val="nil"/>
             </w:tcBorders>
             <w:noWrap/>
@@ -6862,7 +7665,7 @@
             <w:tcBorders>
               <w:top w:val="nil"/>
               <w:bottom w:val="nil"/>
-              <w:right w:val="single" w:color="auto" w:sz="4" w:space="0"/>
+              <w:right w:val="single" w:sz="4" w:space="0" w:color="auto"/>
             </w:tcBorders>
             <w:shd w:val="clear" w:color="auto" w:fill="DDE7F3"/>
             <w:vAlign w:val="center"/>
@@ -6892,9 +7695,9 @@
           <w:tcPr>
             <w:tcW w:w="735" w:type="pct"/>
             <w:tcBorders>
-              <w:top w:val="single" w:color="auto" w:sz="4" w:space="0"/>
-              <w:left w:val="single" w:color="auto" w:sz="4" w:space="0"/>
-              <w:bottom w:val="single" w:color="auto" w:sz="4" w:space="0"/>
+              <w:top w:val="single" w:sz="4" w:space="0" w:color="auto"/>
+              <w:left w:val="single" w:sz="4" w:space="0" w:color="auto"/>
+              <w:bottom w:val="single" w:sz="4" w:space="0" w:color="auto"/>
               <w:right w:val="nil"/>
             </w:tcBorders>
             <w:noWrap/>
@@ -6922,9 +7725,9 @@
             <w:tcW w:w="156" w:type="pct"/>
             <w:tcBorders>
               <w:top w:val="nil"/>
-              <w:left w:val="single" w:color="auto" w:sz="4" w:space="0"/>
+              <w:left w:val="single" w:sz="4" w:space="0" w:color="auto"/>
               <w:bottom w:val="nil"/>
-              <w:right w:val="single" w:color="auto" w:sz="4" w:space="0"/>
+              <w:right w:val="single" w:sz="4" w:space="0" w:color="auto"/>
             </w:tcBorders>
             <w:noWrap/>
             <w:vAlign w:val="center"/>
@@ -6943,10 +7746,10 @@
           <w:tcPr>
             <w:tcW w:w="2207" w:type="pct"/>
             <w:tcBorders>
-              <w:top w:val="single" w:color="auto" w:sz="4" w:space="0"/>
+              <w:top w:val="single" w:sz="4" w:space="0" w:color="auto"/>
               <w:left w:val="nil"/>
-              <w:bottom w:val="single" w:color="auto" w:sz="4" w:space="0"/>
-              <w:right w:val="single" w:color="auto" w:sz="4" w:space="0"/>
+              <w:bottom w:val="single" w:sz="4" w:space="0" w:color="auto"/>
+              <w:right w:val="single" w:sz="4" w:space="0" w:color="auto"/>
             </w:tcBorders>
             <w:vAlign w:val="center"/>
             <w:hideMark/>
@@ -6978,7 +7781,7 @@
             <w:tcBorders>
               <w:top w:val="nil"/>
               <w:bottom w:val="nil"/>
-              <w:right w:val="single" w:color="auto" w:sz="4" w:space="0"/>
+              <w:right w:val="single" w:sz="4" w:space="0" w:color="auto"/>
             </w:tcBorders>
             <w:shd w:val="clear" w:color="auto" w:fill="DDE7F3"/>
             <w:vAlign w:val="center"/>
@@ -7008,9 +7811,9 @@
           <w:tcPr>
             <w:tcW w:w="735" w:type="pct"/>
             <w:tcBorders>
-              <w:top w:val="single" w:color="auto" w:sz="4" w:space="0"/>
-              <w:left w:val="single" w:color="auto" w:sz="4" w:space="0"/>
-              <w:bottom w:val="single" w:color="auto" w:sz="4" w:space="0"/>
+              <w:top w:val="single" w:sz="4" w:space="0" w:color="auto"/>
+              <w:left w:val="single" w:sz="4" w:space="0" w:color="auto"/>
+              <w:bottom w:val="single" w:sz="4" w:space="0" w:color="auto"/>
               <w:right w:val="nil"/>
             </w:tcBorders>
             <w:noWrap/>
@@ -7038,9 +7841,9 @@
             <w:tcW w:w="156" w:type="pct"/>
             <w:tcBorders>
               <w:top w:val="nil"/>
-              <w:left w:val="single" w:color="auto" w:sz="4" w:space="0"/>
+              <w:left w:val="single" w:sz="4" w:space="0" w:color="auto"/>
               <w:bottom w:val="nil"/>
-              <w:right w:val="single" w:color="auto" w:sz="4" w:space="0"/>
+              <w:right w:val="single" w:sz="4" w:space="0" w:color="auto"/>
             </w:tcBorders>
             <w:noWrap/>
             <w:vAlign w:val="center"/>
@@ -7061,8 +7864,8 @@
             <w:tcBorders>
               <w:top w:val="nil"/>
               <w:left w:val="nil"/>
-              <w:bottom w:val="single" w:color="auto" w:sz="4" w:space="0"/>
-              <w:right w:val="single" w:color="auto" w:sz="4" w:space="0"/>
+              <w:bottom w:val="single" w:sz="4" w:space="0" w:color="auto"/>
+              <w:right w:val="single" w:sz="4" w:space="0" w:color="auto"/>
             </w:tcBorders>
             <w:vAlign w:val="center"/>
             <w:hideMark/>
@@ -7094,7 +7897,7 @@
             <w:tcBorders>
               <w:top w:val="nil"/>
               <w:bottom w:val="nil"/>
-              <w:right w:val="single" w:color="auto" w:sz="4" w:space="0"/>
+              <w:right w:val="single" w:sz="4" w:space="0" w:color="auto"/>
             </w:tcBorders>
             <w:shd w:val="clear" w:color="auto" w:fill="DDE7F3"/>
             <w:vAlign w:val="center"/>
@@ -7124,9 +7927,9 @@
           <w:tcPr>
             <w:tcW w:w="735" w:type="pct"/>
             <w:tcBorders>
-              <w:top w:val="single" w:color="auto" w:sz="4" w:space="0"/>
-              <w:left w:val="single" w:color="auto" w:sz="4" w:space="0"/>
-              <w:bottom w:val="single" w:color="auto" w:sz="4" w:space="0"/>
+              <w:top w:val="single" w:sz="4" w:space="0" w:color="auto"/>
+              <w:left w:val="single" w:sz="4" w:space="0" w:color="auto"/>
+              <w:bottom w:val="single" w:sz="4" w:space="0" w:color="auto"/>
               <w:right w:val="nil"/>
             </w:tcBorders>
             <w:noWrap/>
@@ -7154,9 +7957,9 @@
             <w:tcW w:w="156" w:type="pct"/>
             <w:tcBorders>
               <w:top w:val="nil"/>
-              <w:left w:val="single" w:color="auto" w:sz="4" w:space="0"/>
+              <w:left w:val="single" w:sz="4" w:space="0" w:color="auto"/>
               <w:bottom w:val="nil"/>
-              <w:right w:val="single" w:color="auto" w:sz="4" w:space="0"/>
+              <w:right w:val="single" w:sz="4" w:space="0" w:color="auto"/>
             </w:tcBorders>
             <w:noWrap/>
             <w:vAlign w:val="center"/>
@@ -7177,8 +7980,8 @@
             <w:tcBorders>
               <w:top w:val="nil"/>
               <w:left w:val="nil"/>
-              <w:bottom w:val="single" w:color="auto" w:sz="4" w:space="0"/>
-              <w:right w:val="single" w:color="auto" w:sz="4" w:space="0"/>
+              <w:bottom w:val="single" w:sz="4" w:space="0" w:color="auto"/>
+              <w:right w:val="single" w:sz="4" w:space="0" w:color="auto"/>
             </w:tcBorders>
             <w:vAlign w:val="center"/>
             <w:hideMark/>
@@ -7210,7 +8013,7 @@
             <w:tcBorders>
               <w:top w:val="nil"/>
               <w:bottom w:val="nil"/>
-              <w:right w:val="single" w:color="auto" w:sz="4" w:space="0"/>
+              <w:right w:val="single" w:sz="4" w:space="0" w:color="auto"/>
             </w:tcBorders>
             <w:shd w:val="clear" w:color="auto" w:fill="DDE7F3"/>
             <w:vAlign w:val="center"/>
@@ -7249,9 +8052,9 @@
           <w:tcPr>
             <w:tcW w:w="735" w:type="pct"/>
             <w:tcBorders>
-              <w:top w:val="single" w:color="auto" w:sz="4" w:space="0"/>
-              <w:left w:val="single" w:color="auto" w:sz="4" w:space="0"/>
-              <w:bottom w:val="single" w:color="auto" w:sz="4" w:space="0"/>
+              <w:top w:val="single" w:sz="4" w:space="0" w:color="auto"/>
+              <w:left w:val="single" w:sz="4" w:space="0" w:color="auto"/>
+              <w:bottom w:val="single" w:sz="4" w:space="0" w:color="auto"/>
               <w:right w:val="nil"/>
             </w:tcBorders>
             <w:noWrap/>
@@ -7279,9 +8082,9 @@
             <w:tcW w:w="156" w:type="pct"/>
             <w:tcBorders>
               <w:top w:val="nil"/>
-              <w:left w:val="single" w:color="auto" w:sz="4" w:space="0"/>
+              <w:left w:val="single" w:sz="4" w:space="0" w:color="auto"/>
               <w:bottom w:val="nil"/>
-              <w:right w:val="single" w:color="auto" w:sz="4" w:space="0"/>
+              <w:right w:val="single" w:sz="4" w:space="0" w:color="auto"/>
             </w:tcBorders>
             <w:noWrap/>
             <w:vAlign w:val="center"/>
@@ -7302,8 +8105,8 @@
             <w:tcBorders>
               <w:top w:val="nil"/>
               <w:left w:val="nil"/>
-              <w:bottom w:val="single" w:color="auto" w:sz="4" w:space="0"/>
-              <w:right w:val="single" w:color="auto" w:sz="4" w:space="0"/>
+              <w:bottom w:val="single" w:sz="4" w:space="0" w:color="auto"/>
+              <w:right w:val="single" w:sz="4" w:space="0" w:color="auto"/>
             </w:tcBorders>
             <w:vAlign w:val="center"/>
             <w:hideMark/>
@@ -7335,7 +8138,7 @@
             <w:tcBorders>
               <w:top w:val="nil"/>
               <w:bottom w:val="nil"/>
-              <w:right w:val="single" w:color="auto" w:sz="4" w:space="0"/>
+              <w:right w:val="single" w:sz="4" w:space="0" w:color="auto"/>
             </w:tcBorders>
             <w:shd w:val="clear" w:color="auto" w:fill="DDE7F3"/>
             <w:vAlign w:val="center"/>
@@ -7355,6 +8158,7 @@
                 <w:bCs/>
                 <w:szCs w:val="20"/>
               </w:rPr>
+              <w:lastRenderedPageBreak/>
               <w:t>End of study period</w:t>
             </w:r>
             <w:r>
@@ -7379,9 +8183,9 @@
           <w:tcPr>
             <w:tcW w:w="735" w:type="pct"/>
             <w:tcBorders>
-              <w:top w:val="single" w:color="auto" w:sz="4" w:space="0"/>
-              <w:left w:val="single" w:color="auto" w:sz="4" w:space="0"/>
-              <w:bottom w:val="single" w:color="auto" w:sz="4" w:space="0"/>
+              <w:top w:val="single" w:sz="4" w:space="0" w:color="auto"/>
+              <w:left w:val="single" w:sz="4" w:space="0" w:color="auto"/>
+              <w:bottom w:val="single" w:sz="4" w:space="0" w:color="auto"/>
               <w:right w:val="nil"/>
             </w:tcBorders>
             <w:noWrap/>
@@ -7409,9 +8213,9 @@
             <w:tcW w:w="156" w:type="pct"/>
             <w:tcBorders>
               <w:top w:val="nil"/>
-              <w:left w:val="single" w:color="auto" w:sz="4" w:space="0"/>
+              <w:left w:val="single" w:sz="4" w:space="0" w:color="auto"/>
               <w:bottom w:val="nil"/>
-              <w:right w:val="single" w:color="auto" w:sz="4" w:space="0"/>
+              <w:right w:val="single" w:sz="4" w:space="0" w:color="auto"/>
             </w:tcBorders>
             <w:noWrap/>
             <w:vAlign w:val="center"/>
@@ -7432,8 +8236,8 @@
             <w:tcBorders>
               <w:top w:val="nil"/>
               <w:left w:val="nil"/>
-              <w:bottom w:val="single" w:color="auto" w:sz="4" w:space="0"/>
-              <w:right w:val="single" w:color="auto" w:sz="4" w:space="0"/>
+              <w:bottom w:val="single" w:sz="4" w:space="0" w:color="auto"/>
+              <w:right w:val="single" w:sz="4" w:space="0" w:color="auto"/>
             </w:tcBorders>
             <w:vAlign w:val="center"/>
             <w:hideMark/>
@@ -7465,7 +8269,7 @@
             <w:tcBorders>
               <w:top w:val="nil"/>
               <w:bottom w:val="nil"/>
-              <w:right w:val="single" w:color="auto" w:sz="4" w:space="0"/>
+              <w:right w:val="single" w:sz="4" w:space="0" w:color="auto"/>
             </w:tcBorders>
             <w:shd w:val="clear" w:color="auto" w:fill="DDE7F3"/>
             <w:vAlign w:val="center"/>
@@ -7513,9 +8317,9 @@
           <w:tcPr>
             <w:tcW w:w="735" w:type="pct"/>
             <w:tcBorders>
-              <w:top w:val="single" w:color="auto" w:sz="4" w:space="0"/>
-              <w:left w:val="single" w:color="auto" w:sz="4" w:space="0"/>
-              <w:bottom w:val="single" w:color="auto" w:sz="4" w:space="0"/>
+              <w:top w:val="single" w:sz="4" w:space="0" w:color="auto"/>
+              <w:left w:val="single" w:sz="4" w:space="0" w:color="auto"/>
+              <w:bottom w:val="single" w:sz="4" w:space="0" w:color="auto"/>
               <w:right w:val="nil"/>
             </w:tcBorders>
             <w:noWrap/>
@@ -7543,9 +8347,9 @@
             <w:tcW w:w="156" w:type="pct"/>
             <w:tcBorders>
               <w:top w:val="nil"/>
-              <w:left w:val="single" w:color="auto" w:sz="4" w:space="0"/>
+              <w:left w:val="single" w:sz="4" w:space="0" w:color="auto"/>
               <w:bottom w:val="nil"/>
-              <w:right w:val="single" w:color="auto" w:sz="4" w:space="0"/>
+              <w:right w:val="single" w:sz="4" w:space="0" w:color="auto"/>
             </w:tcBorders>
             <w:noWrap/>
             <w:vAlign w:val="center"/>
@@ -7573,8 +8377,8 @@
             <w:tcBorders>
               <w:top w:val="nil"/>
               <w:left w:val="nil"/>
-              <w:bottom w:val="single" w:color="auto" w:sz="4" w:space="0"/>
-              <w:right w:val="single" w:color="auto" w:sz="4" w:space="0"/>
+              <w:bottom w:val="single" w:sz="4" w:space="0" w:color="auto"/>
+              <w:right w:val="single" w:sz="4" w:space="0" w:color="auto"/>
             </w:tcBorders>
             <w:hideMark/>
           </w:tcPr>
@@ -7607,7 +8411,7 @@
             <w:tcBorders>
               <w:top w:val="nil"/>
               <w:bottom w:val="nil"/>
-              <w:right w:val="single" w:color="auto" w:sz="4" w:space="0"/>
+              <w:right w:val="single" w:sz="4" w:space="0" w:color="auto"/>
             </w:tcBorders>
             <w:shd w:val="clear" w:color="auto" w:fill="DDE7F3"/>
             <w:vAlign w:val="center"/>
@@ -7682,9 +8486,9 @@
           <w:tcPr>
             <w:tcW w:w="735" w:type="pct"/>
             <w:tcBorders>
-              <w:top w:val="single" w:color="auto" w:sz="4" w:space="0"/>
-              <w:left w:val="single" w:color="auto" w:sz="4" w:space="0"/>
-              <w:bottom w:val="single" w:color="auto" w:sz="4" w:space="0"/>
+              <w:top w:val="single" w:sz="4" w:space="0" w:color="auto"/>
+              <w:left w:val="single" w:sz="4" w:space="0" w:color="auto"/>
+              <w:bottom w:val="single" w:sz="4" w:space="0" w:color="auto"/>
               <w:right w:val="nil"/>
             </w:tcBorders>
             <w:noWrap/>
@@ -7712,9 +8516,9 @@
             <w:tcW w:w="156" w:type="pct"/>
             <w:tcBorders>
               <w:top w:val="nil"/>
-              <w:left w:val="single" w:color="auto" w:sz="4" w:space="0"/>
+              <w:left w:val="single" w:sz="4" w:space="0" w:color="auto"/>
               <w:bottom w:val="nil"/>
-              <w:right w:val="single" w:color="auto" w:sz="4" w:space="0"/>
+              <w:right w:val="single" w:sz="4" w:space="0" w:color="auto"/>
             </w:tcBorders>
             <w:noWrap/>
             <w:vAlign w:val="center"/>
@@ -7742,8 +8546,8 @@
             <w:tcBorders>
               <w:top w:val="nil"/>
               <w:left w:val="nil"/>
-              <w:bottom w:val="single" w:color="auto" w:sz="4" w:space="0"/>
-              <w:right w:val="single" w:color="auto" w:sz="4" w:space="0"/>
+              <w:bottom w:val="single" w:sz="4" w:space="0" w:color="auto"/>
+              <w:right w:val="single" w:sz="4" w:space="0" w:color="auto"/>
             </w:tcBorders>
             <w:noWrap/>
             <w:vAlign w:val="center"/>
@@ -7776,7 +8580,7 @@
             <w:tcBorders>
               <w:top w:val="nil"/>
               <w:bottom w:val="nil"/>
-              <w:right w:val="single" w:color="auto" w:sz="4" w:space="0"/>
+              <w:right w:val="single" w:sz="4" w:space="0" w:color="auto"/>
             </w:tcBorders>
             <w:shd w:val="clear" w:color="auto" w:fill="DDE7F3"/>
             <w:vAlign w:val="center"/>
@@ -7824,9 +8628,9 @@
           <w:tcPr>
             <w:tcW w:w="735" w:type="pct"/>
             <w:tcBorders>
-              <w:top w:val="single" w:color="auto" w:sz="4" w:space="0"/>
-              <w:left w:val="single" w:color="auto" w:sz="4" w:space="0"/>
-              <w:bottom w:val="single" w:color="auto" w:sz="4" w:space="0"/>
+              <w:top w:val="single" w:sz="4" w:space="0" w:color="auto"/>
+              <w:left w:val="single" w:sz="4" w:space="0" w:color="auto"/>
+              <w:bottom w:val="single" w:sz="4" w:space="0" w:color="auto"/>
               <w:right w:val="nil"/>
             </w:tcBorders>
             <w:noWrap/>
@@ -7854,9 +8658,9 @@
             <w:tcW w:w="156" w:type="pct"/>
             <w:tcBorders>
               <w:top w:val="nil"/>
-              <w:left w:val="single" w:color="auto" w:sz="4" w:space="0"/>
+              <w:left w:val="single" w:sz="4" w:space="0" w:color="auto"/>
               <w:bottom w:val="nil"/>
-              <w:right w:val="single" w:color="auto" w:sz="4" w:space="0"/>
+              <w:right w:val="single" w:sz="4" w:space="0" w:color="auto"/>
             </w:tcBorders>
             <w:noWrap/>
             <w:vAlign w:val="center"/>
@@ -7884,8 +8688,8 @@
             <w:tcBorders>
               <w:top w:val="nil"/>
               <w:left w:val="nil"/>
-              <w:bottom w:val="single" w:color="auto" w:sz="4" w:space="0"/>
-              <w:right w:val="single" w:color="auto" w:sz="4" w:space="0"/>
+              <w:bottom w:val="single" w:sz="4" w:space="0" w:color="auto"/>
+              <w:right w:val="single" w:sz="4" w:space="0" w:color="auto"/>
             </w:tcBorders>
             <w:noWrap/>
             <w:vAlign w:val="center"/>
@@ -7954,33 +8758,7 @@
           <w:szCs w:val="20"/>
           <w:u w:val="single"/>
         </w:rPr>
-        <w:t xml:space="preserve">Information on how to complete this table </w:t>
-      </w:r>
-      <w:proofErr w:type="gramStart"/>
-      <w:r>
-        <w:rPr>
-          <w:rFonts w:eastAsia="Calibri" w:cstheme="minorHAnsi"/>
-          <w:i/>
-          <w:iCs/>
-          <w:color w:val="6E2330" w:themeColor="accent2"/>
-          <w:sz w:val="22"/>
-          <w:szCs w:val="20"/>
-          <w:u w:val="single"/>
-        </w:rPr>
-        <w:t>with regard to</w:t>
-      </w:r>
-      <w:proofErr w:type="gramEnd"/>
-      <w:r>
-        <w:rPr>
-          <w:rFonts w:eastAsia="Calibri" w:cstheme="minorHAnsi"/>
-          <w:i/>
-          <w:iCs/>
-          <w:color w:val="6E2330" w:themeColor="accent2"/>
-          <w:sz w:val="22"/>
-          <w:szCs w:val="20"/>
-          <w:u w:val="single"/>
-        </w:rPr>
-        <w:t xml:space="preserve"> start and end of follow-up can be found below: </w:t>
+        <w:t xml:space="preserve">Information on how to complete this table with regard to start and end of follow-up can be found below: </w:t>
       </w:r>
     </w:p>
     <w:p>
@@ -7995,7 +8773,7 @@
         <w:contextualSpacing w:val="0"/>
         <w:jc w:val="both"/>
         <w:rPr>
-          <w:rFonts w:eastAsia="Calibri" w:asciiTheme="minorHAnsi" w:hAnsiTheme="minorHAnsi" w:cstheme="minorHAnsi"/>
+          <w:rFonts w:asciiTheme="minorHAnsi" w:eastAsia="Calibri" w:hAnsiTheme="minorHAnsi" w:cstheme="minorHAnsi"/>
           <w:i/>
           <w:iCs/>
           <w:color w:val="6E2330" w:themeColor="accent2"/>
@@ -8005,7 +8783,7 @@
       </w:pPr>
       <w:r>
         <w:rPr>
-          <w:rFonts w:eastAsia="Calibri" w:asciiTheme="minorHAnsi" w:hAnsiTheme="minorHAnsi" w:cstheme="minorHAnsi"/>
+          <w:rFonts w:asciiTheme="minorHAnsi" w:eastAsia="Calibri" w:hAnsiTheme="minorHAnsi" w:cstheme="minorHAnsi"/>
           <w:b/>
           <w:bCs/>
           <w:i/>
@@ -8018,7 +8796,7 @@
       </w:r>
       <w:r>
         <w:rPr>
-          <w:rFonts w:eastAsia="Calibri" w:asciiTheme="minorHAnsi" w:hAnsiTheme="minorHAnsi" w:cstheme="minorHAnsi"/>
+          <w:rFonts w:asciiTheme="minorHAnsi" w:eastAsia="Calibri" w:hAnsiTheme="minorHAnsi" w:cstheme="minorHAnsi"/>
           <w:i/>
           <w:iCs/>
           <w:color w:val="6E2330" w:themeColor="accent2"/>
@@ -8040,7 +8818,7 @@
         <w:contextualSpacing w:val="0"/>
         <w:jc w:val="both"/>
         <w:rPr>
-          <w:rFonts w:eastAsia="Calibri" w:asciiTheme="minorHAnsi" w:hAnsiTheme="minorHAnsi" w:cstheme="minorHAnsi"/>
+          <w:rFonts w:asciiTheme="minorHAnsi" w:eastAsia="Calibri" w:hAnsiTheme="minorHAnsi" w:cstheme="minorHAnsi"/>
           <w:i/>
           <w:iCs/>
           <w:color w:val="6E2330" w:themeColor="accent2"/>
@@ -8050,7 +8828,7 @@
       </w:pPr>
       <w:r>
         <w:rPr>
-          <w:rFonts w:eastAsia="Calibri" w:asciiTheme="minorHAnsi" w:hAnsiTheme="minorHAnsi" w:cstheme="minorHAnsi"/>
+          <w:rFonts w:asciiTheme="minorHAnsi" w:eastAsia="Calibri" w:hAnsiTheme="minorHAnsi" w:cstheme="minorHAnsi"/>
           <w:b/>
           <w:bCs/>
           <w:i/>
@@ -8063,7 +8841,7 @@
       </w:r>
       <w:r>
         <w:rPr>
-          <w:rFonts w:eastAsia="Calibri" w:asciiTheme="minorHAnsi" w:hAnsiTheme="minorHAnsi" w:cstheme="minorHAnsi"/>
+          <w:rFonts w:asciiTheme="minorHAnsi" w:eastAsia="Calibri" w:hAnsiTheme="minorHAnsi" w:cstheme="minorHAnsi"/>
           <w:i/>
           <w:iCs/>
           <w:color w:val="6E2330" w:themeColor="accent2"/>
@@ -8084,1082 +8862,10 @@
     </w:p>
     <w:p>
       <w:pPr>
-        <w:sectPr>
-          <w:pgSz w:w="16838" w:h="11906" w:orient="landscape" w:code="9"/>
-          <w:pgMar w:top="1134" w:right="1134" w:bottom="1134" w:left="1134" w:header="567" w:footer="567" w:gutter="0"/>
-          <w:cols w:space="708"/>
-          <w:titlePg/>
-          <w:docGrid w:linePitch="360"/>
-        </w:sectPr>
-      </w:pPr>
-    </w:p>
-    <w:p>
-      <w:pPr>
         <w:pStyle w:val="Heading2"/>
       </w:pPr>
       <w:r>
-        <w:t>Study population with in- and exclusion criteria</w:t>
-      </w:r>
-      <w:r>
-        <w:br w:type="page"/>
-      </w:r>
-    </w:p>
-    <w:p>
-      <w:pPr>
-        <w:sectPr>
-          <w:pgSz w:w="11906" w:h="16838" w:orient="portrait" w:code="9"/>
-          <w:pgMar w:top="1134" w:right="1134" w:bottom="1134" w:left="1134" w:header="567" w:footer="567" w:gutter="0"/>
-          <w:cols w:space="708"/>
-          <w:titlePg/>
-          <w:docGrid w:linePitch="360"/>
-        </w:sectPr>
-      </w:pPr>
-    </w:p>
-    <w:p>
-      <w:pPr>
-        <w:pStyle w:val="TableParagraph"/>
-      </w:pPr>
-      <w:r>
-        <w:t>Table 5. Operational definitions of inclusion criteria</w:t>
-      </w:r>
-    </w:p>
-    <w:tbl>
-      <w:tblPr>
-        <w:tblStyle w:val="ListTable4-Accent2"/>
-        <w:tblW w:w="0" w:type="auto"/>
-        <w:tblLook w:val="04A0" w:firstRow="1" w:lastRow="0" w:firstColumn="1" w:lastColumn="0" w:noHBand="0" w:noVBand="1"/>
-      </w:tblPr>
-      <w:tblGrid>
-        <w:gridCol w:w="1336"/>
-        <w:gridCol w:w="1306"/>
-        <w:gridCol w:w="1357"/>
-        <w:gridCol w:w="1368"/>
-        <w:gridCol w:w="1316"/>
-        <w:gridCol w:w="1286"/>
-        <w:gridCol w:w="1339"/>
-        <w:gridCol w:w="1366"/>
-        <w:gridCol w:w="2543"/>
-        <w:gridCol w:w="1343"/>
-      </w:tblGrid>
-      <w:tr>
-        <w:trPr>
-          <w:cnfStyle w:val="100000000000" w:firstRow="1" w:lastRow="0" w:firstColumn="0" w:lastColumn="0" w:oddVBand="0" w:evenVBand="0" w:oddHBand="0" w:evenHBand="0" w:firstRowFirstColumn="0" w:firstRowLastColumn="0" w:lastRowFirstColumn="0" w:lastRowLastColumn="0"/>
-        </w:trPr>
-        <w:tc>
-          <w:tcPr>
-            <w:cnfStyle w:val="001000000000" w:firstRow="0" w:lastRow="0" w:firstColumn="1" w:lastColumn="0" w:oddVBand="0" w:evenVBand="0" w:oddHBand="0" w:evenHBand="0" w:firstRowFirstColumn="0" w:firstRowLastColumn="0" w:lastRowFirstColumn="0" w:lastRowLastColumn="0"/>
-            <w:tcW w:w="1336" w:type="dxa"/>
-          </w:tcPr>
-          <w:p>
-            <w:r>
-              <w:t>Criterion</w:t>
-            </w:r>
-          </w:p>
-        </w:tc>
-        <w:tc>
-          <w:tcPr>
-            <w:tcW w:w="1306" w:type="dxa"/>
-          </w:tcPr>
-          <w:p>
-            <w:pPr>
-              <w:cnfStyle w:val="100000000000" w:firstRow="1" w:lastRow="0" w:firstColumn="0" w:lastColumn="0" w:oddVBand="0" w:evenVBand="0" w:oddHBand="0" w:evenHBand="0" w:firstRowFirstColumn="0" w:firstRowLastColumn="0" w:lastRowFirstColumn="0" w:lastRowLastColumn="0"/>
-            </w:pPr>
-            <w:r>
-              <w:t>Details</w:t>
-            </w:r>
-          </w:p>
-        </w:tc>
-        <w:tc>
-          <w:tcPr>
-            <w:tcW w:w="1357" w:type="dxa"/>
-          </w:tcPr>
-          <w:p>
-            <w:pPr>
-              <w:cnfStyle w:val="100000000000" w:firstRow="1" w:lastRow="0" w:firstColumn="0" w:lastColumn="0" w:oddVBand="0" w:evenVBand="0" w:oddHBand="0" w:evenHBand="0" w:firstRowFirstColumn="0" w:firstRowLastColumn="0" w:lastRowFirstColumn="0" w:lastRowLastColumn="0"/>
-            </w:pPr>
-            <w:r>
-              <w:t>Order of application</w:t>
-            </w:r>
-          </w:p>
-        </w:tc>
-        <w:tc>
-          <w:tcPr>
-            <w:tcW w:w="1368" w:type="dxa"/>
-          </w:tcPr>
-          <w:p>
-            <w:pPr>
-              <w:cnfStyle w:val="100000000000" w:firstRow="1" w:lastRow="0" w:firstColumn="0" w:lastColumn="0" w:oddVBand="0" w:evenVBand="0" w:oddHBand="0" w:evenHBand="0" w:firstRowFirstColumn="0" w:firstRowLastColumn="0" w:lastRowFirstColumn="0" w:lastRowLastColumn="0"/>
-            </w:pPr>
-            <w:r>
-              <w:t>Assessment window</w:t>
-            </w:r>
-          </w:p>
-        </w:tc>
-        <w:tc>
-          <w:tcPr>
-            <w:tcW w:w="1316" w:type="dxa"/>
-          </w:tcPr>
-          <w:p>
-            <w:pPr>
-              <w:cnfStyle w:val="100000000000" w:firstRow="1" w:lastRow="0" w:firstColumn="0" w:lastColumn="0" w:oddVBand="0" w:evenVBand="0" w:oddHBand="0" w:evenHBand="0" w:firstRowFirstColumn="0" w:firstRowLastColumn="0" w:lastRowFirstColumn="0" w:lastRowLastColumn="0"/>
-            </w:pPr>
-            <w:r>
-              <w:t>Care settings</w:t>
-            </w:r>
-          </w:p>
-        </w:tc>
-        <w:tc>
-          <w:tcPr>
-            <w:tcW w:w="1286" w:type="dxa"/>
-          </w:tcPr>
-          <w:p>
-            <w:pPr>
-              <w:cnfStyle w:val="100000000000" w:firstRow="1" w:lastRow="0" w:firstColumn="0" w:lastColumn="0" w:oddVBand="0" w:evenVBand="0" w:oddHBand="0" w:evenHBand="0" w:firstRowFirstColumn="0" w:firstRowLastColumn="0" w:lastRowFirstColumn="0" w:lastRowLastColumn="0"/>
-            </w:pPr>
-            <w:r>
-              <w:t>Code type</w:t>
-            </w:r>
-          </w:p>
-        </w:tc>
-        <w:tc>
-          <w:tcPr>
-            <w:tcW w:w="1339" w:type="dxa"/>
-          </w:tcPr>
-          <w:p>
-            <w:pPr>
-              <w:cnfStyle w:val="100000000000" w:firstRow="1" w:lastRow="0" w:firstColumn="0" w:lastColumn="0" w:oddVBand="0" w:evenVBand="0" w:oddHBand="0" w:evenHBand="0" w:firstRowFirstColumn="0" w:firstRowLastColumn="0" w:lastRowFirstColumn="0" w:lastRowLastColumn="0"/>
-            </w:pPr>
-            <w:r>
-              <w:t>Diagnosis position</w:t>
-            </w:r>
-          </w:p>
-        </w:tc>
-        <w:tc>
-          <w:tcPr>
-            <w:tcW w:w="1366" w:type="dxa"/>
-          </w:tcPr>
-          <w:p>
-            <w:pPr>
-              <w:cnfStyle w:val="100000000000" w:firstRow="1" w:lastRow="0" w:firstColumn="0" w:lastColumn="0" w:oddVBand="0" w:evenVBand="0" w:oddHBand="0" w:evenHBand="0" w:firstRowFirstColumn="0" w:firstRowLastColumn="0" w:lastRowFirstColumn="0" w:lastRowLastColumn="0"/>
-            </w:pPr>
-            <w:r>
-              <w:t>Applied to study populations</w:t>
-            </w:r>
-          </w:p>
-        </w:tc>
-        <w:tc>
-          <w:tcPr>
-            <w:tcW w:w="2543" w:type="dxa"/>
-          </w:tcPr>
-          <w:p>
-            <w:pPr>
-              <w:cnfStyle w:val="100000000000" w:firstRow="1" w:lastRow="0" w:firstColumn="0" w:lastColumn="0" w:oddVBand="0" w:evenVBand="0" w:oddHBand="0" w:evenHBand="0" w:firstRowFirstColumn="0" w:firstRowLastColumn="0" w:lastRowFirstColumn="0" w:lastRowLastColumn="0"/>
-            </w:pPr>
-            <w:r>
-              <w:t>Measurement characteristics/validation</w:t>
-            </w:r>
-          </w:p>
-        </w:tc>
-        <w:tc>
-          <w:tcPr>
-            <w:tcW w:w="1343" w:type="dxa"/>
-          </w:tcPr>
-          <w:p>
-            <w:pPr>
-              <w:cnfStyle w:val="100000000000" w:firstRow="1" w:lastRow="0" w:firstColumn="0" w:lastColumn="0" w:oddVBand="0" w:evenVBand="0" w:oddHBand="0" w:evenHBand="0" w:firstRowFirstColumn="0" w:firstRowLastColumn="0" w:lastRowFirstColumn="0" w:lastRowLastColumn="0"/>
-            </w:pPr>
-            <w:r>
-              <w:t>Source for algorithm</w:t>
-            </w:r>
-          </w:p>
-        </w:tc>
-      </w:tr>
-      <w:tr>
-        <w:trPr>
-          <w:cnfStyle w:val="000000100000" w:firstRow="0" w:lastRow="0" w:firstColumn="0" w:lastColumn="0" w:oddVBand="0" w:evenVBand="0" w:oddHBand="1" w:evenHBand="0" w:firstRowFirstColumn="0" w:firstRowLastColumn="0" w:lastRowFirstColumn="0" w:lastRowLastColumn="0"/>
-        </w:trPr>
-        <w:tc>
-          <w:tcPr>
-            <w:cnfStyle w:val="001000000000" w:firstRow="0" w:lastRow="0" w:firstColumn="1" w:lastColumn="0" w:oddVBand="0" w:evenVBand="0" w:oddHBand="0" w:evenHBand="0" w:firstRowFirstColumn="0" w:firstRowLastColumn="0" w:lastRowFirstColumn="0" w:lastRowLastColumn="0"/>
-            <w:tcW w:w="1336" w:type="dxa"/>
-          </w:tcPr>
-          <w:p/>
-        </w:tc>
-        <w:tc>
-          <w:tcPr>
-            <w:tcW w:w="1306" w:type="dxa"/>
-          </w:tcPr>
-          <w:p>
-            <w:pPr>
-              <w:cnfStyle w:val="000000100000" w:firstRow="0" w:lastRow="0" w:firstColumn="0" w:lastColumn="0" w:oddVBand="0" w:evenVBand="0" w:oddHBand="1" w:evenHBand="0" w:firstRowFirstColumn="0" w:firstRowLastColumn="0" w:lastRowFirstColumn="0" w:lastRowLastColumn="0"/>
-            </w:pPr>
-          </w:p>
-        </w:tc>
-        <w:tc>
-          <w:tcPr>
-            <w:tcW w:w="1357" w:type="dxa"/>
-          </w:tcPr>
-          <w:p>
-            <w:pPr>
-              <w:cnfStyle w:val="000000100000" w:firstRow="0" w:lastRow="0" w:firstColumn="0" w:lastColumn="0" w:oddVBand="0" w:evenVBand="0" w:oddHBand="1" w:evenHBand="0" w:firstRowFirstColumn="0" w:firstRowLastColumn="0" w:lastRowFirstColumn="0" w:lastRowLastColumn="0"/>
-            </w:pPr>
-          </w:p>
-        </w:tc>
-        <w:tc>
-          <w:tcPr>
-            <w:tcW w:w="1368" w:type="dxa"/>
-          </w:tcPr>
-          <w:p>
-            <w:pPr>
-              <w:cnfStyle w:val="000000100000" w:firstRow="0" w:lastRow="0" w:firstColumn="0" w:lastColumn="0" w:oddVBand="0" w:evenVBand="0" w:oddHBand="1" w:evenHBand="0" w:firstRowFirstColumn="0" w:firstRowLastColumn="0" w:lastRowFirstColumn="0" w:lastRowLastColumn="0"/>
-            </w:pPr>
-          </w:p>
-        </w:tc>
-        <w:tc>
-          <w:tcPr>
-            <w:tcW w:w="1316" w:type="dxa"/>
-          </w:tcPr>
-          <w:p>
-            <w:pPr>
-              <w:cnfStyle w:val="000000100000" w:firstRow="0" w:lastRow="0" w:firstColumn="0" w:lastColumn="0" w:oddVBand="0" w:evenVBand="0" w:oddHBand="1" w:evenHBand="0" w:firstRowFirstColumn="0" w:firstRowLastColumn="0" w:lastRowFirstColumn="0" w:lastRowLastColumn="0"/>
-            </w:pPr>
-          </w:p>
-        </w:tc>
-        <w:tc>
-          <w:tcPr>
-            <w:tcW w:w="1286" w:type="dxa"/>
-          </w:tcPr>
-          <w:p>
-            <w:pPr>
-              <w:cnfStyle w:val="000000100000" w:firstRow="0" w:lastRow="0" w:firstColumn="0" w:lastColumn="0" w:oddVBand="0" w:evenVBand="0" w:oddHBand="1" w:evenHBand="0" w:firstRowFirstColumn="0" w:firstRowLastColumn="0" w:lastRowFirstColumn="0" w:lastRowLastColumn="0"/>
-            </w:pPr>
-          </w:p>
-        </w:tc>
-        <w:tc>
-          <w:tcPr>
-            <w:tcW w:w="1339" w:type="dxa"/>
-          </w:tcPr>
-          <w:p>
-            <w:pPr>
-              <w:cnfStyle w:val="000000100000" w:firstRow="0" w:lastRow="0" w:firstColumn="0" w:lastColumn="0" w:oddVBand="0" w:evenVBand="0" w:oddHBand="1" w:evenHBand="0" w:firstRowFirstColumn="0" w:firstRowLastColumn="0" w:lastRowFirstColumn="0" w:lastRowLastColumn="0"/>
-            </w:pPr>
-          </w:p>
-        </w:tc>
-        <w:tc>
-          <w:tcPr>
-            <w:tcW w:w="1366" w:type="dxa"/>
-          </w:tcPr>
-          <w:p>
-            <w:pPr>
-              <w:cnfStyle w:val="000000100000" w:firstRow="0" w:lastRow="0" w:firstColumn="0" w:lastColumn="0" w:oddVBand="0" w:evenVBand="0" w:oddHBand="1" w:evenHBand="0" w:firstRowFirstColumn="0" w:firstRowLastColumn="0" w:lastRowFirstColumn="0" w:lastRowLastColumn="0"/>
-            </w:pPr>
-          </w:p>
-        </w:tc>
-        <w:tc>
-          <w:tcPr>
-            <w:tcW w:w="2543" w:type="dxa"/>
-          </w:tcPr>
-          <w:p>
-            <w:pPr>
-              <w:cnfStyle w:val="000000100000" w:firstRow="0" w:lastRow="0" w:firstColumn="0" w:lastColumn="0" w:oddVBand="0" w:evenVBand="0" w:oddHBand="1" w:evenHBand="0" w:firstRowFirstColumn="0" w:firstRowLastColumn="0" w:lastRowFirstColumn="0" w:lastRowLastColumn="0"/>
-            </w:pPr>
-          </w:p>
-        </w:tc>
-        <w:tc>
-          <w:tcPr>
-            <w:tcW w:w="1343" w:type="dxa"/>
-          </w:tcPr>
-          <w:p>
-            <w:pPr>
-              <w:cnfStyle w:val="000000100000" w:firstRow="0" w:lastRow="0" w:firstColumn="0" w:lastColumn="0" w:oddVBand="0" w:evenVBand="0" w:oddHBand="1" w:evenHBand="0" w:firstRowFirstColumn="0" w:firstRowLastColumn="0" w:lastRowFirstColumn="0" w:lastRowLastColumn="0"/>
-            </w:pPr>
-          </w:p>
-        </w:tc>
-      </w:tr>
-      <w:tr>
-        <w:tc>
-          <w:tcPr>
-            <w:cnfStyle w:val="001000000000" w:firstRow="0" w:lastRow="0" w:firstColumn="1" w:lastColumn="0" w:oddVBand="0" w:evenVBand="0" w:oddHBand="0" w:evenHBand="0" w:firstRowFirstColumn="0" w:firstRowLastColumn="0" w:lastRowFirstColumn="0" w:lastRowLastColumn="0"/>
-            <w:tcW w:w="1336" w:type="dxa"/>
-          </w:tcPr>
-          <w:p/>
-        </w:tc>
-        <w:tc>
-          <w:tcPr>
-            <w:tcW w:w="1306" w:type="dxa"/>
-          </w:tcPr>
-          <w:p>
-            <w:pPr>
-              <w:cnfStyle w:val="000000000000" w:firstRow="0" w:lastRow="0" w:firstColumn="0" w:lastColumn="0" w:oddVBand="0" w:evenVBand="0" w:oddHBand="0" w:evenHBand="0" w:firstRowFirstColumn="0" w:firstRowLastColumn="0" w:lastRowFirstColumn="0" w:lastRowLastColumn="0"/>
-            </w:pPr>
-          </w:p>
-        </w:tc>
-        <w:tc>
-          <w:tcPr>
-            <w:tcW w:w="1357" w:type="dxa"/>
-          </w:tcPr>
-          <w:p>
-            <w:pPr>
-              <w:cnfStyle w:val="000000000000" w:firstRow="0" w:lastRow="0" w:firstColumn="0" w:lastColumn="0" w:oddVBand="0" w:evenVBand="0" w:oddHBand="0" w:evenHBand="0" w:firstRowFirstColumn="0" w:firstRowLastColumn="0" w:lastRowFirstColumn="0" w:lastRowLastColumn="0"/>
-            </w:pPr>
-          </w:p>
-        </w:tc>
-        <w:tc>
-          <w:tcPr>
-            <w:tcW w:w="1368" w:type="dxa"/>
-          </w:tcPr>
-          <w:p>
-            <w:pPr>
-              <w:cnfStyle w:val="000000000000" w:firstRow="0" w:lastRow="0" w:firstColumn="0" w:lastColumn="0" w:oddVBand="0" w:evenVBand="0" w:oddHBand="0" w:evenHBand="0" w:firstRowFirstColumn="0" w:firstRowLastColumn="0" w:lastRowFirstColumn="0" w:lastRowLastColumn="0"/>
-            </w:pPr>
-          </w:p>
-        </w:tc>
-        <w:tc>
-          <w:tcPr>
-            <w:tcW w:w="1316" w:type="dxa"/>
-          </w:tcPr>
-          <w:p>
-            <w:pPr>
-              <w:cnfStyle w:val="000000000000" w:firstRow="0" w:lastRow="0" w:firstColumn="0" w:lastColumn="0" w:oddVBand="0" w:evenVBand="0" w:oddHBand="0" w:evenHBand="0" w:firstRowFirstColumn="0" w:firstRowLastColumn="0" w:lastRowFirstColumn="0" w:lastRowLastColumn="0"/>
-            </w:pPr>
-          </w:p>
-        </w:tc>
-        <w:tc>
-          <w:tcPr>
-            <w:tcW w:w="1286" w:type="dxa"/>
-          </w:tcPr>
-          <w:p>
-            <w:pPr>
-              <w:cnfStyle w:val="000000000000" w:firstRow="0" w:lastRow="0" w:firstColumn="0" w:lastColumn="0" w:oddVBand="0" w:evenVBand="0" w:oddHBand="0" w:evenHBand="0" w:firstRowFirstColumn="0" w:firstRowLastColumn="0" w:lastRowFirstColumn="0" w:lastRowLastColumn="0"/>
-            </w:pPr>
-          </w:p>
-        </w:tc>
-        <w:tc>
-          <w:tcPr>
-            <w:tcW w:w="1339" w:type="dxa"/>
-          </w:tcPr>
-          <w:p>
-            <w:pPr>
-              <w:cnfStyle w:val="000000000000" w:firstRow="0" w:lastRow="0" w:firstColumn="0" w:lastColumn="0" w:oddVBand="0" w:evenVBand="0" w:oddHBand="0" w:evenHBand="0" w:firstRowFirstColumn="0" w:firstRowLastColumn="0" w:lastRowFirstColumn="0" w:lastRowLastColumn="0"/>
-            </w:pPr>
-          </w:p>
-        </w:tc>
-        <w:tc>
-          <w:tcPr>
-            <w:tcW w:w="1366" w:type="dxa"/>
-          </w:tcPr>
-          <w:p>
-            <w:pPr>
-              <w:cnfStyle w:val="000000000000" w:firstRow="0" w:lastRow="0" w:firstColumn="0" w:lastColumn="0" w:oddVBand="0" w:evenVBand="0" w:oddHBand="0" w:evenHBand="0" w:firstRowFirstColumn="0" w:firstRowLastColumn="0" w:lastRowFirstColumn="0" w:lastRowLastColumn="0"/>
-            </w:pPr>
-          </w:p>
-        </w:tc>
-        <w:tc>
-          <w:tcPr>
-            <w:tcW w:w="2543" w:type="dxa"/>
-          </w:tcPr>
-          <w:p>
-            <w:pPr>
-              <w:cnfStyle w:val="000000000000" w:firstRow="0" w:lastRow="0" w:firstColumn="0" w:lastColumn="0" w:oddVBand="0" w:evenVBand="0" w:oddHBand="0" w:evenHBand="0" w:firstRowFirstColumn="0" w:firstRowLastColumn="0" w:lastRowFirstColumn="0" w:lastRowLastColumn="0"/>
-            </w:pPr>
-          </w:p>
-        </w:tc>
-        <w:tc>
-          <w:tcPr>
-            <w:tcW w:w="1343" w:type="dxa"/>
-          </w:tcPr>
-          <w:p>
-            <w:pPr>
-              <w:cnfStyle w:val="000000000000" w:firstRow="0" w:lastRow="0" w:firstColumn="0" w:lastColumn="0" w:oddVBand="0" w:evenVBand="0" w:oddHBand="0" w:evenHBand="0" w:firstRowFirstColumn="0" w:firstRowLastColumn="0" w:lastRowFirstColumn="0" w:lastRowLastColumn="0"/>
-            </w:pPr>
-          </w:p>
-        </w:tc>
-      </w:tr>
-      <w:tr>
-        <w:trPr>
-          <w:cnfStyle w:val="000000100000" w:firstRow="0" w:lastRow="0" w:firstColumn="0" w:lastColumn="0" w:oddVBand="0" w:evenVBand="0" w:oddHBand="1" w:evenHBand="0" w:firstRowFirstColumn="0" w:firstRowLastColumn="0" w:lastRowFirstColumn="0" w:lastRowLastColumn="0"/>
-        </w:trPr>
-        <w:tc>
-          <w:tcPr>
-            <w:cnfStyle w:val="001000000000" w:firstRow="0" w:lastRow="0" w:firstColumn="1" w:lastColumn="0" w:oddVBand="0" w:evenVBand="0" w:oddHBand="0" w:evenHBand="0" w:firstRowFirstColumn="0" w:firstRowLastColumn="0" w:lastRowFirstColumn="0" w:lastRowLastColumn="0"/>
-            <w:tcW w:w="1336" w:type="dxa"/>
-          </w:tcPr>
-          <w:p/>
-        </w:tc>
-        <w:tc>
-          <w:tcPr>
-            <w:tcW w:w="1306" w:type="dxa"/>
-          </w:tcPr>
-          <w:p>
-            <w:pPr>
-              <w:cnfStyle w:val="000000100000" w:firstRow="0" w:lastRow="0" w:firstColumn="0" w:lastColumn="0" w:oddVBand="0" w:evenVBand="0" w:oddHBand="1" w:evenHBand="0" w:firstRowFirstColumn="0" w:firstRowLastColumn="0" w:lastRowFirstColumn="0" w:lastRowLastColumn="0"/>
-            </w:pPr>
-          </w:p>
-        </w:tc>
-        <w:tc>
-          <w:tcPr>
-            <w:tcW w:w="1357" w:type="dxa"/>
-          </w:tcPr>
-          <w:p>
-            <w:pPr>
-              <w:cnfStyle w:val="000000100000" w:firstRow="0" w:lastRow="0" w:firstColumn="0" w:lastColumn="0" w:oddVBand="0" w:evenVBand="0" w:oddHBand="1" w:evenHBand="0" w:firstRowFirstColumn="0" w:firstRowLastColumn="0" w:lastRowFirstColumn="0" w:lastRowLastColumn="0"/>
-            </w:pPr>
-          </w:p>
-        </w:tc>
-        <w:tc>
-          <w:tcPr>
-            <w:tcW w:w="1368" w:type="dxa"/>
-          </w:tcPr>
-          <w:p>
-            <w:pPr>
-              <w:cnfStyle w:val="000000100000" w:firstRow="0" w:lastRow="0" w:firstColumn="0" w:lastColumn="0" w:oddVBand="0" w:evenVBand="0" w:oddHBand="1" w:evenHBand="0" w:firstRowFirstColumn="0" w:firstRowLastColumn="0" w:lastRowFirstColumn="0" w:lastRowLastColumn="0"/>
-            </w:pPr>
-          </w:p>
-        </w:tc>
-        <w:tc>
-          <w:tcPr>
-            <w:tcW w:w="1316" w:type="dxa"/>
-          </w:tcPr>
-          <w:p>
-            <w:pPr>
-              <w:cnfStyle w:val="000000100000" w:firstRow="0" w:lastRow="0" w:firstColumn="0" w:lastColumn="0" w:oddVBand="0" w:evenVBand="0" w:oddHBand="1" w:evenHBand="0" w:firstRowFirstColumn="0" w:firstRowLastColumn="0" w:lastRowFirstColumn="0" w:lastRowLastColumn="0"/>
-            </w:pPr>
-          </w:p>
-        </w:tc>
-        <w:tc>
-          <w:tcPr>
-            <w:tcW w:w="1286" w:type="dxa"/>
-          </w:tcPr>
-          <w:p>
-            <w:pPr>
-              <w:cnfStyle w:val="000000100000" w:firstRow="0" w:lastRow="0" w:firstColumn="0" w:lastColumn="0" w:oddVBand="0" w:evenVBand="0" w:oddHBand="1" w:evenHBand="0" w:firstRowFirstColumn="0" w:firstRowLastColumn="0" w:lastRowFirstColumn="0" w:lastRowLastColumn="0"/>
-            </w:pPr>
-          </w:p>
-        </w:tc>
-        <w:tc>
-          <w:tcPr>
-            <w:tcW w:w="1339" w:type="dxa"/>
-          </w:tcPr>
-          <w:p>
-            <w:pPr>
-              <w:cnfStyle w:val="000000100000" w:firstRow="0" w:lastRow="0" w:firstColumn="0" w:lastColumn="0" w:oddVBand="0" w:evenVBand="0" w:oddHBand="1" w:evenHBand="0" w:firstRowFirstColumn="0" w:firstRowLastColumn="0" w:lastRowFirstColumn="0" w:lastRowLastColumn="0"/>
-            </w:pPr>
-          </w:p>
-        </w:tc>
-        <w:tc>
-          <w:tcPr>
-            <w:tcW w:w="1366" w:type="dxa"/>
-          </w:tcPr>
-          <w:p>
-            <w:pPr>
-              <w:cnfStyle w:val="000000100000" w:firstRow="0" w:lastRow="0" w:firstColumn="0" w:lastColumn="0" w:oddVBand="0" w:evenVBand="0" w:oddHBand="1" w:evenHBand="0" w:firstRowFirstColumn="0" w:firstRowLastColumn="0" w:lastRowFirstColumn="0" w:lastRowLastColumn="0"/>
-            </w:pPr>
-          </w:p>
-        </w:tc>
-        <w:tc>
-          <w:tcPr>
-            <w:tcW w:w="2543" w:type="dxa"/>
-          </w:tcPr>
-          <w:p>
-            <w:pPr>
-              <w:cnfStyle w:val="000000100000" w:firstRow="0" w:lastRow="0" w:firstColumn="0" w:lastColumn="0" w:oddVBand="0" w:evenVBand="0" w:oddHBand="1" w:evenHBand="0" w:firstRowFirstColumn="0" w:firstRowLastColumn="0" w:lastRowFirstColumn="0" w:lastRowLastColumn="0"/>
-            </w:pPr>
-          </w:p>
-        </w:tc>
-        <w:tc>
-          <w:tcPr>
-            <w:tcW w:w="1343" w:type="dxa"/>
-          </w:tcPr>
-          <w:p>
-            <w:pPr>
-              <w:cnfStyle w:val="000000100000" w:firstRow="0" w:lastRow="0" w:firstColumn="0" w:lastColumn="0" w:oddVBand="0" w:evenVBand="0" w:oddHBand="1" w:evenHBand="0" w:firstRowFirstColumn="0" w:firstRowLastColumn="0" w:lastRowFirstColumn="0" w:lastRowLastColumn="0"/>
-            </w:pPr>
-          </w:p>
-        </w:tc>
-      </w:tr>
-    </w:tbl>
-    <w:p>
-      <w:pPr>
-        <w:spacing w:before="120" w:after="120" w:line="240" w:lineRule="auto"/>
-        <w:rPr>
-          <w:rFonts w:eastAsia="Calibri" w:cstheme="minorHAnsi"/>
-          <w:i/>
-          <w:iCs/>
-          <w:color w:val="6E2330" w:themeColor="accent2"/>
-          <w:sz w:val="22"/>
-          <w:szCs w:val="20"/>
-          <w:u w:val="single"/>
-        </w:rPr>
-      </w:pPr>
-      <w:r>
-        <w:rPr>
-          <w:rFonts w:eastAsia="Calibri" w:cstheme="minorHAnsi"/>
-          <w:i/>
-          <w:iCs/>
-          <w:color w:val="6E2330" w:themeColor="accent2"/>
-          <w:sz w:val="22"/>
-          <w:szCs w:val="20"/>
-          <w:u w:val="single"/>
-        </w:rPr>
-        <w:t xml:space="preserve">Description of the different items from the in- and exclusion criteria table can be found below: </w:t>
-      </w:r>
-    </w:p>
-    <w:p>
-      <w:pPr>
-        <w:pStyle w:val="ListParagraph"/>
-        <w:numPr>
-          <w:ilvl w:val="0"/>
-          <w:numId w:val="37"/>
-        </w:numPr>
-        <w:spacing w:before="120" w:after="120" w:line="276" w:lineRule="auto"/>
-        <w:ind w:left="425" w:hanging="357"/>
-        <w:contextualSpacing w:val="0"/>
-        <w:jc w:val="both"/>
-        <w:rPr>
-          <w:rFonts w:eastAsia="Calibri" w:asciiTheme="minorHAnsi" w:hAnsiTheme="minorHAnsi" w:cstheme="minorHAnsi"/>
-          <w:i/>
-          <w:iCs/>
-          <w:color w:val="6E2330" w:themeColor="accent2"/>
-          <w:sz w:val="22"/>
-          <w:szCs w:val="22"/>
-        </w:rPr>
-      </w:pPr>
-      <w:r>
-        <w:rPr>
-          <w:rFonts w:eastAsia="Calibri" w:cstheme="minorHAnsi"/>
-          <w:b/>
-          <w:bCs/>
-          <w:i/>
-          <w:iCs/>
-          <w:color w:val="6E2330" w:themeColor="accent2"/>
-        </w:rPr>
-        <w:t>Criterion</w:t>
-      </w:r>
-      <w:r>
-        <w:rPr>
-          <w:rFonts w:eastAsia="Calibri" w:cstheme="minorHAnsi"/>
-          <w:i/>
-          <w:iCs/>
-          <w:color w:val="6E2330" w:themeColor="accent2"/>
-        </w:rPr>
-        <w:t xml:space="preserve">: A brief text entry naming the in- and/or </w:t>
-      </w:r>
-      <w:r>
-        <w:rPr>
-          <w:rFonts w:eastAsia="Calibri" w:asciiTheme="minorHAnsi" w:hAnsiTheme="minorHAnsi" w:cstheme="minorHAnsi"/>
-          <w:i/>
-          <w:iCs/>
-          <w:color w:val="6E2330" w:themeColor="accent2"/>
-          <w:sz w:val="22"/>
-          <w:szCs w:val="22"/>
-        </w:rPr>
-        <w:t>exclusion criterion (e.g. age, sex, atrial fibrillation).</w:t>
-      </w:r>
-    </w:p>
-    <w:p>
-      <w:pPr>
-        <w:pStyle w:val="ListParagraph"/>
-        <w:numPr>
-          <w:ilvl w:val="0"/>
-          <w:numId w:val="37"/>
-        </w:numPr>
-        <w:spacing w:before="120" w:after="120" w:line="276" w:lineRule="auto"/>
-        <w:ind w:left="425" w:hanging="357"/>
-        <w:contextualSpacing w:val="0"/>
-        <w:jc w:val="both"/>
-        <w:rPr>
-          <w:rFonts w:eastAsia="Calibri" w:asciiTheme="minorHAnsi" w:hAnsiTheme="minorHAnsi" w:cstheme="minorHAnsi"/>
-          <w:i/>
-          <w:iCs/>
-          <w:color w:val="6E2330" w:themeColor="accent2"/>
-          <w:sz w:val="22"/>
-          <w:szCs w:val="22"/>
-        </w:rPr>
-      </w:pPr>
-      <w:r>
-        <w:rPr>
-          <w:rFonts w:eastAsia="Calibri" w:asciiTheme="minorHAnsi" w:hAnsiTheme="minorHAnsi" w:cstheme="minorHAnsi"/>
-          <w:b/>
-          <w:bCs/>
-          <w:i/>
-          <w:iCs/>
-          <w:color w:val="6E2330" w:themeColor="accent2"/>
-          <w:sz w:val="22"/>
-          <w:szCs w:val="22"/>
-        </w:rPr>
-        <w:t>Details</w:t>
-      </w:r>
-      <w:r>
-        <w:rPr>
-          <w:rFonts w:eastAsia="Calibri" w:asciiTheme="minorHAnsi" w:hAnsiTheme="minorHAnsi" w:cstheme="minorHAnsi"/>
-          <w:i/>
-          <w:iCs/>
-          <w:color w:val="6E2330" w:themeColor="accent2"/>
-          <w:sz w:val="22"/>
-          <w:szCs w:val="22"/>
-        </w:rPr>
-        <w:t>: An optional brief text description to provide more information about the in- and/or exclusion criterion (e.g. age in years defined by (time 0 – year of birth)/365, baseline enrolment measured by Part A, B, D and no HMO insurance coverage with 30-day gaps allowed), 2 codes required.</w:t>
-      </w:r>
-    </w:p>
-    <w:p>
-      <w:pPr>
-        <w:pStyle w:val="ListParagraph"/>
-        <w:numPr>
-          <w:ilvl w:val="0"/>
-          <w:numId w:val="37"/>
-        </w:numPr>
-        <w:spacing w:before="120" w:after="120" w:line="276" w:lineRule="auto"/>
-        <w:ind w:left="425" w:hanging="357"/>
-        <w:contextualSpacing w:val="0"/>
-        <w:jc w:val="both"/>
-        <w:rPr>
-          <w:rFonts w:eastAsia="Calibri" w:asciiTheme="minorHAnsi" w:hAnsiTheme="minorHAnsi" w:cstheme="minorHAnsi"/>
-          <w:i/>
-          <w:iCs/>
-          <w:color w:val="6E2330" w:themeColor="accent2"/>
-          <w:sz w:val="22"/>
-          <w:szCs w:val="22"/>
-        </w:rPr>
-      </w:pPr>
-      <w:r>
-        <w:rPr>
-          <w:rFonts w:eastAsia="Calibri" w:asciiTheme="minorHAnsi" w:hAnsiTheme="minorHAnsi" w:cstheme="minorHAnsi"/>
-          <w:b/>
-          <w:bCs/>
-          <w:i/>
-          <w:iCs/>
-          <w:color w:val="6E2330" w:themeColor="accent2"/>
-          <w:sz w:val="22"/>
-          <w:szCs w:val="22"/>
-        </w:rPr>
-        <w:t>Order of application</w:t>
-      </w:r>
-      <w:r>
-        <w:rPr>
-          <w:rFonts w:eastAsia="Calibri" w:asciiTheme="minorHAnsi" w:hAnsiTheme="minorHAnsi" w:cstheme="minorHAnsi"/>
-          <w:i/>
-          <w:iCs/>
-          <w:color w:val="6E2330" w:themeColor="accent2"/>
-          <w:sz w:val="22"/>
-          <w:szCs w:val="22"/>
-        </w:rPr>
-        <w:t>: Specify whether the in and exclusion criterion is applied before or after selection of the study entry date. For example, enter “before” if you plan to apply the criterion, identify all possible study entry dates, and then choose one or more. Enter “after” if you select the first possible study entry date and then apply the in- and/or exclusion criterion. If the patient does not meet the criterion, then the patient drops out. These decisions can impact which samples of person-time are included in the study.</w:t>
-      </w:r>
-    </w:p>
-    <w:p>
-      <w:pPr>
-        <w:pStyle w:val="ListParagraph"/>
-        <w:numPr>
-          <w:ilvl w:val="0"/>
-          <w:numId w:val="37"/>
-        </w:numPr>
-        <w:spacing w:before="120" w:after="120" w:line="276" w:lineRule="auto"/>
-        <w:ind w:left="425" w:hanging="357"/>
-        <w:contextualSpacing w:val="0"/>
-        <w:jc w:val="both"/>
-        <w:rPr>
-          <w:rFonts w:eastAsia="Calibri" w:asciiTheme="minorHAnsi" w:hAnsiTheme="minorHAnsi" w:cstheme="minorHAnsi"/>
-          <w:i/>
-          <w:iCs/>
-          <w:color w:val="6E2330" w:themeColor="accent2"/>
-          <w:sz w:val="22"/>
-          <w:szCs w:val="22"/>
-        </w:rPr>
-      </w:pPr>
-      <w:r>
-        <w:rPr>
-          <w:rFonts w:eastAsia="Calibri" w:asciiTheme="minorHAnsi" w:hAnsiTheme="minorHAnsi" w:cstheme="minorHAnsi"/>
-          <w:b/>
-          <w:bCs/>
-          <w:i/>
-          <w:iCs/>
-          <w:color w:val="6E2330" w:themeColor="accent2"/>
-          <w:sz w:val="22"/>
-          <w:szCs w:val="22"/>
-        </w:rPr>
-        <w:t>Assessment window</w:t>
-      </w:r>
-      <w:r>
-        <w:rPr>
-          <w:rFonts w:eastAsia="Calibri" w:asciiTheme="minorHAnsi" w:hAnsiTheme="minorHAnsi" w:cstheme="minorHAnsi"/>
-          <w:i/>
-          <w:iCs/>
-          <w:color w:val="6E2330" w:themeColor="accent2"/>
-          <w:sz w:val="22"/>
-          <w:szCs w:val="22"/>
-        </w:rPr>
-        <w:t>: Use bracketed numbers representing time intervals anchored on a primary anchor (usually time 0) to specify the window over which to evaluate patient data relevant for the in- and/or exclusion criterion. For example, [-180, 0] would reflect an assessment window of 180 days prior to and including time 0, where the brackets indicate that the window is inclusive of the endpoints.</w:t>
-      </w:r>
-    </w:p>
-    <w:p>
-      <w:pPr>
-        <w:pStyle w:val="ListParagraph"/>
-        <w:numPr>
-          <w:ilvl w:val="0"/>
-          <w:numId w:val="37"/>
-        </w:numPr>
-        <w:spacing w:before="120" w:after="120" w:line="276" w:lineRule="auto"/>
-        <w:ind w:left="425" w:hanging="357"/>
-        <w:contextualSpacing w:val="0"/>
-        <w:jc w:val="both"/>
-        <w:rPr>
-          <w:rFonts w:eastAsia="Calibri" w:asciiTheme="minorHAnsi" w:hAnsiTheme="minorHAnsi" w:cstheme="minorHAnsi"/>
-          <w:i/>
-          <w:iCs/>
-          <w:color w:val="6E2330" w:themeColor="accent2"/>
-          <w:sz w:val="22"/>
-          <w:szCs w:val="22"/>
-        </w:rPr>
-      </w:pPr>
-      <w:r>
-        <w:rPr>
-          <w:rFonts w:eastAsia="Calibri" w:asciiTheme="minorHAnsi" w:hAnsiTheme="minorHAnsi" w:cstheme="minorHAnsi"/>
-          <w:b/>
-          <w:bCs/>
-          <w:i/>
-          <w:iCs/>
-          <w:color w:val="6E2330" w:themeColor="accent2"/>
-          <w:sz w:val="22"/>
-          <w:szCs w:val="22"/>
-        </w:rPr>
-        <w:t>Care setting</w:t>
-      </w:r>
-      <w:r>
-        <w:rPr>
-          <w:rFonts w:eastAsia="Calibri" w:asciiTheme="minorHAnsi" w:hAnsiTheme="minorHAnsi" w:cstheme="minorHAnsi"/>
-          <w:i/>
-          <w:iCs/>
-          <w:color w:val="6E2330" w:themeColor="accent2"/>
-          <w:sz w:val="22"/>
-          <w:szCs w:val="22"/>
-        </w:rPr>
-        <w:t>: Specify the care setting(s) that are used in the algorithm to define the in- and/or exclusion criterion. For example, IP = inpatient, ED = emergency department, etc.</w:t>
-      </w:r>
-    </w:p>
-    <w:p>
-      <w:pPr>
-        <w:pStyle w:val="ListParagraph"/>
-        <w:numPr>
-          <w:ilvl w:val="0"/>
-          <w:numId w:val="37"/>
-        </w:numPr>
-        <w:spacing w:before="120" w:after="120" w:line="276" w:lineRule="auto"/>
-        <w:ind w:left="425" w:hanging="357"/>
-        <w:contextualSpacing w:val="0"/>
-        <w:jc w:val="both"/>
-        <w:rPr>
-          <w:rFonts w:eastAsia="Calibri" w:asciiTheme="minorHAnsi" w:hAnsiTheme="minorHAnsi" w:cstheme="minorHAnsi"/>
-          <w:i/>
-          <w:iCs/>
-          <w:color w:val="6E2330" w:themeColor="accent2"/>
-          <w:sz w:val="22"/>
-          <w:szCs w:val="22"/>
-        </w:rPr>
-      </w:pPr>
-      <w:r>
-        <w:rPr>
-          <w:rFonts w:eastAsia="Calibri" w:asciiTheme="minorHAnsi" w:hAnsiTheme="minorHAnsi" w:cstheme="minorHAnsi"/>
-          <w:b/>
-          <w:bCs/>
-          <w:i/>
-          <w:iCs/>
-          <w:color w:val="6E2330" w:themeColor="accent2"/>
-          <w:sz w:val="22"/>
-          <w:szCs w:val="22"/>
-        </w:rPr>
-        <w:t>Code type</w:t>
-      </w:r>
-      <w:r>
-        <w:rPr>
-          <w:rFonts w:eastAsia="Calibri" w:asciiTheme="minorHAnsi" w:hAnsiTheme="minorHAnsi" w:cstheme="minorHAnsi"/>
-          <w:i/>
-          <w:iCs/>
-          <w:color w:val="6E2330" w:themeColor="accent2"/>
-          <w:sz w:val="22"/>
-          <w:szCs w:val="22"/>
-        </w:rPr>
-        <w:t xml:space="preserve">: Specify the type(s) of clinical codes that are used to define the in- and/or exclusion criterion. </w:t>
-      </w:r>
-    </w:p>
-    <w:p>
-      <w:pPr>
-        <w:pStyle w:val="ListParagraph"/>
-        <w:numPr>
-          <w:ilvl w:val="0"/>
-          <w:numId w:val="37"/>
-        </w:numPr>
-        <w:spacing w:before="120" w:after="120" w:line="276" w:lineRule="auto"/>
-        <w:ind w:left="425" w:hanging="357"/>
-        <w:contextualSpacing w:val="0"/>
-        <w:jc w:val="both"/>
-        <w:rPr>
-          <w:rFonts w:eastAsia="Calibri" w:asciiTheme="minorHAnsi" w:hAnsiTheme="minorHAnsi" w:cstheme="minorHAnsi"/>
-          <w:i/>
-          <w:iCs/>
-          <w:color w:val="6E2330" w:themeColor="accent2"/>
-          <w:sz w:val="22"/>
-          <w:szCs w:val="22"/>
-        </w:rPr>
-      </w:pPr>
-      <w:r>
-        <w:rPr>
-          <w:rFonts w:eastAsia="Calibri" w:asciiTheme="minorHAnsi" w:hAnsiTheme="minorHAnsi" w:cstheme="minorHAnsi"/>
-          <w:b/>
-          <w:bCs/>
-          <w:i/>
-          <w:iCs/>
-          <w:color w:val="6E2330" w:themeColor="accent2"/>
-          <w:sz w:val="22"/>
-          <w:szCs w:val="22"/>
-        </w:rPr>
-        <w:t>Diagnosis position</w:t>
-      </w:r>
-      <w:r>
-        <w:rPr>
-          <w:rFonts w:eastAsia="Calibri" w:asciiTheme="minorHAnsi" w:hAnsiTheme="minorHAnsi" w:cstheme="minorHAnsi"/>
-          <w:i/>
-          <w:iCs/>
-          <w:color w:val="6E2330" w:themeColor="accent2"/>
-          <w:sz w:val="22"/>
-          <w:szCs w:val="22"/>
-        </w:rPr>
-        <w:t>: If the algorithm to define the in- and/or exclusion criterion used inpatient codes, specify whether the algorithm restricts to primary diagnosis codes (indicating that the code is the primary reason for the encounter) or allows codes in secondary or any position (e.g. primary, secondary, any, n/a).</w:t>
-      </w:r>
-    </w:p>
-    <w:p>
-      <w:pPr>
-        <w:pStyle w:val="ListParagraph"/>
-        <w:numPr>
-          <w:ilvl w:val="0"/>
-          <w:numId w:val="37"/>
-        </w:numPr>
-        <w:spacing w:before="120" w:after="120" w:line="276" w:lineRule="auto"/>
-        <w:ind w:left="425" w:hanging="357"/>
-        <w:contextualSpacing w:val="0"/>
-        <w:jc w:val="both"/>
-        <w:rPr>
-          <w:rFonts w:eastAsia="Calibri" w:asciiTheme="minorHAnsi" w:hAnsiTheme="minorHAnsi" w:cstheme="minorHAnsi"/>
-          <w:i/>
-          <w:iCs/>
-          <w:color w:val="6E2330" w:themeColor="accent2"/>
-          <w:sz w:val="22"/>
-          <w:szCs w:val="22"/>
-        </w:rPr>
-      </w:pPr>
-      <w:r>
-        <w:rPr>
-          <w:rFonts w:eastAsia="Calibri" w:asciiTheme="minorHAnsi" w:hAnsiTheme="minorHAnsi" w:cstheme="minorHAnsi"/>
-          <w:b/>
-          <w:bCs/>
-          <w:i/>
-          <w:iCs/>
-          <w:color w:val="6E2330" w:themeColor="accent2"/>
-          <w:sz w:val="22"/>
-          <w:szCs w:val="22"/>
-        </w:rPr>
-        <w:t>Applied to study populations</w:t>
-      </w:r>
-      <w:r>
-        <w:rPr>
-          <w:rFonts w:eastAsia="Calibri" w:asciiTheme="minorHAnsi" w:hAnsiTheme="minorHAnsi" w:cstheme="minorHAnsi"/>
-          <w:i/>
-          <w:iCs/>
-          <w:color w:val="6E2330" w:themeColor="accent2"/>
-          <w:sz w:val="22"/>
-          <w:szCs w:val="22"/>
-        </w:rPr>
-        <w:t xml:space="preserve">: Indicate which study populations the in- and/or exclusion criterion should be applied to (study population names are specified in </w:t>
-      </w:r>
-      <w:r>
-        <w:rPr>
-          <w:rFonts w:eastAsia="Calibri" w:asciiTheme="minorHAnsi" w:hAnsiTheme="minorHAnsi" w:cstheme="minorHAnsi"/>
-          <w:i/>
-          <w:iCs/>
-          <w:color w:val="6E2330" w:themeColor="accent2"/>
-          <w:sz w:val="22"/>
-          <w:szCs w:val="22"/>
-        </w:rPr>
-        <w:fldChar w:fldCharType="begin"/>
-      </w:r>
-      <w:r>
-        <w:rPr>
-          <w:rFonts w:eastAsia="Calibri" w:asciiTheme="minorHAnsi" w:hAnsiTheme="minorHAnsi" w:cstheme="minorHAnsi"/>
-          <w:i/>
-          <w:iCs/>
-          <w:color w:val="6E2330" w:themeColor="accent2"/>
-          <w:sz w:val="22"/>
-          <w:szCs w:val="22"/>
-        </w:rPr>
-        <w:instrText xml:space="preserve"> REF _Ref148450842 \h  \* MERGEFORMAT </w:instrText>
-      </w:r>
-      <w:r>
-        <w:rPr>
-          <w:rFonts w:eastAsia="Calibri" w:asciiTheme="minorHAnsi" w:hAnsiTheme="minorHAnsi" w:cstheme="minorHAnsi"/>
-          <w:i/>
-          <w:iCs/>
-          <w:color w:val="6E2330" w:themeColor="accent2"/>
-          <w:sz w:val="22"/>
-          <w:szCs w:val="22"/>
-        </w:rPr>
-      </w:r>
-      <w:r>
-        <w:rPr>
-          <w:rFonts w:eastAsia="Calibri" w:asciiTheme="minorHAnsi" w:hAnsiTheme="minorHAnsi" w:cstheme="minorHAnsi"/>
-          <w:i/>
-          <w:iCs/>
-          <w:color w:val="6E2330" w:themeColor="accent2"/>
-          <w:sz w:val="22"/>
-          <w:szCs w:val="22"/>
-        </w:rPr>
-        <w:fldChar w:fldCharType="separate"/>
-      </w:r>
-      <w:r>
-        <w:rPr>
-          <w:rFonts w:eastAsia="Calibri" w:asciiTheme="minorHAnsi" w:hAnsiTheme="minorHAnsi" w:cstheme="minorHAnsi"/>
-          <w:i/>
-          <w:iCs/>
-          <w:color w:val="6E2330" w:themeColor="accent2"/>
-          <w:sz w:val="22"/>
-          <w:szCs w:val="22"/>
-        </w:rPr>
-        <w:t>Table 4</w:t>
-      </w:r>
-      <w:r>
-        <w:rPr>
-          <w:rFonts w:eastAsia="Calibri" w:asciiTheme="minorHAnsi" w:hAnsiTheme="minorHAnsi" w:cstheme="minorHAnsi"/>
-          <w:i/>
-          <w:iCs/>
-          <w:color w:val="6E2330" w:themeColor="accent2"/>
-          <w:sz w:val="22"/>
-          <w:szCs w:val="22"/>
-        </w:rPr>
-        <w:fldChar w:fldCharType="end"/>
-      </w:r>
-      <w:r>
-        <w:rPr>
-          <w:rFonts w:eastAsia="Calibri" w:asciiTheme="minorHAnsi" w:hAnsiTheme="minorHAnsi" w:cstheme="minorHAnsi"/>
-          <w:i/>
-          <w:iCs/>
-          <w:color w:val="6E2330" w:themeColor="accent2"/>
-          <w:sz w:val="22"/>
-          <w:szCs w:val="22"/>
-        </w:rPr>
-        <w:t>).</w:t>
-      </w:r>
-    </w:p>
-    <w:p>
-      <w:pPr>
-        <w:pStyle w:val="ListParagraph"/>
-        <w:numPr>
-          <w:ilvl w:val="0"/>
-          <w:numId w:val="37"/>
-        </w:numPr>
-        <w:spacing w:before="120" w:after="120" w:line="276" w:lineRule="auto"/>
-        <w:ind w:left="425" w:hanging="357"/>
-        <w:contextualSpacing w:val="0"/>
-        <w:jc w:val="both"/>
-        <w:rPr>
-          <w:rFonts w:eastAsia="Calibri" w:asciiTheme="minorHAnsi" w:hAnsiTheme="minorHAnsi" w:cstheme="minorHAnsi"/>
-          <w:i/>
-          <w:iCs/>
-          <w:color w:val="6E2330" w:themeColor="accent2"/>
-          <w:sz w:val="22"/>
-          <w:szCs w:val="22"/>
-        </w:rPr>
-      </w:pPr>
-      <w:r>
-        <w:rPr>
-          <w:rFonts w:eastAsia="Calibri" w:asciiTheme="minorHAnsi" w:hAnsiTheme="minorHAnsi" w:cstheme="minorHAnsi"/>
-          <w:b/>
-          <w:bCs/>
-          <w:i/>
-          <w:iCs/>
-          <w:color w:val="6E2330" w:themeColor="accent2"/>
-          <w:sz w:val="22"/>
-          <w:szCs w:val="22"/>
-        </w:rPr>
-        <w:t>Measurement characteristics/validation</w:t>
-      </w:r>
-      <w:r>
-        <w:rPr>
-          <w:rFonts w:eastAsia="Calibri" w:asciiTheme="minorHAnsi" w:hAnsiTheme="minorHAnsi" w:cstheme="minorHAnsi"/>
-          <w:i/>
-          <w:iCs/>
-          <w:color w:val="6E2330" w:themeColor="accent2"/>
-          <w:sz w:val="22"/>
-          <w:szCs w:val="22"/>
-        </w:rPr>
-        <w:t>: If there are measurement characteristics for the outcome algorithm (e.g. PPV, sensitivity, specificity) from publications, or from outcome validation within the study population (e.g., medical record review), provide this information.</w:t>
-      </w:r>
-    </w:p>
-    <w:p>
-      <w:pPr>
-        <w:pStyle w:val="ListParagraph"/>
-        <w:numPr>
-          <w:ilvl w:val="0"/>
-          <w:numId w:val="37"/>
-        </w:numPr>
-        <w:spacing w:before="120" w:after="120" w:line="276" w:lineRule="auto"/>
-        <w:ind w:left="425" w:hanging="357"/>
-        <w:contextualSpacing w:val="0"/>
-        <w:jc w:val="both"/>
-        <w:rPr>
-          <w:rFonts w:eastAsia="Calibri" w:cstheme="minorHAnsi"/>
-          <w:i/>
-          <w:iCs/>
-          <w:color w:val="6E2330" w:themeColor="accent2"/>
-        </w:rPr>
-      </w:pPr>
-      <w:r>
-        <w:rPr>
-          <w:rFonts w:eastAsia="Calibri" w:asciiTheme="minorHAnsi" w:hAnsiTheme="minorHAnsi" w:cstheme="minorHAnsi"/>
-          <w:b/>
-          <w:bCs/>
-          <w:i/>
-          <w:iCs/>
-          <w:color w:val="6E2330" w:themeColor="accent2"/>
-          <w:sz w:val="22"/>
-          <w:szCs w:val="22"/>
-        </w:rPr>
-        <w:t>Source of algorithm</w:t>
-      </w:r>
-      <w:r>
-        <w:rPr>
-          <w:rFonts w:eastAsia="Calibri" w:asciiTheme="minorHAnsi" w:hAnsiTheme="minorHAnsi" w:cstheme="minorHAnsi"/>
-          <w:i/>
-          <w:iCs/>
-          <w:color w:val="6E2330" w:themeColor="accent2"/>
-          <w:sz w:val="22"/>
-          <w:szCs w:val="22"/>
-        </w:rPr>
-        <w:t>: Specify</w:t>
-      </w:r>
-      <w:r>
-        <w:rPr>
-          <w:rFonts w:eastAsia="Calibri" w:cstheme="minorHAnsi"/>
-          <w:i/>
-          <w:iCs/>
-          <w:color w:val="6E2330" w:themeColor="accent2"/>
-        </w:rPr>
-        <w:t xml:space="preserve"> the source of algorithms to define the in- and/or exclusion criterion. </w:t>
-      </w:r>
-    </w:p>
-    <w:p>
-      <w:pPr>
-        <w:sectPr>
-          <w:pgSz w:w="16838" w:h="11906" w:orient="landscape" w:code="9"/>
-          <w:pgMar w:top="1134" w:right="1134" w:bottom="1134" w:left="1134" w:header="567" w:footer="567" w:gutter="0"/>
-          <w:cols w:space="708"/>
-          <w:titlePg/>
-          <w:docGrid w:linePitch="360"/>
-        </w:sectPr>
-      </w:pPr>
-    </w:p>
-    <w:p>
-      <w:pPr>
-        <w:pStyle w:val="Heading2"/>
-      </w:pPr>
-      <w:r>
+        <w:lastRenderedPageBreak/>
         <w:t>Variables</w:t>
       </w:r>
     </w:p>
@@ -9722,7 +9428,7 @@
         <w:contextualSpacing w:val="0"/>
         <w:jc w:val="both"/>
         <w:rPr>
-          <w:rFonts w:eastAsia="Calibri" w:asciiTheme="minorHAnsi" w:hAnsiTheme="minorHAnsi" w:cstheme="minorHAnsi"/>
+          <w:rFonts w:asciiTheme="minorHAnsi" w:eastAsia="Calibri" w:hAnsiTheme="minorHAnsi" w:cstheme="minorHAnsi"/>
           <w:i/>
           <w:iCs/>
           <w:color w:val="6E2330" w:themeColor="accent2"/>
@@ -9732,7 +9438,7 @@
       </w:pPr>
       <w:r>
         <w:rPr>
-          <w:rFonts w:eastAsia="Calibri" w:asciiTheme="minorHAnsi" w:hAnsiTheme="minorHAnsi" w:cstheme="minorHAnsi"/>
+          <w:rFonts w:asciiTheme="minorHAnsi" w:eastAsia="Calibri" w:hAnsiTheme="minorHAnsi" w:cstheme="minorHAnsi"/>
           <w:b/>
           <w:bCs/>
           <w:i/>
@@ -9745,7 +9451,7 @@
       </w:r>
       <w:r>
         <w:rPr>
-          <w:rFonts w:eastAsia="Calibri" w:asciiTheme="minorHAnsi" w:hAnsiTheme="minorHAnsi" w:cstheme="minorHAnsi"/>
+          <w:rFonts w:asciiTheme="minorHAnsi" w:eastAsia="Calibri" w:hAnsiTheme="minorHAnsi" w:cstheme="minorHAnsi"/>
           <w:i/>
           <w:iCs/>
           <w:color w:val="6E2330" w:themeColor="accent2"/>
@@ -9767,7 +9473,7 @@
         <w:contextualSpacing w:val="0"/>
         <w:jc w:val="both"/>
         <w:rPr>
-          <w:rFonts w:eastAsia="Calibri" w:asciiTheme="minorHAnsi" w:hAnsiTheme="minorHAnsi" w:cstheme="minorHAnsi"/>
+          <w:rFonts w:asciiTheme="minorHAnsi" w:eastAsia="Calibri" w:hAnsiTheme="minorHAnsi" w:cstheme="minorHAnsi"/>
           <w:i/>
           <w:iCs/>
           <w:color w:val="6E2330" w:themeColor="accent2"/>
@@ -9777,7 +9483,7 @@
       </w:pPr>
       <w:r>
         <w:rPr>
-          <w:rFonts w:eastAsia="Calibri" w:asciiTheme="minorHAnsi" w:hAnsiTheme="minorHAnsi" w:cstheme="minorHAnsi"/>
+          <w:rFonts w:asciiTheme="minorHAnsi" w:eastAsia="Calibri" w:hAnsiTheme="minorHAnsi" w:cstheme="minorHAnsi"/>
           <w:b/>
           <w:bCs/>
           <w:i/>
@@ -9790,7 +9496,7 @@
       </w:r>
       <w:r>
         <w:rPr>
-          <w:rFonts w:eastAsia="Calibri" w:asciiTheme="minorHAnsi" w:hAnsiTheme="minorHAnsi" w:cstheme="minorHAnsi"/>
+          <w:rFonts w:asciiTheme="minorHAnsi" w:eastAsia="Calibri" w:hAnsiTheme="minorHAnsi" w:cstheme="minorHAnsi"/>
           <w:i/>
           <w:iCs/>
           <w:color w:val="6E2330" w:themeColor="accent2"/>
@@ -9812,7 +9518,7 @@
         <w:contextualSpacing w:val="0"/>
         <w:jc w:val="both"/>
         <w:rPr>
-          <w:rFonts w:eastAsia="Calibri" w:asciiTheme="minorHAnsi" w:hAnsiTheme="minorHAnsi" w:cstheme="minorHAnsi"/>
+          <w:rFonts w:asciiTheme="minorHAnsi" w:eastAsia="Calibri" w:hAnsiTheme="minorHAnsi" w:cstheme="minorHAnsi"/>
           <w:i/>
           <w:iCs/>
           <w:color w:val="6E2330" w:themeColor="accent2"/>
@@ -9822,7 +9528,7 @@
       </w:pPr>
       <w:r>
         <w:rPr>
-          <w:rFonts w:eastAsia="Calibri" w:asciiTheme="minorHAnsi" w:hAnsiTheme="minorHAnsi" w:cstheme="minorHAnsi"/>
+          <w:rFonts w:asciiTheme="minorHAnsi" w:eastAsia="Calibri" w:hAnsiTheme="minorHAnsi" w:cstheme="minorHAnsi"/>
           <w:b/>
           <w:bCs/>
           <w:i/>
@@ -9831,11 +9537,12 @@
           <w:sz w:val="22"/>
           <w:szCs w:val="22"/>
         </w:rPr>
+        <w:lastRenderedPageBreak/>
         <w:t>Assessment window</w:t>
       </w:r>
       <w:r>
         <w:rPr>
-          <w:rFonts w:eastAsia="Calibri" w:asciiTheme="minorHAnsi" w:hAnsiTheme="minorHAnsi" w:cstheme="minorHAnsi"/>
+          <w:rFonts w:asciiTheme="minorHAnsi" w:eastAsia="Calibri" w:hAnsiTheme="minorHAnsi" w:cstheme="minorHAnsi"/>
           <w:i/>
           <w:iCs/>
           <w:color w:val="6E2330" w:themeColor="accent2"/>
@@ -9857,7 +9564,7 @@
         <w:contextualSpacing w:val="0"/>
         <w:jc w:val="both"/>
         <w:rPr>
-          <w:rFonts w:eastAsia="Calibri" w:asciiTheme="minorHAnsi" w:hAnsiTheme="minorHAnsi" w:cstheme="minorHAnsi"/>
+          <w:rFonts w:asciiTheme="minorHAnsi" w:eastAsia="Calibri" w:hAnsiTheme="minorHAnsi" w:cstheme="minorHAnsi"/>
           <w:i/>
           <w:iCs/>
           <w:color w:val="6E2330" w:themeColor="accent2"/>
@@ -9867,7 +9574,7 @@
       </w:pPr>
       <w:r>
         <w:rPr>
-          <w:rFonts w:eastAsia="Calibri" w:asciiTheme="minorHAnsi" w:hAnsiTheme="minorHAnsi" w:cstheme="minorHAnsi"/>
+          <w:rFonts w:asciiTheme="minorHAnsi" w:eastAsia="Calibri" w:hAnsiTheme="minorHAnsi" w:cstheme="minorHAnsi"/>
           <w:b/>
           <w:bCs/>
           <w:i/>
@@ -9880,7 +9587,7 @@
       </w:r>
       <w:r>
         <w:rPr>
-          <w:rFonts w:eastAsia="Calibri" w:asciiTheme="minorHAnsi" w:hAnsiTheme="minorHAnsi" w:cstheme="minorHAnsi"/>
+          <w:rFonts w:asciiTheme="minorHAnsi" w:eastAsia="Calibri" w:hAnsiTheme="minorHAnsi" w:cstheme="minorHAnsi"/>
           <w:i/>
           <w:iCs/>
           <w:color w:val="6E2330" w:themeColor="accent2"/>
@@ -9902,7 +9609,7 @@
         <w:contextualSpacing w:val="0"/>
         <w:jc w:val="both"/>
         <w:rPr>
-          <w:rFonts w:eastAsia="Calibri" w:asciiTheme="minorHAnsi" w:hAnsiTheme="minorHAnsi" w:cstheme="minorHAnsi"/>
+          <w:rFonts w:asciiTheme="minorHAnsi" w:eastAsia="Calibri" w:hAnsiTheme="minorHAnsi" w:cstheme="minorHAnsi"/>
           <w:i/>
           <w:iCs/>
           <w:color w:val="6E2330" w:themeColor="accent2"/>
@@ -9912,7 +9619,7 @@
       </w:pPr>
       <w:r>
         <w:rPr>
-          <w:rFonts w:eastAsia="Calibri" w:asciiTheme="minorHAnsi" w:hAnsiTheme="minorHAnsi" w:cstheme="minorHAnsi"/>
+          <w:rFonts w:asciiTheme="minorHAnsi" w:eastAsia="Calibri" w:hAnsiTheme="minorHAnsi" w:cstheme="minorHAnsi"/>
           <w:b/>
           <w:bCs/>
           <w:i/>
@@ -9925,7 +9632,7 @@
       </w:r>
       <w:r>
         <w:rPr>
-          <w:rFonts w:eastAsia="Calibri" w:asciiTheme="minorHAnsi" w:hAnsiTheme="minorHAnsi" w:cstheme="minorHAnsi"/>
+          <w:rFonts w:asciiTheme="minorHAnsi" w:eastAsia="Calibri" w:hAnsiTheme="minorHAnsi" w:cstheme="minorHAnsi"/>
           <w:i/>
           <w:iCs/>
           <w:color w:val="6E2330" w:themeColor="accent2"/>
@@ -9947,7 +9654,7 @@
         <w:contextualSpacing w:val="0"/>
         <w:jc w:val="both"/>
         <w:rPr>
-          <w:rFonts w:eastAsia="Calibri" w:asciiTheme="minorHAnsi" w:hAnsiTheme="minorHAnsi" w:cstheme="minorHAnsi"/>
+          <w:rFonts w:asciiTheme="minorHAnsi" w:eastAsia="Calibri" w:hAnsiTheme="minorHAnsi" w:cstheme="minorHAnsi"/>
           <w:i/>
           <w:iCs/>
           <w:color w:val="6E2330" w:themeColor="accent2"/>
@@ -9957,7 +9664,7 @@
       </w:pPr>
       <w:r>
         <w:rPr>
-          <w:rFonts w:eastAsia="Calibri" w:asciiTheme="minorHAnsi" w:hAnsiTheme="minorHAnsi" w:cstheme="minorHAnsi"/>
+          <w:rFonts w:asciiTheme="minorHAnsi" w:eastAsia="Calibri" w:hAnsiTheme="minorHAnsi" w:cstheme="minorHAnsi"/>
           <w:b/>
           <w:bCs/>
           <w:i/>
@@ -9970,28 +9677,15 @@
       </w:r>
       <w:r>
         <w:rPr>
-          <w:rFonts w:eastAsia="Calibri" w:asciiTheme="minorHAnsi" w:hAnsiTheme="minorHAnsi" w:cstheme="minorHAnsi"/>
+          <w:rFonts w:asciiTheme="minorHAnsi" w:eastAsia="Calibri" w:hAnsiTheme="minorHAnsi" w:cstheme="minorHAnsi"/>
           <w:i/>
           <w:iCs/>
           <w:color w:val="6E2330" w:themeColor="accent2"/>
           <w:sz w:val="22"/>
           <w:szCs w:val="22"/>
         </w:rPr>
-        <w:t xml:space="preserve">: Specify the type(s) of clinical codes that are used to define exposure. As mapped to OMOP CDM in principle </w:t>
-      </w:r>
-      <w:proofErr w:type="spellStart"/>
-      <w:r>
-        <w:rPr>
-          <w:rFonts w:eastAsia="Calibri" w:asciiTheme="minorHAnsi" w:hAnsiTheme="minorHAnsi" w:cstheme="minorHAnsi"/>
-          <w:i/>
-          <w:iCs/>
-          <w:color w:val="6E2330" w:themeColor="accent2"/>
-          <w:sz w:val="22"/>
-          <w:szCs w:val="22"/>
-        </w:rPr>
-        <w:t>RxNorm</w:t>
-      </w:r>
-      <w:proofErr w:type="spellEnd"/>
+        <w:t>: Specify the type(s) of clinical codes that are used to define exposure. As mapped to OMOP CDM in principle RxNorm</w:t>
+      </w:r>
     </w:p>
     <w:p>
       <w:pPr>
@@ -10005,7 +9699,7 @@
         <w:contextualSpacing w:val="0"/>
         <w:jc w:val="both"/>
         <w:rPr>
-          <w:rFonts w:eastAsia="Calibri" w:asciiTheme="minorHAnsi" w:hAnsiTheme="minorHAnsi" w:cstheme="minorHAnsi"/>
+          <w:rFonts w:asciiTheme="minorHAnsi" w:eastAsia="Calibri" w:hAnsiTheme="minorHAnsi" w:cstheme="minorHAnsi"/>
           <w:i/>
           <w:iCs/>
           <w:color w:val="6E2330" w:themeColor="accent2"/>
@@ -10015,7 +9709,7 @@
       </w:pPr>
       <w:r>
         <w:rPr>
-          <w:rFonts w:eastAsia="Calibri" w:asciiTheme="minorHAnsi" w:hAnsiTheme="minorHAnsi" w:cstheme="minorHAnsi"/>
+          <w:rFonts w:asciiTheme="minorHAnsi" w:eastAsia="Calibri" w:hAnsiTheme="minorHAnsi" w:cstheme="minorHAnsi"/>
           <w:b/>
           <w:bCs/>
           <w:i/>
@@ -10028,7 +9722,7 @@
       </w:r>
       <w:r>
         <w:rPr>
-          <w:rFonts w:eastAsia="Calibri" w:asciiTheme="minorHAnsi" w:hAnsiTheme="minorHAnsi" w:cstheme="minorHAnsi"/>
+          <w:rFonts w:asciiTheme="minorHAnsi" w:eastAsia="Calibri" w:hAnsiTheme="minorHAnsi" w:cstheme="minorHAnsi"/>
           <w:i/>
           <w:iCs/>
           <w:color w:val="6E2330" w:themeColor="accent2"/>
@@ -10050,7 +9744,7 @@
         <w:contextualSpacing w:val="0"/>
         <w:jc w:val="both"/>
         <w:rPr>
-          <w:rFonts w:eastAsia="Calibri" w:asciiTheme="minorHAnsi" w:hAnsiTheme="minorHAnsi" w:cstheme="minorHAnsi"/>
+          <w:rFonts w:asciiTheme="minorHAnsi" w:eastAsia="Calibri" w:hAnsiTheme="minorHAnsi" w:cstheme="minorHAnsi"/>
           <w:i/>
           <w:iCs/>
           <w:color w:val="6E2330" w:themeColor="accent2"/>
@@ -10060,7 +9754,7 @@
       </w:pPr>
       <w:r>
         <w:rPr>
-          <w:rFonts w:eastAsia="Calibri" w:asciiTheme="minorHAnsi" w:hAnsiTheme="minorHAnsi" w:cstheme="minorHAnsi"/>
+          <w:rFonts w:asciiTheme="minorHAnsi" w:eastAsia="Calibri" w:hAnsiTheme="minorHAnsi" w:cstheme="minorHAnsi"/>
           <w:b/>
           <w:bCs/>
           <w:i/>
@@ -10073,7 +9767,7 @@
       </w:r>
       <w:r>
         <w:rPr>
-          <w:rFonts w:eastAsia="Calibri" w:asciiTheme="minorHAnsi" w:hAnsiTheme="minorHAnsi" w:cstheme="minorHAnsi"/>
+          <w:rFonts w:asciiTheme="minorHAnsi" w:eastAsia="Calibri" w:hAnsiTheme="minorHAnsi" w:cstheme="minorHAnsi"/>
           <w:i/>
           <w:iCs/>
           <w:color w:val="6E2330" w:themeColor="accent2"/>
@@ -10084,7 +9778,7 @@
       </w:r>
       <w:r>
         <w:rPr>
-          <w:rFonts w:eastAsia="Calibri" w:asciiTheme="minorHAnsi" w:hAnsiTheme="minorHAnsi" w:cstheme="minorHAnsi"/>
+          <w:rFonts w:asciiTheme="minorHAnsi" w:eastAsia="Calibri" w:hAnsiTheme="minorHAnsi" w:cstheme="minorHAnsi"/>
           <w:i/>
           <w:iCs/>
           <w:color w:val="6E2330" w:themeColor="accent2"/>
@@ -10095,7 +9789,7 @@
       </w:r>
       <w:r>
         <w:rPr>
-          <w:rFonts w:eastAsia="Calibri" w:asciiTheme="minorHAnsi" w:hAnsiTheme="minorHAnsi" w:cstheme="minorHAnsi"/>
+          <w:rFonts w:asciiTheme="minorHAnsi" w:eastAsia="Calibri" w:hAnsiTheme="minorHAnsi" w:cstheme="minorHAnsi"/>
           <w:i/>
           <w:iCs/>
           <w:color w:val="6E2330" w:themeColor="accent2"/>
@@ -10106,7 +9800,7 @@
       </w:r>
       <w:r>
         <w:rPr>
-          <w:rFonts w:eastAsia="Calibri" w:asciiTheme="minorHAnsi" w:hAnsiTheme="minorHAnsi" w:cstheme="minorHAnsi"/>
+          <w:rFonts w:asciiTheme="minorHAnsi" w:eastAsia="Calibri" w:hAnsiTheme="minorHAnsi" w:cstheme="minorHAnsi"/>
           <w:i/>
           <w:iCs/>
           <w:color w:val="6E2330" w:themeColor="accent2"/>
@@ -10116,7 +9810,7 @@
       </w:r>
       <w:r>
         <w:rPr>
-          <w:rFonts w:eastAsia="Calibri" w:asciiTheme="minorHAnsi" w:hAnsiTheme="minorHAnsi" w:cstheme="minorHAnsi"/>
+          <w:rFonts w:asciiTheme="minorHAnsi" w:eastAsia="Calibri" w:hAnsiTheme="minorHAnsi" w:cstheme="minorHAnsi"/>
           <w:i/>
           <w:iCs/>
           <w:color w:val="6E2330" w:themeColor="accent2"/>
@@ -10127,7 +9821,7 @@
       </w:r>
       <w:r>
         <w:rPr>
-          <w:rFonts w:eastAsia="Calibri" w:asciiTheme="minorHAnsi" w:hAnsiTheme="minorHAnsi" w:cstheme="minorHAnsi"/>
+          <w:rFonts w:asciiTheme="minorHAnsi" w:eastAsia="Calibri" w:hAnsiTheme="minorHAnsi" w:cstheme="minorHAnsi"/>
           <w:i/>
           <w:iCs/>
           <w:color w:val="6E2330" w:themeColor="accent2"/>
@@ -10138,7 +9832,7 @@
       </w:r>
       <w:r>
         <w:rPr>
-          <w:rFonts w:eastAsia="Calibri" w:asciiTheme="minorHAnsi" w:hAnsiTheme="minorHAnsi" w:cstheme="minorHAnsi"/>
+          <w:rFonts w:asciiTheme="minorHAnsi" w:eastAsia="Calibri" w:hAnsiTheme="minorHAnsi" w:cstheme="minorHAnsi"/>
           <w:i/>
           <w:iCs/>
           <w:color w:val="6E2330" w:themeColor="accent2"/>
@@ -10149,7 +9843,7 @@
       </w:r>
       <w:r>
         <w:rPr>
-          <w:rFonts w:eastAsia="Calibri" w:asciiTheme="minorHAnsi" w:hAnsiTheme="minorHAnsi" w:cstheme="minorHAnsi"/>
+          <w:rFonts w:asciiTheme="minorHAnsi" w:eastAsia="Calibri" w:hAnsiTheme="minorHAnsi" w:cstheme="minorHAnsi"/>
           <w:i/>
           <w:iCs/>
           <w:color w:val="6E2330" w:themeColor="accent2"/>
@@ -10171,7 +9865,7 @@
         <w:contextualSpacing w:val="0"/>
         <w:jc w:val="both"/>
         <w:rPr>
-          <w:rFonts w:eastAsia="Calibri" w:asciiTheme="minorHAnsi" w:hAnsiTheme="minorHAnsi" w:cstheme="minorHAnsi"/>
+          <w:rFonts w:asciiTheme="minorHAnsi" w:eastAsia="Calibri" w:hAnsiTheme="minorHAnsi" w:cstheme="minorHAnsi"/>
           <w:i/>
           <w:iCs/>
           <w:color w:val="6E2330" w:themeColor="accent2"/>
@@ -10181,7 +9875,7 @@
       </w:pPr>
       <w:r>
         <w:rPr>
-          <w:rFonts w:eastAsia="Calibri" w:asciiTheme="minorHAnsi" w:hAnsiTheme="minorHAnsi" w:cstheme="minorHAnsi"/>
+          <w:rFonts w:asciiTheme="minorHAnsi" w:eastAsia="Calibri" w:hAnsiTheme="minorHAnsi" w:cstheme="minorHAnsi"/>
           <w:b/>
           <w:bCs/>
           <w:i/>
@@ -10194,7 +9888,7 @@
       </w:r>
       <w:r>
         <w:rPr>
-          <w:rFonts w:eastAsia="Calibri" w:asciiTheme="minorHAnsi" w:hAnsiTheme="minorHAnsi" w:cstheme="minorHAnsi"/>
+          <w:rFonts w:asciiTheme="minorHAnsi" w:eastAsia="Calibri" w:hAnsiTheme="minorHAnsi" w:cstheme="minorHAnsi"/>
           <w:i/>
           <w:iCs/>
           <w:color w:val="6E2330" w:themeColor="accent2"/>
@@ -10216,7 +9910,7 @@
         <w:contextualSpacing w:val="0"/>
         <w:jc w:val="both"/>
         <w:rPr>
-          <w:rFonts w:eastAsia="Calibri" w:asciiTheme="minorHAnsi" w:hAnsiTheme="minorHAnsi" w:cstheme="minorHAnsi"/>
+          <w:rFonts w:asciiTheme="minorHAnsi" w:eastAsia="Calibri" w:hAnsiTheme="minorHAnsi" w:cstheme="minorHAnsi"/>
           <w:i/>
           <w:iCs/>
           <w:color w:val="6E2330" w:themeColor="accent2"/>
@@ -10226,7 +9920,7 @@
       </w:pPr>
       <w:r>
         <w:rPr>
-          <w:rFonts w:eastAsia="Calibri" w:asciiTheme="minorHAnsi" w:hAnsiTheme="minorHAnsi" w:cstheme="minorHAnsi"/>
+          <w:rFonts w:asciiTheme="minorHAnsi" w:eastAsia="Calibri" w:hAnsiTheme="minorHAnsi" w:cstheme="minorHAnsi"/>
           <w:b/>
           <w:bCs/>
           <w:i/>
@@ -10239,7 +9933,7 @@
       </w:r>
       <w:r>
         <w:rPr>
-          <w:rFonts w:eastAsia="Calibri" w:asciiTheme="minorHAnsi" w:hAnsiTheme="minorHAnsi" w:cstheme="minorHAnsi"/>
+          <w:rFonts w:asciiTheme="minorHAnsi" w:eastAsia="Calibri" w:hAnsiTheme="minorHAnsi" w:cstheme="minorHAnsi"/>
           <w:i/>
           <w:iCs/>
           <w:color w:val="6E2330" w:themeColor="accent2"/>
@@ -10261,7 +9955,7 @@
         <w:contextualSpacing w:val="0"/>
         <w:jc w:val="both"/>
         <w:rPr>
-          <w:rFonts w:eastAsia="Calibri" w:asciiTheme="minorHAnsi" w:hAnsiTheme="minorHAnsi" w:cstheme="minorHAnsi"/>
+          <w:rFonts w:asciiTheme="minorHAnsi" w:eastAsia="Calibri" w:hAnsiTheme="minorHAnsi" w:cstheme="minorHAnsi"/>
           <w:i/>
           <w:iCs/>
           <w:color w:val="6E2330" w:themeColor="accent2"/>
@@ -10271,7 +9965,7 @@
       </w:pPr>
       <w:r>
         <w:rPr>
-          <w:rFonts w:eastAsia="Calibri" w:asciiTheme="minorHAnsi" w:hAnsiTheme="minorHAnsi" w:cstheme="minorHAnsi"/>
+          <w:rFonts w:asciiTheme="minorHAnsi" w:eastAsia="Calibri" w:hAnsiTheme="minorHAnsi" w:cstheme="minorHAnsi"/>
           <w:b/>
           <w:bCs/>
           <w:i/>
@@ -10284,7 +9978,7 @@
       </w:r>
       <w:r>
         <w:rPr>
-          <w:rFonts w:eastAsia="Calibri" w:asciiTheme="minorHAnsi" w:hAnsiTheme="minorHAnsi" w:cstheme="minorHAnsi"/>
+          <w:rFonts w:asciiTheme="minorHAnsi" w:eastAsia="Calibri" w:hAnsiTheme="minorHAnsi" w:cstheme="minorHAnsi"/>
           <w:i/>
           <w:iCs/>
           <w:color w:val="6E2330" w:themeColor="accent2"/>
@@ -10867,6 +10561,7 @@
           <w:b/>
           <w:bCs/>
         </w:rPr>
+        <w:lastRenderedPageBreak/>
         <w:t>Care setting</w:t>
       </w:r>
       <w:r>
@@ -11027,6 +10722,7 @@
         <w:pStyle w:val="Heading3"/>
       </w:pPr>
       <w:r>
+        <w:lastRenderedPageBreak/>
         <w:t>Other Covariates, including confounders, effect modifiers and other variables</w:t>
       </w:r>
     </w:p>
@@ -11076,15 +10772,7 @@
         <w:pStyle w:val="Explanation"/>
       </w:pPr>
       <w:r>
-        <w:t>Sample size calculation/s or statistical power will be estimated according to study objectives, and provided in this section, with a focus on primary study objective. In descriptive studies (Disease Epidemiology or Drug Utilisation Study/</w:t>
-      </w:r>
-      <w:proofErr w:type="spellStart"/>
-      <w:r>
-        <w:t>ies</w:t>
-      </w:r>
-      <w:proofErr w:type="spellEnd"/>
-      <w:r>
-        <w:t xml:space="preserve">), this will be based on the desired/available precision for the metric/s of interest. In hypothesis testing ones (e.g. Comparative Safety or Self-Controlled designs), size/power will be estimated based on assumed values for the expected/available outcome rate/s and effect size. </w:t>
+        <w:t xml:space="preserve">Sample size calculation/s or statistical power will be estimated according to study objectives, and provided in this section, with a focus on primary study objective. In descriptive studies (Disease Epidemiology or Drug Utilisation Study/ies), this will be based on the desired/available precision for the metric/s of interest. In hypothesis testing ones (e.g. Comparative Safety or Self-Controlled designs), size/power will be estimated based on assumed values for the expected/available outcome rate/s and effect size. </w:t>
       </w:r>
     </w:p>
     <w:p/>
@@ -11110,15 +10798,7 @@
         <w:pStyle w:val="TableParagraph"/>
       </w:pPr>
       <w:r>
-        <w:t xml:space="preserve">Table 8. Description of study types and </w:t>
-      </w:r>
-      <w:proofErr w:type="gramStart"/>
-      <w:r>
-        <w:t>type</w:t>
-      </w:r>
-      <w:proofErr w:type="gramEnd"/>
-      <w:r>
-        <w:t xml:space="preserve"> of analysis</w:t>
+        <w:t>Table 8. Description of study types and type of analysis</w:t>
       </w:r>
     </w:p>
     <w:tbl>
@@ -11127,12 +10807,12 @@
         <w:tblW w:w="3921" w:type="pct"/>
         <w:jc w:val="center"/>
         <w:tblBorders>
-          <w:top w:val="single" w:color="3B1C1C" w:themeColor="accent1" w:sz="4" w:space="0"/>
-          <w:left w:val="single" w:color="3B1C1C" w:themeColor="accent1" w:sz="4" w:space="0"/>
-          <w:bottom w:val="single" w:color="3B1C1C" w:themeColor="accent1" w:sz="4" w:space="0"/>
-          <w:right w:val="single" w:color="3B1C1C" w:themeColor="accent1" w:sz="4" w:space="0"/>
-          <w:insideH w:val="single" w:color="3B1C1C" w:themeColor="accent1" w:sz="4" w:space="0"/>
-          <w:insideV w:val="single" w:color="3B1C1C" w:themeColor="accent1" w:sz="4" w:space="0"/>
+          <w:top w:val="single" w:sz="4" w:space="0" w:color="3B1C1C" w:themeColor="accent1"/>
+          <w:left w:val="single" w:sz="4" w:space="0" w:color="3B1C1C" w:themeColor="accent1"/>
+          <w:bottom w:val="single" w:sz="4" w:space="0" w:color="3B1C1C" w:themeColor="accent1"/>
+          <w:right w:val="single" w:sz="4" w:space="0" w:color="3B1C1C" w:themeColor="accent1"/>
+          <w:insideH w:val="single" w:sz="4" w:space="0" w:color="3B1C1C" w:themeColor="accent1"/>
+          <w:insideV w:val="single" w:sz="4" w:space="0" w:color="3B1C1C" w:themeColor="accent1"/>
         </w:tblBorders>
         <w:tblLook w:val="04A0" w:firstRow="1" w:lastRow="0" w:firstColumn="1" w:lastColumn="0" w:noHBand="0" w:noVBand="1"/>
       </w:tblPr>
@@ -11150,10 +10830,10 @@
             <w:cnfStyle w:val="001000000000" w:firstRow="0" w:lastRow="0" w:firstColumn="1" w:lastColumn="0" w:oddVBand="0" w:evenVBand="0" w:oddHBand="0" w:evenHBand="0" w:firstRowFirstColumn="0" w:firstRowLastColumn="0" w:lastRowFirstColumn="0" w:lastRowLastColumn="0"/>
             <w:tcW w:w="1353" w:type="pct"/>
             <w:tcBorders>
-              <w:top w:val="none" w:color="auto" w:sz="0" w:space="0"/>
-              <w:left w:val="none" w:color="auto" w:sz="0" w:space="0"/>
-              <w:bottom w:val="none" w:color="auto" w:sz="0" w:space="0"/>
-              <w:right w:val="none" w:color="auto" w:sz="0" w:space="0"/>
+              <w:top w:val="none" w:sz="0" w:space="0" w:color="auto"/>
+              <w:left w:val="none" w:sz="0" w:space="0" w:color="auto"/>
+              <w:bottom w:val="none" w:sz="0" w:space="0" w:color="auto"/>
+              <w:right w:val="none" w:sz="0" w:space="0" w:color="auto"/>
             </w:tcBorders>
             <w:vAlign w:val="center"/>
           </w:tcPr>
@@ -11176,27 +10856,18 @@
                 <w:rFonts w:cstheme="minorHAnsi"/>
                 <w:sz w:val="22"/>
               </w:rPr>
-              <w:t xml:space="preserve">Study </w:t>
-            </w:r>
-            <w:proofErr w:type="spellStart"/>
-            <w:r>
-              <w:rPr>
-                <w:rFonts w:cstheme="minorHAnsi"/>
-                <w:sz w:val="22"/>
-              </w:rPr>
-              <w:t>type</w:t>
-            </w:r>
-            <w:proofErr w:type="spellEnd"/>
+              <w:t>Study type</w:t>
+            </w:r>
           </w:p>
         </w:tc>
         <w:tc>
           <w:tcPr>
             <w:tcW w:w="3647" w:type="pct"/>
             <w:tcBorders>
-              <w:top w:val="none" w:color="auto" w:sz="0" w:space="0"/>
-              <w:left w:val="none" w:color="auto" w:sz="0" w:space="0"/>
-              <w:bottom w:val="none" w:color="auto" w:sz="0" w:space="0"/>
-              <w:right w:val="none" w:color="auto" w:sz="0" w:space="0"/>
+              <w:top w:val="none" w:sz="0" w:space="0" w:color="auto"/>
+              <w:left w:val="none" w:sz="0" w:space="0" w:color="auto"/>
+              <w:bottom w:val="none" w:sz="0" w:space="0" w:color="auto"/>
+              <w:right w:val="none" w:sz="0" w:space="0" w:color="auto"/>
             </w:tcBorders>
             <w:vAlign w:val="center"/>
           </w:tcPr>
@@ -11215,47 +10886,13 @@
                 <w:sz w:val="22"/>
               </w:rPr>
             </w:pPr>
-            <w:proofErr w:type="spellStart"/>
             <w:r>
               <w:rPr>
                 <w:rFonts w:cstheme="minorHAnsi"/>
                 <w:sz w:val="22"/>
               </w:rPr>
-              <w:t>Type</w:t>
-            </w:r>
-            <w:proofErr w:type="spellEnd"/>
-            <w:r>
-              <w:rPr>
-                <w:rFonts w:cstheme="minorHAnsi"/>
-                <w:sz w:val="22"/>
-              </w:rPr>
-              <w:t xml:space="preserve"> </w:t>
-            </w:r>
-            <w:proofErr w:type="spellStart"/>
-            <w:r>
-              <w:rPr>
-                <w:rFonts w:cstheme="minorHAnsi"/>
-                <w:sz w:val="22"/>
-              </w:rPr>
-              <w:t>of</w:t>
-            </w:r>
-            <w:proofErr w:type="spellEnd"/>
-            <w:r>
-              <w:rPr>
-                <w:rFonts w:cstheme="minorHAnsi"/>
-                <w:sz w:val="22"/>
-              </w:rPr>
-              <w:t xml:space="preserve"> </w:t>
-            </w:r>
-            <w:proofErr w:type="spellStart"/>
-            <w:r>
-              <w:rPr>
-                <w:rFonts w:cstheme="minorHAnsi"/>
-                <w:sz w:val="22"/>
-              </w:rPr>
-              <w:t>analysis</w:t>
-            </w:r>
-            <w:proofErr w:type="spellEnd"/>
+              <w:t>Type of analysis</w:t>
+            </w:r>
           </w:p>
         </w:tc>
       </w:tr>
@@ -11283,21 +10920,12 @@
                 <w:sz w:val="22"/>
               </w:rPr>
             </w:pPr>
-            <w:proofErr w:type="spellStart"/>
             <w:r>
               <w:rPr>
                 <w:rFonts w:cstheme="minorHAnsi"/>
                 <w:sz w:val="22"/>
               </w:rPr>
-              <w:t>Population</w:t>
-            </w:r>
-            <w:proofErr w:type="spellEnd"/>
-            <w:r>
-              <w:rPr>
-                <w:rFonts w:cstheme="minorHAnsi"/>
-                <w:sz w:val="22"/>
-              </w:rPr>
-              <w:t xml:space="preserve"> Level DUS</w:t>
+              <w:t>Population Level DUS</w:t>
             </w:r>
           </w:p>
         </w:tc>
@@ -11324,47 +10952,13 @@
                 <w:sz w:val="22"/>
               </w:rPr>
             </w:pPr>
-            <w:proofErr w:type="spellStart"/>
             <w:r>
               <w:rPr>
                 <w:rFonts w:cstheme="minorHAnsi"/>
                 <w:sz w:val="22"/>
               </w:rPr>
-              <w:t>Population-based</w:t>
-            </w:r>
-            <w:proofErr w:type="spellEnd"/>
-            <w:r>
-              <w:rPr>
-                <w:rFonts w:cstheme="minorHAnsi"/>
-                <w:sz w:val="22"/>
-              </w:rPr>
-              <w:t xml:space="preserve"> </w:t>
-            </w:r>
-            <w:proofErr w:type="spellStart"/>
-            <w:r>
-              <w:rPr>
-                <w:rFonts w:cstheme="minorHAnsi"/>
-                <w:sz w:val="22"/>
-              </w:rPr>
-              <w:t>incidence</w:t>
-            </w:r>
-            <w:proofErr w:type="spellEnd"/>
-            <w:r>
-              <w:rPr>
-                <w:rFonts w:cstheme="minorHAnsi"/>
-                <w:sz w:val="22"/>
-              </w:rPr>
-              <w:t xml:space="preserve"> </w:t>
-            </w:r>
-            <w:proofErr w:type="spellStart"/>
-            <w:r>
-              <w:rPr>
-                <w:rFonts w:cstheme="minorHAnsi"/>
-                <w:sz w:val="22"/>
-              </w:rPr>
-              <w:t>rates</w:t>
-            </w:r>
-            <w:proofErr w:type="spellEnd"/>
+              <w:t>Population-based incidence rates</w:t>
+            </w:r>
           </w:p>
           <w:p>
             <w:pPr>
@@ -11381,113 +10975,17 @@
               <w:rPr>
                 <w:rFonts w:cstheme="minorHAnsi"/>
                 <w:sz w:val="22"/>
-              </w:rPr>
-            </w:pPr>
-            <w:proofErr w:type="spellStart"/>
+                <w:lang w:val="en-US"/>
+              </w:rPr>
+            </w:pPr>
             <w:r>
               <w:rPr>
                 <w:rFonts w:cstheme="minorHAnsi"/>
                 <w:sz w:val="22"/>
-              </w:rPr>
-              <w:t>Population-based</w:t>
-            </w:r>
-            <w:proofErr w:type="spellEnd"/>
-            <w:r>
-              <w:rPr>
-                <w:rFonts w:cstheme="minorHAnsi"/>
-                <w:sz w:val="22"/>
-              </w:rPr>
-              <w:t xml:space="preserve"> </w:t>
-            </w:r>
-            <w:proofErr w:type="spellStart"/>
-            <w:r>
-              <w:rPr>
-                <w:rFonts w:cstheme="minorHAnsi"/>
-                <w:sz w:val="22"/>
-              </w:rPr>
-              <w:t>prevalence</w:t>
-            </w:r>
-            <w:proofErr w:type="spellEnd"/>
-            <w:r>
-              <w:rPr>
-                <w:rFonts w:cstheme="minorHAnsi"/>
-                <w:sz w:val="22"/>
-              </w:rPr>
-              <w:t xml:space="preserve"> </w:t>
-            </w:r>
-            <w:proofErr w:type="spellStart"/>
-            <w:r>
-              <w:rPr>
-                <w:rFonts w:cstheme="minorHAnsi"/>
-                <w:sz w:val="22"/>
-              </w:rPr>
-              <w:t>of</w:t>
-            </w:r>
-            <w:proofErr w:type="spellEnd"/>
-            <w:r>
-              <w:rPr>
-                <w:rFonts w:cstheme="minorHAnsi"/>
-                <w:sz w:val="22"/>
-              </w:rPr>
-              <w:t xml:space="preserve"> use </w:t>
-            </w:r>
-            <w:proofErr w:type="spellStart"/>
-            <w:r>
-              <w:rPr>
-                <w:rFonts w:cstheme="minorHAnsi"/>
-                <w:sz w:val="22"/>
-              </w:rPr>
-              <w:t>of</w:t>
-            </w:r>
-            <w:proofErr w:type="spellEnd"/>
-            <w:r>
-              <w:rPr>
-                <w:rFonts w:cstheme="minorHAnsi"/>
-                <w:sz w:val="22"/>
-              </w:rPr>
-              <w:t xml:space="preserve"> a </w:t>
-            </w:r>
-            <w:proofErr w:type="spellStart"/>
-            <w:r>
-              <w:rPr>
-                <w:rFonts w:cstheme="minorHAnsi"/>
-                <w:sz w:val="22"/>
-              </w:rPr>
-              <w:t>drug</w:t>
-            </w:r>
-            <w:proofErr w:type="spellEnd"/>
-            <w:r>
-              <w:rPr>
-                <w:rFonts w:cstheme="minorHAnsi"/>
-                <w:sz w:val="22"/>
-              </w:rPr>
-              <w:t>/</w:t>
-            </w:r>
-            <w:proofErr w:type="spellStart"/>
-            <w:r>
-              <w:rPr>
-                <w:rFonts w:cstheme="minorHAnsi"/>
-                <w:sz w:val="22"/>
-              </w:rPr>
-              <w:t>drug</w:t>
-            </w:r>
-            <w:proofErr w:type="spellEnd"/>
-            <w:r>
-              <w:rPr>
-                <w:rFonts w:cstheme="minorHAnsi"/>
-                <w:sz w:val="22"/>
-              </w:rPr>
-              <w:t xml:space="preserve"> </w:t>
-            </w:r>
-            <w:proofErr w:type="spellStart"/>
-            <w:r>
-              <w:rPr>
-                <w:rFonts w:cstheme="minorHAnsi"/>
-                <w:sz w:val="22"/>
-              </w:rPr>
-              <w:t>class</w:t>
-            </w:r>
-            <w:proofErr w:type="spellEnd"/>
+                <w:lang w:val="en-US"/>
+              </w:rPr>
+              <w:t>Population-based prevalence of use of a drug/drug class</w:t>
+            </w:r>
           </w:p>
         </w:tc>
       </w:tr>
@@ -11553,63 +11051,13 @@
                 <w:sz w:val="22"/>
               </w:rPr>
             </w:pPr>
-            <w:proofErr w:type="spellStart"/>
             <w:r>
               <w:rPr>
                 <w:rFonts w:cstheme="minorHAnsi"/>
                 <w:sz w:val="22"/>
               </w:rPr>
-              <w:t>Characterisation</w:t>
-            </w:r>
-            <w:proofErr w:type="spellEnd"/>
-            <w:r>
-              <w:rPr>
-                <w:rFonts w:cstheme="minorHAnsi"/>
-                <w:sz w:val="22"/>
-              </w:rPr>
-              <w:t xml:space="preserve"> </w:t>
-            </w:r>
-            <w:proofErr w:type="spellStart"/>
-            <w:r>
-              <w:rPr>
-                <w:rFonts w:cstheme="minorHAnsi"/>
-                <w:sz w:val="22"/>
-              </w:rPr>
-              <w:t>of</w:t>
-            </w:r>
-            <w:proofErr w:type="spellEnd"/>
-            <w:r>
-              <w:rPr>
-                <w:rFonts w:cstheme="minorHAnsi"/>
-                <w:sz w:val="22"/>
-              </w:rPr>
-              <w:t xml:space="preserve"> </w:t>
-            </w:r>
-            <w:proofErr w:type="spellStart"/>
-            <w:r>
-              <w:rPr>
-                <w:rFonts w:cstheme="minorHAnsi"/>
-                <w:sz w:val="22"/>
-              </w:rPr>
-              <w:t>patient-level</w:t>
-            </w:r>
-            <w:proofErr w:type="spellEnd"/>
-            <w:r>
-              <w:rPr>
-                <w:rFonts w:cstheme="minorHAnsi"/>
-                <w:sz w:val="22"/>
-              </w:rPr>
-              <w:t xml:space="preserve"> </w:t>
-            </w:r>
-            <w:proofErr w:type="spellStart"/>
-            <w:r>
-              <w:rPr>
-                <w:rFonts w:cstheme="minorHAnsi"/>
-                <w:sz w:val="22"/>
-              </w:rPr>
-              <w:t>features</w:t>
-            </w:r>
-            <w:proofErr w:type="spellEnd"/>
+              <w:t>Characterisation of patient-level features</w:t>
+            </w:r>
           </w:p>
           <w:p>
             <w:pPr>
@@ -11628,53 +11076,12 @@
                 <w:sz w:val="22"/>
               </w:rPr>
             </w:pPr>
-            <w:proofErr w:type="spellStart"/>
             <w:r>
               <w:rPr>
                 <w:rFonts w:cstheme="minorHAnsi"/>
                 <w:sz w:val="22"/>
               </w:rPr>
-              <w:t>Frequency</w:t>
-            </w:r>
-            <w:proofErr w:type="spellEnd"/>
-            <w:r>
-              <w:rPr>
-                <w:rFonts w:cstheme="minorHAnsi"/>
-                <w:sz w:val="22"/>
-              </w:rPr>
-              <w:t xml:space="preserve"> and % </w:t>
-            </w:r>
-            <w:proofErr w:type="spellStart"/>
-            <w:r>
-              <w:rPr>
-                <w:rFonts w:cstheme="minorHAnsi"/>
-                <w:sz w:val="22"/>
-              </w:rPr>
-              <w:t>of</w:t>
-            </w:r>
-            <w:proofErr w:type="spellEnd"/>
-            <w:r>
-              <w:rPr>
-                <w:rFonts w:cstheme="minorHAnsi"/>
-                <w:sz w:val="22"/>
-              </w:rPr>
-              <w:t xml:space="preserve"> </w:t>
-            </w:r>
-            <w:proofErr w:type="spellStart"/>
-            <w:r>
-              <w:rPr>
-                <w:rFonts w:cstheme="minorHAnsi"/>
-                <w:sz w:val="22"/>
-              </w:rPr>
-              <w:t>indication</w:t>
-            </w:r>
-            <w:proofErr w:type="spellEnd"/>
-            <w:r>
-              <w:rPr>
-                <w:rFonts w:cstheme="minorHAnsi"/>
-                <w:sz w:val="22"/>
-              </w:rPr>
-              <w:t>/s</w:t>
+              <w:t>Frequency and % of indication/s</w:t>
             </w:r>
           </w:p>
           <w:p>
@@ -11692,161 +11099,17 @@
               <w:rPr>
                 <w:rFonts w:cstheme="minorHAnsi"/>
                 <w:sz w:val="22"/>
-              </w:rPr>
-            </w:pPr>
-            <w:proofErr w:type="spellStart"/>
+                <w:lang w:val="en-US"/>
+              </w:rPr>
+            </w:pPr>
             <w:r>
               <w:rPr>
                 <w:rFonts w:cstheme="minorHAnsi"/>
                 <w:sz w:val="22"/>
-              </w:rPr>
-              <w:t>Estimation</w:t>
-            </w:r>
-            <w:proofErr w:type="spellEnd"/>
-            <w:r>
-              <w:rPr>
-                <w:rFonts w:cstheme="minorHAnsi"/>
-                <w:sz w:val="22"/>
-              </w:rPr>
-              <w:t xml:space="preserve"> </w:t>
-            </w:r>
-            <w:proofErr w:type="spellStart"/>
-            <w:r>
-              <w:rPr>
-                <w:rFonts w:cstheme="minorHAnsi"/>
-                <w:sz w:val="22"/>
-              </w:rPr>
-              <w:t>of</w:t>
-            </w:r>
-            <w:proofErr w:type="spellEnd"/>
-            <w:r>
-              <w:rPr>
-                <w:rFonts w:cstheme="minorHAnsi"/>
-                <w:sz w:val="22"/>
-              </w:rPr>
-              <w:t xml:space="preserve"> </w:t>
-            </w:r>
-            <w:proofErr w:type="spellStart"/>
-            <w:r>
-              <w:rPr>
-                <w:rFonts w:cstheme="minorHAnsi"/>
-                <w:sz w:val="22"/>
-              </w:rPr>
-              <w:t>minimum</w:t>
-            </w:r>
-            <w:proofErr w:type="spellEnd"/>
-            <w:r>
-              <w:rPr>
-                <w:rFonts w:cstheme="minorHAnsi"/>
-                <w:sz w:val="22"/>
-              </w:rPr>
-              <w:t xml:space="preserve">, p25, median, p75, and </w:t>
-            </w:r>
-            <w:proofErr w:type="spellStart"/>
-            <w:r>
-              <w:rPr>
-                <w:rFonts w:cstheme="minorHAnsi"/>
-                <w:sz w:val="22"/>
-              </w:rPr>
-              <w:t>maximum</w:t>
-            </w:r>
-            <w:proofErr w:type="spellEnd"/>
-            <w:r>
-              <w:rPr>
-                <w:rFonts w:cstheme="minorHAnsi"/>
-                <w:sz w:val="22"/>
-              </w:rPr>
-              <w:t xml:space="preserve"> </w:t>
-            </w:r>
-            <w:proofErr w:type="spellStart"/>
-            <w:r>
-              <w:rPr>
-                <w:rFonts w:cstheme="minorHAnsi"/>
-                <w:sz w:val="22"/>
-              </w:rPr>
-              <w:t>initially</w:t>
-            </w:r>
-            <w:proofErr w:type="spellEnd"/>
-            <w:r>
-              <w:rPr>
-                <w:rFonts w:cstheme="minorHAnsi"/>
-                <w:sz w:val="22"/>
-              </w:rPr>
-              <w:t xml:space="preserve"> </w:t>
-            </w:r>
-            <w:proofErr w:type="spellStart"/>
-            <w:r>
-              <w:rPr>
-                <w:rFonts w:cstheme="minorHAnsi"/>
-                <w:sz w:val="22"/>
-              </w:rPr>
-              <w:t>prescribed</w:t>
-            </w:r>
-            <w:proofErr w:type="spellEnd"/>
-            <w:r>
-              <w:rPr>
-                <w:rFonts w:cstheme="minorHAnsi"/>
-                <w:sz w:val="22"/>
-              </w:rPr>
-              <w:t xml:space="preserve"> </w:t>
-            </w:r>
-            <w:proofErr w:type="spellStart"/>
-            <w:r>
-              <w:rPr>
-                <w:rFonts w:cstheme="minorHAnsi"/>
-                <w:sz w:val="22"/>
-              </w:rPr>
-              <w:t>or</w:t>
-            </w:r>
-            <w:proofErr w:type="spellEnd"/>
-            <w:r>
-              <w:rPr>
-                <w:rFonts w:cstheme="minorHAnsi"/>
-                <w:sz w:val="22"/>
-              </w:rPr>
-              <w:t xml:space="preserve"> </w:t>
-            </w:r>
-            <w:proofErr w:type="spellStart"/>
-            <w:r>
-              <w:rPr>
-                <w:rFonts w:cstheme="minorHAnsi"/>
-                <w:sz w:val="22"/>
-              </w:rPr>
-              <w:t>dispensed</w:t>
-            </w:r>
-            <w:proofErr w:type="spellEnd"/>
-            <w:r>
-              <w:rPr>
-                <w:rFonts w:cstheme="minorHAnsi"/>
-                <w:sz w:val="22"/>
-              </w:rPr>
-              <w:t xml:space="preserve"> </w:t>
-            </w:r>
-            <w:proofErr w:type="spellStart"/>
-            <w:r>
-              <w:rPr>
-                <w:rFonts w:cstheme="minorHAnsi"/>
-                <w:sz w:val="22"/>
-              </w:rPr>
-              <w:t>dose</w:t>
-            </w:r>
-            <w:proofErr w:type="spellEnd"/>
-            <w:r>
-              <w:rPr>
-                <w:rFonts w:cstheme="minorHAnsi"/>
-                <w:sz w:val="22"/>
-              </w:rPr>
-              <w:t>/</w:t>
-            </w:r>
-            <w:proofErr w:type="spellStart"/>
-            <w:r>
-              <w:rPr>
-                <w:rFonts w:cstheme="minorHAnsi"/>
-                <w:sz w:val="22"/>
-              </w:rPr>
-              <w:t>strength</w:t>
-            </w:r>
-            <w:proofErr w:type="spellEnd"/>
+                <w:lang w:val="en-US"/>
+              </w:rPr>
+              <w:t>Estimation of minimum, p25, median, p75, and maximum initially prescribed or dispensed dose/strength</w:t>
+            </w:r>
           </w:p>
           <w:p>
             <w:pPr>
@@ -11863,103 +11126,16 @@
               <w:rPr>
                 <w:rFonts w:cstheme="minorHAnsi"/>
                 <w:sz w:val="22"/>
-              </w:rPr>
-            </w:pPr>
-            <w:proofErr w:type="spellStart"/>
+                <w:lang w:val="en-US"/>
+              </w:rPr>
+            </w:pPr>
             <w:r>
               <w:rPr>
                 <w:rFonts w:cstheme="minorHAnsi"/>
                 <w:sz w:val="22"/>
-              </w:rPr>
-              <w:t>Estimation</w:t>
-            </w:r>
-            <w:proofErr w:type="spellEnd"/>
-            <w:r>
-              <w:rPr>
-                <w:rFonts w:cstheme="minorHAnsi"/>
-                <w:sz w:val="22"/>
-              </w:rPr>
-              <w:t xml:space="preserve"> </w:t>
-            </w:r>
-            <w:proofErr w:type="spellStart"/>
-            <w:r>
-              <w:rPr>
-                <w:rFonts w:cstheme="minorHAnsi"/>
-                <w:sz w:val="22"/>
-              </w:rPr>
-              <w:t>of</w:t>
-            </w:r>
-            <w:proofErr w:type="spellEnd"/>
-            <w:r>
-              <w:rPr>
-                <w:rFonts w:cstheme="minorHAnsi"/>
-                <w:sz w:val="22"/>
-              </w:rPr>
-              <w:t xml:space="preserve"> </w:t>
-            </w:r>
-            <w:proofErr w:type="spellStart"/>
-            <w:r>
-              <w:rPr>
-                <w:rFonts w:cstheme="minorHAnsi"/>
-                <w:sz w:val="22"/>
-              </w:rPr>
-              <w:t>minimum</w:t>
-            </w:r>
-            <w:proofErr w:type="spellEnd"/>
-            <w:r>
-              <w:rPr>
-                <w:rFonts w:cstheme="minorHAnsi"/>
-                <w:sz w:val="22"/>
-              </w:rPr>
-              <w:t xml:space="preserve">, p25, median, p75, and </w:t>
-            </w:r>
-            <w:proofErr w:type="spellStart"/>
-            <w:r>
-              <w:rPr>
-                <w:rFonts w:cstheme="minorHAnsi"/>
-                <w:sz w:val="22"/>
-              </w:rPr>
-              <w:t>maximum</w:t>
-            </w:r>
-            <w:proofErr w:type="spellEnd"/>
-            <w:r>
-              <w:rPr>
-                <w:rFonts w:cstheme="minorHAnsi"/>
-                <w:sz w:val="22"/>
-              </w:rPr>
-              <w:t xml:space="preserve"> </w:t>
-            </w:r>
-            <w:proofErr w:type="spellStart"/>
-            <w:r>
-              <w:rPr>
-                <w:rFonts w:cstheme="minorHAnsi"/>
-                <w:sz w:val="22"/>
-              </w:rPr>
-              <w:t>treatment</w:t>
-            </w:r>
-            <w:proofErr w:type="spellEnd"/>
-            <w:r>
-              <w:rPr>
-                <w:rFonts w:cstheme="minorHAnsi"/>
-                <w:sz w:val="22"/>
-              </w:rPr>
-              <w:t xml:space="preserve"> </w:t>
-            </w:r>
-            <w:proofErr w:type="spellStart"/>
-            <w:r>
-              <w:rPr>
-                <w:rFonts w:cstheme="minorHAnsi"/>
-                <w:sz w:val="22"/>
-              </w:rPr>
-              <w:t>duration</w:t>
-            </w:r>
-            <w:proofErr w:type="spellEnd"/>
-            <w:r>
-              <w:rPr>
-                <w:rFonts w:cstheme="minorHAnsi"/>
-                <w:sz w:val="22"/>
-              </w:rPr>
-              <w:t xml:space="preserve"> </w:t>
+                <w:lang w:val="en-US"/>
+              </w:rPr>
+              <w:t xml:space="preserve">Estimation of minimum, p25, median, p75, and maximum treatment duration </w:t>
             </w:r>
           </w:p>
         </w:tc>
@@ -11988,31 +11164,14 @@
                 <w:sz w:val="22"/>
               </w:rPr>
             </w:pPr>
-            <w:proofErr w:type="spellStart"/>
             <w:r>
               <w:rPr>
                 <w:rFonts w:cstheme="minorHAnsi"/>
                 <w:sz w:val="22"/>
               </w:rPr>
-              <w:t>Population-level</w:t>
-            </w:r>
-            <w:proofErr w:type="spellEnd"/>
-            <w:r>
-              <w:rPr>
-                <w:rFonts w:cstheme="minorHAnsi"/>
-                <w:sz w:val="22"/>
-              </w:rPr>
-              <w:t xml:space="preserve"> descriptive </w:t>
-            </w:r>
-            <w:proofErr w:type="spellStart"/>
-            <w:r>
-              <w:rPr>
-                <w:rFonts w:cstheme="minorHAnsi"/>
-                <w:sz w:val="22"/>
-              </w:rPr>
-              <w:t>epidemiology</w:t>
-            </w:r>
-            <w:proofErr w:type="spellEnd"/>
+              <w:lastRenderedPageBreak/>
+              <w:t>Population-level descriptive epidemiology</w:t>
+            </w:r>
           </w:p>
         </w:tc>
         <w:tc>
@@ -12036,113 +11195,17 @@
               <w:rPr>
                 <w:rFonts w:cstheme="minorHAnsi"/>
                 <w:sz w:val="22"/>
-              </w:rPr>
-            </w:pPr>
-            <w:proofErr w:type="spellStart"/>
+                <w:lang w:val="en-US"/>
+              </w:rPr>
+            </w:pPr>
             <w:r>
               <w:rPr>
                 <w:rFonts w:cstheme="minorHAnsi"/>
                 <w:sz w:val="22"/>
-              </w:rPr>
-              <w:t>Incidence</w:t>
-            </w:r>
-            <w:proofErr w:type="spellEnd"/>
-            <w:r>
-              <w:rPr>
-                <w:rFonts w:cstheme="minorHAnsi"/>
-                <w:sz w:val="22"/>
-              </w:rPr>
-              <w:t xml:space="preserve"> </w:t>
-            </w:r>
-            <w:proofErr w:type="spellStart"/>
-            <w:r>
-              <w:rPr>
-                <w:rFonts w:cstheme="minorHAnsi"/>
-                <w:sz w:val="22"/>
-              </w:rPr>
-              <w:t>rates</w:t>
-            </w:r>
-            <w:proofErr w:type="spellEnd"/>
-            <w:r>
-              <w:rPr>
-                <w:rFonts w:cstheme="minorHAnsi"/>
-                <w:sz w:val="22"/>
-              </w:rPr>
-              <w:t xml:space="preserve"> </w:t>
-            </w:r>
-            <w:proofErr w:type="spellStart"/>
-            <w:r>
-              <w:rPr>
-                <w:rFonts w:cstheme="minorHAnsi"/>
-                <w:sz w:val="22"/>
-              </w:rPr>
-              <w:t>of</w:t>
-            </w:r>
-            <w:proofErr w:type="spellEnd"/>
-            <w:r>
-              <w:rPr>
-                <w:rFonts w:cstheme="minorHAnsi"/>
-                <w:sz w:val="22"/>
-              </w:rPr>
-              <w:t xml:space="preserve"> </w:t>
-            </w:r>
-            <w:proofErr w:type="spellStart"/>
-            <w:r>
-              <w:rPr>
-                <w:rFonts w:cstheme="minorHAnsi"/>
-                <w:sz w:val="22"/>
-              </w:rPr>
-              <w:t>the</w:t>
-            </w:r>
-            <w:proofErr w:type="spellEnd"/>
-            <w:r>
-              <w:rPr>
-                <w:rFonts w:cstheme="minorHAnsi"/>
-                <w:sz w:val="22"/>
-              </w:rPr>
-              <w:t xml:space="preserve"> </w:t>
-            </w:r>
-            <w:proofErr w:type="spellStart"/>
-            <w:r>
-              <w:rPr>
-                <w:rFonts w:cstheme="minorHAnsi"/>
-                <w:sz w:val="22"/>
-              </w:rPr>
-              <w:t>condition</w:t>
-            </w:r>
-            <w:proofErr w:type="spellEnd"/>
-            <w:r>
-              <w:rPr>
-                <w:rFonts w:cstheme="minorHAnsi"/>
-                <w:sz w:val="22"/>
-              </w:rPr>
-              <w:t xml:space="preserve"> </w:t>
-            </w:r>
-            <w:proofErr w:type="spellStart"/>
-            <w:r>
-              <w:rPr>
-                <w:rFonts w:cstheme="minorHAnsi"/>
-                <w:sz w:val="22"/>
-              </w:rPr>
-              <w:t>of</w:t>
-            </w:r>
-            <w:proofErr w:type="spellEnd"/>
-            <w:r>
-              <w:rPr>
-                <w:rFonts w:cstheme="minorHAnsi"/>
-                <w:sz w:val="22"/>
-              </w:rPr>
-              <w:t xml:space="preserve"> </w:t>
-            </w:r>
-            <w:proofErr w:type="spellStart"/>
-            <w:r>
-              <w:rPr>
-                <w:rFonts w:cstheme="minorHAnsi"/>
-                <w:sz w:val="22"/>
-              </w:rPr>
-              <w:t>interest</w:t>
-            </w:r>
-            <w:proofErr w:type="spellEnd"/>
+                <w:lang w:val="en-US"/>
+              </w:rPr>
+              <w:t>Incidence rates of the condition of interest</w:t>
+            </w:r>
           </w:p>
           <w:p>
             <w:pPr>
@@ -12159,113 +11222,17 @@
               <w:rPr>
                 <w:rFonts w:cstheme="minorHAnsi"/>
                 <w:sz w:val="22"/>
-              </w:rPr>
-            </w:pPr>
-            <w:proofErr w:type="spellStart"/>
+                <w:lang w:val="en-US"/>
+              </w:rPr>
+            </w:pPr>
             <w:r>
               <w:rPr>
                 <w:rFonts w:cstheme="minorHAnsi"/>
                 <w:sz w:val="22"/>
-              </w:rPr>
-              <w:t>Prevalence</w:t>
-            </w:r>
-            <w:proofErr w:type="spellEnd"/>
-            <w:r>
-              <w:rPr>
-                <w:rFonts w:cstheme="minorHAnsi"/>
-                <w:sz w:val="22"/>
-              </w:rPr>
-              <w:t xml:space="preserve"> </w:t>
-            </w:r>
-            <w:proofErr w:type="spellStart"/>
-            <w:r>
-              <w:rPr>
-                <w:rFonts w:cstheme="minorHAnsi"/>
-                <w:sz w:val="22"/>
-              </w:rPr>
-              <w:t>rates</w:t>
-            </w:r>
-            <w:proofErr w:type="spellEnd"/>
-            <w:r>
-              <w:rPr>
-                <w:rFonts w:cstheme="minorHAnsi"/>
-                <w:sz w:val="22"/>
-              </w:rPr>
-              <w:t xml:space="preserve"> </w:t>
-            </w:r>
-            <w:proofErr w:type="spellStart"/>
-            <w:r>
-              <w:rPr>
-                <w:rFonts w:cstheme="minorHAnsi"/>
-                <w:sz w:val="22"/>
-              </w:rPr>
-              <w:t>of</w:t>
-            </w:r>
-            <w:proofErr w:type="spellEnd"/>
-            <w:r>
-              <w:rPr>
-                <w:rFonts w:cstheme="minorHAnsi"/>
-                <w:sz w:val="22"/>
-              </w:rPr>
-              <w:t xml:space="preserve"> </w:t>
-            </w:r>
-            <w:proofErr w:type="spellStart"/>
-            <w:r>
-              <w:rPr>
-                <w:rFonts w:cstheme="minorHAnsi"/>
-                <w:sz w:val="22"/>
-              </w:rPr>
-              <w:t>the</w:t>
-            </w:r>
-            <w:proofErr w:type="spellEnd"/>
-            <w:r>
-              <w:rPr>
-                <w:rFonts w:cstheme="minorHAnsi"/>
-                <w:sz w:val="22"/>
-              </w:rPr>
-              <w:t xml:space="preserve"> </w:t>
-            </w:r>
-            <w:proofErr w:type="spellStart"/>
-            <w:r>
-              <w:rPr>
-                <w:rFonts w:cstheme="minorHAnsi"/>
-                <w:sz w:val="22"/>
-              </w:rPr>
-              <w:t>condition</w:t>
-            </w:r>
-            <w:proofErr w:type="spellEnd"/>
-            <w:r>
-              <w:rPr>
-                <w:rFonts w:cstheme="minorHAnsi"/>
-                <w:sz w:val="22"/>
-              </w:rPr>
-              <w:t xml:space="preserve"> </w:t>
-            </w:r>
-            <w:proofErr w:type="spellStart"/>
-            <w:r>
-              <w:rPr>
-                <w:rFonts w:cstheme="minorHAnsi"/>
-                <w:sz w:val="22"/>
-              </w:rPr>
-              <w:t>of</w:t>
-            </w:r>
-            <w:proofErr w:type="spellEnd"/>
-            <w:r>
-              <w:rPr>
-                <w:rFonts w:cstheme="minorHAnsi"/>
-                <w:sz w:val="22"/>
-              </w:rPr>
-              <w:t xml:space="preserve"> </w:t>
-            </w:r>
-            <w:proofErr w:type="spellStart"/>
-            <w:r>
-              <w:rPr>
-                <w:rFonts w:cstheme="minorHAnsi"/>
-                <w:sz w:val="22"/>
-              </w:rPr>
-              <w:t>interest</w:t>
-            </w:r>
-            <w:proofErr w:type="spellEnd"/>
+                <w:lang w:val="en-US"/>
+              </w:rPr>
+              <w:t>Prevalence rates of the condition of interest</w:t>
+            </w:r>
           </w:p>
         </w:tc>
       </w:tr>
@@ -12297,33 +11264,8 @@
                 <w:rFonts w:cstheme="minorHAnsi"/>
                 <w:sz w:val="22"/>
               </w:rPr>
-              <w:t>Patient-</w:t>
-            </w:r>
-            <w:proofErr w:type="spellStart"/>
-            <w:r>
-              <w:rPr>
-                <w:rFonts w:cstheme="minorHAnsi"/>
-                <w:sz w:val="22"/>
-              </w:rPr>
-              <w:t>level</w:t>
-            </w:r>
-            <w:proofErr w:type="spellEnd"/>
-            <w:r>
-              <w:rPr>
-                <w:rFonts w:cstheme="minorHAnsi"/>
-                <w:sz w:val="22"/>
-              </w:rPr>
-              <w:t xml:space="preserve"> </w:t>
-            </w:r>
-            <w:proofErr w:type="spellStart"/>
-            <w:r>
-              <w:rPr>
-                <w:rFonts w:cstheme="minorHAnsi"/>
-                <w:sz w:val="22"/>
-              </w:rPr>
-              <w:t>characterisation</w:t>
-            </w:r>
-            <w:proofErr w:type="spellEnd"/>
+              <w:t>Patient-level characterisation</w:t>
+            </w:r>
           </w:p>
         </w:tc>
         <w:tc>
@@ -12349,31 +11291,13 @@
                 <w:sz w:val="22"/>
               </w:rPr>
             </w:pPr>
-            <w:proofErr w:type="spellStart"/>
             <w:r>
               <w:rPr>
                 <w:rFonts w:cstheme="minorHAnsi"/>
                 <w:sz w:val="22"/>
               </w:rPr>
-              <w:t>large-scale</w:t>
-            </w:r>
-            <w:proofErr w:type="spellEnd"/>
-            <w:r>
-              <w:rPr>
-                <w:rFonts w:cstheme="minorHAnsi"/>
-                <w:sz w:val="22"/>
-              </w:rPr>
-              <w:t xml:space="preserve"> </w:t>
-            </w:r>
-            <w:proofErr w:type="spellStart"/>
-            <w:r>
-              <w:rPr>
-                <w:rFonts w:cstheme="minorHAnsi"/>
-                <w:sz w:val="22"/>
-              </w:rPr>
-              <w:t>characterisation</w:t>
-            </w:r>
-            <w:proofErr w:type="spellEnd"/>
+              <w:t>large-scale characterisation</w:t>
+            </w:r>
           </w:p>
           <w:p>
             <w:pPr>
@@ -12397,33 +11321,8 @@
                 <w:rFonts w:cstheme="minorHAnsi"/>
                 <w:sz w:val="22"/>
               </w:rPr>
-              <w:t>Patient-</w:t>
-            </w:r>
-            <w:proofErr w:type="spellStart"/>
-            <w:r>
-              <w:rPr>
-                <w:rFonts w:cstheme="minorHAnsi"/>
-                <w:sz w:val="22"/>
-              </w:rPr>
-              <w:t>level</w:t>
-            </w:r>
-            <w:proofErr w:type="spellEnd"/>
-            <w:r>
-              <w:rPr>
-                <w:rFonts w:cstheme="minorHAnsi"/>
-                <w:sz w:val="22"/>
-              </w:rPr>
-              <w:t xml:space="preserve"> </w:t>
-            </w:r>
-            <w:proofErr w:type="spellStart"/>
-            <w:r>
-              <w:rPr>
-                <w:rFonts w:cstheme="minorHAnsi"/>
-                <w:sz w:val="22"/>
-              </w:rPr>
-              <w:t>characteristics</w:t>
-            </w:r>
-            <w:proofErr w:type="spellEnd"/>
+              <w:t>Patient-level characteristics</w:t>
+            </w:r>
           </w:p>
           <w:p>
             <w:pPr>
@@ -12440,72 +11339,17 @@
               <w:rPr>
                 <w:rFonts w:cstheme="minorHAnsi"/>
                 <w:sz w:val="22"/>
+                <w:lang w:val="en-US"/>
               </w:rPr>
             </w:pPr>
             <w:r>
               <w:rPr>
                 <w:rFonts w:cstheme="minorHAnsi"/>
                 <w:sz w:val="22"/>
-              </w:rPr>
-              <w:t xml:space="preserve">Prognosis / </w:t>
-            </w:r>
-            <w:proofErr w:type="spellStart"/>
-            <w:r>
-              <w:rPr>
-                <w:rFonts w:cstheme="minorHAnsi"/>
-                <w:sz w:val="22"/>
-              </w:rPr>
-              <w:t>progression</w:t>
-            </w:r>
-            <w:proofErr w:type="spellEnd"/>
-            <w:r>
-              <w:rPr>
-                <w:rFonts w:cstheme="minorHAnsi"/>
-                <w:sz w:val="22"/>
-              </w:rPr>
-              <w:t xml:space="preserve"> </w:t>
-            </w:r>
-            <w:proofErr w:type="spellStart"/>
-            <w:r>
-              <w:rPr>
-                <w:rFonts w:cstheme="minorHAnsi"/>
-                <w:sz w:val="22"/>
-              </w:rPr>
-              <w:t>to</w:t>
-            </w:r>
-            <w:proofErr w:type="spellEnd"/>
-            <w:r>
-              <w:rPr>
-                <w:rFonts w:cstheme="minorHAnsi"/>
-                <w:sz w:val="22"/>
-              </w:rPr>
-              <w:t xml:space="preserve"> a </w:t>
-            </w:r>
-            <w:proofErr w:type="spellStart"/>
-            <w:r>
-              <w:rPr>
-                <w:rFonts w:cstheme="minorHAnsi"/>
-                <w:sz w:val="22"/>
-              </w:rPr>
-              <w:t>pre-specified</w:t>
-            </w:r>
-            <w:proofErr w:type="spellEnd"/>
-            <w:r>
-              <w:rPr>
-                <w:rFonts w:cstheme="minorHAnsi"/>
-                <w:sz w:val="22"/>
-              </w:rPr>
-              <w:t xml:space="preserve"> </w:t>
-            </w:r>
-            <w:proofErr w:type="spellStart"/>
-            <w:r>
-              <w:rPr>
-                <w:rFonts w:cstheme="minorHAnsi"/>
-                <w:sz w:val="22"/>
-              </w:rPr>
-              <w:t>outcome</w:t>
-            </w:r>
-            <w:proofErr w:type="spellEnd"/>
+                <w:lang w:val="en-US"/>
+              </w:rPr>
+              <w:t>Prognosis / progression to a pre-specified outcome</w:t>
+            </w:r>
           </w:p>
           <w:p>
             <w:pPr>
@@ -12529,17 +11373,8 @@
                 <w:rFonts w:cstheme="minorHAnsi"/>
                 <w:sz w:val="22"/>
               </w:rPr>
-              <w:t xml:space="preserve">Standard care </w:t>
-            </w:r>
-            <w:proofErr w:type="spellStart"/>
-            <w:r>
-              <w:rPr>
-                <w:rFonts w:cstheme="minorHAnsi"/>
-                <w:sz w:val="22"/>
-              </w:rPr>
-              <w:t>description</w:t>
-            </w:r>
-            <w:proofErr w:type="spellEnd"/>
+              <w:t>Standard care description</w:t>
+            </w:r>
           </w:p>
         </w:tc>
       </w:tr>
@@ -12597,7 +11432,7 @@
       </w:pPr>
       <w:r>
         <w:rPr>
-          <w:rFonts w:eastAsia="Calibri" w:asciiTheme="minorHAnsi" w:hAnsiTheme="minorHAnsi" w:cstheme="minorHAnsi"/>
+          <w:rFonts w:asciiTheme="minorHAnsi" w:eastAsia="Calibri" w:hAnsiTheme="minorHAnsi" w:cstheme="minorHAnsi"/>
           <w:i/>
           <w:iCs/>
           <w:color w:val="6E2330" w:themeColor="accent2"/>
@@ -12628,7 +11463,7 @@
       </w:pPr>
       <w:r>
         <w:rPr>
-          <w:rFonts w:eastAsia="Calibri" w:asciiTheme="minorHAnsi" w:hAnsiTheme="minorHAnsi" w:cstheme="minorHAnsi"/>
+          <w:rFonts w:asciiTheme="minorHAnsi" w:eastAsia="Calibri" w:hAnsiTheme="minorHAnsi" w:cstheme="minorHAnsi"/>
           <w:i/>
           <w:iCs/>
           <w:color w:val="6E2330" w:themeColor="accent2"/>
@@ -12659,7 +11494,7 @@
       </w:pPr>
       <w:r>
         <w:rPr>
-          <w:rFonts w:eastAsia="Calibri" w:asciiTheme="minorHAnsi" w:hAnsiTheme="minorHAnsi" w:cstheme="minorHAnsi"/>
+          <w:rFonts w:asciiTheme="minorHAnsi" w:eastAsia="Calibri" w:hAnsiTheme="minorHAnsi" w:cstheme="minorHAnsi"/>
           <w:i/>
           <w:iCs/>
           <w:color w:val="6E2330" w:themeColor="accent2"/>
@@ -12690,7 +11525,7 @@
       </w:pPr>
       <w:r>
         <w:rPr>
-          <w:rFonts w:eastAsia="Calibri" w:asciiTheme="minorHAnsi" w:hAnsiTheme="minorHAnsi" w:cstheme="minorHAnsi"/>
+          <w:rFonts w:asciiTheme="minorHAnsi" w:eastAsia="Calibri" w:hAnsiTheme="minorHAnsi" w:cstheme="minorHAnsi"/>
           <w:i/>
           <w:iCs/>
           <w:color w:val="6E2330" w:themeColor="accent2"/>
@@ -12721,7 +11556,7 @@
       </w:pPr>
       <w:r>
         <w:rPr>
-          <w:rFonts w:eastAsia="Calibri" w:asciiTheme="minorHAnsi" w:hAnsiTheme="minorHAnsi" w:cstheme="minorHAnsi"/>
+          <w:rFonts w:asciiTheme="minorHAnsi" w:eastAsia="Calibri" w:hAnsiTheme="minorHAnsi" w:cstheme="minorHAnsi"/>
           <w:i/>
           <w:iCs/>
           <w:color w:val="6E2330" w:themeColor="accent2"/>
@@ -12916,12 +11751,12 @@
       <w:tblPr>
         <w:tblW w:w="5000" w:type="pct"/>
         <w:tblBorders>
-          <w:top w:val="single" w:color="4D1434" w:sz="4" w:space="0"/>
-          <w:left w:val="single" w:color="4D1434" w:sz="4" w:space="0"/>
-          <w:bottom w:val="single" w:color="4D1434" w:sz="4" w:space="0"/>
-          <w:right w:val="single" w:color="4D1434" w:sz="4" w:space="0"/>
-          <w:insideH w:val="single" w:color="4D1434" w:sz="4" w:space="0"/>
-          <w:insideV w:val="single" w:color="4D1434" w:sz="4" w:space="0"/>
+          <w:top w:val="single" w:sz="4" w:space="0" w:color="4D1434"/>
+          <w:left w:val="single" w:sz="4" w:space="0" w:color="4D1434"/>
+          <w:bottom w:val="single" w:sz="4" w:space="0" w:color="4D1434"/>
+          <w:right w:val="single" w:sz="4" w:space="0" w:color="4D1434"/>
+          <w:insideH w:val="single" w:sz="4" w:space="0" w:color="4D1434"/>
+          <w:insideV w:val="single" w:sz="4" w:space="0" w:color="4D1434"/>
         </w:tblBorders>
         <w:tblLayout w:type="fixed"/>
         <w:tblLook w:val="04A0" w:firstRow="1" w:lastRow="0" w:firstColumn="1" w:lastColumn="0" w:noHBand="0" w:noVBand="1"/>
@@ -13111,6 +11946,7 @@
                 <w:bCs/>
                 <w:sz w:val="22"/>
               </w:rPr>
+              <w:lastRenderedPageBreak/>
               <w:t xml:space="preserve">Analytic software: </w:t>
             </w:r>
           </w:p>
@@ -13351,7 +12187,7 @@
           </w:tcPr>
           <w:p>
             <w:pPr>
-              <w:ind w:left="5" w:leftChars="-12" w:hanging="29" w:hangingChars="13"/>
+              <w:ind w:leftChars="-12" w:left="5" w:hangingChars="13" w:hanging="29"/>
               <w:rPr>
                 <w:rFonts w:cstheme="minorHAnsi"/>
                 <w:b/>
@@ -13379,7 +12215,7 @@
           </w:tcPr>
           <w:p>
             <w:pPr>
-              <w:ind w:left="5" w:leftChars="-12" w:hanging="29" w:hangingChars="13"/>
+              <w:ind w:leftChars="-12" w:left="5" w:hangingChars="13" w:hanging="29"/>
               <w:rPr>
                 <w:rFonts w:cstheme="minorHAnsi"/>
                 <w:b/>
@@ -13424,7 +12260,7 @@
           </w:tcPr>
           <w:p>
             <w:pPr>
-              <w:ind w:left="5" w:leftChars="-12" w:hanging="29" w:hangingChars="13"/>
+              <w:ind w:leftChars="-12" w:left="5" w:hangingChars="13" w:hanging="29"/>
               <w:rPr>
                 <w:rFonts w:cstheme="minorHAnsi"/>
                 <w:b/>
@@ -13478,7 +12314,7 @@
           </w:tcPr>
           <w:p>
             <w:pPr>
-              <w:ind w:left="5" w:leftChars="-12" w:hanging="29" w:hangingChars="13"/>
+              <w:ind w:leftChars="-12" w:left="5" w:hangingChars="13" w:hanging="29"/>
               <w:rPr>
                 <w:rFonts w:cstheme="minorHAnsi"/>
                 <w:b/>
@@ -13541,7 +12377,7 @@
           </w:tcPr>
           <w:p>
             <w:pPr>
-              <w:ind w:left="5" w:leftChars="-12" w:hanging="29" w:hangingChars="13"/>
+              <w:ind w:leftChars="-12" w:left="5" w:hangingChars="13" w:hanging="29"/>
               <w:rPr>
                 <w:rFonts w:cstheme="minorHAnsi"/>
                 <w:b/>
@@ -13618,12 +12454,12 @@
       <w:tblPr>
         <w:tblW w:w="5000" w:type="pct"/>
         <w:tblBorders>
-          <w:top w:val="single" w:color="4D1434" w:sz="4" w:space="0"/>
-          <w:left w:val="single" w:color="4D1434" w:sz="4" w:space="0"/>
-          <w:bottom w:val="single" w:color="4D1434" w:sz="4" w:space="0"/>
-          <w:right w:val="single" w:color="4D1434" w:sz="4" w:space="0"/>
-          <w:insideH w:val="single" w:color="4D1434" w:sz="4" w:space="0"/>
-          <w:insideV w:val="single" w:color="4D1434" w:sz="4" w:space="0"/>
+          <w:top w:val="single" w:sz="4" w:space="0" w:color="4D1434"/>
+          <w:left w:val="single" w:sz="4" w:space="0" w:color="4D1434"/>
+          <w:bottom w:val="single" w:sz="4" w:space="0" w:color="4D1434"/>
+          <w:right w:val="single" w:sz="4" w:space="0" w:color="4D1434"/>
+          <w:insideH w:val="single" w:sz="4" w:space="0" w:color="4D1434"/>
+          <w:insideV w:val="single" w:sz="4" w:space="0" w:color="4D1434"/>
         </w:tblBorders>
         <w:tblLayout w:type="fixed"/>
         <w:tblLook w:val="04A0" w:firstRow="1" w:lastRow="0" w:firstColumn="1" w:lastColumn="0" w:noHBand="0" w:noVBand="1"/>
@@ -13747,7 +12583,7 @@
           <w:p>
             <w:pPr>
               <w:rPr>
-                <w:rFonts w:ascii="Calibri" w:hAnsi="Calibri" w:eastAsia="Times New Roman" w:cs="Calibri"/>
+                <w:rFonts w:ascii="Calibri" w:eastAsia="Times New Roman" w:hAnsi="Calibri" w:cs="Calibri"/>
                 <w:b/>
                 <w:bCs/>
                 <w:sz w:val="22"/>
@@ -13773,7 +12609,7 @@
           <w:p>
             <w:pPr>
               <w:rPr>
-                <w:rFonts w:ascii="Calibri" w:hAnsi="Calibri" w:eastAsia="Times New Roman" w:cs="Calibri"/>
+                <w:rFonts w:ascii="Calibri" w:eastAsia="Times New Roman" w:hAnsi="Calibri" w:cs="Calibri"/>
                 <w:sz w:val="22"/>
               </w:rPr>
             </w:pPr>
@@ -13800,7 +12636,7 @@
           <w:p>
             <w:pPr>
               <w:rPr>
-                <w:rFonts w:ascii="Calibri" w:hAnsi="Calibri" w:eastAsia="Times New Roman" w:cs="Calibri"/>
+                <w:rFonts w:ascii="Calibri" w:eastAsia="Times New Roman" w:hAnsi="Calibri" w:cs="Calibri"/>
                 <w:b/>
                 <w:bCs/>
                 <w:sz w:val="22"/>
@@ -13827,7 +12663,7 @@
           <w:p>
             <w:pPr>
               <w:rPr>
-                <w:rFonts w:ascii="Calibri" w:hAnsi="Calibri" w:eastAsia="Times New Roman" w:cs="Calibri"/>
+                <w:rFonts w:ascii="Calibri" w:eastAsia="Times New Roman" w:hAnsi="Calibri" w:cs="Calibri"/>
                 <w:b/>
                 <w:bCs/>
                 <w:sz w:val="22"/>
@@ -13875,7 +12711,7 @@
           <w:p>
             <w:pPr>
               <w:rPr>
-                <w:rFonts w:ascii="Calibri" w:hAnsi="Calibri" w:eastAsia="Times New Roman" w:cs="Calibri"/>
+                <w:rFonts w:ascii="Calibri" w:eastAsia="Times New Roman" w:hAnsi="Calibri" w:cs="Calibri"/>
                 <w:b/>
                 <w:bCs/>
                 <w:i/>
@@ -13933,7 +12769,7 @@
           <w:p>
             <w:pPr>
               <w:rPr>
-                <w:rFonts w:ascii="Calibri" w:hAnsi="Calibri" w:eastAsia="Times New Roman" w:cs="Calibri"/>
+                <w:rFonts w:ascii="Calibri" w:eastAsia="Times New Roman" w:hAnsi="Calibri" w:cs="Calibri"/>
                 <w:b/>
                 <w:bCs/>
                 <w:sz w:val="22"/>
@@ -13946,13 +12782,14 @@
                 <w:bCs/>
                 <w:sz w:val="22"/>
               </w:rPr>
+              <w:lastRenderedPageBreak/>
               <w:t xml:space="preserve">Confounding adjustment method </w:t>
             </w:r>
           </w:p>
           <w:p>
             <w:pPr>
               <w:rPr>
-                <w:rFonts w:ascii="Calibri" w:hAnsi="Calibri" w:eastAsia="Times New Roman" w:cs="Calibri"/>
+                <w:rFonts w:ascii="Calibri" w:eastAsia="Times New Roman" w:hAnsi="Calibri" w:cs="Calibri"/>
                 <w:b/>
                 <w:bCs/>
                 <w:sz w:val="22"/>
@@ -14008,7 +12845,7 @@
             <w:pPr>
               <w:ind w:left="423"/>
               <w:rPr>
-                <w:rFonts w:ascii="Calibri" w:hAnsi="Calibri" w:eastAsia="Times New Roman" w:cs="Calibri"/>
+                <w:rFonts w:ascii="Calibri" w:eastAsia="Times New Roman" w:hAnsi="Calibri" w:cs="Calibri"/>
                 <w:b/>
                 <w:bCs/>
                 <w:i/>
@@ -14053,7 +12890,7 @@
           </w:tcPr>
           <w:p>
             <w:pPr>
-              <w:ind w:left="5" w:leftChars="-12" w:hanging="29" w:hangingChars="13"/>
+              <w:ind w:leftChars="-12" w:left="5" w:hangingChars="13" w:hanging="29"/>
               <w:rPr>
                 <w:rFonts w:ascii="Calibri" w:hAnsi="Calibri" w:cs="Calibri"/>
                 <w:b/>
@@ -14081,7 +12918,7 @@
           </w:tcPr>
           <w:p>
             <w:pPr>
-              <w:ind w:left="5" w:leftChars="-12" w:hanging="29" w:hangingChars="13"/>
+              <w:ind w:leftChars="-12" w:left="5" w:hangingChars="13" w:hanging="29"/>
               <w:rPr>
                 <w:rFonts w:ascii="Calibri" w:hAnsi="Calibri" w:cs="Calibri"/>
                 <w:b/>
@@ -14093,7 +12930,7 @@
             </w:pPr>
             <w:r>
               <w:rPr>
-                <w:rFonts w:ascii="Calibri" w:hAnsi="Calibri" w:eastAsia="Times New Roman" w:cs="Calibri"/>
+                <w:rFonts w:ascii="Calibri" w:eastAsia="Times New Roman" w:hAnsi="Calibri" w:cs="Calibri"/>
                 <w:b/>
                 <w:bCs/>
                 <w:sz w:val="22"/>
@@ -14126,7 +12963,7 @@
           </w:tcPr>
           <w:p>
             <w:pPr>
-              <w:ind w:left="5" w:leftChars="-12" w:hanging="29" w:hangingChars="13"/>
+              <w:ind w:leftChars="-12" w:left="5" w:hangingChars="13" w:hanging="29"/>
               <w:rPr>
                 <w:rFonts w:ascii="Calibri" w:hAnsi="Calibri" w:cs="Calibri"/>
                 <w:b/>
@@ -14180,7 +13017,7 @@
           </w:tcPr>
           <w:p>
             <w:pPr>
-              <w:ind w:left="5" w:leftChars="-12" w:hanging="29" w:hangingChars="13"/>
+              <w:ind w:leftChars="-12" w:left="5" w:hangingChars="13" w:hanging="29"/>
               <w:rPr>
                 <w:rFonts w:ascii="Calibri" w:hAnsi="Calibri" w:cs="Calibri"/>
                 <w:b/>
@@ -14209,7 +13046,7 @@
           <w:p>
             <w:pPr>
               <w:rPr>
-                <w:rFonts w:ascii="Calibri" w:hAnsi="Calibri" w:eastAsia="Times New Roman" w:cs="Calibri"/>
+                <w:rFonts w:ascii="Calibri" w:eastAsia="Times New Roman" w:hAnsi="Calibri" w:cs="Calibri"/>
                 <w:b/>
                 <w:bCs/>
                 <w:i/>
@@ -14219,7 +13056,7 @@
             </w:pPr>
             <w:r>
               <w:rPr>
-                <w:rFonts w:ascii="Calibri" w:hAnsi="Calibri" w:eastAsia="Times New Roman" w:cs="Calibri"/>
+                <w:rFonts w:ascii="Calibri" w:eastAsia="Times New Roman" w:hAnsi="Calibri" w:cs="Calibri"/>
                 <w:b/>
                 <w:bCs/>
                 <w:i/>
@@ -14243,7 +13080,7 @@
           </w:tcPr>
           <w:p>
             <w:pPr>
-              <w:ind w:left="5" w:leftChars="-12" w:hanging="29" w:hangingChars="13"/>
+              <w:ind w:leftChars="-12" w:left="5" w:hangingChars="13" w:hanging="29"/>
               <w:rPr>
                 <w:rFonts w:ascii="Calibri" w:hAnsi="Calibri" w:cs="Calibri"/>
                 <w:b/>
@@ -14393,15 +13230,7 @@
         <w:t>Model(s)</w:t>
       </w:r>
       <w:r>
-        <w:t xml:space="preserve">: Provide details about the models involved in inferential analyses (e.g. Cox proportional hazards outcome model: </w:t>
-      </w:r>
-      <w:proofErr w:type="spellStart"/>
-      <w:r>
-        <w:t>followuptime</w:t>
-      </w:r>
-      <w:proofErr w:type="spellEnd"/>
-      <w:r>
-        <w:t>*status (0) = exposure; Logistic regression propensity score model: exposure = COV1 + COV2).</w:t>
+        <w:t>: Provide details about the models involved in inferential analyses (e.g. Cox proportional hazards outcome model: followuptime*status (0) = exposure; Logistic regression propensity score model: exposure = COV1 + COV2).</w:t>
       </w:r>
     </w:p>
     <w:p>
@@ -14515,16 +13344,14 @@
       <w:pPr>
         <w:pStyle w:val="TableParagraph"/>
       </w:pPr>
-      <w:bookmarkStart w:name="_Ref148438018" w:id="0"/>
-      <w:r>
+      <w:bookmarkStart w:id="0" w:name="_Ref148438018"/>
+      <w:r>
+        <w:lastRenderedPageBreak/>
         <w:t>Table</w:t>
       </w:r>
       <w:bookmarkEnd w:id="0"/>
       <w:r>
-        <w:t xml:space="preserve"> 10</w:t>
-      </w:r>
-      <w:r>
-        <w:t>.</w:t>
+        <w:t xml:space="preserve"> 10.</w:t>
       </w:r>
       <w:r>
         <w:t xml:space="preserve"> Sensitivity analyses – rationale, strengths and limitations.</w:t>
@@ -14535,12 +13362,12 @@
         <w:tblStyle w:val="GridTable4-Accent1"/>
         <w:tblW w:w="4963" w:type="pct"/>
         <w:tblBorders>
-          <w:top w:val="single" w:color="3B1C1C" w:themeColor="accent1" w:sz="4" w:space="0"/>
-          <w:left w:val="single" w:color="3B1C1C" w:themeColor="accent1" w:sz="4" w:space="0"/>
-          <w:bottom w:val="single" w:color="3B1C1C" w:themeColor="accent1" w:sz="4" w:space="0"/>
-          <w:right w:val="single" w:color="3B1C1C" w:themeColor="accent1" w:sz="4" w:space="0"/>
-          <w:insideH w:val="single" w:color="3B1C1C" w:themeColor="accent1" w:sz="4" w:space="0"/>
-          <w:insideV w:val="single" w:color="3B1C1C" w:themeColor="accent1" w:sz="4" w:space="0"/>
+          <w:top w:val="single" w:sz="4" w:space="0" w:color="3B1C1C" w:themeColor="accent1"/>
+          <w:left w:val="single" w:sz="4" w:space="0" w:color="3B1C1C" w:themeColor="accent1"/>
+          <w:bottom w:val="single" w:sz="4" w:space="0" w:color="3B1C1C" w:themeColor="accent1"/>
+          <w:right w:val="single" w:sz="4" w:space="0" w:color="3B1C1C" w:themeColor="accent1"/>
+          <w:insideH w:val="single" w:sz="4" w:space="0" w:color="3B1C1C" w:themeColor="accent1"/>
+          <w:insideV w:val="single" w:sz="4" w:space="0" w:color="3B1C1C" w:themeColor="accent1"/>
         </w:tblBorders>
         <w:tblLook w:val="04A0" w:firstRow="1" w:lastRow="0" w:firstColumn="1" w:lastColumn="0" w:noHBand="0" w:noVBand="1"/>
       </w:tblPr>
@@ -14561,10 +13388,10 @@
             <w:cnfStyle w:val="001000000000" w:firstRow="0" w:lastRow="0" w:firstColumn="1" w:lastColumn="0" w:oddVBand="0" w:evenVBand="0" w:oddHBand="0" w:evenHBand="0" w:firstRowFirstColumn="0" w:firstRowLastColumn="0" w:lastRowFirstColumn="0" w:lastRowLastColumn="0"/>
             <w:tcW w:w="734" w:type="pct"/>
             <w:tcBorders>
-              <w:top w:val="none" w:color="auto" w:sz="0" w:space="0"/>
-              <w:left w:val="none" w:color="auto" w:sz="0" w:space="0"/>
-              <w:bottom w:val="none" w:color="auto" w:sz="0" w:space="0"/>
-              <w:right w:val="none" w:color="auto" w:sz="0" w:space="0"/>
+              <w:top w:val="none" w:sz="0" w:space="0" w:color="auto"/>
+              <w:left w:val="none" w:sz="0" w:space="0" w:color="auto"/>
+              <w:bottom w:val="none" w:sz="0" w:space="0" w:color="auto"/>
+              <w:right w:val="none" w:sz="0" w:space="0" w:color="auto"/>
             </w:tcBorders>
             <w:vAlign w:val="center"/>
           </w:tcPr>
@@ -14576,6 +13403,7 @@
                 <w:b w:val="0"/>
                 <w:bCs w:val="0"/>
                 <w:sz w:val="22"/>
+                <w:lang w:val="en-US"/>
               </w:rPr>
             </w:pPr>
           </w:p>
@@ -14584,10 +13412,10 @@
           <w:tcPr>
             <w:tcW w:w="1000" w:type="pct"/>
             <w:tcBorders>
-              <w:top w:val="none" w:color="auto" w:sz="0" w:space="0"/>
-              <w:left w:val="none" w:color="auto" w:sz="0" w:space="0"/>
-              <w:bottom w:val="none" w:color="auto" w:sz="0" w:space="0"/>
-              <w:right w:val="none" w:color="auto" w:sz="0" w:space="0"/>
+              <w:top w:val="none" w:sz="0" w:space="0" w:color="auto"/>
+              <w:left w:val="none" w:sz="0" w:space="0" w:color="auto"/>
+              <w:bottom w:val="none" w:sz="0" w:space="0" w:color="auto"/>
+              <w:right w:val="none" w:sz="0" w:space="0" w:color="auto"/>
             </w:tcBorders>
             <w:vAlign w:val="center"/>
             <w:hideMark/>
@@ -14601,71 +13429,16 @@
                 <w:b w:val="0"/>
                 <w:bCs w:val="0"/>
                 <w:sz w:val="22"/>
-              </w:rPr>
-            </w:pPr>
-            <w:proofErr w:type="spellStart"/>
+                <w:lang w:val="en-US"/>
+              </w:rPr>
+            </w:pPr>
             <w:r>
               <w:rPr>
                 <w:rFonts w:eastAsia="Times New Roman" w:cstheme="minorHAnsi"/>
                 <w:sz w:val="22"/>
-              </w:rPr>
-              <w:t>What</w:t>
-            </w:r>
-            <w:proofErr w:type="spellEnd"/>
-            <w:r>
-              <w:rPr>
-                <w:rFonts w:eastAsia="Times New Roman" w:cstheme="minorHAnsi"/>
-                <w:sz w:val="22"/>
-              </w:rPr>
-              <w:t xml:space="preserve"> </w:t>
-            </w:r>
-            <w:proofErr w:type="spellStart"/>
-            <w:r>
-              <w:rPr>
-                <w:rFonts w:eastAsia="Times New Roman" w:cstheme="minorHAnsi"/>
-                <w:sz w:val="22"/>
-              </w:rPr>
-              <w:t>is</w:t>
-            </w:r>
-            <w:proofErr w:type="spellEnd"/>
-            <w:r>
-              <w:rPr>
-                <w:rFonts w:eastAsia="Times New Roman" w:cstheme="minorHAnsi"/>
-                <w:sz w:val="22"/>
-              </w:rPr>
-              <w:t xml:space="preserve"> </w:t>
-            </w:r>
-            <w:proofErr w:type="spellStart"/>
-            <w:r>
-              <w:rPr>
-                <w:rFonts w:eastAsia="Times New Roman" w:cstheme="minorHAnsi"/>
-                <w:sz w:val="22"/>
-              </w:rPr>
-              <w:t>being</w:t>
-            </w:r>
-            <w:proofErr w:type="spellEnd"/>
-            <w:r>
-              <w:rPr>
-                <w:rFonts w:eastAsia="Times New Roman" w:cstheme="minorHAnsi"/>
-                <w:sz w:val="22"/>
-              </w:rPr>
-              <w:t xml:space="preserve"> </w:t>
-            </w:r>
-            <w:proofErr w:type="spellStart"/>
-            <w:r>
-              <w:rPr>
-                <w:rFonts w:eastAsia="Times New Roman" w:cstheme="minorHAnsi"/>
-                <w:sz w:val="22"/>
-              </w:rPr>
-              <w:t>varied</w:t>
-            </w:r>
-            <w:proofErr w:type="spellEnd"/>
-            <w:r>
-              <w:rPr>
-                <w:rFonts w:eastAsia="Times New Roman" w:cstheme="minorHAnsi"/>
-                <w:sz w:val="22"/>
-              </w:rPr>
-              <w:t>? How?</w:t>
+                <w:lang w:val="en-US"/>
+              </w:rPr>
+              <w:t>What is being varied? How?</w:t>
             </w:r>
           </w:p>
         </w:tc>
@@ -14673,10 +13446,10 @@
           <w:tcPr>
             <w:tcW w:w="1000" w:type="pct"/>
             <w:tcBorders>
-              <w:top w:val="none" w:color="auto" w:sz="0" w:space="0"/>
-              <w:left w:val="none" w:color="auto" w:sz="0" w:space="0"/>
-              <w:bottom w:val="none" w:color="auto" w:sz="0" w:space="0"/>
-              <w:right w:val="none" w:color="auto" w:sz="0" w:space="0"/>
+              <w:top w:val="none" w:sz="0" w:space="0" w:color="auto"/>
+              <w:left w:val="none" w:sz="0" w:space="0" w:color="auto"/>
+              <w:bottom w:val="none" w:sz="0" w:space="0" w:color="auto"/>
+              <w:right w:val="none" w:sz="0" w:space="0" w:color="auto"/>
             </w:tcBorders>
             <w:vAlign w:val="center"/>
             <w:hideMark/>
@@ -14690,12 +13463,14 @@
                 <w:b w:val="0"/>
                 <w:bCs w:val="0"/>
                 <w:sz w:val="22"/>
+                <w:lang w:val="en-US"/>
               </w:rPr>
             </w:pPr>
             <w:r>
               <w:rPr>
                 <w:rFonts w:eastAsia="Times New Roman" w:cstheme="minorHAnsi"/>
                 <w:sz w:val="22"/>
+                <w:lang w:val="en-US"/>
               </w:rPr>
               <w:t xml:space="preserve">Why? </w:t>
             </w:r>
@@ -14703,104 +13478,10 @@
               <w:rPr>
                 <w:rFonts w:eastAsia="Times New Roman" w:cstheme="minorHAnsi"/>
                 <w:sz w:val="22"/>
+                <w:lang w:val="en-US"/>
               </w:rPr>
               <w:br/>
-            </w:r>
-            <w:r>
-              <w:rPr>
-                <w:rFonts w:eastAsia="Times New Roman" w:cstheme="minorHAnsi"/>
-                <w:sz w:val="22"/>
-              </w:rPr>
-              <w:t>(</w:t>
-            </w:r>
-            <w:proofErr w:type="spellStart"/>
-            <w:proofErr w:type="gramStart"/>
-            <w:r>
-              <w:rPr>
-                <w:rFonts w:eastAsia="Times New Roman" w:cstheme="minorHAnsi"/>
-                <w:sz w:val="22"/>
-              </w:rPr>
-              <w:t>What</w:t>
-            </w:r>
-            <w:proofErr w:type="spellEnd"/>
-            <w:r>
-              <w:rPr>
-                <w:rFonts w:eastAsia="Times New Roman" w:cstheme="minorHAnsi"/>
-                <w:sz w:val="22"/>
-              </w:rPr>
-              <w:t xml:space="preserve"> do </w:t>
-            </w:r>
-            <w:proofErr w:type="spellStart"/>
-            <w:r>
-              <w:rPr>
-                <w:rFonts w:eastAsia="Times New Roman" w:cstheme="minorHAnsi"/>
-                <w:sz w:val="22"/>
-              </w:rPr>
-              <w:t>you</w:t>
-            </w:r>
-            <w:proofErr w:type="spellEnd"/>
-            <w:r>
-              <w:rPr>
-                <w:rFonts w:eastAsia="Times New Roman" w:cstheme="minorHAnsi"/>
-                <w:sz w:val="22"/>
-              </w:rPr>
-              <w:t xml:space="preserve"> </w:t>
-            </w:r>
-            <w:proofErr w:type="spellStart"/>
-            <w:r>
-              <w:rPr>
-                <w:rFonts w:eastAsia="Times New Roman" w:cstheme="minorHAnsi"/>
-                <w:sz w:val="22"/>
-              </w:rPr>
-              <w:t>expect</w:t>
-            </w:r>
-            <w:proofErr w:type="spellEnd"/>
-            <w:r>
-              <w:rPr>
-                <w:rFonts w:eastAsia="Times New Roman" w:cstheme="minorHAnsi"/>
-                <w:sz w:val="22"/>
-              </w:rPr>
-              <w:t xml:space="preserve"> </w:t>
-            </w:r>
-            <w:proofErr w:type="spellStart"/>
-            <w:r>
-              <w:rPr>
-                <w:rFonts w:eastAsia="Times New Roman" w:cstheme="minorHAnsi"/>
-                <w:sz w:val="22"/>
-              </w:rPr>
-              <w:t>to</w:t>
-            </w:r>
-            <w:proofErr w:type="spellEnd"/>
-            <w:r>
-              <w:rPr>
-                <w:rFonts w:eastAsia="Times New Roman" w:cstheme="minorHAnsi"/>
-                <w:sz w:val="22"/>
-              </w:rPr>
-              <w:t xml:space="preserve"> </w:t>
-            </w:r>
-            <w:proofErr w:type="spellStart"/>
-            <w:r>
-              <w:rPr>
-                <w:rFonts w:eastAsia="Times New Roman" w:cstheme="minorHAnsi"/>
-                <w:sz w:val="22"/>
-              </w:rPr>
-              <w:t>learn</w:t>
-            </w:r>
-            <w:proofErr w:type="spellEnd"/>
-            <w:r>
-              <w:rPr>
-                <w:rFonts w:eastAsia="Times New Roman" w:cstheme="minorHAnsi"/>
-                <w:sz w:val="22"/>
-              </w:rPr>
-              <w:t>?</w:t>
-            </w:r>
-            <w:proofErr w:type="gramEnd"/>
-            <w:r>
-              <w:rPr>
-                <w:rFonts w:eastAsia="Times New Roman" w:cstheme="minorHAnsi"/>
-                <w:sz w:val="22"/>
-              </w:rPr>
-              <w:t>)</w:t>
+              <w:t>(What do you expect to learn?)</w:t>
             </w:r>
           </w:p>
         </w:tc>
@@ -14808,10 +13489,10 @@
           <w:tcPr>
             <w:tcW w:w="1106" w:type="pct"/>
             <w:tcBorders>
-              <w:top w:val="none" w:color="auto" w:sz="0" w:space="0"/>
-              <w:left w:val="none" w:color="auto" w:sz="0" w:space="0"/>
-              <w:bottom w:val="none" w:color="auto" w:sz="0" w:space="0"/>
-              <w:right w:val="none" w:color="auto" w:sz="0" w:space="0"/>
+              <w:top w:val="none" w:sz="0" w:space="0" w:color="auto"/>
+              <w:left w:val="none" w:sz="0" w:space="0" w:color="auto"/>
+              <w:bottom w:val="none" w:sz="0" w:space="0" w:color="auto"/>
+              <w:right w:val="none" w:sz="0" w:space="0" w:color="auto"/>
             </w:tcBorders>
             <w:vAlign w:val="center"/>
             <w:hideMark/>
@@ -14825,155 +13506,27 @@
                 <w:b w:val="0"/>
                 <w:bCs w:val="0"/>
                 <w:sz w:val="22"/>
-              </w:rPr>
-            </w:pPr>
-            <w:proofErr w:type="spellStart"/>
+                <w:lang w:val="en-US"/>
+              </w:rPr>
+            </w:pPr>
             <w:r>
               <w:rPr>
                 <w:rFonts w:eastAsia="Times New Roman" w:cstheme="minorHAnsi"/>
                 <w:sz w:val="22"/>
-              </w:rPr>
-              <w:t>Strengths</w:t>
-            </w:r>
-            <w:proofErr w:type="spellEnd"/>
-            <w:r>
-              <w:rPr>
-                <w:rFonts w:eastAsia="Times New Roman" w:cstheme="minorHAnsi"/>
-                <w:sz w:val="22"/>
-              </w:rPr>
-              <w:t xml:space="preserve"> </w:t>
-            </w:r>
-            <w:proofErr w:type="spellStart"/>
-            <w:r>
-              <w:rPr>
-                <w:rFonts w:eastAsia="Times New Roman" w:cstheme="minorHAnsi"/>
-                <w:sz w:val="22"/>
-              </w:rPr>
-              <w:t>of</w:t>
-            </w:r>
-            <w:proofErr w:type="spellEnd"/>
-            <w:r>
-              <w:rPr>
-                <w:rFonts w:eastAsia="Times New Roman" w:cstheme="minorHAnsi"/>
-                <w:sz w:val="22"/>
-              </w:rPr>
-              <w:t xml:space="preserve"> </w:t>
-            </w:r>
-            <w:proofErr w:type="spellStart"/>
-            <w:r>
-              <w:rPr>
-                <w:rFonts w:eastAsia="Times New Roman" w:cstheme="minorHAnsi"/>
-                <w:sz w:val="22"/>
-              </w:rPr>
-              <w:t>the</w:t>
-            </w:r>
-            <w:proofErr w:type="spellEnd"/>
-            <w:r>
-              <w:rPr>
-                <w:rFonts w:eastAsia="Times New Roman" w:cstheme="minorHAnsi"/>
-                <w:sz w:val="22"/>
-              </w:rPr>
-              <w:t xml:space="preserve"> </w:t>
-            </w:r>
-            <w:proofErr w:type="spellStart"/>
-            <w:r>
-              <w:rPr>
-                <w:rFonts w:eastAsia="Times New Roman" w:cstheme="minorHAnsi"/>
-                <w:sz w:val="22"/>
-              </w:rPr>
-              <w:t>sensitivity</w:t>
-            </w:r>
-            <w:proofErr w:type="spellEnd"/>
-            <w:r>
-              <w:rPr>
-                <w:rFonts w:eastAsia="Times New Roman" w:cstheme="minorHAnsi"/>
-                <w:sz w:val="22"/>
-              </w:rPr>
-              <w:t xml:space="preserve"> </w:t>
-            </w:r>
-            <w:proofErr w:type="spellStart"/>
-            <w:r>
-              <w:rPr>
-                <w:rFonts w:eastAsia="Times New Roman" w:cstheme="minorHAnsi"/>
-                <w:sz w:val="22"/>
-              </w:rPr>
-              <w:t>analysis</w:t>
-            </w:r>
-            <w:proofErr w:type="spellEnd"/>
-            <w:r>
-              <w:rPr>
-                <w:rFonts w:eastAsia="Times New Roman" w:cstheme="minorHAnsi"/>
-                <w:sz w:val="22"/>
-              </w:rPr>
-              <w:t xml:space="preserve"> </w:t>
-            </w:r>
-            <w:proofErr w:type="spellStart"/>
-            <w:r>
-              <w:rPr>
-                <w:rFonts w:eastAsia="Times New Roman" w:cstheme="minorHAnsi"/>
-                <w:sz w:val="22"/>
-              </w:rPr>
-              <w:t>compared</w:t>
-            </w:r>
-            <w:proofErr w:type="spellEnd"/>
-            <w:r>
-              <w:rPr>
-                <w:rFonts w:eastAsia="Times New Roman" w:cstheme="minorHAnsi"/>
-                <w:sz w:val="22"/>
-              </w:rPr>
-              <w:t xml:space="preserve"> </w:t>
-            </w:r>
-            <w:proofErr w:type="spellStart"/>
-            <w:r>
-              <w:rPr>
-                <w:rFonts w:eastAsia="Times New Roman" w:cstheme="minorHAnsi"/>
-                <w:sz w:val="22"/>
-              </w:rPr>
-              <w:t>to</w:t>
-            </w:r>
-            <w:proofErr w:type="spellEnd"/>
-            <w:r>
-              <w:rPr>
-                <w:rFonts w:eastAsia="Times New Roman" w:cstheme="minorHAnsi"/>
-                <w:sz w:val="22"/>
-              </w:rPr>
-              <w:t xml:space="preserve"> </w:t>
-            </w:r>
-            <w:proofErr w:type="spellStart"/>
-            <w:r>
-              <w:rPr>
-                <w:rFonts w:eastAsia="Times New Roman" w:cstheme="minorHAnsi"/>
-                <w:sz w:val="22"/>
-              </w:rPr>
-              <w:t>the</w:t>
-            </w:r>
-            <w:proofErr w:type="spellEnd"/>
-            <w:r>
-              <w:rPr>
-                <w:rFonts w:eastAsia="Times New Roman" w:cstheme="minorHAnsi"/>
-                <w:sz w:val="22"/>
-              </w:rPr>
-              <w:t xml:space="preserve"> </w:t>
-            </w:r>
-            <w:proofErr w:type="spellStart"/>
-            <w:r>
-              <w:rPr>
-                <w:rFonts w:eastAsia="Times New Roman" w:cstheme="minorHAnsi"/>
-                <w:sz w:val="22"/>
-              </w:rPr>
-              <w:t>primary</w:t>
-            </w:r>
-            <w:proofErr w:type="spellEnd"/>
+                <w:lang w:val="en-US"/>
+              </w:rPr>
+              <w:t>Strengths of the sensitivity analysis compared to the primary</w:t>
+            </w:r>
           </w:p>
         </w:tc>
         <w:tc>
           <w:tcPr>
             <w:tcW w:w="1161" w:type="pct"/>
             <w:tcBorders>
-              <w:top w:val="none" w:color="auto" w:sz="0" w:space="0"/>
-              <w:left w:val="none" w:color="auto" w:sz="0" w:space="0"/>
-              <w:bottom w:val="none" w:color="auto" w:sz="0" w:space="0"/>
-              <w:right w:val="none" w:color="auto" w:sz="0" w:space="0"/>
+              <w:top w:val="none" w:sz="0" w:space="0" w:color="auto"/>
+              <w:left w:val="none" w:sz="0" w:space="0" w:color="auto"/>
+              <w:bottom w:val="none" w:sz="0" w:space="0" w:color="auto"/>
+              <w:right w:val="none" w:sz="0" w:space="0" w:color="auto"/>
             </w:tcBorders>
             <w:vAlign w:val="center"/>
             <w:hideMark/>
@@ -14987,145 +13540,17 @@
                 <w:b w:val="0"/>
                 <w:bCs w:val="0"/>
                 <w:sz w:val="22"/>
-              </w:rPr>
-            </w:pPr>
-            <w:proofErr w:type="spellStart"/>
+                <w:lang w:val="en-US"/>
+              </w:rPr>
+            </w:pPr>
             <w:r>
               <w:rPr>
                 <w:rFonts w:eastAsia="Times New Roman" w:cstheme="minorHAnsi"/>
                 <w:sz w:val="22"/>
-              </w:rPr>
-              <w:t>Limitations</w:t>
-            </w:r>
-            <w:proofErr w:type="spellEnd"/>
-            <w:r>
-              <w:rPr>
-                <w:rFonts w:eastAsia="Times New Roman" w:cstheme="minorHAnsi"/>
-                <w:sz w:val="22"/>
-              </w:rPr>
-              <w:t xml:space="preserve"> </w:t>
-            </w:r>
-            <w:proofErr w:type="spellStart"/>
-            <w:r>
-              <w:rPr>
-                <w:rFonts w:eastAsia="Times New Roman" w:cstheme="minorHAnsi"/>
-                <w:sz w:val="22"/>
-              </w:rPr>
-              <w:t>of</w:t>
-            </w:r>
-            <w:proofErr w:type="spellEnd"/>
-            <w:r>
-              <w:rPr>
-                <w:rFonts w:eastAsia="Times New Roman" w:cstheme="minorHAnsi"/>
-                <w:sz w:val="22"/>
-              </w:rPr>
-              <w:t xml:space="preserve"> </w:t>
-            </w:r>
-            <w:proofErr w:type="spellStart"/>
-            <w:r>
-              <w:rPr>
-                <w:rFonts w:eastAsia="Times New Roman" w:cstheme="minorHAnsi"/>
-                <w:sz w:val="22"/>
-              </w:rPr>
-              <w:t>the</w:t>
-            </w:r>
-            <w:proofErr w:type="spellEnd"/>
-            <w:r>
-              <w:rPr>
-                <w:rFonts w:eastAsia="Times New Roman" w:cstheme="minorHAnsi"/>
-                <w:sz w:val="22"/>
-              </w:rPr>
-              <w:t xml:space="preserve"> </w:t>
-            </w:r>
-            <w:proofErr w:type="spellStart"/>
-            <w:r>
-              <w:rPr>
-                <w:rFonts w:eastAsia="Times New Roman" w:cstheme="minorHAnsi"/>
-                <w:sz w:val="22"/>
-              </w:rPr>
-              <w:t>sensitivity</w:t>
-            </w:r>
-            <w:proofErr w:type="spellEnd"/>
-            <w:r>
-              <w:rPr>
-                <w:rFonts w:eastAsia="Times New Roman" w:cstheme="minorHAnsi"/>
-                <w:sz w:val="22"/>
-              </w:rPr>
-              <w:t xml:space="preserve"> </w:t>
-            </w:r>
-            <w:proofErr w:type="spellStart"/>
-            <w:r>
-              <w:rPr>
-                <w:rFonts w:eastAsia="Times New Roman" w:cstheme="minorHAnsi"/>
-                <w:sz w:val="22"/>
-              </w:rPr>
-              <w:t>analysis</w:t>
-            </w:r>
-            <w:proofErr w:type="spellEnd"/>
-            <w:r>
-              <w:rPr>
-                <w:rFonts w:eastAsia="Times New Roman" w:cstheme="minorHAnsi"/>
-                <w:sz w:val="22"/>
-              </w:rPr>
-              <w:t xml:space="preserve"> </w:t>
-            </w:r>
-            <w:proofErr w:type="spellStart"/>
-            <w:r>
-              <w:rPr>
-                <w:rFonts w:eastAsia="Times New Roman" w:cstheme="minorHAnsi"/>
-                <w:sz w:val="22"/>
-              </w:rPr>
-              <w:t>compared</w:t>
-            </w:r>
-            <w:proofErr w:type="spellEnd"/>
-            <w:r>
-              <w:rPr>
-                <w:rFonts w:eastAsia="Times New Roman" w:cstheme="minorHAnsi"/>
-                <w:sz w:val="22"/>
-              </w:rPr>
-              <w:t xml:space="preserve"> </w:t>
-            </w:r>
-            <w:proofErr w:type="spellStart"/>
-            <w:r>
-              <w:rPr>
-                <w:rFonts w:eastAsia="Times New Roman" w:cstheme="minorHAnsi"/>
-                <w:sz w:val="22"/>
-              </w:rPr>
-              <w:t>to</w:t>
-            </w:r>
-            <w:proofErr w:type="spellEnd"/>
-            <w:r>
-              <w:rPr>
-                <w:rFonts w:eastAsia="Times New Roman" w:cstheme="minorHAnsi"/>
-                <w:sz w:val="22"/>
-              </w:rPr>
-              <w:t xml:space="preserve"> </w:t>
-            </w:r>
-            <w:proofErr w:type="spellStart"/>
-            <w:r>
-              <w:rPr>
-                <w:rFonts w:eastAsia="Times New Roman" w:cstheme="minorHAnsi"/>
-                <w:sz w:val="22"/>
-              </w:rPr>
-              <w:t>the</w:t>
-            </w:r>
-            <w:proofErr w:type="spellEnd"/>
-            <w:r>
-              <w:rPr>
-                <w:rFonts w:eastAsia="Times New Roman" w:cstheme="minorHAnsi"/>
-                <w:sz w:val="22"/>
-              </w:rPr>
-              <w:t xml:space="preserve"> </w:t>
-            </w:r>
-            <w:proofErr w:type="spellStart"/>
-            <w:r>
-              <w:rPr>
-                <w:rFonts w:eastAsia="Times New Roman" w:cstheme="minorHAnsi"/>
-                <w:sz w:val="22"/>
-              </w:rPr>
-              <w:t>primary</w:t>
-            </w:r>
-            <w:proofErr w:type="spellEnd"/>
+                <w:lang w:val="en-US"/>
+              </w:rPr>
+              <w:t>Limitations of the sensitivity analysis compared to the primary</w:t>
+            </w:r>
           </w:p>
         </w:tc>
       </w:tr>
@@ -15149,37 +13574,12 @@
                 <w:sz w:val="22"/>
               </w:rPr>
             </w:pPr>
-            <w:proofErr w:type="spellStart"/>
             <w:r>
               <w:rPr>
                 <w:rFonts w:cstheme="minorHAnsi"/>
                 <w:sz w:val="22"/>
               </w:rPr>
-              <w:t>Sensitivity</w:t>
-            </w:r>
-            <w:proofErr w:type="spellEnd"/>
-            <w:r>
-              <w:rPr>
-                <w:rFonts w:cstheme="minorHAnsi"/>
-                <w:sz w:val="22"/>
-              </w:rPr>
-              <w:t xml:space="preserve"> </w:t>
-            </w:r>
-            <w:proofErr w:type="spellStart"/>
-            <w:r>
-              <w:rPr>
-                <w:rFonts w:cstheme="minorHAnsi"/>
-                <w:sz w:val="22"/>
-              </w:rPr>
-              <w:t>analysis</w:t>
-            </w:r>
-            <w:proofErr w:type="spellEnd"/>
-            <w:r>
-              <w:rPr>
-                <w:rFonts w:cstheme="minorHAnsi"/>
-                <w:sz w:val="22"/>
-              </w:rPr>
-              <w:t xml:space="preserve"> 1</w:t>
+              <w:t>Sensitivity analysis 1</w:t>
             </w:r>
           </w:p>
         </w:tc>
@@ -15301,37 +13701,12 @@
                 <w:sz w:val="22"/>
               </w:rPr>
             </w:pPr>
-            <w:proofErr w:type="spellStart"/>
             <w:r>
               <w:rPr>
                 <w:rFonts w:cstheme="minorHAnsi"/>
                 <w:sz w:val="22"/>
               </w:rPr>
-              <w:t>Sensitivity</w:t>
-            </w:r>
-            <w:proofErr w:type="spellEnd"/>
-            <w:r>
-              <w:rPr>
-                <w:rFonts w:cstheme="minorHAnsi"/>
-                <w:sz w:val="22"/>
-              </w:rPr>
-              <w:t xml:space="preserve"> </w:t>
-            </w:r>
-            <w:proofErr w:type="spellStart"/>
-            <w:r>
-              <w:rPr>
-                <w:rFonts w:cstheme="minorHAnsi"/>
-                <w:sz w:val="22"/>
-              </w:rPr>
-              <w:t>analysis</w:t>
-            </w:r>
-            <w:proofErr w:type="spellEnd"/>
-            <w:r>
-              <w:rPr>
-                <w:rFonts w:cstheme="minorHAnsi"/>
-                <w:sz w:val="22"/>
-              </w:rPr>
-              <w:t xml:space="preserve"> 2</w:t>
+              <w:t>Sensitivity analysis 2</w:t>
             </w:r>
           </w:p>
         </w:tc>
@@ -15557,6 +13932,7 @@
         <w:pStyle w:val="Heading2"/>
       </w:pPr>
       <w:r>
+        <w:lastRenderedPageBreak/>
         <w:t>Data storage and protection</w:t>
       </w:r>
     </w:p>
@@ -15658,6 +14034,7 @@
         <w:pStyle w:val="Heading2"/>
       </w:pPr>
       <w:r>
+        <w:lastRenderedPageBreak/>
         <w:t>Key results</w:t>
       </w:r>
     </w:p>
@@ -15734,15 +14111,7 @@
         <w:ind w:firstLine="426"/>
       </w:pPr>
       <w:r>
-        <w:t xml:space="preserve">16. </w:t>
-      </w:r>
-      <w:proofErr w:type="spellStart"/>
-      <w:r>
-        <w:t>Errami</w:t>
-      </w:r>
-      <w:proofErr w:type="spellEnd"/>
-      <w:r>
-        <w:t xml:space="preserve"> M, Garner H. A tale of two citations. Nature. 2008;451(7177): 397–399.</w:t>
+        <w:t>16. Errami M, Garner H. A tale of two citations. Nature. 2008;451(7177): 397–399.</w:t>
       </w:r>
     </w:p>
     <w:p/>
@@ -15756,7 +14125,7 @@
     </w:p>
     <w:p/>
     <w:sectPr>
-      <w:pgSz w:w="11906" w:h="16838" w:orient="portrait" w:code="9"/>
+      <w:pgSz w:w="11906" w:h="16838" w:code="9"/>
       <w:pgMar w:top="1134" w:right="1134" w:bottom="1134" w:left="1134" w:header="567" w:footer="567" w:gutter="0"/>
       <w:cols w:space="708"/>
       <w:titlePg/>
@@ -15767,7 +14136,7 @@
 </file>
 
 <file path=word/endnotes.xml><?xml version="1.0" encoding="utf-8"?>
-<w:endnotes xmlns:wpc="http://schemas.microsoft.com/office/word/2010/wordprocessingCanvas" xmlns:cx="http://schemas.microsoft.com/office/drawing/2014/chartex" xmlns:cx1="http://schemas.microsoft.com/office/drawing/2015/9/8/chartex" xmlns:cx2="http://schemas.microsoft.com/office/drawing/2015/10/21/chartex" xmlns:cx3="http://schemas.microsoft.com/office/drawing/2016/5/9/chartex" xmlns:cx4="http://schemas.microsoft.com/office/drawing/2016/5/10/chartex" xmlns:cx5="http://schemas.microsoft.com/office/drawing/2016/5/11/chartex" xmlns:cx6="http://schemas.microsoft.com/office/drawing/2016/5/12/chartex" xmlns:cx7="http://schemas.microsoft.com/office/drawing/2016/5/13/chartex" xmlns:cx8="http://schemas.microsoft.com/office/drawing/2016/5/14/chartex" xmlns:mc="http://schemas.openxmlformats.org/markup-compatibility/2006" xmlns:aink="http://schemas.microsoft.com/office/drawing/2016/ink" xmlns:am3d="http://schemas.microsoft.com/office/drawing/2017/model3d" xmlns:o="urn:schemas-microsoft-com:office:office" xmlns:oel="http://schemas.microsoft.com/office/2019/extlst" xmlns:r="http://schemas.openxmlformats.org/officeDocument/2006/relationships" xmlns:m="http://schemas.openxmlformats.org/officeDocument/2006/math" xmlns:v="urn:schemas-microsoft-com:vml" xmlns:wp14="http://schemas.microsoft.com/office/word/2010/wordprocessingDrawing" xmlns:wp="http://schemas.openxmlformats.org/drawingml/2006/wordprocessingDrawing" xmlns:w10="urn:schemas-microsoft-com:office:word" xmlns:w="http://schemas.openxmlformats.org/wordprocessingml/2006/main" xmlns:w14="http://schemas.microsoft.com/office/word/2010/wordml" xmlns:w15="http://schemas.microsoft.com/office/word/2012/wordml" xmlns:w16cex="http://schemas.microsoft.com/office/word/2018/wordml/cex" xmlns:w16cid="http://schemas.microsoft.com/office/word/2016/wordml/cid" xmlns:w16="http://schemas.microsoft.com/office/word/2018/wordml" xmlns:w16du="http://schemas.microsoft.com/office/word/2023/wordml/word16du" xmlns:w16sdtdh="http://schemas.microsoft.com/office/word/2020/wordml/sdtdatahash" xmlns:w16sdtfl="http://schemas.microsoft.com/office/word/2024/wordml/sdtformatlock" xmlns:w16se="http://schemas.microsoft.com/office/word/2015/wordml/symex" xmlns:wpg="http://schemas.microsoft.com/office/word/2010/wordprocessingGroup" xmlns:wpi="http://schemas.microsoft.com/office/word/2010/wordprocessingInk" xmlns:wne="http://schemas.microsoft.com/office/word/2006/wordml" xmlns:wps="http://schemas.microsoft.com/office/word/2010/wordprocessingShape" mc:Ignorable="w14 w15 w16se w16cid w16 w16cex w16sdtdh w16sdtfl w16du wp14">
+<w:endnotes xmlns:wpc="http://schemas.microsoft.com/office/word/2010/wordprocessingCanvas" xmlns:cx="http://schemas.microsoft.com/office/drawing/2014/chartex" xmlns:cx1="http://schemas.microsoft.com/office/drawing/2015/9/8/chartex" xmlns:cx2="http://schemas.microsoft.com/office/drawing/2015/10/21/chartex" xmlns:cx3="http://schemas.microsoft.com/office/drawing/2016/5/9/chartex" xmlns:cx4="http://schemas.microsoft.com/office/drawing/2016/5/10/chartex" xmlns:cx5="http://schemas.microsoft.com/office/drawing/2016/5/11/chartex" xmlns:cx6="http://schemas.microsoft.com/office/drawing/2016/5/12/chartex" xmlns:cx7="http://schemas.microsoft.com/office/drawing/2016/5/13/chartex" xmlns:cx8="http://schemas.microsoft.com/office/drawing/2016/5/14/chartex" xmlns:mc="http://schemas.openxmlformats.org/markup-compatibility/2006" xmlns:aink="http://schemas.microsoft.com/office/drawing/2016/ink" xmlns:am3d="http://schemas.microsoft.com/office/drawing/2017/model3d" xmlns:o="urn:schemas-microsoft-com:office:office" xmlns:oel="http://schemas.microsoft.com/office/2019/extlst" xmlns:r="http://schemas.openxmlformats.org/officeDocument/2006/relationships" xmlns:m="http://schemas.openxmlformats.org/officeDocument/2006/math" xmlns:v="urn:schemas-microsoft-com:vml" xmlns:wp14="http://schemas.microsoft.com/office/word/2010/wordprocessingDrawing" xmlns:wp="http://schemas.openxmlformats.org/drawingml/2006/wordprocessingDrawing" xmlns:w10="urn:schemas-microsoft-com:office:word" xmlns:w="http://schemas.openxmlformats.org/wordprocessingml/2006/main" xmlns:w14="http://schemas.microsoft.com/office/word/2010/wordml" xmlns:w15="http://schemas.microsoft.com/office/word/2012/wordml" xmlns:w16cei="http://schemas.microsoft.com/office/word/2026/wordml/cei" xmlns:w16cex="http://schemas.microsoft.com/office/word/2018/wordml/cex" xmlns:w16cid="http://schemas.microsoft.com/office/word/2016/wordml/cid" xmlns:w16="http://schemas.microsoft.com/office/word/2018/wordml" xmlns:w16du="http://schemas.microsoft.com/office/word/2023/wordml/word16du" xmlns:w16sdtdh="http://schemas.microsoft.com/office/word/2020/wordml/sdtdatahash" xmlns:w16sdtfl="http://schemas.microsoft.com/office/word/2024/wordml/sdtformatlock" xmlns:w16se="http://schemas.microsoft.com/office/word/2015/wordml/symex" xmlns:wpg="http://schemas.microsoft.com/office/word/2010/wordprocessingGroup" xmlns:wpi="http://schemas.microsoft.com/office/word/2010/wordprocessingInk" xmlns:wne="http://schemas.microsoft.com/office/word/2006/wordml" xmlns:wps="http://schemas.microsoft.com/office/word/2010/wordprocessingShape" mc:Ignorable="w14 w15 w16se w16cid w16 w16cex w16sdtdh w16sdtfl w16du wp14">
   <w:endnote w:type="separator" w:id="-1">
     <w:p>
       <w:r>
@@ -15788,7 +14157,7 @@
 </file>
 
 <file path=word/footer1.xml><?xml version="1.0" encoding="utf-8"?>
-<w:ftr xmlns:wpc="http://schemas.microsoft.com/office/word/2010/wordprocessingCanvas" xmlns:cx="http://schemas.microsoft.com/office/drawing/2014/chartex" xmlns:cx1="http://schemas.microsoft.com/office/drawing/2015/9/8/chartex" xmlns:cx2="http://schemas.microsoft.com/office/drawing/2015/10/21/chartex" xmlns:cx3="http://schemas.microsoft.com/office/drawing/2016/5/9/chartex" xmlns:cx4="http://schemas.microsoft.com/office/drawing/2016/5/10/chartex" xmlns:cx5="http://schemas.microsoft.com/office/drawing/2016/5/11/chartex" xmlns:cx6="http://schemas.microsoft.com/office/drawing/2016/5/12/chartex" xmlns:cx7="http://schemas.microsoft.com/office/drawing/2016/5/13/chartex" xmlns:cx8="http://schemas.microsoft.com/office/drawing/2016/5/14/chartex" xmlns:mc="http://schemas.openxmlformats.org/markup-compatibility/2006" xmlns:aink="http://schemas.microsoft.com/office/drawing/2016/ink" xmlns:am3d="http://schemas.microsoft.com/office/drawing/2017/model3d" xmlns:o="urn:schemas-microsoft-com:office:office" xmlns:oel="http://schemas.microsoft.com/office/2019/extlst" xmlns:r="http://schemas.openxmlformats.org/officeDocument/2006/relationships" xmlns:m="http://schemas.openxmlformats.org/officeDocument/2006/math" xmlns:v="urn:schemas-microsoft-com:vml" xmlns:wp14="http://schemas.microsoft.com/office/word/2010/wordprocessingDrawing" xmlns:wp="http://schemas.openxmlformats.org/drawingml/2006/wordprocessingDrawing" xmlns:w10="urn:schemas-microsoft-com:office:word" xmlns:w="http://schemas.openxmlformats.org/wordprocessingml/2006/main" xmlns:w14="http://schemas.microsoft.com/office/word/2010/wordml" xmlns:w15="http://schemas.microsoft.com/office/word/2012/wordml" xmlns:w16cex="http://schemas.microsoft.com/office/word/2018/wordml/cex" xmlns:w16cid="http://schemas.microsoft.com/office/word/2016/wordml/cid" xmlns:w16="http://schemas.microsoft.com/office/word/2018/wordml" xmlns:w16du="http://schemas.microsoft.com/office/word/2023/wordml/word16du" xmlns:w16sdtdh="http://schemas.microsoft.com/office/word/2020/wordml/sdtdatahash" xmlns:w16sdtfl="http://schemas.microsoft.com/office/word/2024/wordml/sdtformatlock" xmlns:w16se="http://schemas.microsoft.com/office/word/2015/wordml/symex" xmlns:wpg="http://schemas.microsoft.com/office/word/2010/wordprocessingGroup" xmlns:wpi="http://schemas.microsoft.com/office/word/2010/wordprocessingInk" xmlns:wne="http://schemas.microsoft.com/office/word/2006/wordml" xmlns:wps="http://schemas.microsoft.com/office/word/2010/wordprocessingShape" xmlns:a="http://schemas.openxmlformats.org/drawingml/2006/main" xmlns:pic="http://schemas.openxmlformats.org/drawingml/2006/picture" xmlns:a14="http://schemas.microsoft.com/office/drawing/2010/main" mc:Ignorable="w14 w15 w16se w16cid w16 w16cex w16sdtdh w16sdtfl w16du wp14">
+<w:ftr xmlns:wpc="http://schemas.microsoft.com/office/word/2010/wordprocessingCanvas" xmlns:cx="http://schemas.microsoft.com/office/drawing/2014/chartex" xmlns:cx1="http://schemas.microsoft.com/office/drawing/2015/9/8/chartex" xmlns:cx2="http://schemas.microsoft.com/office/drawing/2015/10/21/chartex" xmlns:cx3="http://schemas.microsoft.com/office/drawing/2016/5/9/chartex" xmlns:cx4="http://schemas.microsoft.com/office/drawing/2016/5/10/chartex" xmlns:cx5="http://schemas.microsoft.com/office/drawing/2016/5/11/chartex" xmlns:cx6="http://schemas.microsoft.com/office/drawing/2016/5/12/chartex" xmlns:cx7="http://schemas.microsoft.com/office/drawing/2016/5/13/chartex" xmlns:cx8="http://schemas.microsoft.com/office/drawing/2016/5/14/chartex" xmlns:mc="http://schemas.openxmlformats.org/markup-compatibility/2006" xmlns:aink="http://schemas.microsoft.com/office/drawing/2016/ink" xmlns:am3d="http://schemas.microsoft.com/office/drawing/2017/model3d" xmlns:o="urn:schemas-microsoft-com:office:office" xmlns:oel="http://schemas.microsoft.com/office/2019/extlst" xmlns:r="http://schemas.openxmlformats.org/officeDocument/2006/relationships" xmlns:m="http://schemas.openxmlformats.org/officeDocument/2006/math" xmlns:v="urn:schemas-microsoft-com:vml" xmlns:wp14="http://schemas.microsoft.com/office/word/2010/wordprocessingDrawing" xmlns:wp="http://schemas.openxmlformats.org/drawingml/2006/wordprocessingDrawing" xmlns:w10="urn:schemas-microsoft-com:office:word" xmlns:w="http://schemas.openxmlformats.org/wordprocessingml/2006/main" xmlns:w14="http://schemas.microsoft.com/office/word/2010/wordml" xmlns:w15="http://schemas.microsoft.com/office/word/2012/wordml" xmlns:w16cei="http://schemas.microsoft.com/office/word/2026/wordml/cei" xmlns:w16cex="http://schemas.microsoft.com/office/word/2018/wordml/cex" xmlns:w16cid="http://schemas.microsoft.com/office/word/2016/wordml/cid" xmlns:w16="http://schemas.microsoft.com/office/word/2018/wordml" xmlns:w16du="http://schemas.microsoft.com/office/word/2023/wordml/word16du" xmlns:w16sdtdh="http://schemas.microsoft.com/office/word/2020/wordml/sdtdatahash" xmlns:w16sdtfl="http://schemas.microsoft.com/office/word/2024/wordml/sdtformatlock" xmlns:w16se="http://schemas.microsoft.com/office/word/2015/wordml/symex" xmlns:wpg="http://schemas.microsoft.com/office/word/2010/wordprocessingGroup" xmlns:wpi="http://schemas.microsoft.com/office/word/2010/wordprocessingInk" xmlns:wne="http://schemas.microsoft.com/office/word/2006/wordml" xmlns:wps="http://schemas.microsoft.com/office/word/2010/wordprocessingShape" mc:Ignorable="w14 w15 w16se w16cid w16 w16cex w16sdtdh w16sdtfl w16du wp14">
   <w:sdt>
     <w:sdtPr>
       <w:id w:val="-1180048266"/>
@@ -15906,7 +14275,7 @@
 </file>
 
 <file path=word/footer2.xml><?xml version="1.0" encoding="utf-8"?>
-<w:ftr xmlns:wpc="http://schemas.microsoft.com/office/word/2010/wordprocessingCanvas" xmlns:cx="http://schemas.microsoft.com/office/drawing/2014/chartex" xmlns:cx1="http://schemas.microsoft.com/office/drawing/2015/9/8/chartex" xmlns:cx2="http://schemas.microsoft.com/office/drawing/2015/10/21/chartex" xmlns:cx3="http://schemas.microsoft.com/office/drawing/2016/5/9/chartex" xmlns:cx4="http://schemas.microsoft.com/office/drawing/2016/5/10/chartex" xmlns:cx5="http://schemas.microsoft.com/office/drawing/2016/5/11/chartex" xmlns:cx6="http://schemas.microsoft.com/office/drawing/2016/5/12/chartex" xmlns:cx7="http://schemas.microsoft.com/office/drawing/2016/5/13/chartex" xmlns:cx8="http://schemas.microsoft.com/office/drawing/2016/5/14/chartex" xmlns:mc="http://schemas.openxmlformats.org/markup-compatibility/2006" xmlns:aink="http://schemas.microsoft.com/office/drawing/2016/ink" xmlns:am3d="http://schemas.microsoft.com/office/drawing/2017/model3d" xmlns:o="urn:schemas-microsoft-com:office:office" xmlns:oel="http://schemas.microsoft.com/office/2019/extlst" xmlns:r="http://schemas.openxmlformats.org/officeDocument/2006/relationships" xmlns:m="http://schemas.openxmlformats.org/officeDocument/2006/math" xmlns:v="urn:schemas-microsoft-com:vml" xmlns:wp14="http://schemas.microsoft.com/office/word/2010/wordprocessingDrawing" xmlns:wp="http://schemas.openxmlformats.org/drawingml/2006/wordprocessingDrawing" xmlns:w10="urn:schemas-microsoft-com:office:word" xmlns:w="http://schemas.openxmlformats.org/wordprocessingml/2006/main" xmlns:w14="http://schemas.microsoft.com/office/word/2010/wordml" xmlns:w15="http://schemas.microsoft.com/office/word/2012/wordml" xmlns:w16cex="http://schemas.microsoft.com/office/word/2018/wordml/cex" xmlns:w16cid="http://schemas.microsoft.com/office/word/2016/wordml/cid" xmlns:w16="http://schemas.microsoft.com/office/word/2018/wordml" xmlns:w16du="http://schemas.microsoft.com/office/word/2023/wordml/word16du" xmlns:w16sdtdh="http://schemas.microsoft.com/office/word/2020/wordml/sdtdatahash" xmlns:w16sdtfl="http://schemas.microsoft.com/office/word/2024/wordml/sdtformatlock" xmlns:w16se="http://schemas.microsoft.com/office/word/2015/wordml/symex" xmlns:wpg="http://schemas.microsoft.com/office/word/2010/wordprocessingGroup" xmlns:wpi="http://schemas.microsoft.com/office/word/2010/wordprocessingInk" xmlns:wne="http://schemas.microsoft.com/office/word/2006/wordml" xmlns:wps="http://schemas.microsoft.com/office/word/2010/wordprocessingShape" xmlns:a="http://schemas.openxmlformats.org/drawingml/2006/main" xmlns:pic="http://schemas.openxmlformats.org/drawingml/2006/picture" xmlns:a14="http://schemas.microsoft.com/office/drawing/2010/main" mc:Ignorable="w14 w15 w16se w16cid w16 w16cex w16sdtdh w16sdtfl w16du wp14">
+<w:ftr xmlns:wpc="http://schemas.microsoft.com/office/word/2010/wordprocessingCanvas" xmlns:cx="http://schemas.microsoft.com/office/drawing/2014/chartex" xmlns:cx1="http://schemas.microsoft.com/office/drawing/2015/9/8/chartex" xmlns:cx2="http://schemas.microsoft.com/office/drawing/2015/10/21/chartex" xmlns:cx3="http://schemas.microsoft.com/office/drawing/2016/5/9/chartex" xmlns:cx4="http://schemas.microsoft.com/office/drawing/2016/5/10/chartex" xmlns:cx5="http://schemas.microsoft.com/office/drawing/2016/5/11/chartex" xmlns:cx6="http://schemas.microsoft.com/office/drawing/2016/5/12/chartex" xmlns:cx7="http://schemas.microsoft.com/office/drawing/2016/5/13/chartex" xmlns:cx8="http://schemas.microsoft.com/office/drawing/2016/5/14/chartex" xmlns:mc="http://schemas.openxmlformats.org/markup-compatibility/2006" xmlns:aink="http://schemas.microsoft.com/office/drawing/2016/ink" xmlns:am3d="http://schemas.microsoft.com/office/drawing/2017/model3d" xmlns:o="urn:schemas-microsoft-com:office:office" xmlns:oel="http://schemas.microsoft.com/office/2019/extlst" xmlns:r="http://schemas.openxmlformats.org/officeDocument/2006/relationships" xmlns:m="http://schemas.openxmlformats.org/officeDocument/2006/math" xmlns:v="urn:schemas-microsoft-com:vml" xmlns:wp14="http://schemas.microsoft.com/office/word/2010/wordprocessingDrawing" xmlns:wp="http://schemas.openxmlformats.org/drawingml/2006/wordprocessingDrawing" xmlns:w10="urn:schemas-microsoft-com:office:word" xmlns:w="http://schemas.openxmlformats.org/wordprocessingml/2006/main" xmlns:w14="http://schemas.microsoft.com/office/word/2010/wordml" xmlns:w15="http://schemas.microsoft.com/office/word/2012/wordml" xmlns:w16cei="http://schemas.microsoft.com/office/word/2026/wordml/cei" xmlns:w16cex="http://schemas.microsoft.com/office/word/2018/wordml/cex" xmlns:w16cid="http://schemas.microsoft.com/office/word/2016/wordml/cid" xmlns:w16="http://schemas.microsoft.com/office/word/2018/wordml" xmlns:w16du="http://schemas.microsoft.com/office/word/2023/wordml/word16du" xmlns:w16sdtdh="http://schemas.microsoft.com/office/word/2020/wordml/sdtdatahash" xmlns:w16sdtfl="http://schemas.microsoft.com/office/word/2024/wordml/sdtformatlock" xmlns:w16se="http://schemas.microsoft.com/office/word/2015/wordml/symex" xmlns:wpg="http://schemas.microsoft.com/office/word/2010/wordprocessingGroup" xmlns:wpi="http://schemas.microsoft.com/office/word/2010/wordprocessingInk" xmlns:wne="http://schemas.microsoft.com/office/word/2006/wordml" xmlns:wps="http://schemas.microsoft.com/office/word/2010/wordprocessingShape" mc:Ignorable="w14 w15 w16se w16cid w16 w16cex w16sdtdh w16sdtfl w16du wp14">
   <w:p>
     <w:pPr>
       <w:pStyle w:val="Footer"/>
@@ -16047,7 +14416,7 @@
 </file>
 
 <file path=word/footnotes.xml><?xml version="1.0" encoding="utf-8"?>
-<w:footnotes xmlns:wpc="http://schemas.microsoft.com/office/word/2010/wordprocessingCanvas" xmlns:cx="http://schemas.microsoft.com/office/drawing/2014/chartex" xmlns:cx1="http://schemas.microsoft.com/office/drawing/2015/9/8/chartex" xmlns:cx2="http://schemas.microsoft.com/office/drawing/2015/10/21/chartex" xmlns:cx3="http://schemas.microsoft.com/office/drawing/2016/5/9/chartex" xmlns:cx4="http://schemas.microsoft.com/office/drawing/2016/5/10/chartex" xmlns:cx5="http://schemas.microsoft.com/office/drawing/2016/5/11/chartex" xmlns:cx6="http://schemas.microsoft.com/office/drawing/2016/5/12/chartex" xmlns:cx7="http://schemas.microsoft.com/office/drawing/2016/5/13/chartex" xmlns:cx8="http://schemas.microsoft.com/office/drawing/2016/5/14/chartex" xmlns:mc="http://schemas.openxmlformats.org/markup-compatibility/2006" xmlns:aink="http://schemas.microsoft.com/office/drawing/2016/ink" xmlns:am3d="http://schemas.microsoft.com/office/drawing/2017/model3d" xmlns:o="urn:schemas-microsoft-com:office:office" xmlns:oel="http://schemas.microsoft.com/office/2019/extlst" xmlns:r="http://schemas.openxmlformats.org/officeDocument/2006/relationships" xmlns:m="http://schemas.openxmlformats.org/officeDocument/2006/math" xmlns:v="urn:schemas-microsoft-com:vml" xmlns:wp14="http://schemas.microsoft.com/office/word/2010/wordprocessingDrawing" xmlns:wp="http://schemas.openxmlformats.org/drawingml/2006/wordprocessingDrawing" xmlns:w10="urn:schemas-microsoft-com:office:word" xmlns:w="http://schemas.openxmlformats.org/wordprocessingml/2006/main" xmlns:w14="http://schemas.microsoft.com/office/word/2010/wordml" xmlns:w15="http://schemas.microsoft.com/office/word/2012/wordml" xmlns:w16cex="http://schemas.microsoft.com/office/word/2018/wordml/cex" xmlns:w16cid="http://schemas.microsoft.com/office/word/2016/wordml/cid" xmlns:w16="http://schemas.microsoft.com/office/word/2018/wordml" xmlns:w16du="http://schemas.microsoft.com/office/word/2023/wordml/word16du" xmlns:w16sdtdh="http://schemas.microsoft.com/office/word/2020/wordml/sdtdatahash" xmlns:w16sdtfl="http://schemas.microsoft.com/office/word/2024/wordml/sdtformatlock" xmlns:w16se="http://schemas.microsoft.com/office/word/2015/wordml/symex" xmlns:wpg="http://schemas.microsoft.com/office/word/2010/wordprocessingGroup" xmlns:wpi="http://schemas.microsoft.com/office/word/2010/wordprocessingInk" xmlns:wne="http://schemas.microsoft.com/office/word/2006/wordml" xmlns:wps="http://schemas.microsoft.com/office/word/2010/wordprocessingShape" mc:Ignorable="w14 w15 w16se w16cid w16 w16cex w16sdtdh w16sdtfl w16du wp14">
+<w:footnotes xmlns:wpc="http://schemas.microsoft.com/office/word/2010/wordprocessingCanvas" xmlns:cx="http://schemas.microsoft.com/office/drawing/2014/chartex" xmlns:cx1="http://schemas.microsoft.com/office/drawing/2015/9/8/chartex" xmlns:cx2="http://schemas.microsoft.com/office/drawing/2015/10/21/chartex" xmlns:cx3="http://schemas.microsoft.com/office/drawing/2016/5/9/chartex" xmlns:cx4="http://schemas.microsoft.com/office/drawing/2016/5/10/chartex" xmlns:cx5="http://schemas.microsoft.com/office/drawing/2016/5/11/chartex" xmlns:cx6="http://schemas.microsoft.com/office/drawing/2016/5/12/chartex" xmlns:cx7="http://schemas.microsoft.com/office/drawing/2016/5/13/chartex" xmlns:cx8="http://schemas.microsoft.com/office/drawing/2016/5/14/chartex" xmlns:mc="http://schemas.openxmlformats.org/markup-compatibility/2006" xmlns:aink="http://schemas.microsoft.com/office/drawing/2016/ink" xmlns:am3d="http://schemas.microsoft.com/office/drawing/2017/model3d" xmlns:o="urn:schemas-microsoft-com:office:office" xmlns:oel="http://schemas.microsoft.com/office/2019/extlst" xmlns:r="http://schemas.openxmlformats.org/officeDocument/2006/relationships" xmlns:m="http://schemas.openxmlformats.org/officeDocument/2006/math" xmlns:v="urn:schemas-microsoft-com:vml" xmlns:wp14="http://schemas.microsoft.com/office/word/2010/wordprocessingDrawing" xmlns:wp="http://schemas.openxmlformats.org/drawingml/2006/wordprocessingDrawing" xmlns:w10="urn:schemas-microsoft-com:office:word" xmlns:w="http://schemas.openxmlformats.org/wordprocessingml/2006/main" xmlns:w14="http://schemas.microsoft.com/office/word/2010/wordml" xmlns:w15="http://schemas.microsoft.com/office/word/2012/wordml" xmlns:w16cei="http://schemas.microsoft.com/office/word/2026/wordml/cei" xmlns:w16cex="http://schemas.microsoft.com/office/word/2018/wordml/cex" xmlns:w16cid="http://schemas.microsoft.com/office/word/2016/wordml/cid" xmlns:w16="http://schemas.microsoft.com/office/word/2018/wordml" xmlns:w16du="http://schemas.microsoft.com/office/word/2023/wordml/word16du" xmlns:w16sdtdh="http://schemas.microsoft.com/office/word/2020/wordml/sdtdatahash" xmlns:w16sdtfl="http://schemas.microsoft.com/office/word/2024/wordml/sdtformatlock" xmlns:w16se="http://schemas.microsoft.com/office/word/2015/wordml/symex" xmlns:wpg="http://schemas.microsoft.com/office/word/2010/wordprocessingGroup" xmlns:wpi="http://schemas.microsoft.com/office/word/2010/wordprocessingInk" xmlns:wne="http://schemas.microsoft.com/office/word/2006/wordml" xmlns:wps="http://schemas.microsoft.com/office/word/2010/wordprocessingShape" mc:Ignorable="w14 w15 w16se w16cid w16 w16cex w16sdtdh w16sdtfl w16du wp14">
   <w:footnote w:type="separator" w:id="-1">
     <w:p>
       <w:pPr>
@@ -16067,7 +14436,7 @@
 </file>
 
 <file path=word/header1.xml><?xml version="1.0" encoding="utf-8"?>
-<w:hdr xmlns:wpc="http://schemas.microsoft.com/office/word/2010/wordprocessingCanvas" xmlns:cx="http://schemas.microsoft.com/office/drawing/2014/chartex" xmlns:cx1="http://schemas.microsoft.com/office/drawing/2015/9/8/chartex" xmlns:cx2="http://schemas.microsoft.com/office/drawing/2015/10/21/chartex" xmlns:cx3="http://schemas.microsoft.com/office/drawing/2016/5/9/chartex" xmlns:cx4="http://schemas.microsoft.com/office/drawing/2016/5/10/chartex" xmlns:cx5="http://schemas.microsoft.com/office/drawing/2016/5/11/chartex" xmlns:cx6="http://schemas.microsoft.com/office/drawing/2016/5/12/chartex" xmlns:cx7="http://schemas.microsoft.com/office/drawing/2016/5/13/chartex" xmlns:cx8="http://schemas.microsoft.com/office/drawing/2016/5/14/chartex" xmlns:mc="http://schemas.openxmlformats.org/markup-compatibility/2006" xmlns:aink="http://schemas.microsoft.com/office/drawing/2016/ink" xmlns:am3d="http://schemas.microsoft.com/office/drawing/2017/model3d" xmlns:o="urn:schemas-microsoft-com:office:office" xmlns:oel="http://schemas.microsoft.com/office/2019/extlst" xmlns:r="http://schemas.openxmlformats.org/officeDocument/2006/relationships" xmlns:m="http://schemas.openxmlformats.org/officeDocument/2006/math" xmlns:v="urn:schemas-microsoft-com:vml" xmlns:wp14="http://schemas.microsoft.com/office/word/2010/wordprocessingDrawing" xmlns:wp="http://schemas.openxmlformats.org/drawingml/2006/wordprocessingDrawing" xmlns:w10="urn:schemas-microsoft-com:office:word" xmlns:w="http://schemas.openxmlformats.org/wordprocessingml/2006/main" xmlns:w14="http://schemas.microsoft.com/office/word/2010/wordml" xmlns:w15="http://schemas.microsoft.com/office/word/2012/wordml" xmlns:w16cex="http://schemas.microsoft.com/office/word/2018/wordml/cex" xmlns:w16cid="http://schemas.microsoft.com/office/word/2016/wordml/cid" xmlns:w16="http://schemas.microsoft.com/office/word/2018/wordml" xmlns:w16du="http://schemas.microsoft.com/office/word/2023/wordml/word16du" xmlns:w16sdtdh="http://schemas.microsoft.com/office/word/2020/wordml/sdtdatahash" xmlns:w16sdtfl="http://schemas.microsoft.com/office/word/2024/wordml/sdtformatlock" xmlns:w16se="http://schemas.microsoft.com/office/word/2015/wordml/symex" xmlns:wpg="http://schemas.microsoft.com/office/word/2010/wordprocessingGroup" xmlns:wpi="http://schemas.microsoft.com/office/word/2010/wordprocessingInk" xmlns:wne="http://schemas.microsoft.com/office/word/2006/wordml" xmlns:wps="http://schemas.microsoft.com/office/word/2010/wordprocessingShape" xmlns:a="http://schemas.openxmlformats.org/drawingml/2006/main" xmlns:pic="http://schemas.openxmlformats.org/drawingml/2006/picture" xmlns:a14="http://schemas.microsoft.com/office/drawing/2010/main" mc:Ignorable="w14 w15 w16se w16cid w16 w16cex w16sdtdh w16sdtfl w16du wp14">
+<w:hdr xmlns:wpc="http://schemas.microsoft.com/office/word/2010/wordprocessingCanvas" xmlns:cx="http://schemas.microsoft.com/office/drawing/2014/chartex" xmlns:cx1="http://schemas.microsoft.com/office/drawing/2015/9/8/chartex" xmlns:cx2="http://schemas.microsoft.com/office/drawing/2015/10/21/chartex" xmlns:cx3="http://schemas.microsoft.com/office/drawing/2016/5/9/chartex" xmlns:cx4="http://schemas.microsoft.com/office/drawing/2016/5/10/chartex" xmlns:cx5="http://schemas.microsoft.com/office/drawing/2016/5/11/chartex" xmlns:cx6="http://schemas.microsoft.com/office/drawing/2016/5/12/chartex" xmlns:cx7="http://schemas.microsoft.com/office/drawing/2016/5/13/chartex" xmlns:cx8="http://schemas.microsoft.com/office/drawing/2016/5/14/chartex" xmlns:mc="http://schemas.openxmlformats.org/markup-compatibility/2006" xmlns:aink="http://schemas.microsoft.com/office/drawing/2016/ink" xmlns:am3d="http://schemas.microsoft.com/office/drawing/2017/model3d" xmlns:o="urn:schemas-microsoft-com:office:office" xmlns:oel="http://schemas.microsoft.com/office/2019/extlst" xmlns:r="http://schemas.openxmlformats.org/officeDocument/2006/relationships" xmlns:m="http://schemas.openxmlformats.org/officeDocument/2006/math" xmlns:v="urn:schemas-microsoft-com:vml" xmlns:wp14="http://schemas.microsoft.com/office/word/2010/wordprocessingDrawing" xmlns:wp="http://schemas.openxmlformats.org/drawingml/2006/wordprocessingDrawing" xmlns:w10="urn:schemas-microsoft-com:office:word" xmlns:w="http://schemas.openxmlformats.org/wordprocessingml/2006/main" xmlns:w14="http://schemas.microsoft.com/office/word/2010/wordml" xmlns:w15="http://schemas.microsoft.com/office/word/2012/wordml" xmlns:w16cei="http://schemas.microsoft.com/office/word/2026/wordml/cei" xmlns:w16cex="http://schemas.microsoft.com/office/word/2018/wordml/cex" xmlns:w16cid="http://schemas.microsoft.com/office/word/2016/wordml/cid" xmlns:w16="http://schemas.microsoft.com/office/word/2018/wordml" xmlns:w16du="http://schemas.microsoft.com/office/word/2023/wordml/word16du" xmlns:w16sdtdh="http://schemas.microsoft.com/office/word/2020/wordml/sdtdatahash" xmlns:w16sdtfl="http://schemas.microsoft.com/office/word/2024/wordml/sdtformatlock" xmlns:w16se="http://schemas.microsoft.com/office/word/2015/wordml/symex" xmlns:wpg="http://schemas.microsoft.com/office/word/2010/wordprocessingGroup" xmlns:wpi="http://schemas.microsoft.com/office/word/2010/wordprocessingInk" xmlns:wne="http://schemas.microsoft.com/office/word/2006/wordml" xmlns:wps="http://schemas.microsoft.com/office/word/2010/wordprocessingShape" mc:Ignorable="w14 w15 w16se w16cid w16 w16cex w16sdtdh w16sdtfl w16du wp14">
   <w:p>
     <w:pPr>
       <w:pStyle w:val="Header"/>
@@ -16078,12 +14447,12 @@
       <w:tblStyle w:val="GridTable1Light-Accent1"/>
       <w:tblW w:w="9498" w:type="dxa"/>
       <w:tblBorders>
-        <w:top w:val="single" w:color="3B1C1C" w:themeColor="accent1" w:sz="4" w:space="0"/>
-        <w:left w:val="single" w:color="3B1C1C" w:themeColor="accent1" w:sz="4" w:space="0"/>
-        <w:bottom w:val="single" w:color="3B1C1C" w:themeColor="accent1" w:sz="4" w:space="0"/>
-        <w:right w:val="single" w:color="3B1C1C" w:themeColor="accent1" w:sz="4" w:space="0"/>
-        <w:insideH w:val="single" w:color="3B1C1C" w:themeColor="accent1" w:sz="4" w:space="0"/>
-        <w:insideV w:val="single" w:color="3B1C1C" w:themeColor="accent1" w:sz="4" w:space="0"/>
+        <w:top w:val="single" w:sz="4" w:space="0" w:color="3B1C1C" w:themeColor="accent1"/>
+        <w:left w:val="single" w:sz="4" w:space="0" w:color="3B1C1C" w:themeColor="accent1"/>
+        <w:bottom w:val="single" w:sz="4" w:space="0" w:color="3B1C1C" w:themeColor="accent1"/>
+        <w:right w:val="single" w:sz="4" w:space="0" w:color="3B1C1C" w:themeColor="accent1"/>
+        <w:insideH w:val="single" w:sz="4" w:space="0" w:color="3B1C1C" w:themeColor="accent1"/>
+        <w:insideV w:val="single" w:sz="4" w:space="0" w:color="3B1C1C" w:themeColor="accent1"/>
       </w:tblBorders>
       <w:tblLayout w:type="fixed"/>
       <w:tblLook w:val="0000" w:firstRow="0" w:lastRow="0" w:firstColumn="0" w:lastColumn="0" w:noHBand="0" w:noVBand="0"/>
@@ -16199,6 +14568,7 @@
               <w:rFonts w:cs="Open Sans"/>
               <w:color w:val="003399"/>
               <w:szCs w:val="20"/>
+              <w:lang w:val="en-US"/>
             </w:rPr>
           </w:pPr>
           <w:r>
@@ -16206,6 +14576,7 @@
               <w:b/>
               <w:color w:val="3B1C1C" w:themeColor="accent1"/>
               <w:szCs w:val="18"/>
+              <w:lang w:val="en-US"/>
             </w:rPr>
             <w:t xml:space="preserve">PX-CX-XXX Study Protocol </w:t>
           </w:r>
@@ -16227,6 +14598,7 @@
             <w:rPr>
               <w:rFonts w:cs="Open Sans"/>
               <w:szCs w:val="20"/>
+              <w:lang w:val="en-US"/>
             </w:rPr>
           </w:pPr>
         </w:p>
@@ -16252,7 +14624,6 @@
             </w:rPr>
             <w:t xml:space="preserve">Author(s): </w:t>
           </w:r>
-          <w:proofErr w:type="gramStart"/>
           <w:r>
             <w:rPr>
               <w:rFonts w:cs="Open Sans"/>
@@ -16260,17 +14631,7 @@
               <w:bCs/>
               <w:szCs w:val="20"/>
             </w:rPr>
-            <w:t>N.Surname</w:t>
-          </w:r>
-          <w:proofErr w:type="gramEnd"/>
-          <w:r>
-            <w:rPr>
-              <w:rFonts w:cs="Open Sans"/>
-              <w:b/>
-              <w:bCs/>
-              <w:szCs w:val="20"/>
-            </w:rPr>
-            <w:t xml:space="preserve">, </w:t>
+            <w:t xml:space="preserve">N.Surname, </w:t>
           </w:r>
         </w:p>
       </w:tc>
@@ -16403,7 +14764,7 @@
       <w:spacing w:before="0" w:line="240" w:lineRule="auto"/>
       <w:jc w:val="right"/>
       <w:rPr>
-        <w:rFonts w:ascii="Aptos" w:hAnsi="Aptos" w:eastAsia="Aptos" w:cs="Times New Roman"/>
+        <w:rFonts w:ascii="Aptos" w:eastAsia="Aptos" w:hAnsi="Aptos" w:cs="Times New Roman"/>
         <w:sz w:val="22"/>
         <w:szCs w:val="22"/>
         <w:lang w:val="en-US"/>
@@ -16414,7 +14775,7 @@
 </file>
 
 <file path=word/header2.xml><?xml version="1.0" encoding="utf-8"?>
-<w:hdr xmlns:wpc="http://schemas.microsoft.com/office/word/2010/wordprocessingCanvas" xmlns:cx="http://schemas.microsoft.com/office/drawing/2014/chartex" xmlns:cx1="http://schemas.microsoft.com/office/drawing/2015/9/8/chartex" xmlns:cx2="http://schemas.microsoft.com/office/drawing/2015/10/21/chartex" xmlns:cx3="http://schemas.microsoft.com/office/drawing/2016/5/9/chartex" xmlns:cx4="http://schemas.microsoft.com/office/drawing/2016/5/10/chartex" xmlns:cx5="http://schemas.microsoft.com/office/drawing/2016/5/11/chartex" xmlns:cx6="http://schemas.microsoft.com/office/drawing/2016/5/12/chartex" xmlns:cx7="http://schemas.microsoft.com/office/drawing/2016/5/13/chartex" xmlns:cx8="http://schemas.microsoft.com/office/drawing/2016/5/14/chartex" xmlns:mc="http://schemas.openxmlformats.org/markup-compatibility/2006" xmlns:aink="http://schemas.microsoft.com/office/drawing/2016/ink" xmlns:am3d="http://schemas.microsoft.com/office/drawing/2017/model3d" xmlns:o="urn:schemas-microsoft-com:office:office" xmlns:oel="http://schemas.microsoft.com/office/2019/extlst" xmlns:r="http://schemas.openxmlformats.org/officeDocument/2006/relationships" xmlns:m="http://schemas.openxmlformats.org/officeDocument/2006/math" xmlns:v="urn:schemas-microsoft-com:vml" xmlns:wp14="http://schemas.microsoft.com/office/word/2010/wordprocessingDrawing" xmlns:wp="http://schemas.openxmlformats.org/drawingml/2006/wordprocessingDrawing" xmlns:w10="urn:schemas-microsoft-com:office:word" xmlns:w="http://schemas.openxmlformats.org/wordprocessingml/2006/main" xmlns:w14="http://schemas.microsoft.com/office/word/2010/wordml" xmlns:w15="http://schemas.microsoft.com/office/word/2012/wordml" xmlns:w16cex="http://schemas.microsoft.com/office/word/2018/wordml/cex" xmlns:w16cid="http://schemas.microsoft.com/office/word/2016/wordml/cid" xmlns:w16="http://schemas.microsoft.com/office/word/2018/wordml" xmlns:w16du="http://schemas.microsoft.com/office/word/2023/wordml/word16du" xmlns:w16sdtdh="http://schemas.microsoft.com/office/word/2020/wordml/sdtdatahash" xmlns:w16sdtfl="http://schemas.microsoft.com/office/word/2024/wordml/sdtformatlock" xmlns:w16se="http://schemas.microsoft.com/office/word/2015/wordml/symex" xmlns:wpg="http://schemas.microsoft.com/office/word/2010/wordprocessingGroup" xmlns:wpi="http://schemas.microsoft.com/office/word/2010/wordprocessingInk" xmlns:wne="http://schemas.microsoft.com/office/word/2006/wordml" xmlns:wps="http://schemas.microsoft.com/office/word/2010/wordprocessingShape" mc:Ignorable="w14 w15 w16se w16cid w16 w16cex w16sdtdh w16sdtfl w16du wp14">
+<w:hdr xmlns:wpc="http://schemas.microsoft.com/office/word/2010/wordprocessingCanvas" xmlns:cx="http://schemas.microsoft.com/office/drawing/2014/chartex" xmlns:cx1="http://schemas.microsoft.com/office/drawing/2015/9/8/chartex" xmlns:cx2="http://schemas.microsoft.com/office/drawing/2015/10/21/chartex" xmlns:cx3="http://schemas.microsoft.com/office/drawing/2016/5/9/chartex" xmlns:cx4="http://schemas.microsoft.com/office/drawing/2016/5/10/chartex" xmlns:cx5="http://schemas.microsoft.com/office/drawing/2016/5/11/chartex" xmlns:cx6="http://schemas.microsoft.com/office/drawing/2016/5/12/chartex" xmlns:cx7="http://schemas.microsoft.com/office/drawing/2016/5/13/chartex" xmlns:cx8="http://schemas.microsoft.com/office/drawing/2016/5/14/chartex" xmlns:mc="http://schemas.openxmlformats.org/markup-compatibility/2006" xmlns:aink="http://schemas.microsoft.com/office/drawing/2016/ink" xmlns:am3d="http://schemas.microsoft.com/office/drawing/2017/model3d" xmlns:o="urn:schemas-microsoft-com:office:office" xmlns:oel="http://schemas.microsoft.com/office/2019/extlst" xmlns:r="http://schemas.openxmlformats.org/officeDocument/2006/relationships" xmlns:m="http://schemas.openxmlformats.org/officeDocument/2006/math" xmlns:v="urn:schemas-microsoft-com:vml" xmlns:wp14="http://schemas.microsoft.com/office/word/2010/wordprocessingDrawing" xmlns:wp="http://schemas.openxmlformats.org/drawingml/2006/wordprocessingDrawing" xmlns:w10="urn:schemas-microsoft-com:office:word" xmlns:w="http://schemas.openxmlformats.org/wordprocessingml/2006/main" xmlns:w14="http://schemas.microsoft.com/office/word/2010/wordml" xmlns:w15="http://schemas.microsoft.com/office/word/2012/wordml" xmlns:w16cei="http://schemas.microsoft.com/office/word/2026/wordml/cei" xmlns:w16cex="http://schemas.microsoft.com/office/word/2018/wordml/cex" xmlns:w16cid="http://schemas.microsoft.com/office/word/2016/wordml/cid" xmlns:w16="http://schemas.microsoft.com/office/word/2018/wordml" xmlns:w16du="http://schemas.microsoft.com/office/word/2023/wordml/word16du" xmlns:w16sdtdh="http://schemas.microsoft.com/office/word/2020/wordml/sdtdatahash" xmlns:w16sdtfl="http://schemas.microsoft.com/office/word/2024/wordml/sdtformatlock" xmlns:w16se="http://schemas.microsoft.com/office/word/2015/wordml/symex" xmlns:wpg="http://schemas.microsoft.com/office/word/2010/wordprocessingGroup" xmlns:wpi="http://schemas.microsoft.com/office/word/2010/wordprocessingInk" xmlns:wne="http://schemas.microsoft.com/office/word/2006/wordml" xmlns:wps="http://schemas.microsoft.com/office/word/2010/wordprocessingShape" mc:Ignorable="w14 w15 w16se w16cid w16 w16cex w16sdtdh w16sdtfl w16du wp14">
   <w:p>
     <w:pPr>
       <w:pStyle w:val="Header"/>
@@ -16453,7 +14814,7 @@
 </file>
 
 <file path=word/numbering.xml><?xml version="1.0" encoding="utf-8"?>
-<w:numbering xmlns:wpc="http://schemas.microsoft.com/office/word/2010/wordprocessingCanvas" xmlns:cx="http://schemas.microsoft.com/office/drawing/2014/chartex" xmlns:cx1="http://schemas.microsoft.com/office/drawing/2015/9/8/chartex" xmlns:cx2="http://schemas.microsoft.com/office/drawing/2015/10/21/chartex" xmlns:cx3="http://schemas.microsoft.com/office/drawing/2016/5/9/chartex" xmlns:cx4="http://schemas.microsoft.com/office/drawing/2016/5/10/chartex" xmlns:cx5="http://schemas.microsoft.com/office/drawing/2016/5/11/chartex" xmlns:cx6="http://schemas.microsoft.com/office/drawing/2016/5/12/chartex" xmlns:cx7="http://schemas.microsoft.com/office/drawing/2016/5/13/chartex" xmlns:cx8="http://schemas.microsoft.com/office/drawing/2016/5/14/chartex" xmlns:mc="http://schemas.openxmlformats.org/markup-compatibility/2006" xmlns:aink="http://schemas.microsoft.com/office/drawing/2016/ink" xmlns:am3d="http://schemas.microsoft.com/office/drawing/2017/model3d" xmlns:o="urn:schemas-microsoft-com:office:office" xmlns:oel="http://schemas.microsoft.com/office/2019/extlst" xmlns:r="http://schemas.openxmlformats.org/officeDocument/2006/relationships" xmlns:m="http://schemas.openxmlformats.org/officeDocument/2006/math" xmlns:v="urn:schemas-microsoft-com:vml" xmlns:wp14="http://schemas.microsoft.com/office/word/2010/wordprocessingDrawing" xmlns:wp="http://schemas.openxmlformats.org/drawingml/2006/wordprocessingDrawing" xmlns:w10="urn:schemas-microsoft-com:office:word" xmlns:w="http://schemas.openxmlformats.org/wordprocessingml/2006/main" xmlns:w14="http://schemas.microsoft.com/office/word/2010/wordml" xmlns:w15="http://schemas.microsoft.com/office/word/2012/wordml" xmlns:w16cex="http://schemas.microsoft.com/office/word/2018/wordml/cex" xmlns:w16cid="http://schemas.microsoft.com/office/word/2016/wordml/cid" xmlns:w16="http://schemas.microsoft.com/office/word/2018/wordml" xmlns:w16du="http://schemas.microsoft.com/office/word/2023/wordml/word16du" xmlns:w16sdtdh="http://schemas.microsoft.com/office/word/2020/wordml/sdtdatahash" xmlns:w16sdtfl="http://schemas.microsoft.com/office/word/2024/wordml/sdtformatlock" xmlns:w16se="http://schemas.microsoft.com/office/word/2015/wordml/symex" xmlns:wpg="http://schemas.microsoft.com/office/word/2010/wordprocessingGroup" xmlns:wpi="http://schemas.microsoft.com/office/word/2010/wordprocessingInk" xmlns:wne="http://schemas.microsoft.com/office/word/2006/wordml" xmlns:wps="http://schemas.microsoft.com/office/word/2010/wordprocessingShape" mc:Ignorable="w14 w15 w16se w16cid w16 w16cex w16sdtdh w16sdtfl w16du wp14">
+<w:numbering xmlns:wpc="http://schemas.microsoft.com/office/word/2010/wordprocessingCanvas" xmlns:cx="http://schemas.microsoft.com/office/drawing/2014/chartex" xmlns:cx1="http://schemas.microsoft.com/office/drawing/2015/9/8/chartex" xmlns:cx2="http://schemas.microsoft.com/office/drawing/2015/10/21/chartex" xmlns:cx3="http://schemas.microsoft.com/office/drawing/2016/5/9/chartex" xmlns:cx4="http://schemas.microsoft.com/office/drawing/2016/5/10/chartex" xmlns:cx5="http://schemas.microsoft.com/office/drawing/2016/5/11/chartex" xmlns:cx6="http://schemas.microsoft.com/office/drawing/2016/5/12/chartex" xmlns:cx7="http://schemas.microsoft.com/office/drawing/2016/5/13/chartex" xmlns:cx8="http://schemas.microsoft.com/office/drawing/2016/5/14/chartex" xmlns:mc="http://schemas.openxmlformats.org/markup-compatibility/2006" xmlns:aink="http://schemas.microsoft.com/office/drawing/2016/ink" xmlns:am3d="http://schemas.microsoft.com/office/drawing/2017/model3d" xmlns:o="urn:schemas-microsoft-com:office:office" xmlns:oel="http://schemas.microsoft.com/office/2019/extlst" xmlns:r="http://schemas.openxmlformats.org/officeDocument/2006/relationships" xmlns:m="http://schemas.openxmlformats.org/officeDocument/2006/math" xmlns:v="urn:schemas-microsoft-com:vml" xmlns:wp14="http://schemas.microsoft.com/office/word/2010/wordprocessingDrawing" xmlns:wp="http://schemas.openxmlformats.org/drawingml/2006/wordprocessingDrawing" xmlns:w10="urn:schemas-microsoft-com:office:word" xmlns:w="http://schemas.openxmlformats.org/wordprocessingml/2006/main" xmlns:w14="http://schemas.microsoft.com/office/word/2010/wordml" xmlns:w15="http://schemas.microsoft.com/office/word/2012/wordml" xmlns:w16cei="http://schemas.microsoft.com/office/word/2026/wordml/cei" xmlns:w16cex="http://schemas.microsoft.com/office/word/2018/wordml/cex" xmlns:w16cid="http://schemas.microsoft.com/office/word/2016/wordml/cid" xmlns:w16="http://schemas.microsoft.com/office/word/2018/wordml" xmlns:w16du="http://schemas.microsoft.com/office/word/2023/wordml/word16du" xmlns:w16sdtdh="http://schemas.microsoft.com/office/word/2020/wordml/sdtdatahash" xmlns:w16sdtfl="http://schemas.microsoft.com/office/word/2024/wordml/sdtformatlock" xmlns:w16se="http://schemas.microsoft.com/office/word/2015/wordml/symex" xmlns:wpg="http://schemas.microsoft.com/office/word/2010/wordprocessingGroup" xmlns:wpi="http://schemas.microsoft.com/office/word/2010/wordprocessingInk" xmlns:wne="http://schemas.microsoft.com/office/word/2006/wordml" xmlns:wps="http://schemas.microsoft.com/office/word/2010/wordprocessingShape" mc:Ignorable="w14 w15 w16se w16cid w16 w16cex w16sdtdh w16sdtfl w16du wp14">
   <w:abstractNum w:abstractNumId="0" w15:restartNumberingAfterBreak="0">
     <w:nsid w:val="FFFFFF7C"/>
     <w:multiLevelType w:val="singleLevel"/>
@@ -16541,7 +14902,7 @@
         <w:ind w:left="1492" w:hanging="360"/>
       </w:pPr>
       <w:rPr>
-        <w:rFonts w:hint="default" w:ascii="Symbol" w:hAnsi="Symbol"/>
+        <w:rFonts w:ascii="Symbol" w:hAnsi="Symbol" w:hint="default"/>
       </w:rPr>
     </w:lvl>
   </w:abstractNum>
@@ -16561,7 +14922,7 @@
         <w:ind w:left="1209" w:hanging="360"/>
       </w:pPr>
       <w:rPr>
-        <w:rFonts w:hint="default" w:ascii="Symbol" w:hAnsi="Symbol"/>
+        <w:rFonts w:ascii="Symbol" w:hAnsi="Symbol" w:hint="default"/>
       </w:rPr>
     </w:lvl>
   </w:abstractNum>
@@ -16581,7 +14942,7 @@
         <w:ind w:left="926" w:hanging="360"/>
       </w:pPr>
       <w:rPr>
-        <w:rFonts w:hint="default" w:ascii="Symbol" w:hAnsi="Symbol"/>
+        <w:rFonts w:ascii="Symbol" w:hAnsi="Symbol" w:hint="default"/>
       </w:rPr>
     </w:lvl>
   </w:abstractNum>
@@ -16601,7 +14962,7 @@
         <w:ind w:left="643" w:hanging="360"/>
       </w:pPr>
       <w:rPr>
-        <w:rFonts w:hint="default" w:ascii="Symbol" w:hAnsi="Symbol"/>
+        <w:rFonts w:ascii="Symbol" w:hAnsi="Symbol" w:hint="default"/>
       </w:rPr>
     </w:lvl>
   </w:abstractNum>
@@ -16641,7 +15002,7 @@
         <w:ind w:left="360" w:hanging="360"/>
       </w:pPr>
       <w:rPr>
-        <w:rFonts w:hint="default" w:ascii="Symbol" w:hAnsi="Symbol"/>
+        <w:rFonts w:ascii="Symbol" w:hAnsi="Symbol" w:hint="default"/>
       </w:rPr>
     </w:lvl>
   </w:abstractNum>
@@ -16775,7 +15136,7 @@
         <w:ind w:left="720" w:hanging="360"/>
       </w:pPr>
       <w:rPr>
-        <w:rFonts w:hint="default" w:ascii="Wingdings" w:hAnsi="Wingdings"/>
+        <w:rFonts w:ascii="Wingdings" w:hAnsi="Wingdings" w:hint="default"/>
       </w:rPr>
     </w:lvl>
     <w:lvl w:ilvl="1" w:tplc="FFFFFFFF" w:tentative="1">
@@ -16787,7 +15148,7 @@
         <w:ind w:left="1440" w:hanging="360"/>
       </w:pPr>
       <w:rPr>
-        <w:rFonts w:hint="default" w:ascii="Courier New" w:hAnsi="Courier New" w:cs="Courier New"/>
+        <w:rFonts w:ascii="Courier New" w:hAnsi="Courier New" w:cs="Courier New" w:hint="default"/>
       </w:rPr>
     </w:lvl>
     <w:lvl w:ilvl="2" w:tplc="FFFFFFFF" w:tentative="1">
@@ -16799,7 +15160,7 @@
         <w:ind w:left="2160" w:hanging="360"/>
       </w:pPr>
       <w:rPr>
-        <w:rFonts w:hint="default" w:ascii="Wingdings" w:hAnsi="Wingdings"/>
+        <w:rFonts w:ascii="Wingdings" w:hAnsi="Wingdings" w:hint="default"/>
       </w:rPr>
     </w:lvl>
     <w:lvl w:ilvl="3" w:tplc="FFFFFFFF" w:tentative="1">
@@ -16811,7 +15172,7 @@
         <w:ind w:left="2880" w:hanging="360"/>
       </w:pPr>
       <w:rPr>
-        <w:rFonts w:hint="default" w:ascii="Symbol" w:hAnsi="Symbol"/>
+        <w:rFonts w:ascii="Symbol" w:hAnsi="Symbol" w:hint="default"/>
       </w:rPr>
     </w:lvl>
     <w:lvl w:ilvl="4" w:tplc="FFFFFFFF" w:tentative="1">
@@ -16823,7 +15184,7 @@
         <w:ind w:left="3600" w:hanging="360"/>
       </w:pPr>
       <w:rPr>
-        <w:rFonts w:hint="default" w:ascii="Courier New" w:hAnsi="Courier New" w:cs="Courier New"/>
+        <w:rFonts w:ascii="Courier New" w:hAnsi="Courier New" w:cs="Courier New" w:hint="default"/>
       </w:rPr>
     </w:lvl>
     <w:lvl w:ilvl="5" w:tplc="FFFFFFFF" w:tentative="1">
@@ -16835,7 +15196,7 @@
         <w:ind w:left="4320" w:hanging="360"/>
       </w:pPr>
       <w:rPr>
-        <w:rFonts w:hint="default" w:ascii="Wingdings" w:hAnsi="Wingdings"/>
+        <w:rFonts w:ascii="Wingdings" w:hAnsi="Wingdings" w:hint="default"/>
       </w:rPr>
     </w:lvl>
     <w:lvl w:ilvl="6" w:tplc="FFFFFFFF" w:tentative="1">
@@ -16847,7 +15208,7 @@
         <w:ind w:left="5040" w:hanging="360"/>
       </w:pPr>
       <w:rPr>
-        <w:rFonts w:hint="default" w:ascii="Symbol" w:hAnsi="Symbol"/>
+        <w:rFonts w:ascii="Symbol" w:hAnsi="Symbol" w:hint="default"/>
       </w:rPr>
     </w:lvl>
     <w:lvl w:ilvl="7" w:tplc="FFFFFFFF" w:tentative="1">
@@ -16859,7 +15220,7 @@
         <w:ind w:left="5760" w:hanging="360"/>
       </w:pPr>
       <w:rPr>
-        <w:rFonts w:hint="default" w:ascii="Courier New" w:hAnsi="Courier New" w:cs="Courier New"/>
+        <w:rFonts w:ascii="Courier New" w:hAnsi="Courier New" w:cs="Courier New" w:hint="default"/>
       </w:rPr>
     </w:lvl>
     <w:lvl w:ilvl="8" w:tplc="FFFFFFFF" w:tentative="1">
@@ -16871,7 +15232,7 @@
         <w:ind w:left="6480" w:hanging="360"/>
       </w:pPr>
       <w:rPr>
-        <w:rFonts w:hint="default" w:ascii="Wingdings" w:hAnsi="Wingdings"/>
+        <w:rFonts w:ascii="Wingdings" w:hAnsi="Wingdings" w:hint="default"/>
       </w:rPr>
     </w:lvl>
   </w:abstractNum>
@@ -16975,7 +15336,7 @@
         <w:ind w:left="360" w:hanging="360"/>
       </w:pPr>
       <w:rPr>
-        <w:rFonts w:hint="default" w:ascii="Wingdings" w:hAnsi="Wingdings"/>
+        <w:rFonts w:ascii="Wingdings" w:hAnsi="Wingdings" w:hint="default"/>
         <w:color w:val="D9D7FF" w:themeColor="accent5"/>
       </w:rPr>
     </w:lvl>
@@ -16988,7 +15349,7 @@
         <w:ind w:left="1080" w:hanging="360"/>
       </w:pPr>
       <w:rPr>
-        <w:rFonts w:hint="default" w:ascii="Courier New" w:hAnsi="Courier New" w:cs="Courier New"/>
+        <w:rFonts w:ascii="Courier New" w:hAnsi="Courier New" w:cs="Courier New" w:hint="default"/>
       </w:rPr>
     </w:lvl>
     <w:lvl w:ilvl="2" w:tplc="08090005" w:tentative="1">
@@ -17000,7 +15361,7 @@
         <w:ind w:left="1800" w:hanging="360"/>
       </w:pPr>
       <w:rPr>
-        <w:rFonts w:hint="default" w:ascii="Wingdings" w:hAnsi="Wingdings"/>
+        <w:rFonts w:ascii="Wingdings" w:hAnsi="Wingdings" w:hint="default"/>
       </w:rPr>
     </w:lvl>
     <w:lvl w:ilvl="3" w:tplc="08090001" w:tentative="1">
@@ -17012,7 +15373,7 @@
         <w:ind w:left="2520" w:hanging="360"/>
       </w:pPr>
       <w:rPr>
-        <w:rFonts w:hint="default" w:ascii="Symbol" w:hAnsi="Symbol"/>
+        <w:rFonts w:ascii="Symbol" w:hAnsi="Symbol" w:hint="default"/>
       </w:rPr>
     </w:lvl>
     <w:lvl w:ilvl="4" w:tplc="08090003" w:tentative="1">
@@ -17024,7 +15385,7 @@
         <w:ind w:left="3240" w:hanging="360"/>
       </w:pPr>
       <w:rPr>
-        <w:rFonts w:hint="default" w:ascii="Courier New" w:hAnsi="Courier New" w:cs="Courier New"/>
+        <w:rFonts w:ascii="Courier New" w:hAnsi="Courier New" w:cs="Courier New" w:hint="default"/>
       </w:rPr>
     </w:lvl>
     <w:lvl w:ilvl="5" w:tplc="08090005" w:tentative="1">
@@ -17036,7 +15397,7 @@
         <w:ind w:left="3960" w:hanging="360"/>
       </w:pPr>
       <w:rPr>
-        <w:rFonts w:hint="default" w:ascii="Wingdings" w:hAnsi="Wingdings"/>
+        <w:rFonts w:ascii="Wingdings" w:hAnsi="Wingdings" w:hint="default"/>
       </w:rPr>
     </w:lvl>
     <w:lvl w:ilvl="6" w:tplc="08090001" w:tentative="1">
@@ -17048,7 +15409,7 @@
         <w:ind w:left="4680" w:hanging="360"/>
       </w:pPr>
       <w:rPr>
-        <w:rFonts w:hint="default" w:ascii="Symbol" w:hAnsi="Symbol"/>
+        <w:rFonts w:ascii="Symbol" w:hAnsi="Symbol" w:hint="default"/>
       </w:rPr>
     </w:lvl>
     <w:lvl w:ilvl="7" w:tplc="08090003" w:tentative="1">
@@ -17060,7 +15421,7 @@
         <w:ind w:left="5400" w:hanging="360"/>
       </w:pPr>
       <w:rPr>
-        <w:rFonts w:hint="default" w:ascii="Courier New" w:hAnsi="Courier New" w:cs="Courier New"/>
+        <w:rFonts w:ascii="Courier New" w:hAnsi="Courier New" w:cs="Courier New" w:hint="default"/>
       </w:rPr>
     </w:lvl>
     <w:lvl w:ilvl="8" w:tplc="08090005" w:tentative="1">
@@ -17072,7 +15433,7 @@
         <w:ind w:left="6120" w:hanging="360"/>
       </w:pPr>
       <w:rPr>
-        <w:rFonts w:hint="default" w:ascii="Wingdings" w:hAnsi="Wingdings"/>
+        <w:rFonts w:ascii="Wingdings" w:hAnsi="Wingdings" w:hint="default"/>
       </w:rPr>
     </w:lvl>
   </w:abstractNum>
@@ -17090,7 +15451,7 @@
         <w:ind w:left="360" w:hanging="360"/>
       </w:pPr>
       <w:rPr>
-        <w:rFonts w:hint="default" w:ascii="Wingdings" w:hAnsi="Wingdings"/>
+        <w:rFonts w:ascii="Wingdings" w:hAnsi="Wingdings" w:hint="default"/>
         <w:color w:val="3B1C1C" w:themeColor="accent1"/>
       </w:rPr>
     </w:lvl>
@@ -17103,7 +15464,7 @@
         <w:ind w:left="1080" w:hanging="360"/>
       </w:pPr>
       <w:rPr>
-        <w:rFonts w:hint="default" w:ascii="Courier New" w:hAnsi="Courier New" w:cs="Courier New"/>
+        <w:rFonts w:ascii="Courier New" w:hAnsi="Courier New" w:cs="Courier New" w:hint="default"/>
       </w:rPr>
     </w:lvl>
     <w:lvl w:ilvl="2" w:tplc="08090005" w:tentative="1">
@@ -17115,7 +15476,7 @@
         <w:ind w:left="1800" w:hanging="360"/>
       </w:pPr>
       <w:rPr>
-        <w:rFonts w:hint="default" w:ascii="Wingdings" w:hAnsi="Wingdings"/>
+        <w:rFonts w:ascii="Wingdings" w:hAnsi="Wingdings" w:hint="default"/>
       </w:rPr>
     </w:lvl>
     <w:lvl w:ilvl="3" w:tplc="08090001" w:tentative="1">
@@ -17127,7 +15488,7 @@
         <w:ind w:left="2520" w:hanging="360"/>
       </w:pPr>
       <w:rPr>
-        <w:rFonts w:hint="default" w:ascii="Symbol" w:hAnsi="Symbol"/>
+        <w:rFonts w:ascii="Symbol" w:hAnsi="Symbol" w:hint="default"/>
       </w:rPr>
     </w:lvl>
     <w:lvl w:ilvl="4" w:tplc="08090003" w:tentative="1">
@@ -17139,7 +15500,7 @@
         <w:ind w:left="3240" w:hanging="360"/>
       </w:pPr>
       <w:rPr>
-        <w:rFonts w:hint="default" w:ascii="Courier New" w:hAnsi="Courier New" w:cs="Courier New"/>
+        <w:rFonts w:ascii="Courier New" w:hAnsi="Courier New" w:cs="Courier New" w:hint="default"/>
       </w:rPr>
     </w:lvl>
     <w:lvl w:ilvl="5" w:tplc="08090005" w:tentative="1">
@@ -17151,7 +15512,7 @@
         <w:ind w:left="3960" w:hanging="360"/>
       </w:pPr>
       <w:rPr>
-        <w:rFonts w:hint="default" w:ascii="Wingdings" w:hAnsi="Wingdings"/>
+        <w:rFonts w:ascii="Wingdings" w:hAnsi="Wingdings" w:hint="default"/>
       </w:rPr>
     </w:lvl>
     <w:lvl w:ilvl="6" w:tplc="08090001" w:tentative="1">
@@ -17163,7 +15524,7 @@
         <w:ind w:left="4680" w:hanging="360"/>
       </w:pPr>
       <w:rPr>
-        <w:rFonts w:hint="default" w:ascii="Symbol" w:hAnsi="Symbol"/>
+        <w:rFonts w:ascii="Symbol" w:hAnsi="Symbol" w:hint="default"/>
       </w:rPr>
     </w:lvl>
     <w:lvl w:ilvl="7" w:tplc="08090003" w:tentative="1">
@@ -17175,7 +15536,7 @@
         <w:ind w:left="5400" w:hanging="360"/>
       </w:pPr>
       <w:rPr>
-        <w:rFonts w:hint="default" w:ascii="Courier New" w:hAnsi="Courier New" w:cs="Courier New"/>
+        <w:rFonts w:ascii="Courier New" w:hAnsi="Courier New" w:cs="Courier New" w:hint="default"/>
       </w:rPr>
     </w:lvl>
     <w:lvl w:ilvl="8" w:tplc="08090005" w:tentative="1">
@@ -17187,7 +15548,7 @@
         <w:ind w:left="6120" w:hanging="360"/>
       </w:pPr>
       <w:rPr>
-        <w:rFonts w:hint="default" w:ascii="Wingdings" w:hAnsi="Wingdings"/>
+        <w:rFonts w:ascii="Wingdings" w:hAnsi="Wingdings" w:hint="default"/>
       </w:rPr>
     </w:lvl>
   </w:abstractNum>
@@ -17204,7 +15565,7 @@
         <w:ind w:left="720" w:hanging="360"/>
       </w:pPr>
       <w:rPr>
-        <w:rFonts w:hint="default" w:ascii="Symbol" w:hAnsi="Symbol"/>
+        <w:rFonts w:ascii="Symbol" w:hAnsi="Symbol" w:hint="default"/>
         <w:color w:val="3B1C1C" w:themeColor="accent1"/>
       </w:rPr>
     </w:lvl>
@@ -17217,7 +15578,7 @@
         <w:ind w:left="1440" w:hanging="360"/>
       </w:pPr>
       <w:rPr>
-        <w:rFonts w:hint="default" w:ascii="Courier New" w:hAnsi="Courier New" w:cs="Courier New"/>
+        <w:rFonts w:ascii="Courier New" w:hAnsi="Courier New" w:cs="Courier New" w:hint="default"/>
       </w:rPr>
     </w:lvl>
     <w:lvl w:ilvl="2" w:tplc="FFFFFFFF" w:tentative="1">
@@ -17229,7 +15590,7 @@
         <w:ind w:left="2160" w:hanging="360"/>
       </w:pPr>
       <w:rPr>
-        <w:rFonts w:hint="default" w:ascii="Wingdings" w:hAnsi="Wingdings"/>
+        <w:rFonts w:ascii="Wingdings" w:hAnsi="Wingdings" w:hint="default"/>
       </w:rPr>
     </w:lvl>
     <w:lvl w:ilvl="3" w:tplc="FFFFFFFF" w:tentative="1">
@@ -17241,7 +15602,7 @@
         <w:ind w:left="2880" w:hanging="360"/>
       </w:pPr>
       <w:rPr>
-        <w:rFonts w:hint="default" w:ascii="Symbol" w:hAnsi="Symbol"/>
+        <w:rFonts w:ascii="Symbol" w:hAnsi="Symbol" w:hint="default"/>
       </w:rPr>
     </w:lvl>
     <w:lvl w:ilvl="4" w:tplc="FFFFFFFF" w:tentative="1">
@@ -17253,7 +15614,7 @@
         <w:ind w:left="3600" w:hanging="360"/>
       </w:pPr>
       <w:rPr>
-        <w:rFonts w:hint="default" w:ascii="Courier New" w:hAnsi="Courier New" w:cs="Courier New"/>
+        <w:rFonts w:ascii="Courier New" w:hAnsi="Courier New" w:cs="Courier New" w:hint="default"/>
       </w:rPr>
     </w:lvl>
     <w:lvl w:ilvl="5" w:tplc="FFFFFFFF" w:tentative="1">
@@ -17265,7 +15626,7 @@
         <w:ind w:left="4320" w:hanging="360"/>
       </w:pPr>
       <w:rPr>
-        <w:rFonts w:hint="default" w:ascii="Wingdings" w:hAnsi="Wingdings"/>
+        <w:rFonts w:ascii="Wingdings" w:hAnsi="Wingdings" w:hint="default"/>
       </w:rPr>
     </w:lvl>
     <w:lvl w:ilvl="6" w:tplc="FFFFFFFF" w:tentative="1">
@@ -17277,7 +15638,7 @@
         <w:ind w:left="5040" w:hanging="360"/>
       </w:pPr>
       <w:rPr>
-        <w:rFonts w:hint="default" w:ascii="Symbol" w:hAnsi="Symbol"/>
+        <w:rFonts w:ascii="Symbol" w:hAnsi="Symbol" w:hint="default"/>
       </w:rPr>
     </w:lvl>
     <w:lvl w:ilvl="7" w:tplc="FFFFFFFF" w:tentative="1">
@@ -17289,7 +15650,7 @@
         <w:ind w:left="5760" w:hanging="360"/>
       </w:pPr>
       <w:rPr>
-        <w:rFonts w:hint="default" w:ascii="Courier New" w:hAnsi="Courier New" w:cs="Courier New"/>
+        <w:rFonts w:ascii="Courier New" w:hAnsi="Courier New" w:cs="Courier New" w:hint="default"/>
       </w:rPr>
     </w:lvl>
     <w:lvl w:ilvl="8" w:tplc="FFFFFFFF" w:tentative="1">
@@ -17301,7 +15662,7 @@
         <w:ind w:left="6480" w:hanging="360"/>
       </w:pPr>
       <w:rPr>
-        <w:rFonts w:hint="default" w:ascii="Wingdings" w:hAnsi="Wingdings"/>
+        <w:rFonts w:ascii="Wingdings" w:hAnsi="Wingdings" w:hint="default"/>
       </w:rPr>
     </w:lvl>
   </w:abstractNum>
@@ -17318,7 +15679,7 @@
         <w:ind w:left="720" w:hanging="360"/>
       </w:pPr>
       <w:rPr>
-        <w:rFonts w:hint="default" w:ascii="Wingdings" w:hAnsi="Wingdings"/>
+        <w:rFonts w:ascii="Wingdings" w:hAnsi="Wingdings" w:hint="default"/>
       </w:rPr>
     </w:lvl>
     <w:lvl w:ilvl="1" w:tplc="20000003" w:tentative="1">
@@ -17330,7 +15691,7 @@
         <w:ind w:left="1440" w:hanging="360"/>
       </w:pPr>
       <w:rPr>
-        <w:rFonts w:hint="default" w:ascii="Courier New" w:hAnsi="Courier New" w:cs="Courier New"/>
+        <w:rFonts w:ascii="Courier New" w:hAnsi="Courier New" w:cs="Courier New" w:hint="default"/>
       </w:rPr>
     </w:lvl>
     <w:lvl w:ilvl="2" w:tplc="20000005" w:tentative="1">
@@ -17342,7 +15703,7 @@
         <w:ind w:left="2160" w:hanging="360"/>
       </w:pPr>
       <w:rPr>
-        <w:rFonts w:hint="default" w:ascii="Wingdings" w:hAnsi="Wingdings"/>
+        <w:rFonts w:ascii="Wingdings" w:hAnsi="Wingdings" w:hint="default"/>
       </w:rPr>
     </w:lvl>
     <w:lvl w:ilvl="3" w:tplc="20000001" w:tentative="1">
@@ -17354,7 +15715,7 @@
         <w:ind w:left="2880" w:hanging="360"/>
       </w:pPr>
       <w:rPr>
-        <w:rFonts w:hint="default" w:ascii="Symbol" w:hAnsi="Symbol"/>
+        <w:rFonts w:ascii="Symbol" w:hAnsi="Symbol" w:hint="default"/>
       </w:rPr>
     </w:lvl>
     <w:lvl w:ilvl="4" w:tplc="20000003" w:tentative="1">
@@ -17366,7 +15727,7 @@
         <w:ind w:left="3600" w:hanging="360"/>
       </w:pPr>
       <w:rPr>
-        <w:rFonts w:hint="default" w:ascii="Courier New" w:hAnsi="Courier New" w:cs="Courier New"/>
+        <w:rFonts w:ascii="Courier New" w:hAnsi="Courier New" w:cs="Courier New" w:hint="default"/>
       </w:rPr>
     </w:lvl>
     <w:lvl w:ilvl="5" w:tplc="20000005" w:tentative="1">
@@ -17378,7 +15739,7 @@
         <w:ind w:left="4320" w:hanging="360"/>
       </w:pPr>
       <w:rPr>
-        <w:rFonts w:hint="default" w:ascii="Wingdings" w:hAnsi="Wingdings"/>
+        <w:rFonts w:ascii="Wingdings" w:hAnsi="Wingdings" w:hint="default"/>
       </w:rPr>
     </w:lvl>
     <w:lvl w:ilvl="6" w:tplc="20000001" w:tentative="1">
@@ -17390,7 +15751,7 @@
         <w:ind w:left="5040" w:hanging="360"/>
       </w:pPr>
       <w:rPr>
-        <w:rFonts w:hint="default" w:ascii="Symbol" w:hAnsi="Symbol"/>
+        <w:rFonts w:ascii="Symbol" w:hAnsi="Symbol" w:hint="default"/>
       </w:rPr>
     </w:lvl>
     <w:lvl w:ilvl="7" w:tplc="20000003" w:tentative="1">
@@ -17402,7 +15763,7 @@
         <w:ind w:left="5760" w:hanging="360"/>
       </w:pPr>
       <w:rPr>
-        <w:rFonts w:hint="default" w:ascii="Courier New" w:hAnsi="Courier New" w:cs="Courier New"/>
+        <w:rFonts w:ascii="Courier New" w:hAnsi="Courier New" w:cs="Courier New" w:hint="default"/>
       </w:rPr>
     </w:lvl>
     <w:lvl w:ilvl="8" w:tplc="20000005" w:tentative="1">
@@ -17414,7 +15775,7 @@
         <w:ind w:left="6480" w:hanging="360"/>
       </w:pPr>
       <w:rPr>
-        <w:rFonts w:hint="default" w:ascii="Wingdings" w:hAnsi="Wingdings"/>
+        <w:rFonts w:ascii="Wingdings" w:hAnsi="Wingdings" w:hint="default"/>
       </w:rPr>
     </w:lvl>
   </w:abstractNum>
@@ -17519,7 +15880,7 @@
         <w:ind w:left="720" w:hanging="360"/>
       </w:pPr>
       <w:rPr>
-        <w:rFonts w:hint="default" w:ascii="Wingdings" w:hAnsi="Wingdings"/>
+        <w:rFonts w:ascii="Wingdings" w:hAnsi="Wingdings" w:hint="default"/>
       </w:rPr>
     </w:lvl>
     <w:lvl w:ilvl="1" w:tplc="20000003" w:tentative="1">
@@ -17531,7 +15892,7 @@
         <w:ind w:left="1440" w:hanging="360"/>
       </w:pPr>
       <w:rPr>
-        <w:rFonts w:hint="default" w:ascii="Courier New" w:hAnsi="Courier New" w:cs="Courier New"/>
+        <w:rFonts w:ascii="Courier New" w:hAnsi="Courier New" w:cs="Courier New" w:hint="default"/>
       </w:rPr>
     </w:lvl>
     <w:lvl w:ilvl="2" w:tplc="20000005" w:tentative="1">
@@ -17543,7 +15904,7 @@
         <w:ind w:left="2160" w:hanging="360"/>
       </w:pPr>
       <w:rPr>
-        <w:rFonts w:hint="default" w:ascii="Wingdings" w:hAnsi="Wingdings"/>
+        <w:rFonts w:ascii="Wingdings" w:hAnsi="Wingdings" w:hint="default"/>
       </w:rPr>
     </w:lvl>
     <w:lvl w:ilvl="3" w:tplc="20000001" w:tentative="1">
@@ -17555,7 +15916,7 @@
         <w:ind w:left="2880" w:hanging="360"/>
       </w:pPr>
       <w:rPr>
-        <w:rFonts w:hint="default" w:ascii="Symbol" w:hAnsi="Symbol"/>
+        <w:rFonts w:ascii="Symbol" w:hAnsi="Symbol" w:hint="default"/>
       </w:rPr>
     </w:lvl>
     <w:lvl w:ilvl="4" w:tplc="20000003" w:tentative="1">
@@ -17567,7 +15928,7 @@
         <w:ind w:left="3600" w:hanging="360"/>
       </w:pPr>
       <w:rPr>
-        <w:rFonts w:hint="default" w:ascii="Courier New" w:hAnsi="Courier New" w:cs="Courier New"/>
+        <w:rFonts w:ascii="Courier New" w:hAnsi="Courier New" w:cs="Courier New" w:hint="default"/>
       </w:rPr>
     </w:lvl>
     <w:lvl w:ilvl="5" w:tplc="20000005" w:tentative="1">
@@ -17579,7 +15940,7 @@
         <w:ind w:left="4320" w:hanging="360"/>
       </w:pPr>
       <w:rPr>
-        <w:rFonts w:hint="default" w:ascii="Wingdings" w:hAnsi="Wingdings"/>
+        <w:rFonts w:ascii="Wingdings" w:hAnsi="Wingdings" w:hint="default"/>
       </w:rPr>
     </w:lvl>
     <w:lvl w:ilvl="6" w:tplc="20000001" w:tentative="1">
@@ -17591,7 +15952,7 @@
         <w:ind w:left="5040" w:hanging="360"/>
       </w:pPr>
       <w:rPr>
-        <w:rFonts w:hint="default" w:ascii="Symbol" w:hAnsi="Symbol"/>
+        <w:rFonts w:ascii="Symbol" w:hAnsi="Symbol" w:hint="default"/>
       </w:rPr>
     </w:lvl>
     <w:lvl w:ilvl="7" w:tplc="20000003" w:tentative="1">
@@ -17603,7 +15964,7 @@
         <w:ind w:left="5760" w:hanging="360"/>
       </w:pPr>
       <w:rPr>
-        <w:rFonts w:hint="default" w:ascii="Courier New" w:hAnsi="Courier New" w:cs="Courier New"/>
+        <w:rFonts w:ascii="Courier New" w:hAnsi="Courier New" w:cs="Courier New" w:hint="default"/>
       </w:rPr>
     </w:lvl>
     <w:lvl w:ilvl="8" w:tplc="20000005" w:tentative="1">
@@ -17615,7 +15976,7 @@
         <w:ind w:left="6480" w:hanging="360"/>
       </w:pPr>
       <w:rPr>
-        <w:rFonts w:hint="default" w:ascii="Wingdings" w:hAnsi="Wingdings"/>
+        <w:rFonts w:ascii="Wingdings" w:hAnsi="Wingdings" w:hint="default"/>
       </w:rPr>
     </w:lvl>
   </w:abstractNum>
@@ -17632,7 +15993,7 @@
         <w:ind w:left="360" w:hanging="360"/>
       </w:pPr>
       <w:rPr>
-        <w:rFonts w:hint="default" w:ascii="Wingdings" w:hAnsi="Wingdings"/>
+        <w:rFonts w:ascii="Wingdings" w:hAnsi="Wingdings" w:hint="default"/>
         <w:color w:val="A0B5FF" w:themeColor="accent3"/>
       </w:rPr>
     </w:lvl>
@@ -17645,7 +16006,7 @@
         <w:ind w:left="1080" w:hanging="360"/>
       </w:pPr>
       <w:rPr>
-        <w:rFonts w:hint="default" w:ascii="Courier New" w:hAnsi="Courier New" w:cs="Courier New"/>
+        <w:rFonts w:ascii="Courier New" w:hAnsi="Courier New" w:cs="Courier New" w:hint="default"/>
       </w:rPr>
     </w:lvl>
     <w:lvl w:ilvl="2" w:tplc="08090005" w:tentative="1">
@@ -17657,7 +16018,7 @@
         <w:ind w:left="1800" w:hanging="360"/>
       </w:pPr>
       <w:rPr>
-        <w:rFonts w:hint="default" w:ascii="Wingdings" w:hAnsi="Wingdings"/>
+        <w:rFonts w:ascii="Wingdings" w:hAnsi="Wingdings" w:hint="default"/>
       </w:rPr>
     </w:lvl>
     <w:lvl w:ilvl="3" w:tplc="08090001" w:tentative="1">
@@ -17669,7 +16030,7 @@
         <w:ind w:left="2520" w:hanging="360"/>
       </w:pPr>
       <w:rPr>
-        <w:rFonts w:hint="default" w:ascii="Symbol" w:hAnsi="Symbol"/>
+        <w:rFonts w:ascii="Symbol" w:hAnsi="Symbol" w:hint="default"/>
       </w:rPr>
     </w:lvl>
     <w:lvl w:ilvl="4" w:tplc="08090003" w:tentative="1">
@@ -17681,7 +16042,7 @@
         <w:ind w:left="3240" w:hanging="360"/>
       </w:pPr>
       <w:rPr>
-        <w:rFonts w:hint="default" w:ascii="Courier New" w:hAnsi="Courier New" w:cs="Courier New"/>
+        <w:rFonts w:ascii="Courier New" w:hAnsi="Courier New" w:cs="Courier New" w:hint="default"/>
       </w:rPr>
     </w:lvl>
     <w:lvl w:ilvl="5" w:tplc="08090005" w:tentative="1">
@@ -17693,7 +16054,7 @@
         <w:ind w:left="3960" w:hanging="360"/>
       </w:pPr>
       <w:rPr>
-        <w:rFonts w:hint="default" w:ascii="Wingdings" w:hAnsi="Wingdings"/>
+        <w:rFonts w:ascii="Wingdings" w:hAnsi="Wingdings" w:hint="default"/>
       </w:rPr>
     </w:lvl>
     <w:lvl w:ilvl="6" w:tplc="08090001" w:tentative="1">
@@ -17705,7 +16066,7 @@
         <w:ind w:left="4680" w:hanging="360"/>
       </w:pPr>
       <w:rPr>
-        <w:rFonts w:hint="default" w:ascii="Symbol" w:hAnsi="Symbol"/>
+        <w:rFonts w:ascii="Symbol" w:hAnsi="Symbol" w:hint="default"/>
       </w:rPr>
     </w:lvl>
     <w:lvl w:ilvl="7" w:tplc="08090003" w:tentative="1">
@@ -17717,7 +16078,7 @@
         <w:ind w:left="5400" w:hanging="360"/>
       </w:pPr>
       <w:rPr>
-        <w:rFonts w:hint="default" w:ascii="Courier New" w:hAnsi="Courier New" w:cs="Courier New"/>
+        <w:rFonts w:ascii="Courier New" w:hAnsi="Courier New" w:cs="Courier New" w:hint="default"/>
       </w:rPr>
     </w:lvl>
     <w:lvl w:ilvl="8" w:tplc="08090005" w:tentative="1">
@@ -17729,7 +16090,7 @@
         <w:ind w:left="6120" w:hanging="360"/>
       </w:pPr>
       <w:rPr>
-        <w:rFonts w:hint="default" w:ascii="Wingdings" w:hAnsi="Wingdings"/>
+        <w:rFonts w:ascii="Wingdings" w:hAnsi="Wingdings" w:hint="default"/>
       </w:rPr>
     </w:lvl>
   </w:abstractNum>
@@ -17746,7 +16107,7 @@
         <w:ind w:left="720" w:hanging="360"/>
       </w:pPr>
       <w:rPr>
-        <w:rFonts w:hint="default" w:ascii="Wingdings" w:hAnsi="Wingdings"/>
+        <w:rFonts w:ascii="Wingdings" w:hAnsi="Wingdings" w:hint="default"/>
       </w:rPr>
     </w:lvl>
     <w:lvl w:ilvl="1" w:tplc="08090003" w:tentative="1">
@@ -17758,7 +16119,7 @@
         <w:ind w:left="1440" w:hanging="360"/>
       </w:pPr>
       <w:rPr>
-        <w:rFonts w:hint="default" w:ascii="Courier New" w:hAnsi="Courier New" w:cs="Courier New"/>
+        <w:rFonts w:ascii="Courier New" w:hAnsi="Courier New" w:cs="Courier New" w:hint="default"/>
       </w:rPr>
     </w:lvl>
     <w:lvl w:ilvl="2" w:tplc="08090005" w:tentative="1">
@@ -17770,7 +16131,7 @@
         <w:ind w:left="2160" w:hanging="360"/>
       </w:pPr>
       <w:rPr>
-        <w:rFonts w:hint="default" w:ascii="Wingdings" w:hAnsi="Wingdings"/>
+        <w:rFonts w:ascii="Wingdings" w:hAnsi="Wingdings" w:hint="default"/>
       </w:rPr>
     </w:lvl>
     <w:lvl w:ilvl="3" w:tplc="08090001" w:tentative="1">
@@ -17782,7 +16143,7 @@
         <w:ind w:left="2880" w:hanging="360"/>
       </w:pPr>
       <w:rPr>
-        <w:rFonts w:hint="default" w:ascii="Symbol" w:hAnsi="Symbol"/>
+        <w:rFonts w:ascii="Symbol" w:hAnsi="Symbol" w:hint="default"/>
       </w:rPr>
     </w:lvl>
     <w:lvl w:ilvl="4" w:tplc="08090003" w:tentative="1">
@@ -17794,7 +16155,7 @@
         <w:ind w:left="3600" w:hanging="360"/>
       </w:pPr>
       <w:rPr>
-        <w:rFonts w:hint="default" w:ascii="Courier New" w:hAnsi="Courier New" w:cs="Courier New"/>
+        <w:rFonts w:ascii="Courier New" w:hAnsi="Courier New" w:cs="Courier New" w:hint="default"/>
       </w:rPr>
     </w:lvl>
     <w:lvl w:ilvl="5" w:tplc="08090005" w:tentative="1">
@@ -17806,7 +16167,7 @@
         <w:ind w:left="4320" w:hanging="360"/>
       </w:pPr>
       <w:rPr>
-        <w:rFonts w:hint="default" w:ascii="Wingdings" w:hAnsi="Wingdings"/>
+        <w:rFonts w:ascii="Wingdings" w:hAnsi="Wingdings" w:hint="default"/>
       </w:rPr>
     </w:lvl>
     <w:lvl w:ilvl="6" w:tplc="08090001" w:tentative="1">
@@ -17818,7 +16179,7 @@
         <w:ind w:left="5040" w:hanging="360"/>
       </w:pPr>
       <w:rPr>
-        <w:rFonts w:hint="default" w:ascii="Symbol" w:hAnsi="Symbol"/>
+        <w:rFonts w:ascii="Symbol" w:hAnsi="Symbol" w:hint="default"/>
       </w:rPr>
     </w:lvl>
     <w:lvl w:ilvl="7" w:tplc="08090003" w:tentative="1">
@@ -17830,7 +16191,7 @@
         <w:ind w:left="5760" w:hanging="360"/>
       </w:pPr>
       <w:rPr>
-        <w:rFonts w:hint="default" w:ascii="Courier New" w:hAnsi="Courier New" w:cs="Courier New"/>
+        <w:rFonts w:ascii="Courier New" w:hAnsi="Courier New" w:cs="Courier New" w:hint="default"/>
       </w:rPr>
     </w:lvl>
     <w:lvl w:ilvl="8" w:tplc="08090005" w:tentative="1">
@@ -17842,7 +16203,7 @@
         <w:ind w:left="6480" w:hanging="360"/>
       </w:pPr>
       <w:rPr>
-        <w:rFonts w:hint="default" w:ascii="Wingdings" w:hAnsi="Wingdings"/>
+        <w:rFonts w:ascii="Wingdings" w:hAnsi="Wingdings" w:hint="default"/>
       </w:rPr>
     </w:lvl>
   </w:abstractNum>
@@ -17863,7 +16224,7 @@
         <w:ind w:left="284" w:hanging="284"/>
       </w:pPr>
       <w:rPr>
-        <w:rFonts w:hint="default" w:ascii="Symbol" w:hAnsi="Symbol"/>
+        <w:rFonts w:ascii="Symbol" w:hAnsi="Symbol" w:hint="default"/>
         <w:color w:val="A0B5FF" w:themeColor="accent3"/>
       </w:rPr>
     </w:lvl>
@@ -17877,7 +16238,7 @@
         <w:ind w:left="644" w:hanging="360"/>
       </w:pPr>
       <w:rPr>
-        <w:rFonts w:hint="default" w:ascii="Symbol" w:hAnsi="Symbol"/>
+        <w:rFonts w:ascii="Symbol" w:hAnsi="Symbol" w:hint="default"/>
         <w:color w:val="FC8F5C" w:themeColor="accent4"/>
       </w:rPr>
     </w:lvl>
@@ -17891,7 +16252,7 @@
         <w:ind w:left="927" w:hanging="360"/>
       </w:pPr>
       <w:rPr>
-        <w:rFonts w:hint="default" w:ascii="Symbol" w:hAnsi="Symbol"/>
+        <w:rFonts w:ascii="Symbol" w:hAnsi="Symbol" w:hint="default"/>
         <w:color w:val="E8DED7" w:themeColor="accent6"/>
       </w:rPr>
     </w:lvl>
@@ -17904,7 +16265,7 @@
         <w:ind w:left="2880" w:hanging="360"/>
       </w:pPr>
       <w:rPr>
-        <w:rFonts w:hint="default" w:ascii="Symbol" w:hAnsi="Symbol"/>
+        <w:rFonts w:ascii="Symbol" w:hAnsi="Symbol" w:hint="default"/>
       </w:rPr>
     </w:lvl>
     <w:lvl w:ilvl="4">
@@ -17916,7 +16277,7 @@
         <w:ind w:left="3600" w:hanging="360"/>
       </w:pPr>
       <w:rPr>
-        <w:rFonts w:hint="default" w:ascii="Courier New" w:hAnsi="Courier New" w:cs="Courier New"/>
+        <w:rFonts w:ascii="Courier New" w:hAnsi="Courier New" w:cs="Courier New" w:hint="default"/>
       </w:rPr>
     </w:lvl>
     <w:lvl w:ilvl="5">
@@ -17928,7 +16289,7 @@
         <w:ind w:left="4320" w:hanging="360"/>
       </w:pPr>
       <w:rPr>
-        <w:rFonts w:hint="default" w:ascii="Wingdings" w:hAnsi="Wingdings"/>
+        <w:rFonts w:ascii="Wingdings" w:hAnsi="Wingdings" w:hint="default"/>
       </w:rPr>
     </w:lvl>
     <w:lvl w:ilvl="6">
@@ -17940,7 +16301,7 @@
         <w:ind w:left="5040" w:hanging="360"/>
       </w:pPr>
       <w:rPr>
-        <w:rFonts w:hint="default" w:ascii="Symbol" w:hAnsi="Symbol"/>
+        <w:rFonts w:ascii="Symbol" w:hAnsi="Symbol" w:hint="default"/>
       </w:rPr>
     </w:lvl>
     <w:lvl w:ilvl="7">
@@ -17952,7 +16313,7 @@
         <w:ind w:left="5760" w:hanging="360"/>
       </w:pPr>
       <w:rPr>
-        <w:rFonts w:hint="default" w:ascii="Courier New" w:hAnsi="Courier New" w:cs="Courier New"/>
+        <w:rFonts w:ascii="Courier New" w:hAnsi="Courier New" w:cs="Courier New" w:hint="default"/>
       </w:rPr>
     </w:lvl>
     <w:lvl w:ilvl="8">
@@ -17964,7 +16325,7 @@
         <w:ind w:left="6480" w:hanging="360"/>
       </w:pPr>
       <w:rPr>
-        <w:rFonts w:hint="default" w:ascii="Wingdings" w:hAnsi="Wingdings"/>
+        <w:rFonts w:ascii="Wingdings" w:hAnsi="Wingdings" w:hint="default"/>
       </w:rPr>
     </w:lvl>
   </w:abstractNum>
@@ -18070,7 +16431,7 @@
         <w:ind w:left="720" w:hanging="360"/>
       </w:pPr>
       <w:rPr>
-        <w:rFonts w:hint="default" w:ascii="Wingdings" w:hAnsi="Wingdings"/>
+        <w:rFonts w:ascii="Wingdings" w:hAnsi="Wingdings" w:hint="default"/>
       </w:rPr>
     </w:lvl>
     <w:lvl w:ilvl="1" w:tplc="20000003" w:tentative="1">
@@ -18082,7 +16443,7 @@
         <w:ind w:left="1440" w:hanging="360"/>
       </w:pPr>
       <w:rPr>
-        <w:rFonts w:hint="default" w:ascii="Courier New" w:hAnsi="Courier New" w:cs="Courier New"/>
+        <w:rFonts w:ascii="Courier New" w:hAnsi="Courier New" w:cs="Courier New" w:hint="default"/>
       </w:rPr>
     </w:lvl>
     <w:lvl w:ilvl="2" w:tplc="20000005" w:tentative="1">
@@ -18094,7 +16455,7 @@
         <w:ind w:left="2160" w:hanging="360"/>
       </w:pPr>
       <w:rPr>
-        <w:rFonts w:hint="default" w:ascii="Wingdings" w:hAnsi="Wingdings"/>
+        <w:rFonts w:ascii="Wingdings" w:hAnsi="Wingdings" w:hint="default"/>
       </w:rPr>
     </w:lvl>
     <w:lvl w:ilvl="3" w:tplc="20000001" w:tentative="1">
@@ -18106,7 +16467,7 @@
         <w:ind w:left="2880" w:hanging="360"/>
       </w:pPr>
       <w:rPr>
-        <w:rFonts w:hint="default" w:ascii="Symbol" w:hAnsi="Symbol"/>
+        <w:rFonts w:ascii="Symbol" w:hAnsi="Symbol" w:hint="default"/>
       </w:rPr>
     </w:lvl>
     <w:lvl w:ilvl="4" w:tplc="20000003" w:tentative="1">
@@ -18118,7 +16479,7 @@
         <w:ind w:left="3600" w:hanging="360"/>
       </w:pPr>
       <w:rPr>
-        <w:rFonts w:hint="default" w:ascii="Courier New" w:hAnsi="Courier New" w:cs="Courier New"/>
+        <w:rFonts w:ascii="Courier New" w:hAnsi="Courier New" w:cs="Courier New" w:hint="default"/>
       </w:rPr>
     </w:lvl>
     <w:lvl w:ilvl="5" w:tplc="20000005" w:tentative="1">
@@ -18130,7 +16491,7 @@
         <w:ind w:left="4320" w:hanging="360"/>
       </w:pPr>
       <w:rPr>
-        <w:rFonts w:hint="default" w:ascii="Wingdings" w:hAnsi="Wingdings"/>
+        <w:rFonts w:ascii="Wingdings" w:hAnsi="Wingdings" w:hint="default"/>
       </w:rPr>
     </w:lvl>
     <w:lvl w:ilvl="6" w:tplc="20000001" w:tentative="1">
@@ -18142,7 +16503,7 @@
         <w:ind w:left="5040" w:hanging="360"/>
       </w:pPr>
       <w:rPr>
-        <w:rFonts w:hint="default" w:ascii="Symbol" w:hAnsi="Symbol"/>
+        <w:rFonts w:ascii="Symbol" w:hAnsi="Symbol" w:hint="default"/>
       </w:rPr>
     </w:lvl>
     <w:lvl w:ilvl="7" w:tplc="20000003" w:tentative="1">
@@ -18154,7 +16515,7 @@
         <w:ind w:left="5760" w:hanging="360"/>
       </w:pPr>
       <w:rPr>
-        <w:rFonts w:hint="default" w:ascii="Courier New" w:hAnsi="Courier New" w:cs="Courier New"/>
+        <w:rFonts w:ascii="Courier New" w:hAnsi="Courier New" w:cs="Courier New" w:hint="default"/>
       </w:rPr>
     </w:lvl>
     <w:lvl w:ilvl="8" w:tplc="20000005" w:tentative="1">
@@ -18166,7 +16527,7 @@
         <w:ind w:left="6480" w:hanging="360"/>
       </w:pPr>
       <w:rPr>
-        <w:rFonts w:hint="default" w:ascii="Wingdings" w:hAnsi="Wingdings"/>
+        <w:rFonts w:ascii="Wingdings" w:hAnsi="Wingdings" w:hint="default"/>
       </w:rPr>
     </w:lvl>
   </w:abstractNum>
@@ -18183,7 +16544,7 @@
         <w:ind w:left="720" w:hanging="360"/>
       </w:pPr>
       <w:rPr>
-        <w:rFonts w:hint="default" w:ascii="Wingdings" w:hAnsi="Wingdings"/>
+        <w:rFonts w:ascii="Wingdings" w:hAnsi="Wingdings" w:hint="default"/>
       </w:rPr>
     </w:lvl>
     <w:lvl w:ilvl="1" w:tplc="20000003" w:tentative="1">
@@ -18195,7 +16556,7 @@
         <w:ind w:left="1440" w:hanging="360"/>
       </w:pPr>
       <w:rPr>
-        <w:rFonts w:hint="default" w:ascii="Courier New" w:hAnsi="Courier New" w:cs="Courier New"/>
+        <w:rFonts w:ascii="Courier New" w:hAnsi="Courier New" w:cs="Courier New" w:hint="default"/>
       </w:rPr>
     </w:lvl>
     <w:lvl w:ilvl="2" w:tplc="20000005" w:tentative="1">
@@ -18207,7 +16568,7 @@
         <w:ind w:left="2160" w:hanging="360"/>
       </w:pPr>
       <w:rPr>
-        <w:rFonts w:hint="default" w:ascii="Wingdings" w:hAnsi="Wingdings"/>
+        <w:rFonts w:ascii="Wingdings" w:hAnsi="Wingdings" w:hint="default"/>
       </w:rPr>
     </w:lvl>
     <w:lvl w:ilvl="3" w:tplc="20000001" w:tentative="1">
@@ -18219,7 +16580,7 @@
         <w:ind w:left="2880" w:hanging="360"/>
       </w:pPr>
       <w:rPr>
-        <w:rFonts w:hint="default" w:ascii="Symbol" w:hAnsi="Symbol"/>
+        <w:rFonts w:ascii="Symbol" w:hAnsi="Symbol" w:hint="default"/>
       </w:rPr>
     </w:lvl>
     <w:lvl w:ilvl="4" w:tplc="20000003" w:tentative="1">
@@ -18231,7 +16592,7 @@
         <w:ind w:left="3600" w:hanging="360"/>
       </w:pPr>
       <w:rPr>
-        <w:rFonts w:hint="default" w:ascii="Courier New" w:hAnsi="Courier New" w:cs="Courier New"/>
+        <w:rFonts w:ascii="Courier New" w:hAnsi="Courier New" w:cs="Courier New" w:hint="default"/>
       </w:rPr>
     </w:lvl>
     <w:lvl w:ilvl="5" w:tplc="20000005" w:tentative="1">
@@ -18243,7 +16604,7 @@
         <w:ind w:left="4320" w:hanging="360"/>
       </w:pPr>
       <w:rPr>
-        <w:rFonts w:hint="default" w:ascii="Wingdings" w:hAnsi="Wingdings"/>
+        <w:rFonts w:ascii="Wingdings" w:hAnsi="Wingdings" w:hint="default"/>
       </w:rPr>
     </w:lvl>
     <w:lvl w:ilvl="6" w:tplc="20000001" w:tentative="1">
@@ -18255,7 +16616,7 @@
         <w:ind w:left="5040" w:hanging="360"/>
       </w:pPr>
       <w:rPr>
-        <w:rFonts w:hint="default" w:ascii="Symbol" w:hAnsi="Symbol"/>
+        <w:rFonts w:ascii="Symbol" w:hAnsi="Symbol" w:hint="default"/>
       </w:rPr>
     </w:lvl>
     <w:lvl w:ilvl="7" w:tplc="20000003" w:tentative="1">
@@ -18267,7 +16628,7 @@
         <w:ind w:left="5760" w:hanging="360"/>
       </w:pPr>
       <w:rPr>
-        <w:rFonts w:hint="default" w:ascii="Courier New" w:hAnsi="Courier New" w:cs="Courier New"/>
+        <w:rFonts w:ascii="Courier New" w:hAnsi="Courier New" w:cs="Courier New" w:hint="default"/>
       </w:rPr>
     </w:lvl>
     <w:lvl w:ilvl="8" w:tplc="20000005" w:tentative="1">
@@ -18279,7 +16640,7 @@
         <w:ind w:left="6480" w:hanging="360"/>
       </w:pPr>
       <w:rPr>
-        <w:rFonts w:hint="default" w:ascii="Wingdings" w:hAnsi="Wingdings"/>
+        <w:rFonts w:ascii="Wingdings" w:hAnsi="Wingdings" w:hint="default"/>
       </w:rPr>
     </w:lvl>
   </w:abstractNum>
@@ -18296,7 +16657,7 @@
         <w:ind w:left="360" w:hanging="360"/>
       </w:pPr>
       <w:rPr>
-        <w:rFonts w:hint="default" w:ascii="Calibri" w:hAnsi="Calibri" w:cs="Calibri" w:eastAsiaTheme="minorHAnsi"/>
+        <w:rFonts w:ascii="Calibri" w:eastAsiaTheme="minorHAnsi" w:hAnsi="Calibri" w:cs="Calibri" w:hint="default"/>
         <w:b w:val="0"/>
       </w:rPr>
     </w:lvl>
@@ -18309,7 +16670,7 @@
         <w:ind w:left="1080" w:hanging="360"/>
       </w:pPr>
       <w:rPr>
-        <w:rFonts w:hint="default" w:ascii="Courier New" w:hAnsi="Courier New" w:cs="Courier New"/>
+        <w:rFonts w:ascii="Courier New" w:hAnsi="Courier New" w:cs="Courier New" w:hint="default"/>
       </w:rPr>
     </w:lvl>
     <w:lvl w:ilvl="2" w:tplc="20000005" w:tentative="1">
@@ -18321,7 +16682,7 @@
         <w:ind w:left="1800" w:hanging="360"/>
       </w:pPr>
       <w:rPr>
-        <w:rFonts w:hint="default" w:ascii="Wingdings" w:hAnsi="Wingdings"/>
+        <w:rFonts w:ascii="Wingdings" w:hAnsi="Wingdings" w:hint="default"/>
       </w:rPr>
     </w:lvl>
     <w:lvl w:ilvl="3" w:tplc="20000001" w:tentative="1">
@@ -18333,7 +16694,7 @@
         <w:ind w:left="2520" w:hanging="360"/>
       </w:pPr>
       <w:rPr>
-        <w:rFonts w:hint="default" w:ascii="Symbol" w:hAnsi="Symbol"/>
+        <w:rFonts w:ascii="Symbol" w:hAnsi="Symbol" w:hint="default"/>
       </w:rPr>
     </w:lvl>
     <w:lvl w:ilvl="4" w:tplc="20000003" w:tentative="1">
@@ -18345,7 +16706,7 @@
         <w:ind w:left="3240" w:hanging="360"/>
       </w:pPr>
       <w:rPr>
-        <w:rFonts w:hint="default" w:ascii="Courier New" w:hAnsi="Courier New" w:cs="Courier New"/>
+        <w:rFonts w:ascii="Courier New" w:hAnsi="Courier New" w:cs="Courier New" w:hint="default"/>
       </w:rPr>
     </w:lvl>
     <w:lvl w:ilvl="5" w:tplc="20000005" w:tentative="1">
@@ -18357,7 +16718,7 @@
         <w:ind w:left="3960" w:hanging="360"/>
       </w:pPr>
       <w:rPr>
-        <w:rFonts w:hint="default" w:ascii="Wingdings" w:hAnsi="Wingdings"/>
+        <w:rFonts w:ascii="Wingdings" w:hAnsi="Wingdings" w:hint="default"/>
       </w:rPr>
     </w:lvl>
     <w:lvl w:ilvl="6" w:tplc="20000001" w:tentative="1">
@@ -18369,7 +16730,7 @@
         <w:ind w:left="4680" w:hanging="360"/>
       </w:pPr>
       <w:rPr>
-        <w:rFonts w:hint="default" w:ascii="Symbol" w:hAnsi="Symbol"/>
+        <w:rFonts w:ascii="Symbol" w:hAnsi="Symbol" w:hint="default"/>
       </w:rPr>
     </w:lvl>
     <w:lvl w:ilvl="7" w:tplc="20000003" w:tentative="1">
@@ -18381,7 +16742,7 @@
         <w:ind w:left="5400" w:hanging="360"/>
       </w:pPr>
       <w:rPr>
-        <w:rFonts w:hint="default" w:ascii="Courier New" w:hAnsi="Courier New" w:cs="Courier New"/>
+        <w:rFonts w:ascii="Courier New" w:hAnsi="Courier New" w:cs="Courier New" w:hint="default"/>
       </w:rPr>
     </w:lvl>
     <w:lvl w:ilvl="8" w:tplc="20000005" w:tentative="1">
@@ -18393,7 +16754,7 @@
         <w:ind w:left="6120" w:hanging="360"/>
       </w:pPr>
       <w:rPr>
-        <w:rFonts w:hint="default" w:ascii="Wingdings" w:hAnsi="Wingdings"/>
+        <w:rFonts w:ascii="Wingdings" w:hAnsi="Wingdings" w:hint="default"/>
       </w:rPr>
     </w:lvl>
   </w:abstractNum>
@@ -18588,7 +16949,7 @@
         <w:ind w:left="720" w:hanging="360"/>
       </w:pPr>
       <w:rPr>
-        <w:rFonts w:hint="default" w:ascii="Wingdings" w:hAnsi="Wingdings"/>
+        <w:rFonts w:ascii="Wingdings" w:hAnsi="Wingdings" w:hint="default"/>
       </w:rPr>
     </w:lvl>
     <w:lvl w:ilvl="1" w:tplc="20000003" w:tentative="1">
@@ -18600,7 +16961,7 @@
         <w:ind w:left="1440" w:hanging="360"/>
       </w:pPr>
       <w:rPr>
-        <w:rFonts w:hint="default" w:ascii="Courier New" w:hAnsi="Courier New" w:cs="Courier New"/>
+        <w:rFonts w:ascii="Courier New" w:hAnsi="Courier New" w:cs="Courier New" w:hint="default"/>
       </w:rPr>
     </w:lvl>
     <w:lvl w:ilvl="2" w:tplc="20000005" w:tentative="1">
@@ -18612,7 +16973,7 @@
         <w:ind w:left="2160" w:hanging="360"/>
       </w:pPr>
       <w:rPr>
-        <w:rFonts w:hint="default" w:ascii="Wingdings" w:hAnsi="Wingdings"/>
+        <w:rFonts w:ascii="Wingdings" w:hAnsi="Wingdings" w:hint="default"/>
       </w:rPr>
     </w:lvl>
     <w:lvl w:ilvl="3" w:tplc="20000001" w:tentative="1">
@@ -18624,7 +16985,7 @@
         <w:ind w:left="2880" w:hanging="360"/>
       </w:pPr>
       <w:rPr>
-        <w:rFonts w:hint="default" w:ascii="Symbol" w:hAnsi="Symbol"/>
+        <w:rFonts w:ascii="Symbol" w:hAnsi="Symbol" w:hint="default"/>
       </w:rPr>
     </w:lvl>
     <w:lvl w:ilvl="4" w:tplc="20000003" w:tentative="1">
@@ -18636,7 +16997,7 @@
         <w:ind w:left="3600" w:hanging="360"/>
       </w:pPr>
       <w:rPr>
-        <w:rFonts w:hint="default" w:ascii="Courier New" w:hAnsi="Courier New" w:cs="Courier New"/>
+        <w:rFonts w:ascii="Courier New" w:hAnsi="Courier New" w:cs="Courier New" w:hint="default"/>
       </w:rPr>
     </w:lvl>
     <w:lvl w:ilvl="5" w:tplc="20000005" w:tentative="1">
@@ -18648,7 +17009,7 @@
         <w:ind w:left="4320" w:hanging="360"/>
       </w:pPr>
       <w:rPr>
-        <w:rFonts w:hint="default" w:ascii="Wingdings" w:hAnsi="Wingdings"/>
+        <w:rFonts w:ascii="Wingdings" w:hAnsi="Wingdings" w:hint="default"/>
       </w:rPr>
     </w:lvl>
     <w:lvl w:ilvl="6" w:tplc="20000001" w:tentative="1">
@@ -18660,7 +17021,7 @@
         <w:ind w:left="5040" w:hanging="360"/>
       </w:pPr>
       <w:rPr>
-        <w:rFonts w:hint="default" w:ascii="Symbol" w:hAnsi="Symbol"/>
+        <w:rFonts w:ascii="Symbol" w:hAnsi="Symbol" w:hint="default"/>
       </w:rPr>
     </w:lvl>
     <w:lvl w:ilvl="7" w:tplc="20000003" w:tentative="1">
@@ -18672,7 +17033,7 @@
         <w:ind w:left="5760" w:hanging="360"/>
       </w:pPr>
       <w:rPr>
-        <w:rFonts w:hint="default" w:ascii="Courier New" w:hAnsi="Courier New" w:cs="Courier New"/>
+        <w:rFonts w:ascii="Courier New" w:hAnsi="Courier New" w:cs="Courier New" w:hint="default"/>
       </w:rPr>
     </w:lvl>
     <w:lvl w:ilvl="8" w:tplc="20000005" w:tentative="1">
@@ -18684,7 +17045,7 @@
         <w:ind w:left="6480" w:hanging="360"/>
       </w:pPr>
       <w:rPr>
-        <w:rFonts w:hint="default" w:ascii="Wingdings" w:hAnsi="Wingdings"/>
+        <w:rFonts w:ascii="Wingdings" w:hAnsi="Wingdings" w:hint="default"/>
       </w:rPr>
     </w:lvl>
   </w:abstractNum>
@@ -18702,7 +17063,7 @@
         <w:ind w:left="720" w:hanging="360"/>
       </w:pPr>
       <w:rPr>
-        <w:rFonts w:hint="default" w:ascii="Symbol" w:hAnsi="Symbol"/>
+        <w:rFonts w:ascii="Symbol" w:hAnsi="Symbol" w:hint="default"/>
       </w:rPr>
     </w:lvl>
     <w:lvl w:ilvl="1" w:tplc="08090003" w:tentative="1">
@@ -18714,7 +17075,7 @@
         <w:ind w:left="1440" w:hanging="360"/>
       </w:pPr>
       <w:rPr>
-        <w:rFonts w:hint="default" w:ascii="Courier New" w:hAnsi="Courier New" w:cs="Courier New"/>
+        <w:rFonts w:ascii="Courier New" w:hAnsi="Courier New" w:cs="Courier New" w:hint="default"/>
       </w:rPr>
     </w:lvl>
     <w:lvl w:ilvl="2" w:tplc="08090005" w:tentative="1">
@@ -18726,7 +17087,7 @@
         <w:ind w:left="2160" w:hanging="360"/>
       </w:pPr>
       <w:rPr>
-        <w:rFonts w:hint="default" w:ascii="Wingdings" w:hAnsi="Wingdings"/>
+        <w:rFonts w:ascii="Wingdings" w:hAnsi="Wingdings" w:hint="default"/>
       </w:rPr>
     </w:lvl>
     <w:lvl w:ilvl="3" w:tplc="08090001" w:tentative="1">
@@ -18738,7 +17099,7 @@
         <w:ind w:left="2880" w:hanging="360"/>
       </w:pPr>
       <w:rPr>
-        <w:rFonts w:hint="default" w:ascii="Symbol" w:hAnsi="Symbol"/>
+        <w:rFonts w:ascii="Symbol" w:hAnsi="Symbol" w:hint="default"/>
       </w:rPr>
     </w:lvl>
     <w:lvl w:ilvl="4" w:tplc="08090003" w:tentative="1">
@@ -18750,7 +17111,7 @@
         <w:ind w:left="3600" w:hanging="360"/>
       </w:pPr>
       <w:rPr>
-        <w:rFonts w:hint="default" w:ascii="Courier New" w:hAnsi="Courier New" w:cs="Courier New"/>
+        <w:rFonts w:ascii="Courier New" w:hAnsi="Courier New" w:cs="Courier New" w:hint="default"/>
       </w:rPr>
     </w:lvl>
     <w:lvl w:ilvl="5" w:tplc="08090005" w:tentative="1">
@@ -18762,7 +17123,7 @@
         <w:ind w:left="4320" w:hanging="360"/>
       </w:pPr>
       <w:rPr>
-        <w:rFonts w:hint="default" w:ascii="Wingdings" w:hAnsi="Wingdings"/>
+        <w:rFonts w:ascii="Wingdings" w:hAnsi="Wingdings" w:hint="default"/>
       </w:rPr>
     </w:lvl>
     <w:lvl w:ilvl="6" w:tplc="08090001" w:tentative="1">
@@ -18774,7 +17135,7 @@
         <w:ind w:left="5040" w:hanging="360"/>
       </w:pPr>
       <w:rPr>
-        <w:rFonts w:hint="default" w:ascii="Symbol" w:hAnsi="Symbol"/>
+        <w:rFonts w:ascii="Symbol" w:hAnsi="Symbol" w:hint="default"/>
       </w:rPr>
     </w:lvl>
     <w:lvl w:ilvl="7" w:tplc="08090003" w:tentative="1">
@@ -18786,7 +17147,7 @@
         <w:ind w:left="5760" w:hanging="360"/>
       </w:pPr>
       <w:rPr>
-        <w:rFonts w:hint="default" w:ascii="Courier New" w:hAnsi="Courier New" w:cs="Courier New"/>
+        <w:rFonts w:ascii="Courier New" w:hAnsi="Courier New" w:cs="Courier New" w:hint="default"/>
       </w:rPr>
     </w:lvl>
     <w:lvl w:ilvl="8" w:tplc="08090005" w:tentative="1">
@@ -18798,7 +17159,7 @@
         <w:ind w:left="6480" w:hanging="360"/>
       </w:pPr>
       <w:rPr>
-        <w:rFonts w:hint="default" w:ascii="Wingdings" w:hAnsi="Wingdings"/>
+        <w:rFonts w:ascii="Wingdings" w:hAnsi="Wingdings" w:hint="default"/>
       </w:rPr>
     </w:lvl>
   </w:abstractNum>
@@ -18955,7 +17316,7 @@
         <w:ind w:left="720" w:hanging="360"/>
       </w:pPr>
       <w:rPr>
-        <w:rFonts w:hint="default" w:ascii="Wingdings" w:hAnsi="Wingdings"/>
+        <w:rFonts w:ascii="Wingdings" w:hAnsi="Wingdings" w:hint="default"/>
       </w:rPr>
     </w:lvl>
     <w:lvl w:ilvl="1" w:tplc="08090003" w:tentative="1">
@@ -18967,7 +17328,7 @@
         <w:ind w:left="1440" w:hanging="360"/>
       </w:pPr>
       <w:rPr>
-        <w:rFonts w:hint="default" w:ascii="Courier New" w:hAnsi="Courier New" w:cs="Courier New"/>
+        <w:rFonts w:ascii="Courier New" w:hAnsi="Courier New" w:cs="Courier New" w:hint="default"/>
       </w:rPr>
     </w:lvl>
     <w:lvl w:ilvl="2" w:tplc="08090005" w:tentative="1">
@@ -18979,7 +17340,7 @@
         <w:ind w:left="2160" w:hanging="360"/>
       </w:pPr>
       <w:rPr>
-        <w:rFonts w:hint="default" w:ascii="Wingdings" w:hAnsi="Wingdings"/>
+        <w:rFonts w:ascii="Wingdings" w:hAnsi="Wingdings" w:hint="default"/>
       </w:rPr>
     </w:lvl>
     <w:lvl w:ilvl="3" w:tplc="08090001" w:tentative="1">
@@ -18991,7 +17352,7 @@
         <w:ind w:left="2880" w:hanging="360"/>
       </w:pPr>
       <w:rPr>
-        <w:rFonts w:hint="default" w:ascii="Symbol" w:hAnsi="Symbol"/>
+        <w:rFonts w:ascii="Symbol" w:hAnsi="Symbol" w:hint="default"/>
       </w:rPr>
     </w:lvl>
     <w:lvl w:ilvl="4" w:tplc="08090003" w:tentative="1">
@@ -19003,7 +17364,7 @@
         <w:ind w:left="3600" w:hanging="360"/>
       </w:pPr>
       <w:rPr>
-        <w:rFonts w:hint="default" w:ascii="Courier New" w:hAnsi="Courier New" w:cs="Courier New"/>
+        <w:rFonts w:ascii="Courier New" w:hAnsi="Courier New" w:cs="Courier New" w:hint="default"/>
       </w:rPr>
     </w:lvl>
     <w:lvl w:ilvl="5" w:tplc="08090005" w:tentative="1">
@@ -19015,7 +17376,7 @@
         <w:ind w:left="4320" w:hanging="360"/>
       </w:pPr>
       <w:rPr>
-        <w:rFonts w:hint="default" w:ascii="Wingdings" w:hAnsi="Wingdings"/>
+        <w:rFonts w:ascii="Wingdings" w:hAnsi="Wingdings" w:hint="default"/>
       </w:rPr>
     </w:lvl>
     <w:lvl w:ilvl="6" w:tplc="08090001" w:tentative="1">
@@ -19027,7 +17388,7 @@
         <w:ind w:left="5040" w:hanging="360"/>
       </w:pPr>
       <w:rPr>
-        <w:rFonts w:hint="default" w:ascii="Symbol" w:hAnsi="Symbol"/>
+        <w:rFonts w:ascii="Symbol" w:hAnsi="Symbol" w:hint="default"/>
       </w:rPr>
     </w:lvl>
     <w:lvl w:ilvl="7" w:tplc="08090003" w:tentative="1">
@@ -19039,7 +17400,7 @@
         <w:ind w:left="5760" w:hanging="360"/>
       </w:pPr>
       <w:rPr>
-        <w:rFonts w:hint="default" w:ascii="Courier New" w:hAnsi="Courier New" w:cs="Courier New"/>
+        <w:rFonts w:ascii="Courier New" w:hAnsi="Courier New" w:cs="Courier New" w:hint="default"/>
       </w:rPr>
     </w:lvl>
     <w:lvl w:ilvl="8" w:tplc="08090005" w:tentative="1">
@@ -19051,7 +17412,7 @@
         <w:ind w:left="6480" w:hanging="360"/>
       </w:pPr>
       <w:rPr>
-        <w:rFonts w:hint="default" w:ascii="Wingdings" w:hAnsi="Wingdings"/>
+        <w:rFonts w:ascii="Wingdings" w:hAnsi="Wingdings" w:hint="default"/>
       </w:rPr>
     </w:lvl>
   </w:abstractNum>
@@ -19381,7 +17742,7 @@
           <w:ind w:left="284" w:hanging="284"/>
         </w:pPr>
         <w:rPr>
-          <w:rFonts w:hint="default" w:ascii="Arial" w:hAnsi="Arial"/>
+          <w:rFonts w:ascii="Arial" w:hAnsi="Arial" w:hint="default"/>
           <w:color w:val="3B1C1C" w:themeColor="accent1"/>
         </w:rPr>
       </w:lvl>
@@ -19532,7 +17893,7 @@
           <w:ind w:left="284" w:hanging="284"/>
         </w:pPr>
         <w:rPr>
-          <w:rFonts w:hint="default" w:ascii="Arial" w:hAnsi="Arial"/>
+          <w:rFonts w:ascii="Arial" w:hAnsi="Arial" w:hint="default"/>
           <w:color w:val="3B1C1C" w:themeColor="accent1"/>
         </w:rPr>
       </w:lvl>
@@ -19939,11 +18300,11 @@
 </file>
 
 <file path=word/styles.xml><?xml version="1.0" encoding="utf-8"?>
-<w:styles xmlns:wp14="http://schemas.microsoft.com/office/word/2010/wordprocessingDrawing" xmlns:mc="http://schemas.openxmlformats.org/markup-compatibility/2006" xmlns:r="http://schemas.openxmlformats.org/officeDocument/2006/relationships" xmlns:w="http://schemas.openxmlformats.org/wordprocessingml/2006/main" xmlns:w14="http://schemas.microsoft.com/office/word/2010/wordml" xmlns:w15="http://schemas.microsoft.com/office/word/2012/wordml" xmlns:w16cex="http://schemas.microsoft.com/office/word/2018/wordml/cex" xmlns:w16cid="http://schemas.microsoft.com/office/word/2016/wordml/cid" xmlns:w16="http://schemas.microsoft.com/office/word/2018/wordml" xmlns:w16du="http://schemas.microsoft.com/office/word/2023/wordml/word16du" xmlns:w16sdtdh="http://schemas.microsoft.com/office/word/2020/wordml/sdtdatahash" xmlns:w16sdtfl="http://schemas.microsoft.com/office/word/2024/wordml/sdtformatlock" xmlns:w16se="http://schemas.microsoft.com/office/word/2015/wordml/symex" mc:Ignorable="w14 w15 w16se w16cid w16 w16cex w16sdtdh w16sdtfl w16du wp14">
+<w:styles xmlns:mc="http://schemas.openxmlformats.org/markup-compatibility/2006" xmlns:r="http://schemas.openxmlformats.org/officeDocument/2006/relationships" xmlns:w="http://schemas.openxmlformats.org/wordprocessingml/2006/main" xmlns:w14="http://schemas.microsoft.com/office/word/2010/wordml" xmlns:w15="http://schemas.microsoft.com/office/word/2012/wordml" xmlns:w16cex="http://schemas.microsoft.com/office/word/2018/wordml/cex" xmlns:w16cid="http://schemas.microsoft.com/office/word/2016/wordml/cid" xmlns:w16="http://schemas.microsoft.com/office/word/2018/wordml" xmlns:w16du="http://schemas.microsoft.com/office/word/2023/wordml/word16du" xmlns:w16sdtdh="http://schemas.microsoft.com/office/word/2020/wordml/sdtdatahash" xmlns:w16sdtfl="http://schemas.microsoft.com/office/word/2024/wordml/sdtformatlock" xmlns:w16se="http://schemas.microsoft.com/office/word/2015/wordml/symex" mc:Ignorable="w14 w15 w16se w16cid w16 w16cex w16sdtdh w16sdtfl w16du">
   <w:docDefaults>
     <w:rPrDefault>
       <w:rPr>
-        <w:rFonts w:asciiTheme="minorHAnsi" w:hAnsiTheme="minorHAnsi" w:eastAsiaTheme="minorHAnsi" w:cstheme="minorBidi"/>
+        <w:rFonts w:asciiTheme="minorHAnsi" w:eastAsiaTheme="minorHAnsi" w:hAnsiTheme="minorHAnsi" w:cstheme="minorBidi"/>
         <w:sz w:val="18"/>
         <w:szCs w:val="18"/>
         <w:lang w:val="en-GB" w:eastAsia="en-US" w:bidi="ar-SA"/>
@@ -19959,14 +18320,14 @@
   <w:latentStyles w:defLockedState="0" w:defUIPriority="99" w:defSemiHidden="0" w:defUnhideWhenUsed="0" w:defQFormat="0" w:count="376">
     <w:lsdException w:name="Normal" w:uiPriority="0" w:qFormat="1"/>
     <w:lsdException w:name="heading 1" w:uiPriority="9" w:qFormat="1"/>
-    <w:lsdException w:name="heading 2" w:uiPriority="9" w:semiHidden="1" w:unhideWhenUsed="1" w:qFormat="1"/>
-    <w:lsdException w:name="heading 3" w:uiPriority="9" w:semiHidden="1" w:unhideWhenUsed="1" w:qFormat="1"/>
-    <w:lsdException w:name="heading 4" w:uiPriority="9" w:semiHidden="1" w:unhideWhenUsed="1" w:qFormat="1"/>
-    <w:lsdException w:name="heading 5" w:uiPriority="9" w:semiHidden="1" w:unhideWhenUsed="1" w:qFormat="1"/>
-    <w:lsdException w:name="heading 6" w:uiPriority="9" w:semiHidden="1" w:unhideWhenUsed="1" w:qFormat="1"/>
-    <w:lsdException w:name="heading 7" w:uiPriority="9" w:semiHidden="1" w:unhideWhenUsed="1" w:qFormat="1"/>
-    <w:lsdException w:name="heading 8" w:uiPriority="9" w:semiHidden="1" w:unhideWhenUsed="1" w:qFormat="1"/>
-    <w:lsdException w:name="heading 9" w:uiPriority="9" w:semiHidden="1" w:unhideWhenUsed="1" w:qFormat="1"/>
+    <w:lsdException w:name="heading 2" w:semiHidden="1" w:uiPriority="9" w:unhideWhenUsed="1" w:qFormat="1"/>
+    <w:lsdException w:name="heading 3" w:semiHidden="1" w:uiPriority="9" w:unhideWhenUsed="1" w:qFormat="1"/>
+    <w:lsdException w:name="heading 4" w:semiHidden="1" w:uiPriority="9" w:unhideWhenUsed="1" w:qFormat="1"/>
+    <w:lsdException w:name="heading 5" w:semiHidden="1" w:uiPriority="9" w:unhideWhenUsed="1" w:qFormat="1"/>
+    <w:lsdException w:name="heading 6" w:semiHidden="1" w:uiPriority="9" w:unhideWhenUsed="1" w:qFormat="1"/>
+    <w:lsdException w:name="heading 7" w:semiHidden="1" w:uiPriority="9" w:unhideWhenUsed="1" w:qFormat="1"/>
+    <w:lsdException w:name="heading 8" w:semiHidden="1" w:uiPriority="9" w:unhideWhenUsed="1" w:qFormat="1"/>
+    <w:lsdException w:name="heading 9" w:semiHidden="1" w:uiPriority="9" w:unhideWhenUsed="1" w:qFormat="1"/>
     <w:lsdException w:name="index 1" w:semiHidden="1" w:unhideWhenUsed="1"/>
     <w:lsdException w:name="index 2" w:semiHidden="1" w:unhideWhenUsed="1"/>
     <w:lsdException w:name="index 3" w:semiHidden="1" w:unhideWhenUsed="1"/>
@@ -19976,29 +18337,29 @@
     <w:lsdException w:name="index 7" w:semiHidden="1" w:unhideWhenUsed="1"/>
     <w:lsdException w:name="index 8" w:semiHidden="1" w:unhideWhenUsed="1"/>
     <w:lsdException w:name="index 9" w:semiHidden="1" w:unhideWhenUsed="1"/>
-    <w:lsdException w:name="toc 1" w:uiPriority="39" w:semiHidden="1" w:unhideWhenUsed="1"/>
-    <w:lsdException w:name="toc 2" w:uiPriority="39" w:semiHidden="1" w:unhideWhenUsed="1"/>
-    <w:lsdException w:name="toc 3" w:uiPriority="39" w:semiHidden="1" w:unhideWhenUsed="1"/>
-    <w:lsdException w:name="toc 4" w:uiPriority="39" w:semiHidden="1" w:unhideWhenUsed="1"/>
-    <w:lsdException w:name="toc 5" w:uiPriority="39" w:semiHidden="1" w:unhideWhenUsed="1"/>
-    <w:lsdException w:name="toc 6" w:uiPriority="39" w:semiHidden="1" w:unhideWhenUsed="1"/>
-    <w:lsdException w:name="toc 7" w:uiPriority="39" w:semiHidden="1" w:unhideWhenUsed="1"/>
-    <w:lsdException w:name="toc 8" w:uiPriority="39" w:semiHidden="1" w:unhideWhenUsed="1"/>
-    <w:lsdException w:name="toc 9" w:uiPriority="39" w:semiHidden="1" w:unhideWhenUsed="1"/>
+    <w:lsdException w:name="toc 1" w:semiHidden="1" w:uiPriority="39" w:unhideWhenUsed="1"/>
+    <w:lsdException w:name="toc 2" w:semiHidden="1" w:uiPriority="39" w:unhideWhenUsed="1"/>
+    <w:lsdException w:name="toc 3" w:semiHidden="1" w:uiPriority="39" w:unhideWhenUsed="1"/>
+    <w:lsdException w:name="toc 4" w:semiHidden="1" w:uiPriority="39" w:unhideWhenUsed="1"/>
+    <w:lsdException w:name="toc 5" w:semiHidden="1" w:uiPriority="39" w:unhideWhenUsed="1"/>
+    <w:lsdException w:name="toc 6" w:semiHidden="1" w:uiPriority="39" w:unhideWhenUsed="1"/>
+    <w:lsdException w:name="toc 7" w:semiHidden="1" w:uiPriority="39" w:unhideWhenUsed="1"/>
+    <w:lsdException w:name="toc 8" w:semiHidden="1" w:uiPriority="39" w:unhideWhenUsed="1"/>
+    <w:lsdException w:name="toc 9" w:semiHidden="1" w:uiPriority="39" w:unhideWhenUsed="1"/>
     <w:lsdException w:name="Normal Indent" w:semiHidden="1" w:unhideWhenUsed="1"/>
     <w:lsdException w:name="footnote text" w:semiHidden="1" w:unhideWhenUsed="1"/>
     <w:lsdException w:name="annotation text" w:semiHidden="1" w:unhideWhenUsed="1"/>
-    <w:lsdException w:name="header" w:uiPriority="0" w:semiHidden="1" w:unhideWhenUsed="1"/>
+    <w:lsdException w:name="header" w:semiHidden="1" w:uiPriority="0" w:unhideWhenUsed="1"/>
     <w:lsdException w:name="footer" w:semiHidden="1" w:unhideWhenUsed="1"/>
     <w:lsdException w:name="index heading" w:semiHidden="1" w:unhideWhenUsed="1"/>
-    <w:lsdException w:name="caption" w:uiPriority="35" w:semiHidden="1" w:unhideWhenUsed="1" w:qFormat="1"/>
+    <w:lsdException w:name="caption" w:semiHidden="1" w:uiPriority="35" w:unhideWhenUsed="1" w:qFormat="1"/>
     <w:lsdException w:name="table of figures" w:semiHidden="1" w:unhideWhenUsed="1"/>
     <w:lsdException w:name="envelope address" w:semiHidden="1" w:unhideWhenUsed="1"/>
     <w:lsdException w:name="envelope return" w:semiHidden="1" w:unhideWhenUsed="1"/>
     <w:lsdException w:name="footnote reference" w:semiHidden="1" w:unhideWhenUsed="1"/>
     <w:lsdException w:name="annotation reference" w:semiHidden="1" w:unhideWhenUsed="1"/>
     <w:lsdException w:name="line number" w:semiHidden="1" w:unhideWhenUsed="1"/>
-    <w:lsdException w:name="page number" w:uiPriority="0" w:semiHidden="1" w:unhideWhenUsed="1"/>
+    <w:lsdException w:name="page number" w:semiHidden="1" w:uiPriority="0" w:unhideWhenUsed="1"/>
     <w:lsdException w:name="endnote reference" w:semiHidden="1" w:unhideWhenUsed="1"/>
     <w:lsdException w:name="endnote text" w:semiHidden="1" w:unhideWhenUsed="1"/>
     <w:lsdException w:name="table of authorities" w:semiHidden="1" w:unhideWhenUsed="1"/>
@@ -20019,11 +18380,11 @@
     <w:lsdException w:name="List Number 3" w:semiHidden="1" w:unhideWhenUsed="1" w:qFormat="1"/>
     <w:lsdException w:name="List Number 4" w:semiHidden="1" w:unhideWhenUsed="1"/>
     <w:lsdException w:name="List Number 5" w:semiHidden="1" w:unhideWhenUsed="1"/>
-    <w:lsdException w:name="Title" w:uiPriority="5" w:semiHidden="1" w:qFormat="1"/>
+    <w:lsdException w:name="Title" w:semiHidden="1" w:uiPriority="5" w:qFormat="1"/>
     <w:lsdException w:name="Closing" w:semiHidden="1" w:unhideWhenUsed="1"/>
     <w:lsdException w:name="Signature" w:semiHidden="1" w:unhideWhenUsed="1"/>
-    <w:lsdException w:name="Default Paragraph Font" w:uiPriority="1" w:semiHidden="1" w:unhideWhenUsed="1"/>
-    <w:lsdException w:name="Body Text" w:uiPriority="1" w:semiHidden="1" w:unhideWhenUsed="1" w:qFormat="1"/>
+    <w:lsdException w:name="Default Paragraph Font" w:semiHidden="1" w:uiPriority="1" w:unhideWhenUsed="1"/>
+    <w:lsdException w:name="Body Text" w:semiHidden="1" w:uiPriority="1" w:unhideWhenUsed="1" w:qFormat="1"/>
     <w:lsdException w:name="Body Text Indent" w:semiHidden="1" w:unhideWhenUsed="1"/>
     <w:lsdException w:name="List Continue" w:semiHidden="1" w:unhideWhenUsed="1"/>
     <w:lsdException w:name="List Continue 2" w:semiHidden="1" w:unhideWhenUsed="1"/>
@@ -20031,7 +18392,7 @@
     <w:lsdException w:name="List Continue 4" w:semiHidden="1" w:unhideWhenUsed="1"/>
     <w:lsdException w:name="List Continue 5" w:semiHidden="1" w:unhideWhenUsed="1"/>
     <w:lsdException w:name="Message Header" w:semiHidden="1" w:unhideWhenUsed="1"/>
-    <w:lsdException w:name="Subtitle" w:uiPriority="11" w:semiHidden="1" w:qFormat="1"/>
+    <w:lsdException w:name="Subtitle" w:semiHidden="1" w:uiPriority="11" w:qFormat="1"/>
     <w:lsdException w:name="Salutation" w:semiHidden="1" w:unhideWhenUsed="1"/>
     <w:lsdException w:name="Date" w:semiHidden="1" w:unhideWhenUsed="1"/>
     <w:lsdException w:name="Body Text First Indent" w:semiHidden="1" w:unhideWhenUsed="1"/>
@@ -20043,9 +18404,9 @@
     <w:lsdException w:name="Body Text Indent 3" w:semiHidden="1" w:unhideWhenUsed="1"/>
     <w:lsdException w:name="Block Text" w:semiHidden="1" w:unhideWhenUsed="1"/>
     <w:lsdException w:name="Hyperlink" w:semiHidden="1" w:unhideWhenUsed="1" w:qFormat="1"/>
-    <w:lsdException w:name="FollowedHyperlink" w:uiPriority="0" w:semiHidden="1" w:unhideWhenUsed="1"/>
-    <w:lsdException w:name="Strong" w:uiPriority="22" w:semiHidden="1"/>
-    <w:lsdException w:name="Emphasis" w:uiPriority="20" w:semiHidden="1"/>
+    <w:lsdException w:name="FollowedHyperlink" w:semiHidden="1" w:uiPriority="0" w:unhideWhenUsed="1"/>
+    <w:lsdException w:name="Strong" w:semiHidden="1" w:uiPriority="22"/>
+    <w:lsdException w:name="Emphasis" w:semiHidden="1" w:uiPriority="20"/>
     <w:lsdException w:name="Document Map" w:semiHidden="1" w:unhideWhenUsed="1"/>
     <w:lsdException w:name="Plain Text" w:semiHidden="1" w:unhideWhenUsed="1"/>
     <w:lsdException w:name="E-mail Signature" w:semiHidden="1" w:unhideWhenUsed="1"/>
@@ -20067,7 +18428,7 @@
     <w:lsdException w:name="No List" w:semiHidden="1" w:unhideWhenUsed="1"/>
     <w:lsdException w:name="Outline List 1" w:semiHidden="1" w:unhideWhenUsed="1"/>
     <w:lsdException w:name="Outline List 2" w:semiHidden="1" w:unhideWhenUsed="1"/>
-    <w:lsdException w:name="Outline List 3" w:uiPriority="0" w:semiHidden="1" w:unhideWhenUsed="1"/>
+    <w:lsdException w:name="Outline List 3" w:semiHidden="1" w:uiPriority="0" w:unhideWhenUsed="1"/>
     <w:lsdException w:name="Table Simple 1" w:semiHidden="1" w:unhideWhenUsed="1"/>
     <w:lsdException w:name="Table Simple 2" w:semiHidden="1" w:unhideWhenUsed="1"/>
     <w:lsdException w:name="Table Simple 3" w:semiHidden="1" w:unhideWhenUsed="1"/>
@@ -20138,7 +18499,7 @@
     <w:lsdException w:name="Revision" w:semiHidden="1"/>
     <w:lsdException w:name="List Paragraph" w:uiPriority="34" w:qFormat="1"/>
     <w:lsdException w:name="Quote" w:uiPriority="29" w:qFormat="1"/>
-    <w:lsdException w:name="Intense Quote" w:uiPriority="30" w:semiHidden="1"/>
+    <w:lsdException w:name="Intense Quote" w:semiHidden="1" w:uiPriority="30"/>
     <w:lsdException w:name="Medium List 2 Accent 1" w:uiPriority="66"/>
     <w:lsdException w:name="Medium Grid 1 Accent 1" w:uiPriority="67"/>
     <w:lsdException w:name="Medium Grid 2 Accent 1" w:uiPriority="68"/>
@@ -20217,13 +18578,13 @@
     <w:lsdException w:name="Colorful Shading Accent 6" w:uiPriority="71"/>
     <w:lsdException w:name="Colorful List Accent 6" w:uiPriority="72"/>
     <w:lsdException w:name="Colorful Grid Accent 6" w:uiPriority="73"/>
-    <w:lsdException w:name="Subtle Emphasis" w:uiPriority="19" w:semiHidden="1"/>
-    <w:lsdException w:name="Intense Emphasis" w:uiPriority="21" w:semiHidden="1"/>
-    <w:lsdException w:name="Subtle Reference" w:uiPriority="31" w:semiHidden="1"/>
-    <w:lsdException w:name="Intense Reference" w:uiPriority="32" w:semiHidden="1"/>
-    <w:lsdException w:name="Book Title" w:uiPriority="33" w:semiHidden="1"/>
-    <w:lsdException w:name="Bibliography" w:uiPriority="37" w:semiHidden="1" w:unhideWhenUsed="1"/>
-    <w:lsdException w:name="TOC Heading" w:uiPriority="39" w:semiHidden="1" w:unhideWhenUsed="1" w:qFormat="1"/>
+    <w:lsdException w:name="Subtle Emphasis" w:semiHidden="1" w:uiPriority="19"/>
+    <w:lsdException w:name="Intense Emphasis" w:semiHidden="1" w:uiPriority="21"/>
+    <w:lsdException w:name="Subtle Reference" w:semiHidden="1" w:uiPriority="31"/>
+    <w:lsdException w:name="Intense Reference" w:semiHidden="1" w:uiPriority="32"/>
+    <w:lsdException w:name="Book Title" w:semiHidden="1" w:uiPriority="33"/>
+    <w:lsdException w:name="Bibliography" w:semiHidden="1" w:uiPriority="37" w:unhideWhenUsed="1"/>
+    <w:lsdException w:name="TOC Heading" w:semiHidden="1" w:uiPriority="39" w:unhideWhenUsed="1" w:qFormat="1"/>
     <w:lsdException w:name="Plain Table 1" w:uiPriority="41"/>
     <w:lsdException w:name="Plain Table 2" w:uiPriority="42"/>
     <w:lsdException w:name="Plain Table 3" w:uiPriority="43"/>
@@ -20334,7 +18695,7 @@
     <w:lsdException w:name="Unresolved Mention" w:semiHidden="1" w:unhideWhenUsed="1"/>
     <w:lsdException w:name="Smart Link" w:semiHidden="1" w:unhideWhenUsed="1"/>
   </w:latentStyles>
-  <w:style w:type="paragraph" w:styleId="Normal" w:default="1">
+  <w:style w:type="paragraph" w:default="1" w:styleId="Normal">
     <w:name w:val="Normal"/>
     <w:qFormat/>
     <w:rsid w:val="009A4921"/>
@@ -20384,7 +18745,7 @@
       <w:outlineLvl w:val="1"/>
     </w:pPr>
     <w:rPr>
-      <w:rFonts w:ascii="Gill Sans MT" w:hAnsi="Gill Sans MT" w:eastAsiaTheme="majorEastAsia" w:cstheme="majorBidi"/>
+      <w:rFonts w:ascii="Gill Sans MT" w:eastAsiaTheme="majorEastAsia" w:hAnsi="Gill Sans MT" w:cstheme="majorBidi"/>
       <w:b/>
       <w:bCs/>
       <w:noProof/>
@@ -20412,7 +18773,7 @@
       <w:outlineLvl w:val="2"/>
     </w:pPr>
     <w:rPr>
-      <w:rFonts w:ascii="Gill Sans MT" w:hAnsi="Gill Sans MT" w:eastAsiaTheme="majorEastAsia" w:cstheme="majorBidi"/>
+      <w:rFonts w:ascii="Gill Sans MT" w:eastAsiaTheme="majorEastAsia" w:hAnsi="Gill Sans MT" w:cstheme="majorBidi"/>
       <w:b/>
       <w:noProof/>
       <w:color w:val="6E2330" w:themeColor="accent2"/>
@@ -20438,7 +18799,7 @@
       <w:outlineLvl w:val="3"/>
     </w:pPr>
     <w:rPr>
-      <w:rFonts w:ascii="Gill Sans MT" w:hAnsi="Gill Sans MT" w:eastAsiaTheme="majorEastAsia" w:cstheme="majorBidi"/>
+      <w:rFonts w:ascii="Gill Sans MT" w:eastAsiaTheme="majorEastAsia" w:hAnsi="Gill Sans MT" w:cstheme="majorBidi"/>
       <w:b/>
       <w:bCs/>
       <w:noProof/>
@@ -20465,7 +18826,7 @@
       <w:outlineLvl w:val="4"/>
     </w:pPr>
     <w:rPr>
-      <w:rFonts w:ascii="Gill Sans MT" w:hAnsi="Gill Sans MT" w:eastAsiaTheme="majorEastAsia" w:cstheme="majorBidi"/>
+      <w:rFonts w:ascii="Gill Sans MT" w:eastAsiaTheme="majorEastAsia" w:hAnsi="Gill Sans MT" w:cstheme="majorBidi"/>
       <w:b/>
       <w:bCs/>
       <w:iCs/>
@@ -20493,7 +18854,7 @@
       <w:outlineLvl w:val="5"/>
     </w:pPr>
     <w:rPr>
-      <w:rFonts w:asciiTheme="majorHAnsi" w:hAnsiTheme="majorHAnsi" w:eastAsiaTheme="majorEastAsia" w:cstheme="majorBidi"/>
+      <w:rFonts w:asciiTheme="majorHAnsi" w:eastAsiaTheme="majorEastAsia" w:hAnsiTheme="majorHAnsi" w:cstheme="majorBidi"/>
       <w:b/>
       <w:i/>
       <w:iCs/>
@@ -20519,7 +18880,7 @@
       <w:outlineLvl w:val="6"/>
     </w:pPr>
     <w:rPr>
-      <w:rFonts w:asciiTheme="majorHAnsi" w:hAnsiTheme="majorHAnsi" w:eastAsiaTheme="majorEastAsia" w:cstheme="majorBidi"/>
+      <w:rFonts w:asciiTheme="majorHAnsi" w:eastAsiaTheme="majorEastAsia" w:hAnsiTheme="majorHAnsi" w:cstheme="majorBidi"/>
       <w:b/>
       <w:color w:val="00FFFF" w:themeColor="background2" w:themeShade="80"/>
       <w:sz w:val="22"/>
@@ -20569,12 +18930,13 @@
       <w:szCs w:val="56"/>
     </w:rPr>
   </w:style>
-  <w:style w:type="character" w:styleId="DefaultParagraphFont" w:default="1">
+  <w:style w:type="character" w:default="1" w:styleId="DefaultParagraphFont">
     <w:name w:val="Default Paragraph Font"/>
     <w:uiPriority w:val="1"/>
+    <w:semiHidden/>
     <w:unhideWhenUsed/>
   </w:style>
-  <w:style w:type="table" w:styleId="TableNormal" w:default="1">
+  <w:style w:type="table" w:default="1" w:styleId="TableNormal">
     <w:name w:val="Normal Table"/>
     <w:uiPriority w:val="99"/>
     <w:semiHidden/>
@@ -20589,13 +18951,13 @@
       </w:tblCellMar>
     </w:tblPr>
   </w:style>
-  <w:style w:type="numbering" w:styleId="NoList" w:default="1">
+  <w:style w:type="numbering" w:default="1" w:styleId="NoList">
     <w:name w:val="No List"/>
     <w:uiPriority w:val="99"/>
     <w:semiHidden/>
     <w:unhideWhenUsed/>
   </w:style>
-  <w:style w:type="character" w:styleId="Heading1Char" w:customStyle="1">
+  <w:style w:type="character" w:customStyle="1" w:styleId="Heading1Char">
     <w:name w:val="Heading 1 Char"/>
     <w:basedOn w:val="DefaultParagraphFont"/>
     <w:link w:val="Heading1"/>
@@ -20607,13 +18969,13 @@
       <w:sz w:val="32"/>
     </w:rPr>
   </w:style>
-  <w:style w:type="character" w:styleId="Heading2Char" w:customStyle="1">
+  <w:style w:type="character" w:customStyle="1" w:styleId="Heading2Char">
     <w:name w:val="Heading 2 Char"/>
     <w:basedOn w:val="DefaultParagraphFont"/>
     <w:link w:val="Heading2"/>
     <w:rsid w:val="0061457E"/>
     <w:rPr>
-      <w:rFonts w:ascii="Gill Sans MT" w:hAnsi="Gill Sans MT" w:eastAsiaTheme="majorEastAsia" w:cstheme="majorBidi"/>
+      <w:rFonts w:ascii="Gill Sans MT" w:eastAsiaTheme="majorEastAsia" w:hAnsi="Gill Sans MT" w:cstheme="majorBidi"/>
       <w:b/>
       <w:bCs/>
       <w:noProof/>
@@ -20623,13 +18985,13 @@
       <w:szCs w:val="32"/>
     </w:rPr>
   </w:style>
-  <w:style w:type="character" w:styleId="Heading3Char" w:customStyle="1">
+  <w:style w:type="character" w:customStyle="1" w:styleId="Heading3Char">
     <w:name w:val="Heading 3 Char"/>
     <w:basedOn w:val="DefaultParagraphFont"/>
     <w:link w:val="Heading3"/>
     <w:rsid w:val="0061457E"/>
     <w:rPr>
-      <w:rFonts w:ascii="Gill Sans MT" w:hAnsi="Gill Sans MT" w:eastAsiaTheme="majorEastAsia" w:cstheme="majorBidi"/>
+      <w:rFonts w:ascii="Gill Sans MT" w:eastAsiaTheme="majorEastAsia" w:hAnsi="Gill Sans MT" w:cstheme="majorBidi"/>
       <w:b/>
       <w:noProof/>
       <w:color w:val="6E2330" w:themeColor="accent2"/>
@@ -20637,13 +18999,13 @@
       <w:szCs w:val="24"/>
     </w:rPr>
   </w:style>
-  <w:style w:type="character" w:styleId="Heading4Char" w:customStyle="1">
+  <w:style w:type="character" w:customStyle="1" w:styleId="Heading4Char">
     <w:name w:val="Heading 4 Char"/>
     <w:basedOn w:val="DefaultParagraphFont"/>
     <w:link w:val="Heading4"/>
     <w:rsid w:val="0061457E"/>
     <w:rPr>
-      <w:rFonts w:ascii="Gill Sans MT" w:hAnsi="Gill Sans MT" w:eastAsiaTheme="majorEastAsia" w:cstheme="majorBidi"/>
+      <w:rFonts w:ascii="Gill Sans MT" w:eastAsiaTheme="majorEastAsia" w:hAnsi="Gill Sans MT" w:cstheme="majorBidi"/>
       <w:b/>
       <w:bCs/>
       <w:noProof/>
@@ -20652,14 +19014,14 @@
       <w:szCs w:val="22"/>
     </w:rPr>
   </w:style>
-  <w:style w:type="character" w:styleId="Heading5Char" w:customStyle="1">
+  <w:style w:type="character" w:customStyle="1" w:styleId="Heading5Char">
     <w:name w:val="Heading 5 Char"/>
     <w:basedOn w:val="DefaultParagraphFont"/>
     <w:link w:val="Heading5"/>
     <w:uiPriority w:val="4"/>
     <w:rsid w:val="007530D6"/>
     <w:rPr>
-      <w:rFonts w:ascii="Gill Sans MT" w:hAnsi="Gill Sans MT" w:eastAsiaTheme="majorEastAsia" w:cstheme="majorBidi"/>
+      <w:rFonts w:ascii="Gill Sans MT" w:eastAsiaTheme="majorEastAsia" w:hAnsi="Gill Sans MT" w:cstheme="majorBidi"/>
       <w:b/>
       <w:bCs/>
       <w:iCs/>
@@ -20669,14 +19031,14 @@
       <w:szCs w:val="20"/>
     </w:rPr>
   </w:style>
-  <w:style w:type="character" w:styleId="Heading6Char" w:customStyle="1">
+  <w:style w:type="character" w:customStyle="1" w:styleId="Heading6Char">
     <w:name w:val="Heading 6 Char"/>
     <w:basedOn w:val="DefaultParagraphFont"/>
     <w:link w:val="Heading6"/>
     <w:uiPriority w:val="5"/>
     <w:rsid w:val="00122F33"/>
     <w:rPr>
-      <w:rFonts w:asciiTheme="majorHAnsi" w:hAnsiTheme="majorHAnsi" w:eastAsiaTheme="majorEastAsia" w:cstheme="majorBidi"/>
+      <w:rFonts w:asciiTheme="majorHAnsi" w:eastAsiaTheme="majorEastAsia" w:hAnsiTheme="majorHAnsi" w:cstheme="majorBidi"/>
       <w:b/>
       <w:i/>
       <w:iCs/>
@@ -20686,20 +19048,20 @@
       <w:szCs w:val="16"/>
     </w:rPr>
   </w:style>
-  <w:style w:type="character" w:styleId="Heading7Char" w:customStyle="1">
+  <w:style w:type="character" w:customStyle="1" w:styleId="Heading7Char">
     <w:name w:val="Heading 7 Char"/>
     <w:basedOn w:val="DefaultParagraphFont"/>
     <w:link w:val="Heading7"/>
     <w:uiPriority w:val="6"/>
     <w:rsid w:val="00122F33"/>
     <w:rPr>
-      <w:rFonts w:asciiTheme="majorHAnsi" w:hAnsiTheme="majorHAnsi" w:eastAsiaTheme="majorEastAsia" w:cstheme="majorBidi"/>
+      <w:rFonts w:asciiTheme="majorHAnsi" w:eastAsiaTheme="majorEastAsia" w:hAnsiTheme="majorHAnsi" w:cstheme="majorBidi"/>
       <w:b/>
       <w:color w:val="00FFFF" w:themeColor="background2" w:themeShade="80"/>
       <w:sz w:val="22"/>
     </w:rPr>
   </w:style>
-  <w:style w:type="character" w:styleId="Heading8Char" w:customStyle="1">
+  <w:style w:type="character" w:customStyle="1" w:styleId="Heading8Char">
     <w:name w:val="Heading 8 Char"/>
     <w:basedOn w:val="DefaultParagraphFont"/>
     <w:link w:val="Heading8"/>
@@ -20716,7 +19078,7 @@
       <w:szCs w:val="16"/>
     </w:rPr>
   </w:style>
-  <w:style w:type="character" w:styleId="Heading9Char" w:customStyle="1">
+  <w:style w:type="character" w:customStyle="1" w:styleId="Heading9Char">
     <w:name w:val="Heading 9 Char"/>
     <w:basedOn w:val="DefaultParagraphFont"/>
     <w:link w:val="Heading9"/>
@@ -20744,7 +19106,7 @@
       </w:tabs>
     </w:pPr>
   </w:style>
-  <w:style w:type="character" w:styleId="HeaderChar" w:customStyle="1">
+  <w:style w:type="character" w:customStyle="1" w:styleId="HeaderChar">
     <w:name w:val="Header Char"/>
     <w:basedOn w:val="DefaultParagraphFont"/>
     <w:link w:val="Header"/>
@@ -20765,7 +19127,7 @@
       </w:tabs>
     </w:pPr>
   </w:style>
-  <w:style w:type="character" w:styleId="FooterChar" w:customStyle="1">
+  <w:style w:type="character" w:customStyle="1" w:styleId="FooterChar">
     <w:name w:val="Footer Char"/>
     <w:basedOn w:val="DefaultParagraphFont"/>
     <w:link w:val="Footer"/>
@@ -20782,12 +19144,12 @@
     </w:pPr>
     <w:tblPr>
       <w:tblBorders>
-        <w:top w:val="single" w:color="auto" w:sz="4" w:space="0"/>
-        <w:left w:val="single" w:color="auto" w:sz="4" w:space="0"/>
-        <w:bottom w:val="single" w:color="auto" w:sz="4" w:space="0"/>
-        <w:right w:val="single" w:color="auto" w:sz="4" w:space="0"/>
-        <w:insideH w:val="single" w:color="auto" w:sz="4" w:space="0"/>
-        <w:insideV w:val="single" w:color="auto" w:sz="4" w:space="0"/>
+        <w:top w:val="single" w:sz="4" w:space="0" w:color="auto"/>
+        <w:left w:val="single" w:sz="4" w:space="0" w:color="auto"/>
+        <w:bottom w:val="single" w:sz="4" w:space="0" w:color="auto"/>
+        <w:right w:val="single" w:sz="4" w:space="0" w:color="auto"/>
+        <w:insideH w:val="single" w:sz="4" w:space="0" w:color="auto"/>
+        <w:insideV w:val="single" w:sz="4" w:space="0" w:color="auto"/>
       </w:tblBorders>
     </w:tblPr>
   </w:style>
@@ -20802,13 +19164,13 @@
       <w:spacing w:before="100" w:beforeAutospacing="1" w:after="100" w:afterAutospacing="1" w:line="240" w:lineRule="auto"/>
     </w:pPr>
     <w:rPr>
-      <w:rFonts w:ascii="Times New Roman" w:hAnsi="Times New Roman" w:eastAsia="Times New Roman" w:cs="Times New Roman"/>
+      <w:rFonts w:ascii="Times New Roman" w:eastAsia="Times New Roman" w:hAnsi="Times New Roman" w:cs="Times New Roman"/>
       <w:sz w:val="24"/>
       <w:szCs w:val="24"/>
       <w:lang w:eastAsia="en-GB"/>
     </w:rPr>
   </w:style>
-  <w:style w:type="paragraph" w:styleId="HeaderNormal" w:customStyle="1">
+  <w:style w:type="paragraph" w:customStyle="1" w:styleId="HeaderNormal">
     <w:name w:val="Header Normal"/>
     <w:link w:val="HeaderNormalChar"/>
     <w:semiHidden/>
@@ -20822,7 +19184,7 @@
       <w:sz w:val="14"/>
     </w:rPr>
   </w:style>
-  <w:style w:type="character" w:styleId="HeaderNormalChar" w:customStyle="1">
+  <w:style w:type="character" w:customStyle="1" w:styleId="HeaderNormalChar">
     <w:name w:val="Header Normal Char"/>
     <w:basedOn w:val="DefaultParagraphFont"/>
     <w:link w:val="HeaderNormal"/>
@@ -20847,7 +19209,7 @@
       <w:sz w:val="20"/>
     </w:rPr>
   </w:style>
-  <w:style w:type="character" w:styleId="NoSpacingChar" w:customStyle="1">
+  <w:style w:type="character" w:customStyle="1" w:styleId="NoSpacingChar">
     <w:name w:val="No Spacing Char"/>
     <w:basedOn w:val="DefaultParagraphFont"/>
     <w:link w:val="NoSpacing"/>
@@ -20857,7 +19219,7 @@
       <w:sz w:val="20"/>
     </w:rPr>
   </w:style>
-  <w:style w:type="paragraph" w:styleId="NormalIndentGrey" w:customStyle="1">
+  <w:style w:type="paragraph" w:customStyle="1" w:styleId="NormalIndentGrey">
     <w:name w:val="Normal Indent Grey"/>
     <w:basedOn w:val="NormalIndent"/>
     <w:link w:val="NormalIndentGreyChar"/>
@@ -20874,7 +19236,7 @@
       <w:ind w:left="284"/>
     </w:pPr>
   </w:style>
-  <w:style w:type="character" w:styleId="NormalIndentGreyChar" w:customStyle="1">
+  <w:style w:type="character" w:customStyle="1" w:styleId="NormalIndentGreyChar">
     <w:name w:val="Normal Indent Grey Char"/>
     <w:basedOn w:val="DefaultParagraphFont"/>
     <w:link w:val="NormalIndentGrey"/>
@@ -20885,7 +19247,7 @@
       <w:sz w:val="20"/>
     </w:rPr>
   </w:style>
-  <w:style w:type="paragraph" w:styleId="ProfileName" w:customStyle="1">
+  <w:style w:type="paragraph" w:customStyle="1" w:styleId="ProfileName">
     <w:name w:val="Profile Name"/>
     <w:basedOn w:val="Normal"/>
     <w:next w:val="ProfilePosition"/>
@@ -20904,7 +19266,7 @@
       <w:color w:val="1D0E0E" w:themeColor="accent1" w:themeShade="80"/>
     </w:rPr>
   </w:style>
-  <w:style w:type="paragraph" w:styleId="ProfilePosition" w:customStyle="1">
+  <w:style w:type="paragraph" w:customStyle="1" w:styleId="ProfilePosition">
     <w:name w:val="Profile Position"/>
     <w:basedOn w:val="Normal"/>
     <w:next w:val="Normal"/>
@@ -20920,7 +19282,7 @@
       <w:color w:val="3B1C1C" w:themeColor="accent1"/>
     </w:rPr>
   </w:style>
-  <w:style w:type="character" w:styleId="ProfilePositionChar" w:customStyle="1">
+  <w:style w:type="character" w:customStyle="1" w:styleId="ProfilePositionChar">
     <w:name w:val="Profile Position Char"/>
     <w:basedOn w:val="DefaultParagraphFont"/>
     <w:link w:val="ProfilePosition"/>
@@ -20933,7 +19295,7 @@
       <w:sz w:val="20"/>
     </w:rPr>
   </w:style>
-  <w:style w:type="character" w:styleId="ProfileNameChar" w:customStyle="1">
+  <w:style w:type="character" w:customStyle="1" w:styleId="ProfileNameChar">
     <w:name w:val="Profile Name Char"/>
     <w:basedOn w:val="DefaultParagraphFont"/>
     <w:link w:val="ProfileName"/>
@@ -20947,7 +19309,7 @@
       <w:sz w:val="20"/>
     </w:rPr>
   </w:style>
-  <w:style w:type="paragraph" w:styleId="LightHighlightBoxTitle" w:customStyle="1">
+  <w:style w:type="paragraph" w:customStyle="1" w:styleId="LightHighlightBoxTitle">
     <w:name w:val="Light Highlight Box Title"/>
     <w:basedOn w:val="Normal"/>
     <w:next w:val="Normal"/>
@@ -20969,7 +19331,7 @@
       <w:szCs w:val="16"/>
     </w:rPr>
   </w:style>
-  <w:style w:type="character" w:styleId="LightHighlightBoxTitleChar" w:customStyle="1">
+  <w:style w:type="character" w:customStyle="1" w:styleId="LightHighlightBoxTitleChar">
     <w:name w:val="Light Highlight Box Title Char"/>
     <w:basedOn w:val="DefaultParagraphFont"/>
     <w:link w:val="LightHighlightBoxTitle"/>
@@ -20995,36 +19357,36 @@
     <w:rsid w:val="001337E7"/>
     <w:pPr>
       <w:pBdr>
-        <w:top w:val="single" w:color="auto" w:sz="6" w:space="1"/>
-        <w:left w:val="single" w:color="auto" w:sz="6" w:space="1"/>
-        <w:bottom w:val="single" w:color="auto" w:sz="6" w:space="1"/>
-        <w:right w:val="single" w:color="auto" w:sz="6" w:space="1"/>
+        <w:top w:val="single" w:sz="6" w:space="1" w:color="auto"/>
+        <w:left w:val="single" w:sz="6" w:space="1" w:color="auto"/>
+        <w:bottom w:val="single" w:sz="6" w:space="1" w:color="auto"/>
+        <w:right w:val="single" w:sz="6" w:space="1" w:color="auto"/>
       </w:pBdr>
       <w:shd w:val="pct20" w:color="auto" w:fill="auto"/>
       <w:spacing w:before="0" w:line="240" w:lineRule="auto"/>
       <w:ind w:left="1134" w:hanging="1134"/>
     </w:pPr>
     <w:rPr>
-      <w:rFonts w:asciiTheme="majorHAnsi" w:hAnsiTheme="majorHAnsi" w:eastAsiaTheme="majorEastAsia" w:cstheme="majorBidi"/>
+      <w:rFonts w:asciiTheme="majorHAnsi" w:eastAsiaTheme="majorEastAsia" w:hAnsiTheme="majorHAnsi" w:cstheme="majorBidi"/>
       <w:sz w:val="24"/>
       <w:szCs w:val="24"/>
     </w:rPr>
   </w:style>
-  <w:style w:type="character" w:styleId="MessageHeaderChar" w:customStyle="1">
+  <w:style w:type="character" w:customStyle="1" w:styleId="MessageHeaderChar">
     <w:name w:val="Message Header Char"/>
     <w:basedOn w:val="DefaultParagraphFont"/>
     <w:link w:val="MessageHeader"/>
     <w:uiPriority w:val="99"/>
     <w:rsid w:val="001337E7"/>
     <w:rPr>
-      <w:rFonts w:asciiTheme="majorHAnsi" w:hAnsiTheme="majorHAnsi" w:eastAsiaTheme="majorEastAsia" w:cstheme="majorBidi"/>
+      <w:rFonts w:asciiTheme="majorHAnsi" w:eastAsiaTheme="majorEastAsia" w:hAnsiTheme="majorHAnsi" w:cstheme="majorBidi"/>
       <w:noProof/>
       <w:sz w:val="24"/>
       <w:szCs w:val="24"/>
       <w:shd w:val="pct20" w:color="auto" w:fill="auto"/>
     </w:rPr>
   </w:style>
-  <w:style w:type="paragraph" w:styleId="BoxTitleSecondary" w:customStyle="1">
+  <w:style w:type="paragraph" w:customStyle="1" w:styleId="BoxTitleSecondary">
     <w:name w:val="Box Title Secondary"/>
     <w:basedOn w:val="LightHighlightBoxTitle"/>
     <w:next w:val="Normal"/>
@@ -21036,7 +19398,7 @@
       <w:sz w:val="18"/>
     </w:rPr>
   </w:style>
-  <w:style w:type="character" w:styleId="BoxTitleSecondaryChar" w:customStyle="1">
+  <w:style w:type="character" w:customStyle="1" w:styleId="BoxTitleSecondaryChar">
     <w:name w:val="Box Title Secondary Char"/>
     <w:basedOn w:val="LightHighlightBoxTitleChar"/>
     <w:link w:val="BoxTitleSecondary"/>
@@ -21053,7 +19415,7 @@
       <w:szCs w:val="16"/>
     </w:rPr>
   </w:style>
-  <w:style w:type="paragraph" w:styleId="BoxandTableBodyText" w:customStyle="1">
+  <w:style w:type="paragraph" w:customStyle="1" w:styleId="BoxandTableBodyText">
     <w:name w:val="Box and Table Body Text"/>
     <w:basedOn w:val="Normal"/>
     <w:link w:val="BoxandTableBodyTextChar"/>
@@ -21067,7 +19429,7 @@
       <w:sz w:val="18"/>
     </w:rPr>
   </w:style>
-  <w:style w:type="character" w:styleId="BoxandTableBodyTextChar" w:customStyle="1">
+  <w:style w:type="character" w:customStyle="1" w:styleId="BoxandTableBodyTextChar">
     <w:name w:val="Box and Table Body Text Char"/>
     <w:basedOn w:val="DefaultParagraphFont"/>
     <w:link w:val="BoxandTableBodyText"/>
@@ -21089,7 +19451,7 @@
       <w:contextualSpacing/>
     </w:pPr>
   </w:style>
-  <w:style w:type="character" w:styleId="ListParagraphChar" w:customStyle="1">
+  <w:style w:type="character" w:customStyle="1" w:styleId="ListParagraphChar">
     <w:name w:val="List Paragraph Char"/>
     <w:basedOn w:val="DefaultParagraphFont"/>
     <w:link w:val="ListParagraph"/>
@@ -21101,7 +19463,7 @@
       <w:sz w:val="20"/>
     </w:rPr>
   </w:style>
-  <w:style w:type="paragraph" w:styleId="DarkHighlightBoxTitle" w:customStyle="1">
+  <w:style w:type="paragraph" w:customStyle="1" w:styleId="DarkHighlightBoxTitle">
     <w:name w:val="Dark Highlight Box Title"/>
     <w:basedOn w:val="LightHighlightBoxTitle"/>
     <w:uiPriority w:val="12"/>
@@ -21112,7 +19474,7 @@
       <w:color w:val="FFFFFF" w:themeColor="background1"/>
     </w:rPr>
   </w:style>
-  <w:style w:type="table" w:styleId="HighlightBox-Dark" w:customStyle="1">
+  <w:style w:type="table" w:customStyle="1" w:styleId="HighlightBox-Dark">
     <w:name w:val="Highlight Box - Dark"/>
     <w:basedOn w:val="TableNormal"/>
     <w:uiPriority w:val="99"/>
@@ -21184,7 +19546,7 @@
       <w:lang w:bidi="en-US"/>
     </w:rPr>
   </w:style>
-  <w:style w:type="character" w:styleId="QuoteChar" w:customStyle="1">
+  <w:style w:type="character" w:customStyle="1" w:styleId="QuoteChar">
     <w:name w:val="Quote Char"/>
     <w:basedOn w:val="DefaultParagraphFont"/>
     <w:link w:val="Quote"/>
@@ -21217,7 +19579,7 @@
       <w:szCs w:val="20"/>
     </w:rPr>
   </w:style>
-  <w:style w:type="character" w:styleId="FootnoteTextChar" w:customStyle="1">
+  <w:style w:type="character" w:customStyle="1" w:styleId="FootnoteTextChar">
     <w:name w:val="Footnote Text Char"/>
     <w:basedOn w:val="DefaultParagraphFont"/>
     <w:link w:val="FootnoteText"/>
@@ -21243,7 +19605,7 @@
       <w:vertAlign w:val="superscript"/>
     </w:rPr>
   </w:style>
-  <w:style w:type="paragraph" w:styleId="Reference" w:customStyle="1">
+  <w:style w:type="paragraph" w:customStyle="1" w:styleId="Reference">
     <w:name w:val="Reference"/>
     <w:next w:val="Normal"/>
     <w:link w:val="ReferenceChar"/>
@@ -21254,10 +19616,10 @@
       <w:keepNext/>
       <w:keepLines/>
       <w:pBdr>
-        <w:top w:val="single" w:color="FEE8DE" w:themeColor="accent4" w:themeTint="33" w:sz="8" w:space="4"/>
-        <w:left w:val="single" w:color="FC8F5C" w:themeColor="accent4" w:sz="36" w:space="4"/>
-        <w:bottom w:val="single" w:color="FEE8DE" w:themeColor="accent4" w:themeTint="33" w:sz="8" w:space="4"/>
-        <w:right w:val="single" w:color="FEE8DE" w:themeColor="accent4" w:themeTint="33" w:sz="8" w:space="4"/>
+        <w:top w:val="single" w:sz="8" w:space="4" w:color="FEE8DE" w:themeColor="accent4" w:themeTint="33"/>
+        <w:left w:val="single" w:sz="36" w:space="4" w:color="FC8F5C" w:themeColor="accent4"/>
+        <w:bottom w:val="single" w:sz="8" w:space="4" w:color="FEE8DE" w:themeColor="accent4" w:themeTint="33"/>
+        <w:right w:val="single" w:sz="8" w:space="4" w:color="FEE8DE" w:themeColor="accent4" w:themeTint="33"/>
       </w:pBdr>
       <w:shd w:val="clear" w:color="auto" w:fill="FEE8DE" w:themeFill="accent4" w:themeFillTint="33"/>
       <w:spacing w:before="240" w:after="360" w:line="240" w:lineRule="exact"/>
@@ -21269,7 +19631,7 @@
       <w:color w:val="1D0E0E" w:themeColor="accent1" w:themeShade="80"/>
     </w:rPr>
   </w:style>
-  <w:style w:type="character" w:styleId="ReferenceChar" w:customStyle="1">
+  <w:style w:type="character" w:customStyle="1" w:styleId="ReferenceChar">
     <w:name w:val="Reference Char"/>
     <w:basedOn w:val="DefaultParagraphFont"/>
     <w:link w:val="Reference"/>
@@ -21282,7 +19644,7 @@
       <w:shd w:val="clear" w:color="auto" w:fill="FEE8DE" w:themeFill="accent4" w:themeFillTint="33"/>
     </w:rPr>
   </w:style>
-  <w:style w:type="paragraph" w:styleId="GenericHeading" w:customStyle="1">
+  <w:style w:type="paragraph" w:customStyle="1" w:styleId="GenericHeading">
     <w:name w:val="Generic Heading"/>
     <w:basedOn w:val="Heading7"/>
     <w:next w:val="Normal"/>
@@ -21299,14 +19661,14 @@
       <w:sz w:val="20"/>
     </w:rPr>
   </w:style>
-  <w:style w:type="character" w:styleId="GenericHeadingChar" w:customStyle="1">
+  <w:style w:type="character" w:customStyle="1" w:styleId="GenericHeadingChar">
     <w:name w:val="Generic Heading Char"/>
     <w:basedOn w:val="DefaultParagraphFont"/>
     <w:link w:val="GenericHeading"/>
     <w:uiPriority w:val="6"/>
     <w:rsid w:val="007530D6"/>
     <w:rPr>
-      <w:rFonts w:ascii="Gill Sans MT" w:hAnsi="Gill Sans MT" w:eastAsiaTheme="majorEastAsia" w:cstheme="majorBidi"/>
+      <w:rFonts w:ascii="Gill Sans MT" w:eastAsiaTheme="majorEastAsia" w:hAnsi="Gill Sans MT" w:cstheme="majorBidi"/>
       <w:b/>
       <w:color w:val="00FFFF" w:themeColor="background2" w:themeShade="80"/>
       <w:sz w:val="20"/>
@@ -21432,7 +19794,7 @@
       <w:sz w:val="18"/>
     </w:rPr>
   </w:style>
-  <w:style w:type="paragraph" w:styleId="LeadParagraph" w:customStyle="1">
+  <w:style w:type="paragraph" w:customStyle="1" w:styleId="LeadParagraph">
     <w:name w:val="Lead Paragraph"/>
     <w:basedOn w:val="Normal"/>
     <w:link w:val="LeadParagraphChar"/>
@@ -21446,7 +19808,7 @@
       <w:szCs w:val="22"/>
     </w:rPr>
   </w:style>
-  <w:style w:type="character" w:styleId="LeadParagraphChar" w:customStyle="1">
+  <w:style w:type="character" w:customStyle="1" w:styleId="LeadParagraphChar">
     <w:name w:val="Lead Paragraph Char"/>
     <w:basedOn w:val="DefaultParagraphFont"/>
     <w:link w:val="LeadParagraph"/>
@@ -21459,7 +19821,7 @@
       <w:szCs w:val="22"/>
     </w:rPr>
   </w:style>
-  <w:style w:type="paragraph" w:styleId="BoxandTableBullets" w:customStyle="1">
+  <w:style w:type="paragraph" w:customStyle="1" w:styleId="BoxandTableBullets">
     <w:name w:val="Box and Table Bullets"/>
     <w:basedOn w:val="BoxandTableBodyText"/>
     <w:link w:val="BoxandTableBulletsChar"/>
@@ -21474,7 +19836,7 @@
       <w:contextualSpacing/>
     </w:pPr>
   </w:style>
-  <w:style w:type="character" w:styleId="BoxandTableBulletsChar" w:customStyle="1">
+  <w:style w:type="character" w:customStyle="1" w:styleId="BoxandTableBulletsChar">
     <w:name w:val="Box and Table Bullets Char"/>
     <w:basedOn w:val="BoxandTableBodyTextChar"/>
     <w:link w:val="BoxandTableBullets"/>
@@ -21499,7 +19861,7 @@
       <w:rFonts w:ascii="Segoe UI" w:hAnsi="Segoe UI" w:cs="Segoe UI"/>
     </w:rPr>
   </w:style>
-  <w:style w:type="character" w:styleId="BalloonTextChar" w:customStyle="1">
+  <w:style w:type="character" w:customStyle="1" w:styleId="BalloonTextChar">
     <w:name w:val="Balloon Text Char"/>
     <w:basedOn w:val="DefaultParagraphFont"/>
     <w:link w:val="BalloonText"/>
@@ -21510,7 +19872,7 @@
       <w:rFonts w:ascii="Segoe UI" w:hAnsi="Segoe UI" w:cs="Segoe UI"/>
     </w:rPr>
   </w:style>
-  <w:style w:type="table" w:styleId="HighlightBox-Light" w:customStyle="1">
+  <w:style w:type="table" w:customStyle="1" w:styleId="HighlightBox-Light">
     <w:name w:val="Highlight Box - Light"/>
     <w:basedOn w:val="TableNormal"/>
     <w:uiPriority w:val="99"/>
@@ -21540,7 +19902,7 @@
       </w:tcPr>
     </w:tblStylePr>
   </w:style>
-  <w:style w:type="table" w:styleId="HighlightBox-Border" w:customStyle="1">
+  <w:style w:type="table" w:customStyle="1" w:styleId="HighlightBox-Border">
     <w:name w:val="Highlight Box - Border"/>
     <w:basedOn w:val="TableNormal"/>
     <w:uiPriority w:val="99"/>
@@ -21551,10 +19913,10 @@
     </w:pPr>
     <w:tblPr>
       <w:tblBorders>
-        <w:top w:val="single" w:color="E8DED7" w:themeColor="accent6" w:sz="24" w:space="0"/>
-        <w:left w:val="single" w:color="E8DED7" w:themeColor="accent6" w:sz="24" w:space="0"/>
-        <w:bottom w:val="single" w:color="E8DED7" w:themeColor="accent6" w:sz="24" w:space="0"/>
-        <w:right w:val="single" w:color="E8DED7" w:themeColor="accent6" w:sz="24" w:space="0"/>
+        <w:top w:val="single" w:sz="24" w:space="0" w:color="E8DED7" w:themeColor="accent6"/>
+        <w:left w:val="single" w:sz="24" w:space="0" w:color="E8DED7" w:themeColor="accent6"/>
+        <w:bottom w:val="single" w:sz="24" w:space="0" w:color="E8DED7" w:themeColor="accent6"/>
+        <w:right w:val="single" w:sz="24" w:space="0" w:color="E8DED7" w:themeColor="accent6"/>
       </w:tblBorders>
       <w:tblCellMar>
         <w:top w:w="284" w:type="dxa"/>
@@ -21570,10 +19932,10 @@
       <w:tblPr/>
       <w:tcPr>
         <w:tcBorders>
-          <w:top w:val="single" w:color="3B1C1C" w:themeColor="accent1" w:sz="4" w:space="0"/>
-          <w:left w:val="single" w:color="3B1C1C" w:themeColor="accent1" w:sz="4" w:space="0"/>
-          <w:bottom w:val="single" w:color="3B1C1C" w:themeColor="accent1" w:sz="4" w:space="0"/>
-          <w:right w:val="single" w:color="3B1C1C" w:themeColor="accent1" w:sz="4" w:space="0"/>
+          <w:top w:val="single" w:sz="4" w:space="0" w:color="3B1C1C" w:themeColor="accent1"/>
+          <w:left w:val="single" w:sz="4" w:space="0" w:color="3B1C1C" w:themeColor="accent1"/>
+          <w:bottom w:val="single" w:sz="4" w:space="0" w:color="3B1C1C" w:themeColor="accent1"/>
+          <w:right w:val="single" w:sz="4" w:space="0" w:color="3B1C1C" w:themeColor="accent1"/>
           <w:insideH w:val="nil"/>
           <w:insideV w:val="nil"/>
         </w:tcBorders>
@@ -21581,14 +19943,14 @@
       </w:tcPr>
     </w:tblStylePr>
   </w:style>
-  <w:style w:type="paragraph" w:styleId="PullQuote" w:customStyle="1">
+  <w:style w:type="paragraph" w:customStyle="1" w:styleId="PullQuote">
     <w:name w:val="Pull Quote"/>
     <w:basedOn w:val="TOCHeading"/>
     <w:link w:val="PullQuoteChar"/>
     <w:semiHidden/>
     <w:rsid w:val="001D6703"/>
     <w:pPr>
-      <w:framePr w:hSpace="181" w:wrap="around" w:hAnchor="margin" w:vAnchor="text" w:xAlign="right" w:y="46"/>
+      <w:framePr w:hSpace="181" w:wrap="around" w:vAnchor="text" w:hAnchor="margin" w:xAlign="right" w:y="46"/>
       <w:spacing w:before="0" w:line="312" w:lineRule="auto"/>
       <w:suppressOverlap/>
       <w:jc w:val="left"/>
@@ -21603,7 +19965,7 @@
       <w:lang w:bidi="en-US"/>
     </w:rPr>
   </w:style>
-  <w:style w:type="table" w:styleId="QuoteBox" w:customStyle="1">
+  <w:style w:type="table" w:customStyle="1" w:styleId="QuoteBox">
     <w:name w:val="Quote Box"/>
     <w:basedOn w:val="TableNormal"/>
     <w:uiPriority w:val="99"/>
@@ -21636,11 +19998,11 @@
     <w:tblStylePr w:type="firstCol">
       <w:pPr>
         <w:wordWrap/>
-        <w:spacing w:after="240" w:afterLines="0" w:afterAutospacing="0" w:line="240" w:lineRule="auto"/>
+        <w:spacing w:afterLines="0" w:after="240" w:afterAutospacing="0" w:line="240" w:lineRule="auto"/>
       </w:pPr>
     </w:tblStylePr>
   </w:style>
-  <w:style w:type="paragraph" w:styleId="ProfileBio" w:customStyle="1">
+  <w:style w:type="paragraph" w:customStyle="1" w:styleId="ProfileBio">
     <w:name w:val="Profile Bio"/>
     <w:basedOn w:val="Normal"/>
     <w:link w:val="ProfileBioChar"/>
@@ -21651,7 +20013,7 @@
       <w:sz w:val="18"/>
     </w:rPr>
   </w:style>
-  <w:style w:type="paragraph" w:styleId="QuoteCitation" w:customStyle="1">
+  <w:style w:type="paragraph" w:customStyle="1" w:styleId="QuoteCitation">
     <w:name w:val="Quote Citation"/>
     <w:basedOn w:val="Caption"/>
     <w:link w:val="QuoteCitationChar"/>
@@ -21674,7 +20036,7 @@
       <w:lang w:bidi="en-US"/>
     </w:rPr>
   </w:style>
-  <w:style w:type="paragraph" w:styleId="HeaderBold" w:customStyle="1">
+  <w:style w:type="paragraph" w:customStyle="1" w:styleId="HeaderBold">
     <w:name w:val="Header Bold"/>
     <w:basedOn w:val="HeaderNormal"/>
     <w:link w:val="HeaderBoldChar"/>
@@ -21685,7 +20047,7 @@
       <w:b/>
     </w:rPr>
   </w:style>
-  <w:style w:type="character" w:styleId="HeaderBoldChar" w:customStyle="1">
+  <w:style w:type="character" w:customStyle="1" w:styleId="HeaderBoldChar">
     <w:name w:val="Header Bold Char"/>
     <w:basedOn w:val="HeaderNormalChar"/>
     <w:link w:val="HeaderBold"/>
@@ -21697,7 +20059,7 @@
       <w:sz w:val="14"/>
     </w:rPr>
   </w:style>
-  <w:style w:type="paragraph" w:styleId="FooterNormal" w:customStyle="1">
+  <w:style w:type="paragraph" w:customStyle="1" w:styleId="FooterNormal">
     <w:name w:val="Footer Normal"/>
     <w:basedOn w:val="HeaderNormal"/>
     <w:link w:val="FooterNormalChar"/>
@@ -21708,7 +20070,7 @@
       <w:jc w:val="left"/>
     </w:pPr>
   </w:style>
-  <w:style w:type="character" w:styleId="FooterNormalChar" w:customStyle="1">
+  <w:style w:type="character" w:customStyle="1" w:styleId="FooterNormalChar">
     <w:name w:val="Footer Normal Char"/>
     <w:basedOn w:val="HeaderNormalChar"/>
     <w:link w:val="FooterNormal"/>
@@ -21729,7 +20091,7 @@
       <w:sz w:val="18"/>
     </w:rPr>
   </w:style>
-  <w:style w:type="paragraph" w:styleId="TableBullets" w:customStyle="1">
+  <w:style w:type="paragraph" w:customStyle="1" w:styleId="TableBullets">
     <w:name w:val="Table Bullets"/>
     <w:basedOn w:val="Normal"/>
     <w:semiHidden/>
@@ -21758,7 +20120,7 @@
       <w:color w:val="808080"/>
     </w:rPr>
   </w:style>
-  <w:style w:type="paragraph" w:styleId="FrontCoverDocumentTitle" w:customStyle="1">
+  <w:style w:type="paragraph" w:customStyle="1" w:styleId="FrontCoverDocumentTitle">
     <w:name w:val="Front Cover Document Title"/>
     <w:link w:val="FrontCoverDocumentTitleChar"/>
     <w:semiHidden/>
@@ -21775,7 +20137,7 @@
       <w:sz w:val="52"/>
     </w:rPr>
   </w:style>
-  <w:style w:type="character" w:styleId="FrontCoverDocumentTitleChar" w:customStyle="1">
+  <w:style w:type="character" w:customStyle="1" w:styleId="FrontCoverDocumentTitleChar">
     <w:name w:val="Front Cover Document Title Char"/>
     <w:basedOn w:val="DefaultParagraphFont"/>
     <w:link w:val="FrontCoverDocumentTitle"/>
@@ -21788,7 +20150,7 @@
       <w:sz w:val="52"/>
     </w:rPr>
   </w:style>
-  <w:style w:type="paragraph" w:styleId="FrontCoverPrimaryText" w:customStyle="1">
+  <w:style w:type="paragraph" w:customStyle="1" w:styleId="FrontCoverPrimaryText">
     <w:name w:val="Front Cover Primary Text"/>
     <w:basedOn w:val="Normal"/>
     <w:link w:val="FrontCoverPrimaryTextChar"/>
@@ -21801,7 +20163,7 @@
       <w:sz w:val="28"/>
     </w:rPr>
   </w:style>
-  <w:style w:type="character" w:styleId="FrontCoverPrimaryTextChar" w:customStyle="1">
+  <w:style w:type="character" w:customStyle="1" w:styleId="FrontCoverPrimaryTextChar">
     <w:name w:val="Front Cover Primary Text Char"/>
     <w:basedOn w:val="DefaultParagraphFont"/>
     <w:link w:val="FrontCoverPrimaryText"/>
@@ -21814,7 +20176,7 @@
       <w:sz w:val="28"/>
     </w:rPr>
   </w:style>
-  <w:style w:type="paragraph" w:styleId="FrontCoverSecondaryText" w:customStyle="1">
+  <w:style w:type="paragraph" w:customStyle="1" w:styleId="FrontCoverSecondaryText">
     <w:name w:val="Front Cover Secondary Text"/>
     <w:link w:val="FrontCoverSecondaryTextChar"/>
     <w:semiHidden/>
@@ -21829,7 +20191,7 @@
       <w:sz w:val="24"/>
     </w:rPr>
   </w:style>
-  <w:style w:type="character" w:styleId="FrontCoverSecondaryTextChar" w:customStyle="1">
+  <w:style w:type="character" w:customStyle="1" w:styleId="FrontCoverSecondaryTextChar">
     <w:name w:val="Front Cover Secondary Text Char"/>
     <w:basedOn w:val="DefaultParagraphFont"/>
     <w:link w:val="FrontCoverSecondaryText"/>
@@ -21840,7 +20202,7 @@
       <w:sz w:val="24"/>
     </w:rPr>
   </w:style>
-  <w:style w:type="paragraph" w:styleId="Lowlight" w:customStyle="1">
+  <w:style w:type="paragraph" w:customStyle="1" w:styleId="Lowlight">
     <w:name w:val="Lowlight"/>
     <w:basedOn w:val="Normal"/>
     <w:next w:val="Normal"/>
@@ -21850,10 +20212,10 @@
     <w:rsid w:val="00362A2F"/>
     <w:pPr>
       <w:pBdr>
-        <w:top w:val="single" w:color="D9D9D9" w:themeColor="background1" w:themeShade="D9" w:sz="6" w:space="6"/>
-        <w:left w:val="single" w:color="D9D9D9" w:themeColor="background1" w:themeShade="D9" w:sz="6" w:space="6"/>
-        <w:bottom w:val="single" w:color="D9D9D9" w:themeColor="background1" w:themeShade="D9" w:sz="6" w:space="6"/>
-        <w:right w:val="single" w:color="D9D9D9" w:themeColor="background1" w:themeShade="D9" w:sz="6" w:space="6"/>
+        <w:top w:val="single" w:sz="6" w:space="6" w:color="D9D9D9" w:themeColor="background1" w:themeShade="D9"/>
+        <w:left w:val="single" w:sz="6" w:space="6" w:color="D9D9D9" w:themeColor="background1" w:themeShade="D9"/>
+        <w:bottom w:val="single" w:sz="6" w:space="6" w:color="D9D9D9" w:themeColor="background1" w:themeShade="D9"/>
+        <w:right w:val="single" w:sz="6" w:space="6" w:color="D9D9D9" w:themeColor="background1" w:themeShade="D9"/>
       </w:pBdr>
       <w:ind w:left="180" w:right="180"/>
     </w:pPr>
@@ -21862,7 +20224,7 @@
       <w:sz w:val="16"/>
     </w:rPr>
   </w:style>
-  <w:style w:type="character" w:styleId="LowlightChar" w:customStyle="1">
+  <w:style w:type="character" w:customStyle="1" w:styleId="LowlightChar">
     <w:name w:val="Lowlight Char"/>
     <w:basedOn w:val="DefaultParagraphFont"/>
     <w:link w:val="Lowlight"/>
@@ -21874,7 +20236,7 @@
       <w:sz w:val="16"/>
     </w:rPr>
   </w:style>
-  <w:style w:type="paragraph" w:styleId="FrontCoverSectionTitle" w:customStyle="1">
+  <w:style w:type="paragraph" w:customStyle="1" w:styleId="FrontCoverSectionTitle">
     <w:name w:val="Front Cover Section Title"/>
     <w:basedOn w:val="FrontCoverDocumentTitle"/>
     <w:link w:val="FrontCoverSectionTitleChar"/>
@@ -21886,7 +20248,7 @@
       <w:sz w:val="44"/>
     </w:rPr>
   </w:style>
-  <w:style w:type="character" w:styleId="FrontCoverSectionTitleChar" w:customStyle="1">
+  <w:style w:type="character" w:customStyle="1" w:styleId="FrontCoverSectionTitleChar">
     <w:name w:val="Front Cover Section Title Char"/>
     <w:basedOn w:val="FrontCoverDocumentTitleChar"/>
     <w:link w:val="FrontCoverSectionTitle"/>
@@ -21899,7 +20261,7 @@
       <w:sz w:val="44"/>
     </w:rPr>
   </w:style>
-  <w:style w:type="character" w:styleId="PullQuoteChar" w:customStyle="1">
+  <w:style w:type="character" w:customStyle="1" w:styleId="PullQuoteChar">
     <w:name w:val="Pull Quote Char"/>
     <w:basedOn w:val="DefaultParagraphFont"/>
     <w:link w:val="PullQuote"/>
@@ -21919,7 +20281,7 @@
       <w:lang w:bidi="en-US"/>
     </w:rPr>
   </w:style>
-  <w:style w:type="character" w:styleId="CaptionChar" w:customStyle="1">
+  <w:style w:type="character" w:customStyle="1" w:styleId="CaptionChar">
     <w:name w:val="Caption Char"/>
     <w:basedOn w:val="DefaultParagraphFont"/>
     <w:link w:val="Caption"/>
@@ -21931,7 +20293,7 @@
       <w:color w:val="6E2330" w:themeColor="accent2"/>
     </w:rPr>
   </w:style>
-  <w:style w:type="character" w:styleId="QuoteCitationChar" w:customStyle="1">
+  <w:style w:type="character" w:customStyle="1" w:styleId="QuoteCitationChar">
     <w:name w:val="Quote Citation Char"/>
     <w:basedOn w:val="CaptionChar"/>
     <w:link w:val="QuoteCitation"/>
@@ -21966,7 +20328,7 @@
       <w:color w:val="2C1515" w:themeColor="accent1" w:themeShade="BF"/>
     </w:rPr>
   </w:style>
-  <w:style w:type="paragraph" w:styleId="Tabletextblack" w:customStyle="1">
+  <w:style w:type="paragraph" w:customStyle="1" w:styleId="Tabletextblack">
     <w:name w:val="Table text / black"/>
     <w:basedOn w:val="Normal"/>
     <w:semiHidden/>
@@ -21978,12 +20340,12 @@
       <w:ind w:left="108" w:right="224"/>
     </w:pPr>
     <w:rPr>
-      <w:rFonts w:ascii="Calibri" w:hAnsi="Calibri" w:eastAsia="UniversLTStd-LightCn" w:cs="Calibri"/>
+      <w:rFonts w:ascii="Calibri" w:eastAsia="UniversLTStd-LightCn" w:hAnsi="Calibri" w:cs="Calibri"/>
       <w:color w:val="231F20"/>
       <w:sz w:val="18"/>
     </w:rPr>
   </w:style>
-  <w:style w:type="character" w:styleId="ProfileBioChar" w:customStyle="1">
+  <w:style w:type="character" w:customStyle="1" w:styleId="ProfileBioChar">
     <w:name w:val="Profile Bio Char"/>
     <w:basedOn w:val="DefaultParagraphFont"/>
     <w:link w:val="ProfileBio"/>
@@ -21993,7 +20355,7 @@
       <w:noProof/>
     </w:rPr>
   </w:style>
-  <w:style w:type="paragraph" w:styleId="Tabletext-orange" w:customStyle="1">
+  <w:style w:type="paragraph" w:customStyle="1" w:styleId="Tabletext-orange">
     <w:name w:val="Table text - orange"/>
     <w:basedOn w:val="Normal"/>
     <w:semiHidden/>
@@ -22005,13 +20367,13 @@
       <w:ind w:left="113" w:right="232"/>
     </w:pPr>
     <w:rPr>
-      <w:rFonts w:ascii="Calibri" w:hAnsi="Calibri" w:eastAsia="UniversLTStd-Cn" w:cs="Calibri"/>
+      <w:rFonts w:ascii="Calibri" w:eastAsia="UniversLTStd-Cn" w:hAnsi="Calibri" w:cs="Calibri"/>
       <w:color w:val="F5821F"/>
       <w:spacing w:val="-7"/>
       <w:sz w:val="18"/>
     </w:rPr>
   </w:style>
-  <w:style w:type="character" w:styleId="StyleRed" w:customStyle="1">
+  <w:style w:type="character" w:customStyle="1" w:styleId="StyleRed">
     <w:name w:val="Style Red"/>
     <w:semiHidden/>
     <w:rsid w:val="00A9338D"/>
@@ -22021,7 +20383,7 @@
       <w:lang w:val="en-GB"/>
     </w:rPr>
   </w:style>
-  <w:style w:type="table" w:styleId="IHITable-Light" w:customStyle="1">
+  <w:style w:type="table" w:customStyle="1" w:styleId="IHITable-Light">
     <w:name w:val="IHI Table - Light"/>
     <w:basedOn w:val="TableNormal"/>
     <w:uiPriority w:val="99"/>
@@ -22037,7 +20399,7 @@
       <w:tblStyleRowBandSize w:val="1"/>
       <w:tblStyleColBandSize w:val="1"/>
       <w:tblBorders>
-        <w:insideH w:val="single" w:color="7EFFFF" w:themeColor="background2" w:themeShade="BF" w:sz="8" w:space="0"/>
+        <w:insideH w:val="single" w:sz="8" w:space="0" w:color="7EFFFF" w:themeColor="background2" w:themeShade="BF"/>
       </w:tblBorders>
       <w:tblCellMar>
         <w:top w:w="85" w:type="dxa"/>
@@ -22056,7 +20418,7 @@
         <w:tcBorders>
           <w:top w:val="nil"/>
           <w:left w:val="nil"/>
-          <w:bottom w:val="single" w:color="A0B5FF" w:themeColor="accent3" w:sz="24" w:space="0"/>
+          <w:bottom w:val="single" w:sz="24" w:space="0" w:color="A0B5FF" w:themeColor="accent3"/>
           <w:right w:val="nil"/>
           <w:insideH w:val="nil"/>
           <w:insideV w:val="nil"/>
@@ -22109,7 +20471,7 @@
       </w:tcPr>
     </w:tblStylePr>
   </w:style>
-  <w:style w:type="paragraph" w:styleId="FrontCoverText" w:customStyle="1">
+  <w:style w:type="paragraph" w:customStyle="1" w:styleId="FrontCoverText">
     <w:name w:val="Front Cover Text"/>
     <w:basedOn w:val="Normal"/>
     <w:link w:val="FrontCoverTextChar"/>
@@ -22125,7 +20487,7 @@
       <w:sz w:val="24"/>
     </w:rPr>
   </w:style>
-  <w:style w:type="paragraph" w:styleId="FrontCoverTitle" w:customStyle="1">
+  <w:style w:type="paragraph" w:customStyle="1" w:styleId="FrontCoverTitle">
     <w:name w:val="Front Cover Title"/>
     <w:basedOn w:val="FrontCoverText"/>
     <w:link w:val="FrontCoverTitleChar"/>
@@ -22137,7 +20499,7 @@
       <w:sz w:val="40"/>
     </w:rPr>
   </w:style>
-  <w:style w:type="character" w:styleId="FrontCoverTextChar" w:customStyle="1">
+  <w:style w:type="character" w:customStyle="1" w:styleId="FrontCoverTextChar">
     <w:name w:val="Front Cover Text Char"/>
     <w:basedOn w:val="DefaultParagraphFont"/>
     <w:link w:val="FrontCoverText"/>
@@ -22150,7 +20512,7 @@
       <w:sz w:val="24"/>
     </w:rPr>
   </w:style>
-  <w:style w:type="character" w:styleId="FrontCoverTitleChar" w:customStyle="1">
+  <w:style w:type="character" w:customStyle="1" w:styleId="FrontCoverTitleChar">
     <w:name w:val="Front Cover Title Char"/>
     <w:basedOn w:val="FrontCoverTextChar"/>
     <w:link w:val="FrontCoverTitle"/>
@@ -22163,7 +20525,7 @@
       <w:sz w:val="40"/>
     </w:rPr>
   </w:style>
-  <w:style w:type="paragraph" w:styleId="DocumentTitle" w:customStyle="1">
+  <w:style w:type="paragraph" w:customStyle="1" w:styleId="DocumentTitle">
     <w:name w:val="Document Title"/>
     <w:basedOn w:val="Title"/>
     <w:next w:val="Normal"/>
@@ -22214,7 +20576,7 @@
       <w:ind w:left="851" w:hanging="284"/>
     </w:pPr>
   </w:style>
-  <w:style w:type="character" w:styleId="ListBulletChar" w:customStyle="1">
+  <w:style w:type="character" w:customStyle="1" w:styleId="ListBulletChar">
     <w:name w:val="List Bullet Char"/>
     <w:basedOn w:val="DefaultParagraphFont"/>
     <w:link w:val="ListBullet"/>
@@ -22224,7 +20586,7 @@
       <w:sz w:val="20"/>
     </w:rPr>
   </w:style>
-  <w:style w:type="character" w:styleId="ListBullet2Char" w:customStyle="1">
+  <w:style w:type="character" w:customStyle="1" w:styleId="ListBullet2Char">
     <w:name w:val="List Bullet 2 Char"/>
     <w:basedOn w:val="DefaultParagraphFont"/>
     <w:link w:val="ListBullet2"/>
@@ -22234,7 +20596,7 @@
       <w:sz w:val="20"/>
     </w:rPr>
   </w:style>
-  <w:style w:type="character" w:styleId="ListBullet3Char" w:customStyle="1">
+  <w:style w:type="character" w:customStyle="1" w:styleId="ListBullet3Char">
     <w:name w:val="List Bullet 3 Char"/>
     <w:basedOn w:val="DefaultParagraphFont"/>
     <w:link w:val="ListBullet3"/>
@@ -22244,7 +20606,7 @@
       <w:sz w:val="20"/>
     </w:rPr>
   </w:style>
-  <w:style w:type="paragraph" w:styleId="Normal-White" w:customStyle="1">
+  <w:style w:type="paragraph" w:customStyle="1" w:styleId="Normal-White">
     <w:name w:val="Normal - White"/>
     <w:basedOn w:val="Normal"/>
     <w:uiPriority w:val="38"/>
@@ -22265,16 +20627,16 @@
     </w:pPr>
     <w:tblPr>
       <w:tblBorders>
-        <w:top w:val="single" w:color="BFBFBF" w:themeColor="background1" w:themeShade="BF" w:sz="4" w:space="0"/>
-        <w:left w:val="single" w:color="BFBFBF" w:themeColor="background1" w:themeShade="BF" w:sz="4" w:space="0"/>
-        <w:bottom w:val="single" w:color="BFBFBF" w:themeColor="background1" w:themeShade="BF" w:sz="4" w:space="0"/>
-        <w:right w:val="single" w:color="BFBFBF" w:themeColor="background1" w:themeShade="BF" w:sz="4" w:space="0"/>
-        <w:insideH w:val="single" w:color="BFBFBF" w:themeColor="background1" w:themeShade="BF" w:sz="4" w:space="0"/>
-        <w:insideV w:val="single" w:color="BFBFBF" w:themeColor="background1" w:themeShade="BF" w:sz="4" w:space="0"/>
+        <w:top w:val="single" w:sz="4" w:space="0" w:color="BFBFBF" w:themeColor="background1" w:themeShade="BF"/>
+        <w:left w:val="single" w:sz="4" w:space="0" w:color="BFBFBF" w:themeColor="background1" w:themeShade="BF"/>
+        <w:bottom w:val="single" w:sz="4" w:space="0" w:color="BFBFBF" w:themeColor="background1" w:themeShade="BF"/>
+        <w:right w:val="single" w:sz="4" w:space="0" w:color="BFBFBF" w:themeColor="background1" w:themeShade="BF"/>
+        <w:insideH w:val="single" w:sz="4" w:space="0" w:color="BFBFBF" w:themeColor="background1" w:themeShade="BF"/>
+        <w:insideV w:val="single" w:sz="4" w:space="0" w:color="BFBFBF" w:themeColor="background1" w:themeShade="BF"/>
       </w:tblBorders>
     </w:tblPr>
   </w:style>
-  <w:style w:type="paragraph" w:styleId="DarkHighlightBoxSub-title" w:customStyle="1">
+  <w:style w:type="paragraph" w:customStyle="1" w:styleId="DarkHighlightBoxSub-title">
     <w:name w:val="Dark Highlight Box Sub-title"/>
     <w:basedOn w:val="DarkHighlightBoxTitle"/>
     <w:uiPriority w:val="13"/>
@@ -22287,7 +20649,7 @@
       <w:szCs w:val="14"/>
     </w:rPr>
   </w:style>
-  <w:style w:type="paragraph" w:styleId="LightHighlightBoxSub-title" w:customStyle="1">
+  <w:style w:type="paragraph" w:customStyle="1" w:styleId="LightHighlightBoxSub-title">
     <w:name w:val="Light Highlight Box Sub-title"/>
     <w:basedOn w:val="LightHighlightBoxTitle"/>
     <w:uiPriority w:val="15"/>
@@ -22300,7 +20662,7 @@
       <w:szCs w:val="14"/>
     </w:rPr>
   </w:style>
-  <w:style w:type="table" w:styleId="IHITable-Heavy" w:customStyle="1">
+  <w:style w:type="table" w:customStyle="1" w:styleId="IHITable-Heavy">
     <w:name w:val="IHI Table - Heavy"/>
     <w:basedOn w:val="TableNormal"/>
     <w:uiPriority w:val="99"/>
@@ -22313,7 +20675,7 @@
       <w:tblStyleRowBandSize w:val="1"/>
       <w:tblStyleColBandSize w:val="1"/>
       <w:tblBorders>
-        <w:insideH w:val="single" w:color="FEFFFF" w:themeColor="background2" w:sz="4" w:space="0"/>
+        <w:insideH w:val="single" w:sz="4" w:space="0" w:color="FEFFFF" w:themeColor="background2"/>
       </w:tblBorders>
       <w:tblCellMar>
         <w:top w:w="85" w:type="dxa"/>
@@ -22376,7 +20738,7 @@
       </w:tcPr>
     </w:tblStylePr>
   </w:style>
-  <w:style w:type="paragraph" w:styleId="BorderBoxTitle" w:customStyle="1">
+  <w:style w:type="paragraph" w:customStyle="1" w:styleId="BorderBoxTitle">
     <w:name w:val="Border Box Title"/>
     <w:basedOn w:val="LightHighlightBoxTitle"/>
     <w:next w:val="Normal"/>
@@ -22388,7 +20750,7 @@
       <w:color w:val="E8DED7" w:themeColor="accent6"/>
     </w:rPr>
   </w:style>
-  <w:style w:type="paragraph" w:styleId="BorderBoxSub-title" w:customStyle="1">
+  <w:style w:type="paragraph" w:customStyle="1" w:styleId="BorderBoxSub-title">
     <w:name w:val="Border Box Sub-title"/>
     <w:basedOn w:val="LightHighlightBoxSub-title"/>
     <w:next w:val="Normal"/>
@@ -22419,7 +20781,7 @@
     <w:qFormat/>
     <w:rsid w:val="00122F33"/>
   </w:style>
-  <w:style w:type="paragraph" w:styleId="ChapterSub-title" w:customStyle="1">
+  <w:style w:type="paragraph" w:customStyle="1" w:styleId="ChapterSub-title">
     <w:name w:val="Chapter Sub-title"/>
     <w:basedOn w:val="Normal"/>
     <w:next w:val="ChapterDescription"/>
@@ -22451,7 +20813,7 @@
       <w:ind w:left="568" w:hanging="284"/>
     </w:pPr>
   </w:style>
-  <w:style w:type="paragraph" w:styleId="ChapterDescription" w:customStyle="1">
+  <w:style w:type="paragraph" w:customStyle="1" w:styleId="ChapterDescription">
     <w:name w:val="Chapter Description"/>
     <w:basedOn w:val="Normal"/>
     <w:uiPriority w:val="23"/>
@@ -22491,7 +20853,7 @@
       <w:szCs w:val="20"/>
     </w:rPr>
   </w:style>
-  <w:style w:type="character" w:styleId="EndnoteTextChar" w:customStyle="1">
+  <w:style w:type="character" w:customStyle="1" w:styleId="EndnoteTextChar">
     <w:name w:val="Endnote Text Char"/>
     <w:basedOn w:val="DefaultParagraphFont"/>
     <w:link w:val="EndnoteText"/>
@@ -22515,7 +20877,7 @@
       <w:vertAlign w:val="superscript"/>
     </w:rPr>
   </w:style>
-  <w:style w:type="table" w:styleId="IHITable-Minimalist" w:customStyle="1">
+  <w:style w:type="table" w:customStyle="1" w:styleId="IHITable-Minimalist">
     <w:name w:val="IHI Table - Minimalist"/>
     <w:basedOn w:val="TableNormal"/>
     <w:uiPriority w:val="99"/>
@@ -22528,8 +20890,8 @@
       <w:tblStyleRowBandSize w:val="1"/>
       <w:tblStyleColBandSize w:val="1"/>
       <w:tblBorders>
-        <w:insideH w:val="single" w:color="FFFFFF" w:themeColor="background1" w:sz="4" w:space="0"/>
-        <w:insideV w:val="single" w:color="FFFFFF" w:themeColor="background1" w:sz="4" w:space="0"/>
+        <w:insideH w:val="single" w:sz="4" w:space="0" w:color="FFFFFF" w:themeColor="background1"/>
+        <w:insideV w:val="single" w:sz="4" w:space="0" w:color="FFFFFF" w:themeColor="background1"/>
       </w:tblBorders>
       <w:tblCellMar>
         <w:top w:w="85" w:type="dxa"/>
@@ -22550,7 +20912,7 @@
       <w:tblPr/>
       <w:tcPr>
         <w:tcBorders>
-          <w:bottom w:val="single" w:color="6E2330" w:themeColor="accent2" w:sz="4" w:space="0"/>
+          <w:bottom w:val="single" w:sz="4" w:space="0" w:color="6E2330" w:themeColor="accent2"/>
         </w:tcBorders>
       </w:tcPr>
     </w:tblStylePr>
@@ -22562,7 +20924,7 @@
       <w:tblPr/>
       <w:tcPr>
         <w:tcBorders>
-          <w:top w:val="single" w:color="6E2330" w:themeColor="accent2" w:sz="4" w:space="0"/>
+          <w:top w:val="single" w:sz="4" w:space="0" w:color="6E2330" w:themeColor="accent2"/>
           <w:left w:val="nil"/>
           <w:bottom w:val="nil"/>
           <w:right w:val="nil"/>
@@ -22581,7 +20943,7 @@
       <w:tblPr/>
       <w:tcPr>
         <w:tcBorders>
-          <w:right w:val="single" w:color="6E2330" w:themeColor="accent2" w:sz="4" w:space="0"/>
+          <w:right w:val="single" w:sz="4" w:space="0" w:color="6E2330" w:themeColor="accent2"/>
         </w:tcBorders>
       </w:tcPr>
     </w:tblStylePr>
@@ -22593,7 +20955,7 @@
       <w:tblPr/>
       <w:tcPr>
         <w:tcBorders>
-          <w:left w:val="single" w:color="6E2330" w:themeColor="accent2" w:sz="4" w:space="0"/>
+          <w:left w:val="single" w:sz="4" w:space="0" w:color="6E2330" w:themeColor="accent2"/>
         </w:tcBorders>
       </w:tcPr>
     </w:tblStylePr>
@@ -22632,7 +20994,7 @@
       <w:szCs w:val="60"/>
     </w:rPr>
   </w:style>
-  <w:style w:type="character" w:styleId="TitleChar" w:customStyle="1">
+  <w:style w:type="character" w:customStyle="1" w:styleId="TitleChar">
     <w:name w:val="Title Char"/>
     <w:basedOn w:val="DefaultParagraphFont"/>
     <w:link w:val="Title"/>
@@ -22683,7 +21045,7 @@
       <w:szCs w:val="24"/>
     </w:rPr>
   </w:style>
-  <w:style w:type="character" w:styleId="BodyTextChar" w:customStyle="1">
+  <w:style w:type="character" w:customStyle="1" w:styleId="BodyTextChar">
     <w:name w:val="Body Text Char"/>
     <w:basedOn w:val="DefaultParagraphFont"/>
     <w:link w:val="BodyText"/>
@@ -22696,7 +21058,7 @@
       <w:szCs w:val="24"/>
     </w:rPr>
   </w:style>
-  <w:style w:type="paragraph" w:styleId="TableParagraph" w:customStyle="1">
+  <w:style w:type="paragraph" w:customStyle="1" w:styleId="TableParagraph">
     <w:name w:val="Table Paragraph"/>
     <w:basedOn w:val="Normal"/>
     <w:uiPriority w:val="1"/>
@@ -22712,7 +21074,7 @@
       <w:lang w:val="en-US"/>
     </w:rPr>
   </w:style>
-  <w:style w:type="table" w:styleId="prueba" w:customStyle="1">
+  <w:style w:type="table" w:customStyle="1" w:styleId="prueba">
     <w:name w:val="prueba"/>
     <w:basedOn w:val="TableNormal"/>
     <w:uiPriority w:val="99"/>
@@ -22731,12 +21093,12 @@
     <w:tblPr>
       <w:tblStyleRowBandSize w:val="1"/>
       <w:tblBorders>
-        <w:top w:val="single" w:color="18136F" w:sz="4" w:space="0"/>
-        <w:left w:val="single" w:color="18136F" w:sz="4" w:space="0"/>
-        <w:bottom w:val="single" w:color="18136F" w:sz="4" w:space="0"/>
-        <w:right w:val="single" w:color="18136F" w:sz="4" w:space="0"/>
-        <w:insideH w:val="single" w:color="18136F" w:sz="4" w:space="0"/>
-        <w:insideV w:val="single" w:color="18136F" w:sz="4" w:space="0"/>
+        <w:top w:val="single" w:sz="4" w:space="0" w:color="18136F"/>
+        <w:left w:val="single" w:sz="4" w:space="0" w:color="18136F"/>
+        <w:bottom w:val="single" w:sz="4" w:space="0" w:color="18136F"/>
+        <w:right w:val="single" w:sz="4" w:space="0" w:color="18136F"/>
+        <w:insideH w:val="single" w:sz="4" w:space="0" w:color="18136F"/>
+        <w:insideV w:val="single" w:sz="4" w:space="0" w:color="18136F"/>
       </w:tblBorders>
     </w:tblPr>
     <w:tblStylePr w:type="firstRow">
@@ -22780,7 +21142,7 @@
       <w:ind w:left="1000"/>
     </w:pPr>
   </w:style>
-  <w:style w:type="table" w:styleId="TableGrid1" w:customStyle="1">
+  <w:style w:type="table" w:customStyle="1" w:styleId="TableGrid1">
     <w:name w:val="Table Grid1"/>
     <w:basedOn w:val="TableNormal"/>
     <w:next w:val="TableGrid"/>
@@ -22797,12 +21159,12 @@
     </w:rPr>
     <w:tblPr>
       <w:tblBorders>
-        <w:top w:val="single" w:color="auto" w:sz="4" w:space="0"/>
-        <w:left w:val="single" w:color="auto" w:sz="4" w:space="0"/>
-        <w:bottom w:val="single" w:color="auto" w:sz="4" w:space="0"/>
-        <w:right w:val="single" w:color="auto" w:sz="4" w:space="0"/>
-        <w:insideH w:val="single" w:color="auto" w:sz="4" w:space="0"/>
-        <w:insideV w:val="single" w:color="auto" w:sz="4" w:space="0"/>
+        <w:top w:val="single" w:sz="4" w:space="0" w:color="auto"/>
+        <w:left w:val="single" w:sz="4" w:space="0" w:color="auto"/>
+        <w:bottom w:val="single" w:sz="4" w:space="0" w:color="auto"/>
+        <w:right w:val="single" w:sz="4" w:space="0" w:color="auto"/>
+        <w:insideH w:val="single" w:sz="4" w:space="0" w:color="auto"/>
+        <w:insideV w:val="single" w:sz="4" w:space="0" w:color="auto"/>
       </w:tblBorders>
     </w:tblPr>
   </w:style>
@@ -22824,12 +21186,12 @@
       <w:tblStyleRowBandSize w:val="1"/>
       <w:tblStyleColBandSize w:val="1"/>
       <w:tblBorders>
-        <w:top w:val="single" w:color="C88C8C" w:themeColor="accent1" w:themeTint="66" w:sz="4" w:space="0"/>
-        <w:left w:val="single" w:color="C88C8C" w:themeColor="accent1" w:themeTint="66" w:sz="4" w:space="0"/>
-        <w:bottom w:val="single" w:color="C88C8C" w:themeColor="accent1" w:themeTint="66" w:sz="4" w:space="0"/>
-        <w:right w:val="single" w:color="C88C8C" w:themeColor="accent1" w:themeTint="66" w:sz="4" w:space="0"/>
-        <w:insideH w:val="single" w:color="C88C8C" w:themeColor="accent1" w:themeTint="66" w:sz="4" w:space="0"/>
-        <w:insideV w:val="single" w:color="C88C8C" w:themeColor="accent1" w:themeTint="66" w:sz="4" w:space="0"/>
+        <w:top w:val="single" w:sz="4" w:space="0" w:color="C88C8C" w:themeColor="accent1" w:themeTint="66"/>
+        <w:left w:val="single" w:sz="4" w:space="0" w:color="C88C8C" w:themeColor="accent1" w:themeTint="66"/>
+        <w:bottom w:val="single" w:sz="4" w:space="0" w:color="C88C8C" w:themeColor="accent1" w:themeTint="66"/>
+        <w:right w:val="single" w:sz="4" w:space="0" w:color="C88C8C" w:themeColor="accent1" w:themeTint="66"/>
+        <w:insideH w:val="single" w:sz="4" w:space="0" w:color="C88C8C" w:themeColor="accent1" w:themeTint="66"/>
+        <w:insideV w:val="single" w:sz="4" w:space="0" w:color="C88C8C" w:themeColor="accent1" w:themeTint="66"/>
       </w:tblBorders>
     </w:tblPr>
     <w:tblStylePr w:type="firstRow">
@@ -22840,7 +21202,7 @@
       <w:tblPr/>
       <w:tcPr>
         <w:tcBorders>
-          <w:bottom w:val="single" w:color="AD5252" w:themeColor="accent1" w:themeTint="99" w:sz="12" w:space="0"/>
+          <w:bottom w:val="single" w:sz="12" w:space="0" w:color="AD5252" w:themeColor="accent1" w:themeTint="99"/>
         </w:tcBorders>
       </w:tcPr>
     </w:tblStylePr>
@@ -22852,7 +21214,7 @@
       <w:tblPr/>
       <w:tcPr>
         <w:tcBorders>
-          <w:top w:val="double" w:color="AD5252" w:themeColor="accent1" w:themeTint="99" w:sz="2" w:space="0"/>
+          <w:top w:val="double" w:sz="2" w:space="0" w:color="AD5252" w:themeColor="accent1" w:themeTint="99"/>
         </w:tcBorders>
       </w:tcPr>
     </w:tblStylePr>
@@ -22881,10 +21243,10 @@
       <w:tblStyleRowBandSize w:val="1"/>
       <w:tblStyleColBandSize w:val="1"/>
       <w:tblBorders>
-        <w:top w:val="single" w:color="6E2330" w:themeColor="accent2" w:sz="4" w:space="0"/>
-        <w:left w:val="single" w:color="6E2330" w:themeColor="accent2" w:sz="4" w:space="0"/>
-        <w:bottom w:val="single" w:color="6E2330" w:themeColor="accent2" w:sz="4" w:space="0"/>
-        <w:right w:val="single" w:color="6E2330" w:themeColor="accent2" w:sz="4" w:space="0"/>
+        <w:top w:val="single" w:sz="4" w:space="0" w:color="6E2330" w:themeColor="accent2"/>
+        <w:left w:val="single" w:sz="4" w:space="0" w:color="6E2330" w:themeColor="accent2"/>
+        <w:bottom w:val="single" w:sz="4" w:space="0" w:color="6E2330" w:themeColor="accent2"/>
+        <w:right w:val="single" w:sz="4" w:space="0" w:color="6E2330" w:themeColor="accent2"/>
       </w:tblBorders>
     </w:tblPr>
     <w:tblStylePr w:type="firstRow">
@@ -22906,7 +21268,7 @@
       <w:tblPr/>
       <w:tcPr>
         <w:tcBorders>
-          <w:top w:val="double" w:color="6E2330" w:themeColor="accent2" w:sz="4" w:space="0"/>
+          <w:top w:val="double" w:sz="4" w:space="0" w:color="6E2330" w:themeColor="accent2"/>
         </w:tcBorders>
         <w:shd w:val="clear" w:color="auto" w:fill="FFFFFF" w:themeFill="background1"/>
       </w:tcPr>
@@ -22941,8 +21303,8 @@
       <w:tblPr/>
       <w:tcPr>
         <w:tcBorders>
-          <w:left w:val="single" w:color="6E2330" w:themeColor="accent2" w:sz="4" w:space="0"/>
-          <w:right w:val="single" w:color="6E2330" w:themeColor="accent2" w:sz="4" w:space="0"/>
+          <w:left w:val="single" w:sz="4" w:space="0" w:color="6E2330" w:themeColor="accent2"/>
+          <w:right w:val="single" w:sz="4" w:space="0" w:color="6E2330" w:themeColor="accent2"/>
         </w:tcBorders>
       </w:tcPr>
     </w:tblStylePr>
@@ -22950,8 +21312,8 @@
       <w:tblPr/>
       <w:tcPr>
         <w:tcBorders>
-          <w:top w:val="single" w:color="6E2330" w:themeColor="accent2" w:sz="4" w:space="0"/>
-          <w:bottom w:val="single" w:color="6E2330" w:themeColor="accent2" w:sz="4" w:space="0"/>
+          <w:top w:val="single" w:sz="4" w:space="0" w:color="6E2330" w:themeColor="accent2"/>
+          <w:bottom w:val="single" w:sz="4" w:space="0" w:color="6E2330" w:themeColor="accent2"/>
           <w:insideH w:val="nil"/>
         </w:tcBorders>
       </w:tcPr>
@@ -22978,7 +21340,7 @@
       <w:tblPr/>
       <w:tcPr>
         <w:tcBorders>
-          <w:top w:val="double" w:color="6E2330" w:themeColor="accent2" w:sz="4" w:space="0"/>
+          <w:top w:val="double" w:sz="4" w:space="0" w:color="6E2330" w:themeColor="accent2"/>
           <w:left w:val="nil"/>
         </w:tcBorders>
       </w:tcPr>
@@ -22987,7 +21349,7 @@
       <w:tblPr/>
       <w:tcPr>
         <w:tcBorders>
-          <w:top w:val="double" w:color="6E2330" w:themeColor="accent2" w:sz="4" w:space="0"/>
+          <w:top w:val="double" w:sz="4" w:space="0" w:color="6E2330" w:themeColor="accent2"/>
           <w:right w:val="nil"/>
         </w:tcBorders>
       </w:tcPr>
@@ -23005,12 +21367,12 @@
       <w:tblStyleRowBandSize w:val="1"/>
       <w:tblStyleColBandSize w:val="1"/>
       <w:tblBorders>
-        <w:top w:val="single" w:color="DB909D" w:themeColor="accent2" w:themeTint="66" w:sz="4" w:space="0"/>
-        <w:left w:val="single" w:color="DB909D" w:themeColor="accent2" w:themeTint="66" w:sz="4" w:space="0"/>
-        <w:bottom w:val="single" w:color="DB909D" w:themeColor="accent2" w:themeTint="66" w:sz="4" w:space="0"/>
-        <w:right w:val="single" w:color="DB909D" w:themeColor="accent2" w:themeTint="66" w:sz="4" w:space="0"/>
-        <w:insideH w:val="single" w:color="DB909D" w:themeColor="accent2" w:themeTint="66" w:sz="4" w:space="0"/>
-        <w:insideV w:val="single" w:color="DB909D" w:themeColor="accent2" w:themeTint="66" w:sz="4" w:space="0"/>
+        <w:top w:val="single" w:sz="4" w:space="0" w:color="DB909D" w:themeColor="accent2" w:themeTint="66"/>
+        <w:left w:val="single" w:sz="4" w:space="0" w:color="DB909D" w:themeColor="accent2" w:themeTint="66"/>
+        <w:bottom w:val="single" w:sz="4" w:space="0" w:color="DB909D" w:themeColor="accent2" w:themeTint="66"/>
+        <w:right w:val="single" w:sz="4" w:space="0" w:color="DB909D" w:themeColor="accent2" w:themeTint="66"/>
+        <w:insideH w:val="single" w:sz="4" w:space="0" w:color="DB909D" w:themeColor="accent2" w:themeTint="66"/>
+        <w:insideV w:val="single" w:sz="4" w:space="0" w:color="DB909D" w:themeColor="accent2" w:themeTint="66"/>
       </w:tblBorders>
     </w:tblPr>
     <w:tblStylePr w:type="firstRow">
@@ -23021,7 +21383,7 @@
       <w:tblPr/>
       <w:tcPr>
         <w:tcBorders>
-          <w:bottom w:val="single" w:color="CA586C" w:themeColor="accent2" w:themeTint="99" w:sz="12" w:space="0"/>
+          <w:bottom w:val="single" w:sz="12" w:space="0" w:color="CA586C" w:themeColor="accent2" w:themeTint="99"/>
         </w:tcBorders>
       </w:tcPr>
     </w:tblStylePr>
@@ -23033,7 +21395,7 @@
       <w:tblPr/>
       <w:tcPr>
         <w:tcBorders>
-          <w:top w:val="double" w:color="CA586C" w:themeColor="accent2" w:themeTint="99" w:sz="2" w:space="0"/>
+          <w:top w:val="double" w:sz="2" w:space="0" w:color="CA586C" w:themeColor="accent2" w:themeTint="99"/>
         </w:tcBorders>
       </w:tcPr>
     </w:tblStylePr>
@@ -23062,12 +21424,12 @@
       <w:tblStyleRowBandSize w:val="1"/>
       <w:tblStyleColBandSize w:val="1"/>
       <w:tblBorders>
-        <w:top w:val="single" w:color="CA586C" w:themeColor="accent2" w:themeTint="99" w:sz="4" w:space="0"/>
-        <w:left w:val="single" w:color="CA586C" w:themeColor="accent2" w:themeTint="99" w:sz="4" w:space="0"/>
-        <w:bottom w:val="single" w:color="CA586C" w:themeColor="accent2" w:themeTint="99" w:sz="4" w:space="0"/>
-        <w:right w:val="single" w:color="CA586C" w:themeColor="accent2" w:themeTint="99" w:sz="4" w:space="0"/>
-        <w:insideH w:val="single" w:color="CA586C" w:themeColor="accent2" w:themeTint="99" w:sz="4" w:space="0"/>
-        <w:insideV w:val="single" w:color="CA586C" w:themeColor="accent2" w:themeTint="99" w:sz="4" w:space="0"/>
+        <w:top w:val="single" w:sz="4" w:space="0" w:color="CA586C" w:themeColor="accent2" w:themeTint="99"/>
+        <w:left w:val="single" w:sz="4" w:space="0" w:color="CA586C" w:themeColor="accent2" w:themeTint="99"/>
+        <w:bottom w:val="single" w:sz="4" w:space="0" w:color="CA586C" w:themeColor="accent2" w:themeTint="99"/>
+        <w:right w:val="single" w:sz="4" w:space="0" w:color="CA586C" w:themeColor="accent2" w:themeTint="99"/>
+        <w:insideH w:val="single" w:sz="4" w:space="0" w:color="CA586C" w:themeColor="accent2" w:themeTint="99"/>
+        <w:insideV w:val="single" w:sz="4" w:space="0" w:color="CA586C" w:themeColor="accent2" w:themeTint="99"/>
       </w:tblBorders>
     </w:tblPr>
     <w:tblStylePr w:type="firstRow">
@@ -23079,10 +21441,10 @@
       <w:tblPr/>
       <w:tcPr>
         <w:tcBorders>
-          <w:top w:val="single" w:color="6E2330" w:themeColor="accent2" w:sz="4" w:space="0"/>
-          <w:left w:val="single" w:color="6E2330" w:themeColor="accent2" w:sz="4" w:space="0"/>
-          <w:bottom w:val="single" w:color="6E2330" w:themeColor="accent2" w:sz="4" w:space="0"/>
-          <w:right w:val="single" w:color="6E2330" w:themeColor="accent2" w:sz="4" w:space="0"/>
+          <w:top w:val="single" w:sz="4" w:space="0" w:color="6E2330" w:themeColor="accent2"/>
+          <w:left w:val="single" w:sz="4" w:space="0" w:color="6E2330" w:themeColor="accent2"/>
+          <w:bottom w:val="single" w:sz="4" w:space="0" w:color="6E2330" w:themeColor="accent2"/>
+          <w:right w:val="single" w:sz="4" w:space="0" w:color="6E2330" w:themeColor="accent2"/>
           <w:insideH w:val="nil"/>
           <w:insideV w:val="nil"/>
         </w:tcBorders>
@@ -23097,7 +21459,7 @@
       <w:tblPr/>
       <w:tcPr>
         <w:tcBorders>
-          <w:top w:val="double" w:color="6E2330" w:themeColor="accent2" w:sz="4" w:space="0"/>
+          <w:top w:val="double" w:sz="4" w:space="0" w:color="6E2330" w:themeColor="accent2"/>
         </w:tcBorders>
       </w:tcPr>
     </w:tblStylePr>
@@ -23138,11 +21500,11 @@
       <w:tblStyleRowBandSize w:val="1"/>
       <w:tblStyleColBandSize w:val="1"/>
       <w:tblBorders>
-        <w:top w:val="single" w:color="CA586C" w:themeColor="accent2" w:themeTint="99" w:sz="4" w:space="0"/>
-        <w:left w:val="single" w:color="CA586C" w:themeColor="accent2" w:themeTint="99" w:sz="4" w:space="0"/>
-        <w:bottom w:val="single" w:color="CA586C" w:themeColor="accent2" w:themeTint="99" w:sz="4" w:space="0"/>
-        <w:right w:val="single" w:color="CA586C" w:themeColor="accent2" w:themeTint="99" w:sz="4" w:space="0"/>
-        <w:insideH w:val="single" w:color="CA586C" w:themeColor="accent2" w:themeTint="99" w:sz="4" w:space="0"/>
+        <w:top w:val="single" w:sz="4" w:space="0" w:color="CA586C" w:themeColor="accent2" w:themeTint="99"/>
+        <w:left w:val="single" w:sz="4" w:space="0" w:color="CA586C" w:themeColor="accent2" w:themeTint="99"/>
+        <w:bottom w:val="single" w:sz="4" w:space="0" w:color="CA586C" w:themeColor="accent2" w:themeTint="99"/>
+        <w:right w:val="single" w:sz="4" w:space="0" w:color="CA586C" w:themeColor="accent2" w:themeTint="99"/>
+        <w:insideH w:val="single" w:sz="4" w:space="0" w:color="CA586C" w:themeColor="accent2" w:themeTint="99"/>
       </w:tblBorders>
     </w:tblPr>
     <w:tblStylePr w:type="firstRow">
@@ -23154,10 +21516,10 @@
       <w:tblPr/>
       <w:tcPr>
         <w:tcBorders>
-          <w:top w:val="single" w:color="6E2330" w:themeColor="accent2" w:sz="4" w:space="0"/>
-          <w:left w:val="single" w:color="6E2330" w:themeColor="accent2" w:sz="4" w:space="0"/>
-          <w:bottom w:val="single" w:color="6E2330" w:themeColor="accent2" w:sz="4" w:space="0"/>
-          <w:right w:val="single" w:color="6E2330" w:themeColor="accent2" w:sz="4" w:space="0"/>
+          <w:top w:val="single" w:sz="4" w:space="0" w:color="6E2330" w:themeColor="accent2"/>
+          <w:left w:val="single" w:sz="4" w:space="0" w:color="6E2330" w:themeColor="accent2"/>
+          <w:bottom w:val="single" w:sz="4" w:space="0" w:color="6E2330" w:themeColor="accent2"/>
+          <w:right w:val="single" w:sz="4" w:space="0" w:color="6E2330" w:themeColor="accent2"/>
           <w:insideH w:val="nil"/>
         </w:tcBorders>
         <w:shd w:val="clear" w:color="auto" w:fill="6E2330" w:themeFill="accent2"/>
@@ -23171,7 +21533,7 @@
       <w:tblPr/>
       <w:tcPr>
         <w:tcBorders>
-          <w:top w:val="double" w:color="CA586C" w:themeColor="accent2" w:themeTint="99" w:sz="4" w:space="0"/>
+          <w:top w:val="double" w:sz="4" w:space="0" w:color="CA586C" w:themeColor="accent2" w:themeTint="99"/>
         </w:tcBorders>
       </w:tcPr>
     </w:tblStylePr>
@@ -23200,7 +21562,7 @@
       </w:tcPr>
     </w:tblStylePr>
   </w:style>
-  <w:style w:type="paragraph" w:styleId="Explanation" w:customStyle="1">
+  <w:style w:type="paragraph" w:customStyle="1" w:styleId="Explanation">
     <w:name w:val="Explanation"/>
     <w:basedOn w:val="Normal"/>
     <w:link w:val="ExplanationChar"/>
@@ -23211,7 +21573,7 @@
       <w:jc w:val="both"/>
     </w:pPr>
     <w:rPr>
-      <w:rFonts w:eastAsia="Calibri" w:asciiTheme="minorHAnsi" w:hAnsiTheme="minorHAnsi" w:cstheme="minorHAnsi"/>
+      <w:rFonts w:asciiTheme="minorHAnsi" w:eastAsia="Calibri" w:hAnsiTheme="minorHAnsi" w:cstheme="minorHAnsi"/>
       <w:i/>
       <w:iCs/>
       <w:color w:val="6E2330" w:themeColor="accent2"/>
@@ -23219,7 +21581,7 @@
       <w:szCs w:val="22"/>
     </w:rPr>
   </w:style>
-  <w:style w:type="character" w:styleId="ExplanationChar" w:customStyle="1">
+  <w:style w:type="character" w:customStyle="1" w:styleId="ExplanationChar">
     <w:name w:val="Explanation Char"/>
     <w:basedOn w:val="DefaultParagraphFont"/>
     <w:link w:val="Explanation"/>
@@ -23233,7 +21595,7 @@
       <w:szCs w:val="22"/>
     </w:rPr>
   </w:style>
-  <w:style w:type="paragraph" w:styleId="BodytextAgency" w:customStyle="1">
+  <w:style w:type="paragraph" w:customStyle="1" w:styleId="BodytextAgency">
     <w:name w:val="Body text (Agency)"/>
     <w:basedOn w:val="Normal"/>
     <w:link w:val="BodytextAgencyChar"/>
@@ -23244,17 +21606,17 @@
       <w:jc w:val="both"/>
     </w:pPr>
     <w:rPr>
-      <w:rFonts w:ascii="Verdana" w:hAnsi="Verdana" w:eastAsia="Verdana" w:cs="Verdana"/>
+      <w:rFonts w:ascii="Verdana" w:eastAsia="Verdana" w:hAnsi="Verdana" w:cs="Verdana"/>
       <w:sz w:val="18"/>
       <w:lang w:eastAsia="en-GB"/>
     </w:rPr>
   </w:style>
-  <w:style w:type="character" w:styleId="BodytextAgencyChar" w:customStyle="1">
+  <w:style w:type="character" w:customStyle="1" w:styleId="BodytextAgencyChar">
     <w:name w:val="Body text (Agency) Char"/>
     <w:link w:val="BodytextAgency"/>
     <w:rsid w:val="00645C16"/>
     <w:rPr>
-      <w:rFonts w:ascii="Verdana" w:hAnsi="Verdana" w:eastAsia="Verdana" w:cs="Verdana"/>
+      <w:rFonts w:ascii="Verdana" w:eastAsia="Verdana" w:hAnsi="Verdana" w:cs="Verdana"/>
       <w:lang w:eastAsia="en-GB"/>
     </w:rPr>
   </w:style>
@@ -23276,12 +21638,12 @@
       <w:tblStyleRowBandSize w:val="1"/>
       <w:tblStyleColBandSize w:val="1"/>
       <w:tblBorders>
-        <w:top w:val="single" w:color="AD5252" w:themeColor="accent1" w:themeTint="99" w:sz="4" w:space="0"/>
-        <w:left w:val="single" w:color="AD5252" w:themeColor="accent1" w:themeTint="99" w:sz="4" w:space="0"/>
-        <w:bottom w:val="single" w:color="AD5252" w:themeColor="accent1" w:themeTint="99" w:sz="4" w:space="0"/>
-        <w:right w:val="single" w:color="AD5252" w:themeColor="accent1" w:themeTint="99" w:sz="4" w:space="0"/>
-        <w:insideH w:val="single" w:color="AD5252" w:themeColor="accent1" w:themeTint="99" w:sz="4" w:space="0"/>
-        <w:insideV w:val="single" w:color="AD5252" w:themeColor="accent1" w:themeTint="99" w:sz="4" w:space="0"/>
+        <w:top w:val="single" w:sz="4" w:space="0" w:color="AD5252" w:themeColor="accent1" w:themeTint="99"/>
+        <w:left w:val="single" w:sz="4" w:space="0" w:color="AD5252" w:themeColor="accent1" w:themeTint="99"/>
+        <w:bottom w:val="single" w:sz="4" w:space="0" w:color="AD5252" w:themeColor="accent1" w:themeTint="99"/>
+        <w:right w:val="single" w:sz="4" w:space="0" w:color="AD5252" w:themeColor="accent1" w:themeTint="99"/>
+        <w:insideH w:val="single" w:sz="4" w:space="0" w:color="AD5252" w:themeColor="accent1" w:themeTint="99"/>
+        <w:insideV w:val="single" w:sz="4" w:space="0" w:color="AD5252" w:themeColor="accent1" w:themeTint="99"/>
       </w:tblBorders>
     </w:tblPr>
     <w:tblStylePr w:type="firstRow">
@@ -23293,10 +21655,10 @@
       <w:tblPr/>
       <w:tcPr>
         <w:tcBorders>
-          <w:top w:val="single" w:color="3B1C1C" w:themeColor="accent1" w:sz="4" w:space="0"/>
-          <w:left w:val="single" w:color="3B1C1C" w:themeColor="accent1" w:sz="4" w:space="0"/>
-          <w:bottom w:val="single" w:color="3B1C1C" w:themeColor="accent1" w:sz="4" w:space="0"/>
-          <w:right w:val="single" w:color="3B1C1C" w:themeColor="accent1" w:sz="4" w:space="0"/>
+          <w:top w:val="single" w:sz="4" w:space="0" w:color="3B1C1C" w:themeColor="accent1"/>
+          <w:left w:val="single" w:sz="4" w:space="0" w:color="3B1C1C" w:themeColor="accent1"/>
+          <w:bottom w:val="single" w:sz="4" w:space="0" w:color="3B1C1C" w:themeColor="accent1"/>
+          <w:right w:val="single" w:sz="4" w:space="0" w:color="3B1C1C" w:themeColor="accent1"/>
           <w:insideH w:val="nil"/>
           <w:insideV w:val="nil"/>
         </w:tcBorders>
@@ -23311,7 +21673,7 @@
       <w:tblPr/>
       <w:tcPr>
         <w:tcBorders>
-          <w:top w:val="double" w:color="3B1C1C" w:themeColor="accent1" w:sz="4" w:space="0"/>
+          <w:top w:val="double" w:sz="4" w:space="0" w:color="3B1C1C" w:themeColor="accent1"/>
         </w:tcBorders>
       </w:tcPr>
     </w:tblStylePr>
@@ -23344,7 +21706,7 @@
 </file>
 
 <file path=word/theme/theme1.xml><?xml version="1.0" encoding="utf-8"?>
-<a:theme xmlns:a="http://schemas.openxmlformats.org/drawingml/2006/main" xmlns:thm15="http://schemas.microsoft.com/office/thememl/2012/main" name="Theme_GREG">
+<a:theme xmlns:a="http://schemas.openxmlformats.org/drawingml/2006/main" name="Theme_GREG">
   <a:themeElements>
     <a:clrScheme name="GREG colours 1">
       <a:dk1>
@@ -23727,10 +22089,26 @@
 </file>
 
 <file path=customXml/item1.xml><?xml version="1.0" encoding="utf-8"?>
-<b:Sources xmlns:b="http://schemas.openxmlformats.org/officeDocument/2006/bibliography" xmlns="http://schemas.openxmlformats.org/officeDocument/2006/bibliography" SelectedStyle="\APASixthEditionOfficeOnline.xsl" StyleName="APA" Version="6"/>
+<?mso-contentType ?>
+<FormTemplates xmlns="http://schemas.microsoft.com/sharepoint/v3/contenttype/forms">
+  <Display>DocumentLibraryForm</Display>
+  <Edit>DocumentLibraryForm</Edit>
+  <New>DocumentLibraryForm</New>
+</FormTemplates>
 </file>
 
 <file path=customXml/item2.xml><?xml version="1.0" encoding="utf-8"?>
+<p:properties xmlns:p="http://schemas.microsoft.com/office/2006/metadata/properties" xmlns:xsi="http://www.w3.org/2001/XMLSchema-instance" xmlns:pc="http://schemas.microsoft.com/office/infopath/2007/PartnerControls">
+  <documentManagement>
+    <lcf76f155ced4ddcb4097134ff3c332f xmlns="aa090b39-19cc-44e4-bcff-3d4143b5240c">
+      <Terms xmlns="http://schemas.microsoft.com/office/infopath/2007/PartnerControls"/>
+    </lcf76f155ced4ddcb4097134ff3c332f>
+    <TaxCatchAll xmlns="59f41571-cdd9-4605-8bef-563b0d785082" xsi:nil="true"/>
+  </documentManagement>
+</p:properties>
+</file>
+
+<file path=customXml/item3.xml><?xml version="1.0" encoding="utf-8"?>
 <ct:contentTypeSchema xmlns:ct="http://schemas.microsoft.com/office/2006/metadata/contentType" xmlns:ma="http://schemas.microsoft.com/office/2006/metadata/properties/metaAttributes" ct:_="" ma:_="" ma:contentTypeName="Document" ma:contentTypeID="0x01010000AD67281A9CD24CB6A11A93A821EF74" ma:contentTypeVersion="13" ma:contentTypeDescription="Create a new document." ma:contentTypeScope="" ma:versionID="58ef1b239ab8b2d50e6c68a5d342f413">
   <xsd:schema xmlns:xsd="http://www.w3.org/2001/XMLSchema" xmlns:xs="http://www.w3.org/2001/XMLSchema" xmlns:p="http://schemas.microsoft.com/office/2006/metadata/properties" xmlns:ns2="aa090b39-19cc-44e4-bcff-3d4143b5240c" xmlns:ns3="59f41571-cdd9-4605-8bef-563b0d785082" targetNamespace="http://schemas.microsoft.com/office/2006/metadata/properties" ma:root="true" ma:fieldsID="fe59016e4d9c90ae73857d663e7bea2d" ns2:_="" ns3:_="">
     <xsd:import namespace="aa090b39-19cc-44e4-bcff-3d4143b5240c"/>
@@ -23937,39 +22315,19 @@
 </ct:contentTypeSchema>
 </file>
 
-<file path=customXml/item3.xml><?xml version="1.0" encoding="utf-8"?>
-<p:properties xmlns:p="http://schemas.microsoft.com/office/2006/metadata/properties" xmlns:xsi="http://www.w3.org/2001/XMLSchema-instance" xmlns:pc="http://schemas.microsoft.com/office/infopath/2007/PartnerControls">
-  <documentManagement>
-    <lcf76f155ced4ddcb4097134ff3c332f xmlns="aa090b39-19cc-44e4-bcff-3d4143b5240c">
-      <Terms xmlns="http://schemas.microsoft.com/office/infopath/2007/PartnerControls"/>
-    </lcf76f155ced4ddcb4097134ff3c332f>
-    <TaxCatchAll xmlns="59f41571-cdd9-4605-8bef-563b0d785082" xsi:nil="true"/>
-  </documentManagement>
-</p:properties>
-</file>
-
 <file path=customXml/item4.xml><?xml version="1.0" encoding="utf-8"?>
-<?mso-contentType ?>
-<FormTemplates xmlns="http://schemas.microsoft.com/sharepoint/v3/contenttype/forms">
-  <Display>DocumentLibraryForm</Display>
-  <Edit>DocumentLibraryForm</Edit>
-  <New>DocumentLibraryForm</New>
-</FormTemplates>
+<b:Sources xmlns:b="http://schemas.openxmlformats.org/officeDocument/2006/bibliography" xmlns="http://schemas.openxmlformats.org/officeDocument/2006/bibliography" SelectedStyle="\APASixthEditionOfficeOnline.xsl" StyleName="APA" Version="6"/>
 </file>
 
 <file path=customXml/itemProps1.xml><?xml version="1.0" encoding="utf-8"?>
-<ds:datastoreItem xmlns:ds="http://schemas.openxmlformats.org/officeDocument/2006/customXml" ds:itemID="{0FF91E7C-91B0-48DE-A66E-779C51BD91C2}">
+<ds:datastoreItem xmlns:ds="http://schemas.openxmlformats.org/officeDocument/2006/customXml" ds:itemID="{E1BB5FA1-ACDE-4554-BAF5-ACFA80507FB2}">
   <ds:schemaRefs>
-    <ds:schemaRef ds:uri="http://schemas.openxmlformats.org/officeDocument/2006/bibliography"/>
+    <ds:schemaRef ds:uri="http://schemas.microsoft.com/sharepoint/v3/contenttype/forms"/>
   </ds:schemaRefs>
 </ds:datastoreItem>
 </file>
 
 <file path=customXml/itemProps2.xml><?xml version="1.0" encoding="utf-8"?>
-<ds:datastoreItem xmlns:ds="http://schemas.openxmlformats.org/officeDocument/2006/customXml" ds:itemID="{9BBF150F-822F-47F2-90AF-2C021CCC765C}"/>
-</file>
-
-<file path=customXml/itemProps3.xml><?xml version="1.0" encoding="utf-8"?>
 <ds:datastoreItem xmlns:ds="http://schemas.openxmlformats.org/officeDocument/2006/customXml" ds:itemID="{8E0F163E-D4A1-4374-B585-3E9164DAE0AD}">
   <ds:schemaRefs>
     <ds:schemaRef ds:uri="http://schemas.microsoft.com/office/2006/metadata/properties"/>
@@ -23980,10 +22338,29 @@
 </ds:datastoreItem>
 </file>
 
+<file path=customXml/itemProps3.xml><?xml version="1.0" encoding="utf-8"?>
+<ds:datastoreItem xmlns:ds="http://schemas.openxmlformats.org/officeDocument/2006/customXml" ds:itemID="{9BBF150F-822F-47F2-90AF-2C021CCC765C}">
+  <ds:schemaRefs>
+    <ds:schemaRef ds:uri="http://schemas.microsoft.com/office/2006/metadata/contentType"/>
+    <ds:schemaRef ds:uri="http://schemas.microsoft.com/office/2006/metadata/properties/metaAttributes"/>
+    <ds:schemaRef ds:uri="http://www.w3.org/2001/XMLSchema"/>
+    <ds:schemaRef ds:uri="http://schemas.microsoft.com/office/2006/metadata/properties"/>
+    <ds:schemaRef ds:uri="aa090b39-19cc-44e4-bcff-3d4143b5240c"/>
+    <ds:schemaRef ds:uri="59f41571-cdd9-4605-8bef-563b0d785082"/>
+    <ds:schemaRef ds:uri="http://schemas.microsoft.com/office/2006/documentManagement/types"/>
+    <ds:schemaRef ds:uri="http://schemas.microsoft.com/office/infopath/2007/PartnerControls"/>
+    <ds:schemaRef ds:uri="http://schemas.openxmlformats.org/package/2006/metadata/core-properties"/>
+    <ds:schemaRef ds:uri="http://purl.org/dc/elements/1.1/"/>
+    <ds:schemaRef ds:uri="http://purl.org/dc/terms/"/>
+    <ds:schemaRef ds:uri="http://schemas.microsoft.com/internal/obd"/>
+  </ds:schemaRefs>
+</ds:datastoreItem>
+</file>
+
 <file path=customXml/itemProps4.xml><?xml version="1.0" encoding="utf-8"?>
-<ds:datastoreItem xmlns:ds="http://schemas.openxmlformats.org/officeDocument/2006/customXml" ds:itemID="{E1BB5FA1-ACDE-4554-BAF5-ACFA80507FB2}">
+<ds:datastoreItem xmlns:ds="http://schemas.openxmlformats.org/officeDocument/2006/customXml" ds:itemID="{0FF91E7C-91B0-48DE-A66E-779C51BD91C2}">
   <ds:schemaRefs>
-    <ds:schemaRef ds:uri="http://schemas.microsoft.com/sharepoint/v3/contenttype/forms"/>
+    <ds:schemaRef ds:uri="http://schemas.openxmlformats.org/officeDocument/2006/bibliography"/>
   </ds:schemaRefs>
 </ds:datastoreItem>
 </file>
